--- a/docs/Water-Quality-Assessment-of-the-Kenai-River-Watershed-from-2000-to-2023-[DRAFT].docx
+++ b/docs/Water-Quality-Assessment-of-the-Kenai-River-Watershed-from-2000-to-2023-[DRAFT].docx
@@ -160,7 +160,7 @@
         </w:p>
       </w:sdtContent>
     </w:sdt>
-    <w:bookmarkStart w:id="27" w:name="preface"/>
+    <w:bookmarkStart w:id="26" w:name="preface"/>
     <w:p>
       <w:pPr>
         <w:pStyle w:val="Heading1"/>
@@ -174,7 +174,7 @@
         <w:pStyle w:val="FirstParagraph"/>
       </w:pPr>
       <w:r>
-        <w:t xml:space="preserve">This is a Quarto book.</w:t>
+        <w:t xml:space="preserve">This document is the online version of the Water Quality Assessment of the Kenai River Watershed, 2000 - 2023.</w:t>
       </w:r>
     </w:p>
     <w:p>
@@ -182,85 +182,53 @@
         <w:pStyle w:val="BodyText"/>
       </w:pPr>
       <w:r>
-        <w:t xml:space="preserve">To learn more about Quarto books visit</w:t>
-      </w:r>
-      <w:r>
-        <w:t xml:space="preserve"> </w:t>
-      </w:r>
-      <w:hyperlink r:id="rId20">
-        <w:r>
-          <w:rPr>
-            <w:rStyle w:val="Hyperlink"/>
-          </w:rPr>
-          <w:t xml:space="preserve">https://quarto.org/docs/books</w:t>
-        </w:r>
-      </w:hyperlink>
-      <w:r>
-        <w:t xml:space="preserve">.</w:t>
-      </w:r>
-    </w:p>
-    <w:p>
-      <w:pPr>
-        <w:pStyle w:val="SourceCode"/>
-      </w:pPr>
-      <w:r>
-        <w:rPr>
-          <w:rStyle w:val="NormalTok"/>
-        </w:rPr>
-        <w:t xml:space="preserve">knitr</w:t>
-      </w:r>
-      <w:r>
-        <w:rPr>
-          <w:rStyle w:val="SpecialCharTok"/>
-        </w:rPr>
-        <w:t xml:space="preserve">::</w:t>
-      </w:r>
-      <w:r>
-        <w:rPr>
-          <w:rStyle w:val="FunctionTok"/>
-        </w:rPr>
-        <w:t xml:space="preserve">include_graphics</w:t>
-      </w:r>
-      <w:r>
-        <w:rPr>
-          <w:rStyle w:val="NormalTok"/>
-        </w:rPr>
-        <w:t xml:space="preserve">(</w:t>
-      </w:r>
-      <w:r>
-        <w:rPr>
-          <w:rStyle w:val="StringTok"/>
-        </w:rPr>
-        <w:t xml:space="preserve">"other/documents/images/kenai_lake.jpg"</w:t>
-      </w:r>
-      <w:r>
-        <w:rPr>
-          <w:rStyle w:val="NormalTok"/>
-        </w:rPr>
-        <w:t xml:space="preserve">)</w:t>
-      </w:r>
-    </w:p>
-    <w:p>
-      <w:pPr>
-        <w:pStyle w:val="FirstParagraph"/>
+        <w:t xml:space="preserve">The report can also be downloaded as an Microsoft Word document by clicking on the</w:t>
+      </w:r>
+      <w:r>
+        <w:t xml:space="preserve"> </w:t>
+      </w:r>
+      <w:r>
+        <w:t xml:space="preserve">‘</w:t>
+      </w:r>
+      <w:r>
+        <w:t xml:space="preserve">W</w:t>
+      </w:r>
+      <w:r>
+        <w:t xml:space="preserve">’</w:t>
+      </w:r>
+      <w:r>
+        <w:t xml:space="preserve"> </w:t>
+      </w:r>
+      <w:r>
+        <w:t xml:space="preserve">symbol in the upper left corner. All project files are hosted in a public GitHub repository, which is accessible by clicking the GitHub symbol in the upper left corner.</w:t>
+      </w:r>
+    </w:p>
+    <w:p>
+      <w:pPr>
+        <w:pStyle w:val="BodyText"/>
+      </w:pPr>
+    </w:p>
+    <w:p>
+      <w:pPr>
+        <w:pStyle w:val="BodyText"/>
       </w:pPr>
       <w:r>
         <w:drawing>
           <wp:inline>
             <wp:extent cx="5334000" cy="3245927"/>
             <wp:effectExtent b="0" l="0" r="0" t="0"/>
-            <wp:docPr descr="" title="" id="22" name="Picture"/>
+            <wp:docPr descr="" title="" id="21" name="Picture"/>
             <a:graphic>
               <a:graphicData uri="http://schemas.openxmlformats.org/drawingml/2006/picture">
                 <pic:pic>
                   <pic:nvPicPr>
-                    <pic:cNvPr descr="./other/documents/images/kenai_lake.jpg" id="23" name="Picture"/>
+                    <pic:cNvPr descr="./other/documents/images/kenai_lake.jpg" id="22" name="Picture"/>
                     <pic:cNvPicPr>
                       <a:picLocks noChangeArrowheads="1" noChangeAspect="1"/>
                     </pic:cNvPicPr>
                   </pic:nvPicPr>
                   <pic:blipFill>
-                    <a:blip r:embed="rId21"/>
+                    <a:blip r:embed="rId20"/>
                     <a:stretch>
                       <a:fillRect/>
                     </a:stretch>
@@ -289,66 +257,25 @@
     </w:p>
     <w:p>
       <w:pPr>
-        <w:pStyle w:val="SourceCode"/>
-      </w:pPr>
-      <w:r>
-        <w:rPr>
-          <w:rStyle w:val="NormalTok"/>
-        </w:rPr>
-        <w:t xml:space="preserve">knitr</w:t>
-      </w:r>
-      <w:r>
-        <w:rPr>
-          <w:rStyle w:val="SpecialCharTok"/>
-        </w:rPr>
-        <w:t xml:space="preserve">::</w:t>
-      </w:r>
-      <w:r>
-        <w:rPr>
-          <w:rStyle w:val="FunctionTok"/>
-        </w:rPr>
-        <w:t xml:space="preserve">include_graphics</w:t>
-      </w:r>
-      <w:r>
-        <w:rPr>
-          <w:rStyle w:val="NormalTok"/>
-        </w:rPr>
-        <w:t xml:space="preserve">(</w:t>
-      </w:r>
-      <w:r>
-        <w:rPr>
-          <w:rStyle w:val="StringTok"/>
-        </w:rPr>
-        <w:t xml:space="preserve">"other/documents/images/KWF_logo.jpg"</w:t>
-      </w:r>
-      <w:r>
-        <w:rPr>
-          <w:rStyle w:val="NormalTok"/>
-        </w:rPr>
-        <w:t xml:space="preserve">)</w:t>
-      </w:r>
-    </w:p>
-    <w:p>
-      <w:pPr>
-        <w:pStyle w:val="FirstParagraph"/>
+        <w:pStyle w:val="BodyText"/>
       </w:pPr>
       <w:r>
         <w:drawing>
           <wp:inline>
             <wp:extent cx="3492500" cy="1905000"/>
             <wp:effectExtent b="0" l="0" r="0" t="0"/>
-            <wp:docPr descr="" title="" id="25" name="Picture"/>
+            <wp:docPr descr="" title="" id="24" name="Picture"/>
             <a:graphic>
               <a:graphicData uri="http://schemas.openxmlformats.org/drawingml/2006/picture">
                 <pic:pic>
                   <pic:nvPicPr>
-                    <pic:cNvPr descr="./other/documents/images/KWF_logo.jpg" id="26" name="Picture"/>
+                    <pic:cNvPr descr="./other/documents/images/KWF_logo.jpg" id="25" name="Picture"/>
                     <pic:cNvPicPr>
                       <a:picLocks noChangeArrowheads="1" noChangeAspect="1"/>
                     </pic:cNvPicPr>
                   </pic:nvPicPr>
                   <pic:blipFill>
-                    <a:blip r:embed="rId24"/>
+                    <a:blip r:embed="rId23"/>
                     <a:stretch>
                       <a:fillRect/>
                     </a:stretch>
@@ -380,14 +307,45 @@
         <w:br w:type="page"/>
       </w:r>
     </w:p>
+    <w:bookmarkEnd w:id="26"/>
+    <w:bookmarkStart w:id="27" w:name="acknowledgements"/>
+    <w:p>
+      <w:pPr>
+        <w:pStyle w:val="Heading1"/>
+      </w:pPr>
+      <w:r>
+        <w:t xml:space="preserve">Acknowledgements</w:t>
+      </w:r>
+    </w:p>
+    <w:p>
+      <w:pPr>
+        <w:pStyle w:val="FirstParagraph"/>
+      </w:pPr>
+      <w:r>
+        <w:t xml:space="preserve">This study could not have been completed without the assistance and cooperation of many state agencies including the Alaska Department of Environmental Conservation (ADEC), the Alaska Department of Natural Resources, and the Alaska Department of Fish and Game. The Kenaitze Indian Tribe, Cook Inlet Aquaculture Association, SGS Alaska Laboratory Analytica Laboratories, Kenai Peninsula Trout Unlimited and Taurianen Engineering and Testing also supported this project. Additional cooperation transpired with the United States Forest Service, the United States Fish and Wildlife Service through the Kenai National Wildlife Refuge, the Kenai Peninsula Borough, the City of Soldotna, and the City of Kenai. Finally, many landowners graciously allowed access to the Kenai River and its tributaries from their property.</w:t>
+      </w:r>
+    </w:p>
+    <w:p>
+      <w:pPr>
+        <w:pStyle w:val="BodyText"/>
+      </w:pPr>
+      <w:r>
+        <w:t xml:space="preserve">Thank you to all the staff at the Kenai Watershed Forum that made this project possible. Special thanks to …</w:t>
+      </w:r>
+    </w:p>
+    <w:p>
+      <w:r>
+        <w:br w:type="page"/>
+      </w:r>
+    </w:p>
     <w:bookmarkEnd w:id="27"/>
-    <w:bookmarkStart w:id="28" w:name="acknowledgements"/>
+    <w:bookmarkStart w:id="28" w:name="abstract"/>
     <w:p>
       <w:pPr>
         <w:pStyle w:val="Heading1"/>
       </w:pPr>
       <w:r>
-        <w:t xml:space="preserve">Acknowledgements</w:t>
+        <w:t xml:space="preserve">Abstract</w:t>
       </w:r>
     </w:p>
     <w:p>
@@ -395,15 +353,7 @@
         <w:pStyle w:val="FirstParagraph"/>
       </w:pPr>
       <w:r>
-        <w:t xml:space="preserve">This study could not have been completed without the assistance and cooperation of many state agencies including the Alaska Department of Environmental Conservation (ADEC), the Alaska Department of Natural Resources, and the Alaska Department of Fish and Game. The Kenaitze Indian Tribe, Cook Inlet Aquaculture Association, SGS Alaska Laboratory Analytica Laboratories, Kenai Peninsula Trout Unlimited and Taurianen Engineering and Testing also supported this project. Additional cooperation transpired with the United States Forest Service, the United States Fish and Wildlife Service through the Kenai National Wildlife Refuge, the Kenai Peninsula Borough, the City of Soldotna, and the City of Kenai. Finally, many landowners graciously allowed access to the Kenai River and its tributaries from their property.</w:t>
-      </w:r>
-    </w:p>
-    <w:p>
-      <w:pPr>
-        <w:pStyle w:val="BodyText"/>
-      </w:pPr>
-      <w:r>
-        <w:t xml:space="preserve">Thank you to all the staff at the Kenai Watershed Forum that made this project possible. Special thanks to …</w:t>
+        <w:t xml:space="preserve">The Kenai Watershed Forum and several governmental agencies formed a cooperative partnership to collect and analyze water samples from 13 locations along the Kenai River mainstem and from eight of its tributaries every spring and summer from 2000 to 2023. Laboratory analysis was conducted on dissolved metals, total metals, nutrients, hydrocarbons, fecal coliform bacteria, and several other parameters. These results are herein compared to Alaska and federal water quality standards for freshwater aquatic life. [Summarize final results here when available].</w:t>
       </w:r>
     </w:p>
     <w:p>
@@ -412,30 +362,7 @@
       </w:r>
     </w:p>
     <w:bookmarkEnd w:id="28"/>
-    <w:bookmarkStart w:id="29" w:name="abstract"/>
-    <w:p>
-      <w:pPr>
-        <w:pStyle w:val="Heading1"/>
-      </w:pPr>
-      <w:r>
-        <w:t xml:space="preserve">Abstract</w:t>
-      </w:r>
-    </w:p>
-    <w:p>
-      <w:pPr>
-        <w:pStyle w:val="FirstParagraph"/>
-      </w:pPr>
-      <w:r>
-        <w:t xml:space="preserve">The Kenai Watershed Forum and several governmental agencies formed a cooperative partnership to collect and analyze water samples from 13 locations along the Kenai River mainstem and from eight of its tributaries every spring and summer from 2000 to 2023. Laboratory analysis was conducted on dissolved metals, total metals, nutrients, hydrocarbons, fecal coliform bacteria, and several other parameters. These results are herein compared to Alaska and federal water quality standards for freshwater aquatic life. [Summarize final results here when available].</w:t>
-      </w:r>
-    </w:p>
-    <w:p>
-      <w:r>
-        <w:br w:type="page"/>
-      </w:r>
-    </w:p>
-    <w:bookmarkEnd w:id="29"/>
-    <w:bookmarkStart w:id="30" w:name="units"/>
+    <w:bookmarkStart w:id="29" w:name="units"/>
     <w:p>
       <w:pPr>
         <w:pStyle w:val="Heading1"/>
@@ -542,8 +469,8 @@
         <w:br w:type="page"/>
       </w:r>
     </w:p>
-    <w:bookmarkEnd w:id="30"/>
-    <w:bookmarkStart w:id="31" w:name="acronyms"/>
+    <w:bookmarkEnd w:id="29"/>
+    <w:bookmarkStart w:id="30" w:name="acronyms"/>
     <w:p>
       <w:pPr>
         <w:pStyle w:val="Heading1"/>
@@ -631,14 +558,86 @@
         <w:br w:type="page"/>
       </w:r>
     </w:p>
+    <w:bookmarkEnd w:id="30"/>
+    <w:bookmarkStart w:id="31" w:name="introduction"/>
+    <w:p>
+      <w:pPr>
+        <w:pStyle w:val="Heading1"/>
+      </w:pPr>
+      <w:r>
+        <w:t xml:space="preserve">1. Introduction</w:t>
+      </w:r>
+    </w:p>
+    <w:p>
+      <w:pPr>
+        <w:pStyle w:val="FirstParagraph"/>
+      </w:pPr>
+      <w:r>
+        <w:t xml:space="preserve">This report summarizes water quality data collected between summer 2000 and summer 2023 from 22 sampling locations in the Kenai River mainstem and its tributaries. Local, state, federal, and tribal government entities, as well as several local area non‐profits formed a cooperative partnership so that sampling teams from various agencies were able to collect water samples twice per year, once in the spring and once in the summer, and this effort continues beyond the publication of this report. The locations of the sampling sites are identified with maps, GPS coordinates, and photographs. Trends in the data are highlighted, and the results are compared to the Alaska and federal water quality standards for freshwater aquatic life.</w:t>
+      </w:r>
+    </w:p>
+    <w:p>
+      <w:pPr>
+        <w:pStyle w:val="BodyText"/>
+      </w:pPr>
+      <w:r>
+        <w:t xml:space="preserve">The water quality data focuses on metals, nutrients, hydrocarbons, fecal coliform bacteria, and various field parameters. Arsenic, cadmium, chromium, copper, lead, and zinc are the dissolved metals that have been analyzed, and calcium, iron, and magnesium were reported as total metals. Additionally, the report focuses on the nutrients nitrate and phosphorus. Specifically, the hydrocarbons that were collected and analyzed include diesel range organics, gasoline range organics, residual range organics, benzene, toluene, ethylbenzene, m,p-xylene, and o-xylene. Fecal coliform bacteria, pH, specific conductance, total suspended solids, turbidity, and water temperature are the remaining parameters that have been included in the analysis.</w:t>
+      </w:r>
+    </w:p>
+    <w:p>
+      <w:pPr>
+        <w:pStyle w:val="BodyText"/>
+      </w:pPr>
+      <w:r>
+        <w:t xml:space="preserve">The results are displayed in graphs with associated written analyses and tables. The graphs display the median and variance for each parameter at a specific location, and these graphs are separated depending on whether the data was collected in the spring or in the summer. In some cases, parameters were present in levels that could not be detected by current laboratory analysis, and when this occurred with over 80% of the samples, scatter plots have been displayed omitting the unknown low levels.</w:t>
+      </w:r>
+    </w:p>
+    <w:p>
+      <w:pPr>
+        <w:pStyle w:val="BodyText"/>
+      </w:pPr>
+      <w:r>
+        <w:t xml:space="preserve">[previous reports published in 2007 and 2016]</w:t>
+      </w:r>
+    </w:p>
+    <w:p>
+      <w:pPr>
+        <w:pStyle w:val="BodyText"/>
+      </w:pPr>
+      <w:r>
+        <w:t xml:space="preserve">[Text from 2016 report: A trend analysis was conducted for the following parameters: Lead, Zinc and BTEX; based on the nature of the data, a polynomial line was used because it is the best way to capture and represent the fluctuations in the data.]</w:t>
+      </w:r>
+    </w:p>
+    <w:p>
+      <w:pPr>
+        <w:pStyle w:val="BodyText"/>
+      </w:pPr>
+      <w:r>
+        <w:t xml:space="preserve">Complete data tables can be found in Appendix XXX and XXX, which are organized by parameter and site location, respectively.</w:t>
+      </w:r>
+    </w:p>
+    <w:p>
+      <w:r>
+        <w:br w:type="page"/>
+      </w:r>
+    </w:p>
     <w:bookmarkEnd w:id="31"/>
-    <w:bookmarkStart w:id="32" w:name="introduction"/>
+    <w:bookmarkStart w:id="43" w:name="study-area"/>
     <w:p>
       <w:pPr>
         <w:pStyle w:val="Heading1"/>
       </w:pPr>
       <w:r>
-        <w:t xml:space="preserve">1. Introduction</w:t>
+        <w:t xml:space="preserve">2. Study Area</w:t>
+      </w:r>
+    </w:p>
+    <w:bookmarkStart w:id="32" w:name="description"/>
+    <w:p>
+      <w:pPr>
+        <w:pStyle w:val="Heading2"/>
+      </w:pPr>
+      <w:r>
+        <w:t xml:space="preserve">2.1 Description</w:t>
       </w:r>
     </w:p>
     <w:p>
@@ -646,39 +645,145 @@
         <w:pStyle w:val="FirstParagraph"/>
       </w:pPr>
       <w:r>
-        <w:t xml:space="preserve">This report summarizes water quality data collected between summer 2000 and summer 2023 from 22 sampling locations in the Kenai River mainstem and its tributaries. Local, state, federal, and tribal government entities, as well as several local area non‐profits formed a cooperative partnership so that sampling teams from various agencies were able to collect water samples twice per year, once in the spring and once in the summer, and this effort continues beyond the publication of this report. The locations of the sampling sites are identified with maps, GPS coordinates, and photographs. Trends in the data are highlighted, and the results are compared to the Alaska and federal water quality standards for freshwater aquatic life.</w:t>
+        <w:t xml:space="preserve">Located in southcentral Alaska, the Kenai River is part of the Cook Inlet Basin and is linked to the surrounding communities through sport and commercial fishing, tourism, recreation, and the propagation of fish and wildlife (see Figure 1). Five species of Pacific salmon flourish in the Kenai River Watershed, comprising 30% of the commercial Chinook harvest and 40% of the commercial sockeye harvest (Glass, 1999). Surface runoff, groundwater composition, natural minerals, aquatic plants and animals, and human activities can affect water quality in this area (Glass, 1999). Potential sources of pollution from humans include gasoline powered boat engines, agriculture, mining, street runoff, and perforated septic tanks.</w:t>
+      </w:r>
+    </w:p>
+    <w:bookmarkEnd w:id="32"/>
+    <w:bookmarkStart w:id="39" w:name="figuresmaps"/>
+    <w:p>
+      <w:pPr>
+        <w:pStyle w:val="Heading2"/>
+      </w:pPr>
+      <w:r>
+        <w:t xml:space="preserve">2.2 Figures/maps</w:t>
+      </w:r>
+    </w:p>
+    <w:p>
+      <w:pPr>
+        <w:pStyle w:val="FirstParagraph"/>
+      </w:pPr>
+      <w:r>
+        <w:drawing>
+          <wp:inline>
+            <wp:extent cx="5334000" cy="7274692"/>
+            <wp:effectExtent b="0" l="0" r="0" t="0"/>
+            <wp:docPr descr="" title="" id="34" name="Picture"/>
+            <a:graphic>
+              <a:graphicData uri="http://schemas.openxmlformats.org/drawingml/2006/picture">
+                <pic:pic>
+                  <pic:nvPicPr>
+                    <pic:cNvPr descr="./other/documents/images/kenai_watershed_map.jpg" id="35" name="Picture"/>
+                    <pic:cNvPicPr>
+                      <a:picLocks noChangeArrowheads="1" noChangeAspect="1"/>
+                    </pic:cNvPicPr>
+                  </pic:nvPicPr>
+                  <pic:blipFill>
+                    <a:blip r:embed="rId33"/>
+                    <a:stretch>
+                      <a:fillRect/>
+                    </a:stretch>
+                  </pic:blipFill>
+                  <pic:spPr bwMode="auto">
+                    <a:xfrm>
+                      <a:off x="0" y="0"/>
+                      <a:ext cx="5334000" cy="7274692"/>
+                    </a:xfrm>
+                    <a:prstGeom prst="rect">
+                      <a:avLst/>
+                    </a:prstGeom>
+                    <a:noFill/>
+                    <a:ln w="9525">
+                      <a:noFill/>
+                      <a:headEnd/>
+                      <a:tailEnd/>
+                    </a:ln>
+                  </pic:spPr>
+                </pic:pic>
+              </a:graphicData>
+            </a:graphic>
+          </wp:inline>
+        </w:drawing>
       </w:r>
     </w:p>
     <w:p>
       <w:pPr>
         <w:pStyle w:val="BodyText"/>
       </w:pPr>
-      <w:r>
-        <w:t xml:space="preserve">The water quality data focuses on metals, nutrients, hydrocarbons, fecal coliform bacteria, and various field parameters. Arsenic, cadmium, chromium, copper, lead, and zinc are the dissolved metals that have been analyzed, and calcium, iron, and magnesium were reported as total metals. Additionally, the report focuses on the nutrients nitrate and phosphorus. Specifically, the hydrocarbons that were collected and analyzed include diesel range organics, gasoline range organics, residual range organics, benzene, toluene, ethylbenzene, m,p-xylene, and o-xylene. Fecal coliform bacteria, pH, specific conductance, total suspended solids, turbidity, and water temperature are the remaining parameters that have been included in the analysis.</w:t>
-      </w:r>
     </w:p>
     <w:p>
       <w:pPr>
         <w:pStyle w:val="BodyText"/>
       </w:pPr>
       <w:r>
-        <w:t xml:space="preserve">The results are displayed in graphs with associated written analyses and tables. The graphs display the median and variance for each parameter at a specific location, and these graphs are separated depending on whether the data was collected in the spring or in the summer. In some cases, parameters were present in levels that could not be detected by current laboratory analysis, and when this occurred with over 80% of the samples, scatter plots have been displayed omitting the unknown low levels.</w:t>
-      </w:r>
-    </w:p>
-    <w:p>
-      <w:pPr>
-        <w:pStyle w:val="BodyText"/>
-      </w:pPr>
-      <w:r>
-        <w:t xml:space="preserve">[Text from 2016 report: A trend analysis was conducted for the following parameters: Lead, Zinc and BTEX; based on the nature of the data, a polynomial line was used because it is the best way to capture and represent the fluctuations in the data.]</w:t>
-      </w:r>
-    </w:p>
-    <w:p>
-      <w:pPr>
-        <w:pStyle w:val="BodyText"/>
-      </w:pPr>
-      <w:r>
-        <w:t xml:space="preserve">Complete data tables can be found in Appendix XXX and XXX, which are organized by parameter and site location, respectively.</w:t>
+        <w:drawing>
+          <wp:inline>
+            <wp:extent cx="5334000" cy="4114655"/>
+            <wp:effectExtent b="0" l="0" r="0" t="0"/>
+            <wp:docPr descr="" title="" id="37" name="Picture"/>
+            <a:graphic>
+              <a:graphicData uri="http://schemas.openxmlformats.org/drawingml/2006/picture">
+                <pic:pic>
+                  <pic:nvPicPr>
+                    <pic:cNvPr descr="./other/documents/images/kenai_river_map_bw.png" id="38" name="Picture"/>
+                    <pic:cNvPicPr>
+                      <a:picLocks noChangeArrowheads="1" noChangeAspect="1"/>
+                    </pic:cNvPicPr>
+                  </pic:nvPicPr>
+                  <pic:blipFill>
+                    <a:blip r:embed="rId36"/>
+                    <a:stretch>
+                      <a:fillRect/>
+                    </a:stretch>
+                  </pic:blipFill>
+                  <pic:spPr bwMode="auto">
+                    <a:xfrm>
+                      <a:off x="0" y="0"/>
+                      <a:ext cx="5334000" cy="4114655"/>
+                    </a:xfrm>
+                    <a:prstGeom prst="rect">
+                      <a:avLst/>
+                    </a:prstGeom>
+                    <a:noFill/>
+                    <a:ln w="9525">
+                      <a:noFill/>
+                      <a:headEnd/>
+                      <a:tailEnd/>
+                    </a:ln>
+                  </pic:spPr>
+                </pic:pic>
+              </a:graphicData>
+            </a:graphic>
+          </wp:inline>
+        </w:drawing>
+      </w:r>
+    </w:p>
+    <w:bookmarkEnd w:id="39"/>
+    <w:bookmarkStart w:id="42" w:name="sampling-sites-descriptionsphotos"/>
+    <w:p>
+      <w:pPr>
+        <w:pStyle w:val="Heading2"/>
+      </w:pPr>
+      <w:r>
+        <w:t xml:space="preserve">2.3 Sampling sites descriptions/photos</w:t>
+      </w:r>
+    </w:p>
+    <w:bookmarkStart w:id="40" w:name="tributary-sites"/>
+    <w:p>
+      <w:pPr>
+        <w:pStyle w:val="Heading3"/>
+      </w:pPr>
+      <w:r>
+        <w:t xml:space="preserve">2.3.1 Tributary Sites</w:t>
+      </w:r>
+    </w:p>
+    <w:bookmarkEnd w:id="40"/>
+    <w:bookmarkStart w:id="41" w:name="main-stem-sites"/>
+    <w:p>
+      <w:pPr>
+        <w:pStyle w:val="Heading3"/>
+      </w:pPr>
+      <w:r>
+        <w:t xml:space="preserve">2.3.2 Main Stem Sites</w:t>
       </w:r>
     </w:p>
     <w:p>
@@ -686,81 +791,10 @@
         <w:br w:type="page"/>
       </w:r>
     </w:p>
-    <w:bookmarkEnd w:id="32"/>
-    <w:bookmarkStart w:id="38" w:name="study-area"/>
-    <w:p>
-      <w:pPr>
-        <w:pStyle w:val="Heading1"/>
-      </w:pPr>
-      <w:r>
-        <w:t xml:space="preserve">2. Study Area</w:t>
-      </w:r>
-    </w:p>
-    <w:bookmarkStart w:id="33" w:name="description"/>
-    <w:p>
-      <w:pPr>
-        <w:pStyle w:val="Heading2"/>
-      </w:pPr>
-      <w:r>
-        <w:t xml:space="preserve">2.1 Description</w:t>
-      </w:r>
-    </w:p>
-    <w:p>
-      <w:pPr>
-        <w:pStyle w:val="FirstParagraph"/>
-      </w:pPr>
-      <w:r>
-        <w:t xml:space="preserve">Located in southcentral Alaska, the Kenai River is part of the Cook Inlet Basin and is linked to the surrounding communities through sport and commercial fishing, tourism, recreation, and the propagation of fish and wildlife (see Figure 1). Five species of Pacific salmon flourish in the Kenai River Watershed, comprising 30% of the commercial Chinook harvest and 40% of the commercial sockeye harvest (Glass, 1999). Surface runoff, groundwater composition, natural minerals, aquatic plants and animals, and human activities can affect water quality in this area (Glass, 1999). Potential sources of pollution from humans include gasoline powered boat engines, agriculture, mining, street runoff, and perforated septic tanks.</w:t>
-      </w:r>
-    </w:p>
-    <w:bookmarkEnd w:id="33"/>
-    <w:bookmarkStart w:id="34" w:name="figuresmaps"/>
-    <w:p>
-      <w:pPr>
-        <w:pStyle w:val="Heading2"/>
-      </w:pPr>
-      <w:r>
-        <w:t xml:space="preserve">2.2 Figures/maps</w:t>
-      </w:r>
-    </w:p>
-    <w:bookmarkEnd w:id="34"/>
-    <w:bookmarkStart w:id="37" w:name="sampling-sites-descriptionsphotos"/>
-    <w:p>
-      <w:pPr>
-        <w:pStyle w:val="Heading2"/>
-      </w:pPr>
-      <w:r>
-        <w:t xml:space="preserve">2.3 Sampling sites descriptions/photos</w:t>
-      </w:r>
-    </w:p>
-    <w:bookmarkStart w:id="35" w:name="tributary-sites"/>
-    <w:p>
-      <w:pPr>
-        <w:pStyle w:val="Heading3"/>
-      </w:pPr>
-      <w:r>
-        <w:t xml:space="preserve">2.3.1 Tributary Sites</w:t>
-      </w:r>
-    </w:p>
-    <w:bookmarkEnd w:id="35"/>
-    <w:bookmarkStart w:id="36" w:name="main-stem-sites"/>
-    <w:p>
-      <w:pPr>
-        <w:pStyle w:val="Heading3"/>
-      </w:pPr>
-      <w:r>
-        <w:t xml:space="preserve">2.3.2 Main Stem Sites</w:t>
-      </w:r>
-    </w:p>
-    <w:p>
-      <w:r>
-        <w:br w:type="page"/>
-      </w:r>
-    </w:p>
-    <w:bookmarkEnd w:id="36"/>
-    <w:bookmarkEnd w:id="37"/>
-    <w:bookmarkEnd w:id="38"/>
-    <w:bookmarkStart w:id="39" w:name="methods"/>
+    <w:bookmarkEnd w:id="41"/>
+    <w:bookmarkEnd w:id="42"/>
+    <w:bookmarkEnd w:id="43"/>
+    <w:bookmarkStart w:id="44" w:name="methods"/>
     <w:p>
       <w:pPr>
         <w:pStyle w:val="Heading1"/>
@@ -831,8 +865,8 @@
         <w:br w:type="page"/>
       </w:r>
     </w:p>
-    <w:bookmarkEnd w:id="39"/>
-    <w:bookmarkStart w:id="42" w:name="results"/>
+    <w:bookmarkEnd w:id="44"/>
+    <w:bookmarkStart w:id="47" w:name="results"/>
     <w:p>
       <w:pPr>
         <w:pStyle w:val="Heading1"/>
@@ -841,7 +875,7 @@
         <w:t xml:space="preserve">4. Results</w:t>
       </w:r>
     </w:p>
-    <w:bookmarkStart w:id="41" w:name="parameters-and-graphs"/>
+    <w:bookmarkStart w:id="46" w:name="parameters-and-graphs"/>
     <w:p>
       <w:pPr>
         <w:pStyle w:val="Heading2"/>
@@ -858,7 +892,7 @@
         <w:t xml:space="preserve">Explain how to interpret figures</w:t>
       </w:r>
     </w:p>
-    <w:bookmarkStart w:id="40" w:name="parameters"/>
+    <w:bookmarkStart w:id="45" w:name="parameters"/>
     <w:p>
       <w:pPr>
         <w:pStyle w:val="Heading3"/>
@@ -901,105 +935,105 @@
         <w:t xml:space="preserve">option in front matter of each page to switch, https://bookdown.org/yihui/rmarkdown/params-knit.html)</w:t>
       </w:r>
     </w:p>
-    <w:bookmarkEnd w:id="40"/>
-    <w:bookmarkEnd w:id="41"/>
-    <w:bookmarkEnd w:id="42"/>
-    <w:bookmarkStart w:id="43" w:name="data-qaqc"/>
-    <w:p>
-      <w:pPr>
-        <w:pStyle w:val="Heading1"/>
-      </w:pPr>
-      <w:r>
-        <w:t xml:space="preserve">5. Data QA/QC</w:t>
-      </w:r>
-    </w:p>
-    <w:bookmarkEnd w:id="43"/>
-    <w:bookmarkStart w:id="44" w:name="summary"/>
-    <w:p>
-      <w:pPr>
-        <w:pStyle w:val="Heading1"/>
-      </w:pPr>
-      <w:r>
-        <w:t xml:space="preserve">6. Summary</w:t>
-      </w:r>
-    </w:p>
-    <w:p>
-      <w:pPr>
-        <w:pStyle w:val="FirstParagraph"/>
-      </w:pPr>
-      <w:r>
-        <w:t xml:space="preserve">In summary, this book has no content whatsoever.</w:t>
-      </w:r>
-    </w:p>
-    <w:p>
-      <w:pPr>
-        <w:pStyle w:val="SourceCode"/>
-      </w:pPr>
-      <w:r>
-        <w:rPr>
-          <w:rStyle w:val="DecValTok"/>
-        </w:rPr>
-        <w:t xml:space="preserve">1</w:t>
-      </w:r>
-      <w:r>
-        <w:rPr>
-          <w:rStyle w:val="NormalTok"/>
-        </w:rPr>
-        <w:t xml:space="preserve"> </w:t>
-      </w:r>
-      <w:r>
-        <w:rPr>
-          <w:rStyle w:val="SpecialCharTok"/>
-        </w:rPr>
-        <w:t xml:space="preserve">+</w:t>
-      </w:r>
-      <w:r>
-        <w:rPr>
-          <w:rStyle w:val="NormalTok"/>
-        </w:rPr>
-        <w:t xml:space="preserve"> </w:t>
-      </w:r>
-      <w:r>
-        <w:rPr>
-          <w:rStyle w:val="DecValTok"/>
-        </w:rPr>
-        <w:t xml:space="preserve">1</w:t>
-      </w:r>
-    </w:p>
-    <w:p>
-      <w:pPr>
-        <w:pStyle w:val="SourceCode"/>
-      </w:pPr>
-      <w:r>
-        <w:rPr>
-          <w:rStyle w:val="VerbatimChar"/>
-        </w:rPr>
-        <w:t xml:space="preserve">[1] 2</w:t>
-      </w:r>
-    </w:p>
-    <w:bookmarkEnd w:id="44"/>
-    <w:bookmarkStart w:id="46" w:name="references"/>
-    <w:p>
-      <w:pPr>
-        <w:pStyle w:val="Heading1"/>
-      </w:pPr>
-      <w:r>
-        <w:t xml:space="preserve">References</w:t>
-      </w:r>
-    </w:p>
-    <w:bookmarkStart w:id="45" w:name="refs"/>
     <w:bookmarkEnd w:id="45"/>
     <w:bookmarkEnd w:id="46"/>
-    <w:bookmarkStart w:id="64" w:name="appendix-data-review-and-uplift"/>
+    <w:bookmarkEnd w:id="47"/>
+    <w:bookmarkStart w:id="48" w:name="data-qaqc"/>
     <w:p>
       <w:pPr>
         <w:pStyle w:val="Heading1"/>
       </w:pPr>
       <w:r>
+        <w:t xml:space="preserve">5. Data QA/QC</w:t>
+      </w:r>
+    </w:p>
+    <w:bookmarkEnd w:id="48"/>
+    <w:bookmarkStart w:id="49" w:name="summary"/>
+    <w:p>
+      <w:pPr>
+        <w:pStyle w:val="Heading1"/>
+      </w:pPr>
+      <w:r>
+        <w:t xml:space="preserve">6. Summary</w:t>
+      </w:r>
+    </w:p>
+    <w:p>
+      <w:pPr>
+        <w:pStyle w:val="FirstParagraph"/>
+      </w:pPr>
+      <w:r>
+        <w:t xml:space="preserve">In summary, this book has no content whatsoever.</w:t>
+      </w:r>
+    </w:p>
+    <w:p>
+      <w:pPr>
+        <w:pStyle w:val="SourceCode"/>
+      </w:pPr>
+      <w:r>
+        <w:rPr>
+          <w:rStyle w:val="DecValTok"/>
+        </w:rPr>
+        <w:t xml:space="preserve">1</w:t>
+      </w:r>
+      <w:r>
+        <w:rPr>
+          <w:rStyle w:val="NormalTok"/>
+        </w:rPr>
+        <w:t xml:space="preserve"> </w:t>
+      </w:r>
+      <w:r>
+        <w:rPr>
+          <w:rStyle w:val="SpecialCharTok"/>
+        </w:rPr>
+        <w:t xml:space="preserve">+</w:t>
+      </w:r>
+      <w:r>
+        <w:rPr>
+          <w:rStyle w:val="NormalTok"/>
+        </w:rPr>
+        <w:t xml:space="preserve"> </w:t>
+      </w:r>
+      <w:r>
+        <w:rPr>
+          <w:rStyle w:val="DecValTok"/>
+        </w:rPr>
+        <w:t xml:space="preserve">1</w:t>
+      </w:r>
+    </w:p>
+    <w:p>
+      <w:pPr>
+        <w:pStyle w:val="SourceCode"/>
+      </w:pPr>
+      <w:r>
+        <w:rPr>
+          <w:rStyle w:val="VerbatimChar"/>
+        </w:rPr>
+        <w:t xml:space="preserve">[1] 2</w:t>
+      </w:r>
+    </w:p>
+    <w:bookmarkEnd w:id="49"/>
+    <w:bookmarkStart w:id="51" w:name="references"/>
+    <w:p>
+      <w:pPr>
+        <w:pStyle w:val="Heading1"/>
+      </w:pPr>
+      <w:r>
+        <w:t xml:space="preserve">References</w:t>
+      </w:r>
+    </w:p>
+    <w:bookmarkStart w:id="50" w:name="refs"/>
+    <w:bookmarkEnd w:id="50"/>
+    <w:bookmarkEnd w:id="51"/>
+    <w:bookmarkStart w:id="69" w:name="appendix-data-review-and-uplift"/>
+    <w:p>
+      <w:pPr>
+        <w:pStyle w:val="Heading1"/>
+      </w:pPr>
+      <w:r>
         <w:t xml:space="preserve">Appendix A — Appendix: Data Review and Uplift</w:t>
       </w:r>
     </w:p>
-    <w:bookmarkStart w:id="63" w:name="introduction-1"/>
+    <w:bookmarkStart w:id="68" w:name="introduction-1"/>
     <w:p>
       <w:pPr>
         <w:pStyle w:val="Heading2"/>
@@ -1018,7 +1052,7 @@
       <w:r>
         <w:t xml:space="preserve"> </w:t>
       </w:r>
-      <w:hyperlink r:id="rId47">
+      <w:hyperlink r:id="rId52">
         <w:r>
           <w:rPr>
             <w:rStyle w:val="Hyperlink"/>
@@ -1061,7 +1095,7 @@
         <w:t xml:space="preserve">Section B10 of the 2020 QAPP describes data management details and responsible parties for each step of the data pipeline from observation to repository. The 2021 data preparation and review process is published here as an appendix as an example of the process applied annually to each year’s data.</w:t>
       </w:r>
     </w:p>
-    <w:bookmarkStart w:id="52" w:name="water-quality-data"/>
+    <w:bookmarkStart w:id="57" w:name="water-quality-data"/>
     <w:p>
       <w:pPr>
         <w:pStyle w:val="Heading3"/>
@@ -1109,7 +1143,7 @@
         <w:t xml:space="preserve">the service used by ADEC to manage and prepare data for potential uplift to the EPA WQX.</w:t>
       </w:r>
     </w:p>
-    <w:bookmarkStart w:id="51" w:name="water-quality-data-aqwms-formatting"/>
+    <w:bookmarkStart w:id="56" w:name="water-quality-data-aqwms-formatting"/>
     <w:p>
       <w:pPr>
         <w:pStyle w:val="Heading4"/>
@@ -1171,7 +1205,7 @@
         </w:pict>
       </w:r>
     </w:p>
-    <w:bookmarkStart w:id="48" w:name="metalsnutrients-lab-results-sgs-labs"/>
+    <w:bookmarkStart w:id="53" w:name="metalsnutrients-lab-results-sgs-labs"/>
     <w:p>
       <w:pPr>
         <w:pStyle w:val="Heading5"/>
@@ -1205,8 +1239,8 @@
         <w:pStyle w:val="BodyText"/>
       </w:pPr>
     </w:p>
-    <w:bookmarkEnd w:id="48"/>
-    <w:bookmarkStart w:id="49" w:name="Xe5573e5633f16ae9a1ac22e5093bc76c9f3efc3"/>
+    <w:bookmarkEnd w:id="53"/>
+    <w:bookmarkStart w:id="54" w:name="Xe5573e5633f16ae9a1ac22e5093bc76c9f3efc3"/>
     <w:p>
       <w:pPr>
         <w:pStyle w:val="Heading5"/>
@@ -1220,8 +1254,8 @@
         <w:pStyle w:val="FirstParagraph"/>
       </w:pPr>
     </w:p>
-    <w:bookmarkEnd w:id="49"/>
-    <w:bookmarkStart w:id="50" w:name="Xd9049d25c5e6fccbce9d9aa9b1d8dbff507076f"/>
+    <w:bookmarkEnd w:id="54"/>
+    <w:bookmarkStart w:id="55" w:name="Xd9049d25c5e6fccbce9d9aa9b1d8dbff507076f"/>
     <w:p>
       <w:pPr>
         <w:pStyle w:val="Heading5"/>
@@ -1240,10 +1274,10 @@
         <w:pStyle w:val="BodyText"/>
       </w:pPr>
     </w:p>
-    <w:bookmarkEnd w:id="50"/>
-    <w:bookmarkEnd w:id="51"/>
-    <w:bookmarkEnd w:id="52"/>
-    <w:bookmarkStart w:id="53" w:name="provisional-results-prior-to-data-review"/>
+    <w:bookmarkEnd w:id="55"/>
+    <w:bookmarkEnd w:id="56"/>
+    <w:bookmarkEnd w:id="57"/>
+    <w:bookmarkStart w:id="58" w:name="provisional-results-prior-to-data-review"/>
     <w:p>
       <w:pPr>
         <w:pStyle w:val="Heading3"/>
@@ -1279,8 +1313,8 @@
         </w:pict>
       </w:r>
     </w:p>
-    <w:bookmarkEnd w:id="53"/>
-    <w:bookmarkStart w:id="62" w:name="data-evaluation"/>
+    <w:bookmarkEnd w:id="58"/>
+    <w:bookmarkStart w:id="67" w:name="data-evaluation"/>
     <w:p>
       <w:pPr>
         <w:pStyle w:val="Heading3"/>
@@ -1297,7 +1331,7 @@
         <w:t xml:space="preserve">Prior to submission to ADEC, all water quality data must be checked against a series of standard questions in order to evaluate how quality assurance / quality check (QA/QC) processes are instituted. The draft Data Evaluation Checklist Template (available for download below) outlines these questions:</w:t>
       </w:r>
     </w:p>
-    <w:bookmarkStart w:id="61" w:name="pre-database"/>
+    <w:bookmarkStart w:id="66" w:name="pre-database"/>
     <w:p>
       <w:pPr>
         <w:pStyle w:val="Heading4"/>
@@ -1306,7 +1340,7 @@
         <w:t xml:space="preserve">A.1.3.1 Pre-Database</w:t>
       </w:r>
     </w:p>
-    <w:bookmarkStart w:id="55" w:name="overall-project-success"/>
+    <w:bookmarkStart w:id="60" w:name="overall-project-success"/>
     <w:p>
       <w:pPr>
         <w:pStyle w:val="Heading5"/>
@@ -1783,7 +1817,7 @@
         <w:t xml:space="preserve">we observe that data from one field duplicate sample is missing. The missing sample is for the 200.7 (total metals) analyses on 2021-05-11 at RM 31 (Morgan’s Landing). This error occurred due to a transcription error on the chain of custody form, and the lab did not process a total metals analysis for this site/event.</w:t>
       </w:r>
     </w:p>
-    <w:bookmarkStart w:id="54" w:name="field-qaqc-sample-collection-summary"/>
+    <w:bookmarkStart w:id="59" w:name="field-qaqc-sample-collection-summary"/>
     <w:p>
       <w:pPr>
         <w:pStyle w:val="Heading6"/>
@@ -2109,9 +2143,9 @@
         <w:t xml:space="preserve">RPD values were outside of acceptable QA/QC ranges (&gt;20% RPD). An inquiry has been emailed to ADEC on 2023-01-12 on how best to apply this criteria, and how it will affect the extent of the finalized dataset.</w:t>
       </w:r>
     </w:p>
-    <w:bookmarkEnd w:id="54"/>
-    <w:bookmarkEnd w:id="55"/>
-    <w:bookmarkStart w:id="57" w:name="in-situ-field-data-and-instruments"/>
+    <w:bookmarkEnd w:id="59"/>
+    <w:bookmarkEnd w:id="60"/>
+    <w:bookmarkStart w:id="62" w:name="in-situ-field-data-and-instruments"/>
     <w:p>
       <w:pPr>
         <w:pStyle w:val="Heading5"/>
@@ -2234,7 +2268,7 @@
         </w:rPr>
         <w:t xml:space="preserve"> </w:t>
       </w:r>
-      <w:hyperlink r:id="rId56">
+      <w:hyperlink r:id="rId61">
         <w:r>
           <w:rPr>
             <w:rStyle w:val="Hyperlink"/>
@@ -2454,8 +2488,8 @@
         <w:t xml:space="preserve">.</w:t>
       </w:r>
     </w:p>
-    <w:bookmarkEnd w:id="57"/>
-    <w:bookmarkStart w:id="60" w:name="Xb4b43a83231154b4a3cca943e5fd3a10a0cc7f8"/>
+    <w:bookmarkEnd w:id="62"/>
+    <w:bookmarkStart w:id="65" w:name="Xb4b43a83231154b4a3cca943e5fd3a10a0cc7f8"/>
     <w:p>
       <w:pPr>
         <w:pStyle w:val="Heading5"/>
@@ -2730,7 +2764,7 @@
         <w:t xml:space="preserve">The following discrepancies were identified in the results from SGS laboratories:</w:t>
       </w:r>
     </w:p>
-    <w:bookmarkStart w:id="58" w:name="matrix-spike-recoveries"/>
+    <w:bookmarkStart w:id="63" w:name="matrix-spike-recoveries"/>
     <w:p>
       <w:pPr>
         <w:pStyle w:val="Heading6"/>
@@ -2775,7 +2809,7 @@
       <w:r>
         <w:t xml:space="preserve"> </w:t>
       </w:r>
-      <w:hyperlink r:id="rId56">
+      <w:hyperlink r:id="rId61">
         <w:r>
           <w:rPr>
             <w:rStyle w:val="Hyperlink"/>
@@ -2787,8 +2821,8 @@
         <w:t xml:space="preserve">.</w:t>
       </w:r>
     </w:p>
-    <w:bookmarkEnd w:id="58"/>
-    <w:bookmarkStart w:id="59" w:name="total-vs-dissolved-metals"/>
+    <w:bookmarkEnd w:id="63"/>
+    <w:bookmarkStart w:id="64" w:name="total-vs-dissolved-metals"/>
     <w:p>
       <w:pPr>
         <w:pStyle w:val="Heading6"/>
@@ -3003,13 +3037,13 @@
         <w:pStyle w:val="BodyText"/>
       </w:pPr>
     </w:p>
-    <w:bookmarkEnd w:id="59"/>
-    <w:bookmarkEnd w:id="60"/>
-    <w:bookmarkEnd w:id="61"/>
-    <w:bookmarkEnd w:id="62"/>
-    <w:bookmarkEnd w:id="63"/>
     <w:bookmarkEnd w:id="64"/>
-    <w:bookmarkStart w:id="82" w:name="appendix-sample-event-timing"/>
+    <w:bookmarkEnd w:id="65"/>
+    <w:bookmarkEnd w:id="66"/>
+    <w:bookmarkEnd w:id="67"/>
+    <w:bookmarkEnd w:id="68"/>
+    <w:bookmarkEnd w:id="69"/>
+    <w:bookmarkStart w:id="87" w:name="appendix-sample-event-timing"/>
     <w:p>
       <w:pPr>
         <w:pStyle w:val="Heading1"/>
@@ -3018,7 +3052,7 @@
         <w:t xml:space="preserve">Appendix B — Appendix: Sample Event Timing</w:t>
       </w:r>
     </w:p>
-    <w:bookmarkStart w:id="70" w:name="introduction-2"/>
+    <w:bookmarkStart w:id="75" w:name="introduction-2"/>
     <w:p>
       <w:pPr>
         <w:pStyle w:val="Heading2"/>
@@ -3045,7 +3079,7 @@
         <w:pStyle w:val="BodyText"/>
       </w:pPr>
     </w:p>
-    <w:bookmarkStart w:id="68" w:name="notes-on-data-sourcing"/>
+    <w:bookmarkStart w:id="73" w:name="notes-on-data-sourcing"/>
     <w:p>
       <w:pPr>
         <w:pStyle w:val="Heading5"/>
@@ -3064,7 +3098,7 @@
       <w:r>
         <w:t xml:space="preserve"> </w:t>
       </w:r>
-      <w:hyperlink r:id="rId65">
+      <w:hyperlink r:id="rId70">
         <w:r>
           <w:rPr>
             <w:rStyle w:val="Hyperlink"/>
@@ -3104,7 +3138,7 @@
       <w:r>
         <w:t xml:space="preserve"> </w:t>
       </w:r>
-      <w:hyperlink r:id="rId66">
+      <w:hyperlink r:id="rId71">
         <w:r>
           <w:rPr>
             <w:rStyle w:val="Hyperlink"/>
@@ -3138,7 +3172,7 @@
       <w:r>
         <w:t xml:space="preserve"> </w:t>
       </w:r>
-      <w:hyperlink r:id="rId67">
+      <w:hyperlink r:id="rId72">
         <w:r>
           <w:rPr>
             <w:rStyle w:val="Hyperlink"/>
@@ -3180,8 +3214,8 @@
         <w:pStyle w:val="FirstParagraph"/>
       </w:pPr>
     </w:p>
-    <w:bookmarkEnd w:id="68"/>
-    <w:bookmarkStart w:id="69" w:name="import-data"/>
+    <w:bookmarkEnd w:id="73"/>
+    <w:bookmarkStart w:id="74" w:name="import-data"/>
     <w:p>
       <w:pPr>
         <w:pStyle w:val="Heading3"/>
@@ -3536,9 +3570,9 @@
         <w:t xml:space="preserve">(activity_start_date))</w:t>
       </w:r>
     </w:p>
-    <w:bookmarkEnd w:id="69"/>
-    <w:bookmarkEnd w:id="70"/>
-    <w:bookmarkStart w:id="74" w:name="dates"/>
+    <w:bookmarkEnd w:id="74"/>
+    <w:bookmarkEnd w:id="75"/>
+    <w:bookmarkStart w:id="79" w:name="dates"/>
     <w:p>
       <w:pPr>
         <w:pStyle w:val="Heading2"/>
@@ -3681,18 +3715,18 @@
           <wp:inline>
             <wp:extent cx="4620126" cy="3696101"/>
             <wp:effectExtent b="0" l="0" r="0" t="0"/>
-            <wp:docPr descr="" title="" id="72" name="Picture"/>
+            <wp:docPr descr="" title="" id="77" name="Picture"/>
             <a:graphic>
               <a:graphicData uri="http://schemas.openxmlformats.org/drawingml/2006/picture">
                 <pic:pic>
                   <pic:nvPicPr>
-                    <pic:cNvPr descr="./appendix_b_files/figure-docx/unnamed-chunk-2-1.png" id="73" name="Picture"/>
+                    <pic:cNvPr descr="./appendix_b_files/figure-docx/unnamed-chunk-2-1.png" id="78" name="Picture"/>
                     <pic:cNvPicPr>
                       <a:picLocks noChangeArrowheads="1" noChangeAspect="1"/>
                     </pic:cNvPicPr>
                   </pic:nvPicPr>
                   <pic:blipFill>
-                    <a:blip r:embed="rId71"/>
+                    <a:blip r:embed="rId76"/>
                     <a:stretch>
                       <a:fillRect/>
                     </a:stretch>
@@ -4124,8 +4158,8 @@
         <w:pStyle w:val="FirstParagraph"/>
       </w:pPr>
     </w:p>
-    <w:bookmarkEnd w:id="74"/>
-    <w:bookmarkStart w:id="81" w:name="time-of-day"/>
+    <w:bookmarkEnd w:id="79"/>
+    <w:bookmarkStart w:id="86" w:name="time-of-day"/>
     <w:p>
       <w:pPr>
         <w:pStyle w:val="Heading2"/>
@@ -4319,18 +4353,18 @@
           <wp:inline>
             <wp:extent cx="4620126" cy="3696101"/>
             <wp:effectExtent b="0" l="0" r="0" t="0"/>
-            <wp:docPr descr="" title="" id="76" name="Picture"/>
+            <wp:docPr descr="" title="" id="81" name="Picture"/>
             <a:graphic>
               <a:graphicData uri="http://schemas.openxmlformats.org/drawingml/2006/picture">
                 <pic:pic>
                   <pic:nvPicPr>
-                    <pic:cNvPr descr="./appendix_b_files/figure-docx/unnamed-chunk-3-1.png" id="77" name="Picture"/>
+                    <pic:cNvPr descr="./appendix_b_files/figure-docx/unnamed-chunk-3-1.png" id="82" name="Picture"/>
                     <pic:cNvPicPr>
                       <a:picLocks noChangeArrowheads="1" noChangeAspect="1"/>
                     </pic:cNvPicPr>
                   </pic:nvPicPr>
                   <pic:blipFill>
-                    <a:blip r:embed="rId75"/>
+                    <a:blip r:embed="rId80"/>
                     <a:stretch>
                       <a:fillRect/>
                     </a:stretch>
@@ -4533,18 +4567,18 @@
           <wp:inline>
             <wp:extent cx="4620126" cy="3696101"/>
             <wp:effectExtent b="0" l="0" r="0" t="0"/>
-            <wp:docPr descr="" title="" id="79" name="Picture"/>
+            <wp:docPr descr="" title="" id="84" name="Picture"/>
             <a:graphic>
               <a:graphicData uri="http://schemas.openxmlformats.org/drawingml/2006/picture">
                 <pic:pic>
                   <pic:nvPicPr>
-                    <pic:cNvPr descr="./appendix_b_files/figure-docx/unnamed-chunk-3-2.png" id="80" name="Picture"/>
+                    <pic:cNvPr descr="./appendix_b_files/figure-docx/unnamed-chunk-3-2.png" id="85" name="Picture"/>
                     <pic:cNvPicPr>
                       <a:picLocks noChangeArrowheads="1" noChangeAspect="1"/>
                     </pic:cNvPicPr>
                   </pic:nvPicPr>
                   <pic:blipFill>
-                    <a:blip r:embed="rId78"/>
+                    <a:blip r:embed="rId83"/>
                     <a:stretch>
                       <a:fillRect/>
                     </a:stretch>
@@ -4971,8 +5005,8 @@
         <w:t xml:space="preserve">2 summer 07-25        4      23     2000     2022</w:t>
       </w:r>
     </w:p>
-    <w:bookmarkEnd w:id="81"/>
-    <w:bookmarkEnd w:id="82"/>
+    <w:bookmarkEnd w:id="86"/>
+    <w:bookmarkEnd w:id="87"/>
     <w:sectPr/>
   </w:body>
 </w:document>

--- a/docs/Water-Quality-Assessment-of-the-Kenai-River-Watershed-from-2000-to-2023-[DRAFT].docx
+++ b/docs/Water-Quality-Assessment-of-the-Kenai-River-Watershed-from-2000-to-2023-[DRAFT].docx
@@ -119,7 +119,7 @@
         <w:pStyle w:val="Date"/>
       </w:pPr>
       <w:r>
-        <w:t xml:space="preserve">1/11/23</w:t>
+        <w:t xml:space="preserve">1/20/23</w:t>
       </w:r>
     </w:p>
     <w:sdt>
@@ -174,39 +174,8 @@
         <w:pStyle w:val="FirstParagraph"/>
       </w:pPr>
       <w:r>
-        <w:t xml:space="preserve">This document is the online version of the Water Quality Assessment of the Kenai River Watershed, 2000 - 2023.</w:t>
-      </w:r>
-    </w:p>
-    <w:p>
-      <w:pPr>
-        <w:pStyle w:val="BodyText"/>
-      </w:pPr>
-      <w:r>
-        <w:t xml:space="preserve">The report can also be downloaded as an Microsoft Word document by clicking on the</w:t>
-      </w:r>
-      <w:r>
-        <w:t xml:space="preserve"> </w:t>
-      </w:r>
-      <w:r>
-        <w:t xml:space="preserve">‘</w:t>
-      </w:r>
-      <w:r>
-        <w:t xml:space="preserve">W</w:t>
-      </w:r>
-      <w:r>
-        <w:t xml:space="preserve">’</w:t>
-      </w:r>
-      <w:r>
-        <w:t xml:space="preserve"> </w:t>
-      </w:r>
-      <w:r>
-        <w:t xml:space="preserve">symbol in the upper left corner. All project files are hosted in a public GitHub repository, which is accessible by clicking the GitHub symbol in the upper left corner.</w:t>
-      </w:r>
-    </w:p>
-    <w:p>
-      <w:pPr>
-        <w:pStyle w:val="BodyText"/>
-      </w:pPr>
+        <w:t xml:space="preserve">test tets tets</w:t>
+      </w:r>
     </w:p>
     <w:p>
       <w:pPr>
@@ -622,7 +591,7 @@
       </w:r>
     </w:p>
     <w:bookmarkEnd w:id="31"/>
-    <w:bookmarkStart w:id="43" w:name="study-area"/>
+    <w:bookmarkStart w:id="45" w:name="study-area"/>
     <w:p>
       <w:pPr>
         <w:pStyle w:val="Heading1"/>
@@ -645,219 +614,294 @@
         <w:pStyle w:val="FirstParagraph"/>
       </w:pPr>
       <w:r>
-        <w:t xml:space="preserve">Located in southcentral Alaska, the Kenai River is part of the Cook Inlet Basin and is linked to the surrounding communities through sport and commercial fishing, tourism, recreation, and the propagation of fish and wildlife (see Figure 1). Five species of Pacific salmon flourish in the Kenai River Watershed, comprising 30% of the commercial Chinook harvest and 40% of the commercial sockeye harvest (Glass, 1999). Surface runoff, groundwater composition, natural minerals, aquatic plants and animals, and human activities can affect water quality in this area (Glass, 1999). Potential sources of pollution from humans include gasoline powered boat engines, agriculture, mining, street runoff, and perforated septic tanks.</w:t>
-      </w:r>
-    </w:p>
-    <w:bookmarkEnd w:id="32"/>
-    <w:bookmarkStart w:id="39" w:name="figuresmaps"/>
-    <w:p>
-      <w:pPr>
-        <w:pStyle w:val="Heading2"/>
-      </w:pPr>
-      <w:r>
-        <w:t xml:space="preserve">2.2 Figures/maps</w:t>
-      </w:r>
-    </w:p>
-    <w:p>
-      <w:pPr>
-        <w:pStyle w:val="FirstParagraph"/>
-      </w:pPr>
-      <w:r>
-        <w:drawing>
-          <wp:inline>
-            <wp:extent cx="5334000" cy="7274692"/>
-            <wp:effectExtent b="0" l="0" r="0" t="0"/>
-            <wp:docPr descr="" title="" id="34" name="Picture"/>
-            <a:graphic>
-              <a:graphicData uri="http://schemas.openxmlformats.org/drawingml/2006/picture">
-                <pic:pic>
-                  <pic:nvPicPr>
-                    <pic:cNvPr descr="./other/documents/images/kenai_watershed_map.jpg" id="35" name="Picture"/>
-                    <pic:cNvPicPr>
-                      <a:picLocks noChangeArrowheads="1" noChangeAspect="1"/>
-                    </pic:cNvPicPr>
-                  </pic:nvPicPr>
-                  <pic:blipFill>
-                    <a:blip r:embed="rId33"/>
-                    <a:stretch>
-                      <a:fillRect/>
-                    </a:stretch>
-                  </pic:blipFill>
-                  <pic:spPr bwMode="auto">
-                    <a:xfrm>
-                      <a:off x="0" y="0"/>
-                      <a:ext cx="5334000" cy="7274692"/>
-                    </a:xfrm>
-                    <a:prstGeom prst="rect">
-                      <a:avLst/>
-                    </a:prstGeom>
-                    <a:noFill/>
-                    <a:ln w="9525">
-                      <a:noFill/>
-                      <a:headEnd/>
-                      <a:tailEnd/>
-                    </a:ln>
-                  </pic:spPr>
-                </pic:pic>
-              </a:graphicData>
-            </a:graphic>
-          </wp:inline>
-        </w:drawing>
-      </w:r>
-    </w:p>
-    <w:p>
-      <w:pPr>
-        <w:pStyle w:val="BodyText"/>
-      </w:pPr>
-    </w:p>
-    <w:p>
-      <w:pPr>
-        <w:pStyle w:val="BodyText"/>
-      </w:pPr>
-      <w:r>
-        <w:drawing>
-          <wp:inline>
-            <wp:extent cx="5334000" cy="4114655"/>
-            <wp:effectExtent b="0" l="0" r="0" t="0"/>
-            <wp:docPr descr="" title="" id="37" name="Picture"/>
-            <a:graphic>
-              <a:graphicData uri="http://schemas.openxmlformats.org/drawingml/2006/picture">
-                <pic:pic>
-                  <pic:nvPicPr>
-                    <pic:cNvPr descr="./other/documents/images/kenai_river_map_bw.png" id="38" name="Picture"/>
-                    <pic:cNvPicPr>
-                      <a:picLocks noChangeArrowheads="1" noChangeAspect="1"/>
-                    </pic:cNvPicPr>
-                  </pic:nvPicPr>
-                  <pic:blipFill>
-                    <a:blip r:embed="rId36"/>
-                    <a:stretch>
-                      <a:fillRect/>
-                    </a:stretch>
-                  </pic:blipFill>
-                  <pic:spPr bwMode="auto">
-                    <a:xfrm>
-                      <a:off x="0" y="0"/>
-                      <a:ext cx="5334000" cy="4114655"/>
-                    </a:xfrm>
-                    <a:prstGeom prst="rect">
-                      <a:avLst/>
-                    </a:prstGeom>
-                    <a:noFill/>
-                    <a:ln w="9525">
-                      <a:noFill/>
-                      <a:headEnd/>
-                      <a:tailEnd/>
-                    </a:ln>
-                  </pic:spPr>
-                </pic:pic>
-              </a:graphicData>
-            </a:graphic>
-          </wp:inline>
-        </w:drawing>
-      </w:r>
-    </w:p>
-    <w:bookmarkEnd w:id="39"/>
-    <w:bookmarkStart w:id="42" w:name="sampling-sites-descriptionsphotos"/>
-    <w:p>
-      <w:pPr>
-        <w:pStyle w:val="Heading2"/>
-      </w:pPr>
-      <w:r>
-        <w:t xml:space="preserve">2.3 Sampling sites descriptions/photos</w:t>
-      </w:r>
-    </w:p>
-    <w:bookmarkStart w:id="40" w:name="tributary-sites"/>
-    <w:p>
-      <w:pPr>
-        <w:pStyle w:val="Heading3"/>
-      </w:pPr>
-      <w:r>
-        <w:t xml:space="preserve">2.3.1 Tributary Sites</w:t>
-      </w:r>
-    </w:p>
-    <w:bookmarkEnd w:id="40"/>
-    <w:bookmarkStart w:id="41" w:name="main-stem-sites"/>
-    <w:p>
-      <w:pPr>
-        <w:pStyle w:val="Heading3"/>
-      </w:pPr>
-      <w:r>
-        <w:t xml:space="preserve">2.3.2 Main Stem Sites</w:t>
-      </w:r>
-    </w:p>
-    <w:p>
-      <w:r>
-        <w:br w:type="page"/>
-      </w:r>
-    </w:p>
-    <w:bookmarkEnd w:id="41"/>
-    <w:bookmarkEnd w:id="42"/>
-    <w:bookmarkEnd w:id="43"/>
-    <w:bookmarkStart w:id="44" w:name="methods"/>
-    <w:p>
-      <w:pPr>
-        <w:pStyle w:val="Heading1"/>
-      </w:pPr>
-      <w:r>
-        <w:t xml:space="preserve">3. Methods</w:t>
-      </w:r>
-    </w:p>
-    <w:p>
-      <w:pPr>
-        <w:pStyle w:val="FirstParagraph"/>
-      </w:pPr>
-      <w:r>
-        <w:t xml:space="preserve">We collected water samples at 13 locations along the Kenai River mainstem and from eight tributaries near their confluence points (see Figure XXX). These locations selected by a team of</w:t>
-      </w:r>
-    </w:p>
-    <w:p>
-      <w:pPr>
-        <w:pStyle w:val="BodyText"/>
-      </w:pPr>
-      <w:r>
-        <w:t xml:space="preserve">chosen by dozens of participants in order to accurately represent the Kenai River Watershed’s ambient water quality conditions (Ashton, 1998) [UPDATE THIS REF]. Sampling occurred in the spring and the summer each year beginning in summer 2000.</w:t>
-      </w:r>
-    </w:p>
-    <w:p>
-      <w:pPr>
-        <w:pStyle w:val="BodyText"/>
-      </w:pPr>
-      <w:r>
-        <w:t xml:space="preserve">After a half‐day training session, staff from governmental and non‐governmental agencies dispersed between 7:00 AM - 9:00 AM to sampling locations in teams of two or more to collect samples. All samples were collected on the same day, and the timing of the sampling coincided with an outgoing tide, near low tide, to reduce the potential of collecting saline water from Cook Inlet. Typically, the individual collecting the sample waded into the water until the water level was around two feet deep, and the sample was collected while facing upstream. If the individual collected the sample using a boat, the samples were collected from the bow while the boat faced upstream. The bottles were placed approximately one foot below the surface to collect the water samples and then preserved for transportation to the laboratory. Beginning in spring 2002, two duplicate samples were collected for quality control. These procedures follow the protocols established in a Quality Assurance Project Plan that was originally approved by the ADEC in 2001 and later revised and approved by ADEC again in 2013. [UPDATE APPROVALS AND REFER TO CURRENT FIELD METHODS/QAPP IN APPENDIX].</w:t>
-      </w:r>
-    </w:p>
-    <w:p>
-      <w:pPr>
-        <w:pStyle w:val="BodyText"/>
-      </w:pPr>
-      <w:r>
-        <w:t xml:space="preserve">We used the R programming language in Posit software for all analyses, and generated this report using Quarto publishing software. The report is available both as a downloadable PDF and as an online report at [WEB ADDRESS].</w:t>
-      </w:r>
-    </w:p>
-    <w:p>
-      <w:pPr>
-        <w:pStyle w:val="BodyText"/>
-      </w:pPr>
-      <w:r>
-        <w:t xml:space="preserve">In instances where data was reported as not detected the half of the MDL or MRL</w:t>
-      </w:r>
-      <w:r>
-        <w:t xml:space="preserve"> </w:t>
-      </w:r>
-      <w:hyperlink w:anchor="acronyms">
+        <w:t xml:space="preserve">Located in southcentral Alaska, the Kenai River is part of the Cook Inlet Basin and is linked to the surrounding communities through sport and commercial fishing, tourism, recreation, and the propagation of fish and wildlife (</w:t>
+      </w:r>
+      <w:hyperlink w:anchor="fig-map1">
         <w:r>
           <w:rPr>
             <w:rStyle w:val="Hyperlink"/>
           </w:rPr>
-          <w:t xml:space="preserve">ACRONYMS</w:t>
+          <w:t xml:space="preserve">Figure 2.1</w:t>
         </w:r>
       </w:hyperlink>
       <w:r>
-        <w:t xml:space="preserve"> </w:t>
-      </w:r>
-      <w:r>
-        <w:t xml:space="preserve">was used to estimate the values and run the analysis. The MRL was used because during the early years of the project, the lab only provided this information and not the MDL.</w:t>
+        <w:t xml:space="preserve">). Five species of Pacific salmon flourish in the Kenai River Watershed, with sockeye (red) and Chinook (king) salmon as the primary species of interest for harvest in subsistence, sport, commercial, and personal use fisheries</w:t>
+      </w:r>
+      <w:r>
+        <w:t xml:space="preserve"> </w:t>
+      </w:r>
+      <w:r>
+        <w:t xml:space="preserve">(Schoen et al. 2017)</w:t>
+      </w:r>
+      <w:r>
+        <w:t xml:space="preserve">. The Kenai River his historically produced 80% of the sockeye harvested in Cook Inlet</w:t>
+      </w:r>
+      <w:r>
+        <w:t xml:space="preserve"> </w:t>
+      </w:r>
+      <w:r>
+        <w:t xml:space="preserve">(Dorava and Milner 2000)</w:t>
+      </w:r>
+      <w:r>
+        <w:t xml:space="preserve">.</w:t>
+      </w:r>
+    </w:p>
+    <w:p>
+      <w:pPr>
+        <w:pStyle w:val="BodyText"/>
+      </w:pPr>
+      <w:r>
+        <w:t xml:space="preserve">Surface runoff, groundwater composition, natural minerals, aquatic plants and animals, and human activities can affect water quality in this area. Potential sources of pollution from humans include gasoline powered boat engines, agriculture, mining, street runoff, and perforated septic tanks</w:t>
+      </w:r>
+      <w:r>
+        <w:t xml:space="preserve"> </w:t>
+      </w:r>
+      <w:r>
+        <w:t xml:space="preserve">(Glass, RL 1999; Reeves et al. 2018; EPA 2011)</w:t>
+      </w:r>
+      <w:r>
+        <w:t xml:space="preserve">.</w:t>
+      </w:r>
+    </w:p>
+    <w:bookmarkEnd w:id="32"/>
+    <w:bookmarkStart w:id="41" w:name="figuresmaps"/>
+    <w:p>
+      <w:pPr>
+        <w:pStyle w:val="Heading2"/>
+      </w:pPr>
+      <w:r>
+        <w:t xml:space="preserve">2.2 Figures/maps</w:t>
+      </w:r>
+    </w:p>
+    <w:tbl>
+      <w:tblPr>
+        <w:tblStyle w:val="Table"/>
+        <w:tblW w:type="pct" w:w="5000"/>
+        <w:tblLook w:firstRow="0" w:lastRow="0" w:firstColumn="0" w:lastColumn="0" w:noHBand="0" w:noVBand="0" w:val="0000"/>
+      </w:tblPr>
+      <w:tblGrid>
+        <w:gridCol w:w="7920"/>
+      </w:tblGrid>
+      <w:tr>
+        <w:tc>
+          <w:tcPr/>
+          <w:bookmarkStart w:id="36" w:name="fig-map1"/>
+          <w:p>
+            <w:pPr>
+              <w:pStyle w:val="Figure"/>
+              <w:jc w:val="center"/>
+            </w:pPr>
+            <w:r>
+              <w:drawing>
+                <wp:inline>
+                  <wp:extent cx="5334000" cy="7274692"/>
+                  <wp:effectExtent b="0" l="0" r="0" t="0"/>
+                  <wp:docPr descr="" title="" id="34" name="Picture"/>
+                  <a:graphic>
+                    <a:graphicData uri="http://schemas.openxmlformats.org/drawingml/2006/picture">
+                      <pic:pic>
+                        <pic:nvPicPr>
+                          <pic:cNvPr descr="./other/documents/images/kenai_watershed_map.jpg" id="35" name="Picture"/>
+                          <pic:cNvPicPr>
+                            <a:picLocks noChangeArrowheads="1" noChangeAspect="1"/>
+                          </pic:cNvPicPr>
+                        </pic:nvPicPr>
+                        <pic:blipFill>
+                          <a:blip r:embed="rId33"/>
+                          <a:stretch>
+                            <a:fillRect/>
+                          </a:stretch>
+                        </pic:blipFill>
+                        <pic:spPr bwMode="auto">
+                          <a:xfrm>
+                            <a:off x="0" y="0"/>
+                            <a:ext cx="5334000" cy="7274692"/>
+                          </a:xfrm>
+                          <a:prstGeom prst="rect">
+                            <a:avLst/>
+                          </a:prstGeom>
+                          <a:noFill/>
+                          <a:ln w="9525">
+                            <a:noFill/>
+                            <a:headEnd/>
+                            <a:tailEnd/>
+                          </a:ln>
+                        </pic:spPr>
+                      </pic:pic>
+                    </a:graphicData>
+                  </a:graphic>
+                </wp:inline>
+              </w:drawing>
+            </w:r>
+          </w:p>
+          <w:p>
+            <w:pPr>
+              <w:jc w:val="center"/>
+            </w:pPr>
+            <w:pPr>
+              <w:jc w:val="start"/>
+              <w:spacing w:before="200"/>
+              <w:pStyle w:val="ImageCaption"/>
+            </w:pPr>
+            <w:r>
+              <w:t xml:space="preserve">Figure 2.1: Location in Alaska of Kenai River Watershed</w:t>
+            </w:r>
+          </w:p>
+          <w:bookmarkEnd w:id="36"/>
+        </w:tc>
+      </w:tr>
+    </w:tbl>
+    <w:p>
+      <w:pPr>
+        <w:pStyle w:val="BodyText"/>
+      </w:pPr>
+    </w:p>
+    <w:tbl>
+      <w:tblPr>
+        <w:tblStyle w:val="Table"/>
+        <w:tblW w:type="pct" w:w="5000"/>
+        <w:tblLook w:firstRow="0" w:lastRow="0" w:firstColumn="0" w:lastColumn="0" w:noHBand="0" w:noVBand="0" w:val="0000"/>
+      </w:tblPr>
+      <w:tblGrid>
+        <w:gridCol w:w="7920"/>
+      </w:tblGrid>
+      <w:tr>
+        <w:tc>
+          <w:tcPr/>
+          <w:bookmarkStart w:id="40" w:name="fig-map2"/>
+          <w:p>
+            <w:pPr>
+              <w:pStyle w:val="Figure"/>
+              <w:jc w:val="center"/>
+            </w:pPr>
+            <w:r>
+              <w:drawing>
+                <wp:inline>
+                  <wp:extent cx="5334000" cy="4114655"/>
+                  <wp:effectExtent b="0" l="0" r="0" t="0"/>
+                  <wp:docPr descr="" title="" id="38" name="Picture"/>
+                  <a:graphic>
+                    <a:graphicData uri="http://schemas.openxmlformats.org/drawingml/2006/picture">
+                      <pic:pic>
+                        <pic:nvPicPr>
+                          <pic:cNvPr descr="./other/documents/images/kenai_river_map_bw.png" id="39" name="Picture"/>
+                          <pic:cNvPicPr>
+                            <a:picLocks noChangeArrowheads="1" noChangeAspect="1"/>
+                          </pic:cNvPicPr>
+                        </pic:nvPicPr>
+                        <pic:blipFill>
+                          <a:blip r:embed="rId37"/>
+                          <a:stretch>
+                            <a:fillRect/>
+                          </a:stretch>
+                        </pic:blipFill>
+                        <pic:spPr bwMode="auto">
+                          <a:xfrm>
+                            <a:off x="0" y="0"/>
+                            <a:ext cx="5334000" cy="4114655"/>
+                          </a:xfrm>
+                          <a:prstGeom prst="rect">
+                            <a:avLst/>
+                          </a:prstGeom>
+                          <a:noFill/>
+                          <a:ln w="9525">
+                            <a:noFill/>
+                            <a:headEnd/>
+                            <a:tailEnd/>
+                          </a:ln>
+                        </pic:spPr>
+                      </pic:pic>
+                    </a:graphicData>
+                  </a:graphic>
+                </wp:inline>
+              </w:drawing>
+            </w:r>
+          </w:p>
+          <w:p>
+            <w:pPr>
+              <w:jc w:val="center"/>
+            </w:pPr>
+            <w:pPr>
+              <w:jc w:val="start"/>
+              <w:spacing w:before="200"/>
+              <w:pStyle w:val="ImageCaption"/>
+            </w:pPr>
+            <w:r>
+              <w:t xml:space="preserve">Figure 2.2: Location of water quality sampling sites</w:t>
+            </w:r>
+          </w:p>
+          <w:bookmarkEnd w:id="40"/>
+        </w:tc>
+      </w:tr>
+    </w:tbl>
+    <w:bookmarkEnd w:id="41"/>
+    <w:bookmarkStart w:id="44" w:name="sampling-sites-descriptionsphotos"/>
+    <w:p>
+      <w:pPr>
+        <w:pStyle w:val="Heading2"/>
+      </w:pPr>
+      <w:r>
+        <w:t xml:space="preserve">2.3 Sampling sites descriptions/photos</w:t>
+      </w:r>
+    </w:p>
+    <w:p>
+      <w:pPr>
+        <w:pStyle w:val="FirstParagraph"/>
+      </w:pPr>
+      <w:r>
+        <w:t xml:space="preserve">Field sampling sites described in</w:t>
+      </w:r>
+      <w:r>
+        <w:t xml:space="preserve"> </w:t>
+      </w:r>
+      <w:hyperlink w:anchor="fig-map2">
+        <w:r>
+          <w:rPr>
+            <w:rStyle w:val="Hyperlink"/>
+          </w:rPr>
+          <w:t xml:space="preserve">Figure 2.2</w:t>
+        </w:r>
+      </w:hyperlink>
+      <w:r>
+        <w:t xml:space="preserve"> </w:t>
+      </w:r>
+      <w:r>
+        <w:t xml:space="preserve">are introduced below with a photo a coordinates for each location.</w:t>
+      </w:r>
+    </w:p>
+    <w:bookmarkStart w:id="42" w:name="tributary-sites"/>
+    <w:p>
+      <w:pPr>
+        <w:pStyle w:val="Heading3"/>
+      </w:pPr>
+      <w:r>
+        <w:t xml:space="preserve">2.3.1 Tributary Sites</w:t>
+      </w:r>
+    </w:p>
+    <w:p>
+      <w:pPr>
+        <w:pStyle w:val="FirstParagraph"/>
+      </w:pPr>
+      <w:r>
+        <w:t xml:space="preserve">A brief description of each of the tributary stem field sampling sites, along with coordinates and a photo.</w:t>
+      </w:r>
+    </w:p>
+    <w:bookmarkEnd w:id="42"/>
+    <w:bookmarkStart w:id="43" w:name="main-stem-sites"/>
+    <w:p>
+      <w:pPr>
+        <w:pStyle w:val="Heading3"/>
+      </w:pPr>
+      <w:r>
+        <w:t xml:space="preserve">2.3.2 Main Stem Sites</w:t>
+      </w:r>
+    </w:p>
+    <w:p>
+      <w:pPr>
+        <w:pStyle w:val="FirstParagraph"/>
+      </w:pPr>
+      <w:r>
+        <w:t xml:space="preserve">This section will include a brief description of each of the main stem field sampling sites, along with coordinates and a photo.</w:t>
       </w:r>
     </w:p>
     <w:p>
@@ -865,23 +909,98 @@
         <w:br w:type="page"/>
       </w:r>
     </w:p>
+    <w:bookmarkEnd w:id="43"/>
     <w:bookmarkEnd w:id="44"/>
-    <w:bookmarkStart w:id="47" w:name="results"/>
+    <w:bookmarkEnd w:id="45"/>
+    <w:bookmarkStart w:id="47" w:name="methods"/>
     <w:p>
       <w:pPr>
         <w:pStyle w:val="Heading1"/>
       </w:pPr>
       <w:r>
-        <w:t xml:space="preserve">4. Results</w:t>
-      </w:r>
-    </w:p>
-    <w:bookmarkStart w:id="46" w:name="parameters-and-graphs"/>
+        <w:t xml:space="preserve">3. Methods</w:t>
+      </w:r>
+    </w:p>
+    <w:p>
+      <w:pPr>
+        <w:pStyle w:val="FirstParagraph"/>
+      </w:pPr>
+      <w:r>
+        <w:t xml:space="preserve">We collected water samples at 13 locations along the Kenai River mainstem and from eight tributaries near their confluence points (see</w:t>
+      </w:r>
+      <w:r>
+        <w:t xml:space="preserve"> </w:t>
+      </w:r>
+      <w:hyperlink w:anchor="fig-map2">
+        <w:r>
+          <w:rPr>
+            <w:rStyle w:val="Hyperlink"/>
+          </w:rPr>
+          <w:t xml:space="preserve">Figure 2.2</w:t>
+        </w:r>
+      </w:hyperlink>
+      <w:r>
+        <w:t xml:space="preserve">). These locations were selected by a technical working group in 1997 to represent diverse regions through the Kenai River watershed’s ambient water quality conditions. Sampling occurred in the spring and the summer each year beginning in summer 2000.</w:t>
+      </w:r>
+    </w:p>
+    <w:p>
+      <w:pPr>
+        <w:pStyle w:val="BodyText"/>
+      </w:pPr>
+      <w:r>
+        <w:t xml:space="preserve">After a half‐day training session, staff from governmental and non‐governmental agencies dispersed between 7:00 AM - 9:00 AM to sampling locations in teams of two or more to collect samples. All samples were collected on the same day, and the timing of the sampling coincided with an outgoing tide, near low tide, to reduce the potential of collecting saline water from Cook Inlet (see Appendix X for timing). Typically, the individual collecting the sample waded into the water until the water level was around two feet deep, and the sample was collected while facing upstream. If the individual collected the sample using a boat, the samples were collected from the bow while the boat faced upstream. The bottles were placed approximately one foot below the surface to collect the water samples and then preserved for transportation to the laboratory. Beginning in spring 2002, two duplicate samples were collected for quality control. These procedures follow the protocols established in a Quality Assurance Project Plan (QAPP) that was originally approved by the ADEC in 2001 and later revised and approved by ADEC again in 2013, 2019, 2020. The QAPP was also reviewed and approved by the Region 10 Environmental Protection Agency office in 2023 [pending as of 2023-01-24]. The QAPP is available from Kenai Watershed Forum</w:t>
+      </w:r>
+      <w:r>
+        <w:rPr>
+          <w:rStyle w:val="FootnoteReference"/>
+        </w:rPr>
+        <w:footnoteReference w:id="46"/>
+      </w:r>
+      <w:r>
+        <w:t xml:space="preserve"> </w:t>
+      </w:r>
+      <w:r>
+        <w:t xml:space="preserve">[pending as of 2023-01-24].</w:t>
+      </w:r>
+    </w:p>
+    <w:p>
+      <w:pPr>
+        <w:pStyle w:val="BodyText"/>
+      </w:pPr>
+      <w:r>
+        <w:t xml:space="preserve">We used the R programming language in Posit software for all analyses, and generated this report using Quarto publishing software. The report is available both as a downloadable PDF and as an online report at [WEB ADDRESS].</w:t>
+      </w:r>
+    </w:p>
+    <w:p>
+      <w:pPr>
+        <w:pStyle w:val="BodyText"/>
+      </w:pPr>
+      <w:r>
+        <w:t xml:space="preserve">In instances where data was reported as not detected the half of the MDL or MRL [ACRONYMS] was used to estimate the values and run the analysis. The MRL was used because during the early years of the project, the lab only provided this information and not the MDL.</w:t>
+      </w:r>
+    </w:p>
+    <w:p>
+      <w:r>
+        <w:br w:type="page"/>
+      </w:r>
+    </w:p>
+    <w:bookmarkEnd w:id="47"/>
+    <w:bookmarkStart w:id="53" w:name="water-quality-parameters-results"/>
+    <w:p>
+      <w:pPr>
+        <w:pStyle w:val="Heading1"/>
+      </w:pPr>
+      <w:r>
+        <w:t xml:space="preserve">4. Water Quality Parameters Results</w:t>
+      </w:r>
+    </w:p>
+    <w:bookmarkStart w:id="52" w:name="interpreting-box-plots"/>
     <w:p>
       <w:pPr>
         <w:pStyle w:val="Heading2"/>
       </w:pPr>
       <w:r>
-        <w:t xml:space="preserve">4.1 Parameters and graphs</w:t>
+        <w:t xml:space="preserve">4.1 Interpreting Box Plots</w:t>
       </w:r>
     </w:p>
     <w:p>
@@ -889,16 +1008,598 @@
         <w:pStyle w:val="FirstParagraph"/>
       </w:pPr>
       <w:r>
-        <w:t xml:space="preserve">Explain how to interpret figures</w:t>
-      </w:r>
-    </w:p>
-    <w:bookmarkStart w:id="45" w:name="parameters"/>
-    <w:p>
-      <w:pPr>
-        <w:pStyle w:val="Heading3"/>
-      </w:pPr>
-      <w:r>
-        <w:t xml:space="preserve">4.1.1 Parameters</w:t>
+        <w:t xml:space="preserve">Each of the following graphs display the sampling results for a specific parameter, such as arsenic. Within these graphs, a box and extending lines represent the results reported at each sampling site. A horizontal line within the box corresponds to the median of the data. The box contains 50% of the data and the vertical lines display the minimum and maximum values. Any data points that fall outside of the acceptable range are outliers and are portrayed as small circles (</w:t>
+      </w:r>
+      <w:hyperlink w:anchor="fig-boxplot1">
+        <w:r>
+          <w:rPr>
+            <w:rStyle w:val="Hyperlink"/>
+          </w:rPr>
+          <w:t xml:space="preserve">Figure 4.1</w:t>
+        </w:r>
+      </w:hyperlink>
+      <w:r>
+        <w:t xml:space="preserve">).</w:t>
+      </w:r>
+    </w:p>
+    <w:tbl>
+      <w:tblPr>
+        <w:tblStyle w:val="Table"/>
+        <w:tblW w:type="pct" w:w="5000"/>
+        <w:tblLook w:firstRow="0" w:lastRow="0" w:firstColumn="0" w:lastColumn="0" w:noHBand="0" w:noVBand="0" w:val="0000"/>
+      </w:tblPr>
+      <w:tblGrid>
+        <w:gridCol w:w="7920"/>
+      </w:tblGrid>
+      <w:tr>
+        <w:tc>
+          <w:tcPr/>
+          <w:bookmarkStart w:id="51" w:name="fig-boxplot1"/>
+          <w:p>
+            <w:pPr>
+              <w:pStyle w:val="Figure"/>
+              <w:jc w:val="center"/>
+            </w:pPr>
+            <w:r>
+              <w:drawing>
+                <wp:inline>
+                  <wp:extent cx="3200400" cy="2552700"/>
+                  <wp:effectExtent b="0" l="0" r="0" t="0"/>
+                  <wp:docPr descr="" title="" id="49" name="Picture"/>
+                  <a:graphic>
+                    <a:graphicData uri="http://schemas.openxmlformats.org/drawingml/2006/picture">
+                      <pic:pic>
+                        <pic:nvPicPr>
+                          <pic:cNvPr descr="./other/documents/images/boxplots.jpg" id="50" name="Picture"/>
+                          <pic:cNvPicPr>
+                            <a:picLocks noChangeArrowheads="1" noChangeAspect="1"/>
+                          </pic:cNvPicPr>
+                        </pic:nvPicPr>
+                        <pic:blipFill>
+                          <a:blip r:embed="rId48"/>
+                          <a:stretch>
+                            <a:fillRect/>
+                          </a:stretch>
+                        </pic:blipFill>
+                        <pic:spPr bwMode="auto">
+                          <a:xfrm>
+                            <a:off x="0" y="0"/>
+                            <a:ext cx="3200400" cy="2552700"/>
+                          </a:xfrm>
+                          <a:prstGeom prst="rect">
+                            <a:avLst/>
+                          </a:prstGeom>
+                          <a:noFill/>
+                          <a:ln w="9525">
+                            <a:noFill/>
+                            <a:headEnd/>
+                            <a:tailEnd/>
+                          </a:ln>
+                        </pic:spPr>
+                      </pic:pic>
+                    </a:graphicData>
+                  </a:graphic>
+                </wp:inline>
+              </w:drawing>
+            </w:r>
+          </w:p>
+          <w:p>
+            <w:pPr>
+              <w:jc w:val="center"/>
+            </w:pPr>
+            <w:pPr>
+              <w:jc w:val="start"/>
+              <w:spacing w:before="200"/>
+              <w:pStyle w:val="ImageCaption"/>
+            </w:pPr>
+            <w:r>
+              <w:t xml:space="preserve">Figure 4.1: Components of a box plot</w:t>
+            </w:r>
+          </w:p>
+          <w:bookmarkEnd w:id="51"/>
+        </w:tc>
+      </w:tr>
+    </w:tbl>
+    <w:p>
+      <w:pPr>
+        <w:pStyle w:val="BodyText"/>
+      </w:pPr>
+    </w:p>
+    <w:p>
+      <w:pPr>
+        <w:pStyle w:val="SourceCode"/>
+      </w:pPr>
+      <w:r>
+        <w:rPr>
+          <w:rStyle w:val="VerbatimChar"/>
+        </w:rPr>
+        <w:t xml:space="preserve">colorspace (2.0-3 -&gt; 2.1-0) [CRAN]</w:t>
+      </w:r>
+      <w:r>
+        <w:br/>
+      </w:r>
+      <w:r>
+        <w:rPr>
+          <w:rStyle w:val="VerbatimChar"/>
+        </w:rPr>
+        <w:t xml:space="preserve">fansi      (1.0.3 -&gt; 1.0.4) [CRAN]</w:t>
+      </w:r>
+      <w:r>
+        <w:br/>
+      </w:r>
+      <w:r>
+        <w:rPr>
+          <w:rStyle w:val="VerbatimChar"/>
+        </w:rPr>
+        <w:t xml:space="preserve">vctrs      (0.5.1 -&gt; 0.5.2) [CRAN]</w:t>
+      </w:r>
+      <w:r>
+        <w:br/>
+      </w:r>
+      <w:r>
+        <w:rPr>
+          <w:rStyle w:val="VerbatimChar"/>
+        </w:rPr>
+        <w:t xml:space="preserve">cli        (3.5.0 -&gt; 3.6.0) [CRAN]</w:t>
+      </w:r>
+      <w:r>
+        <w:br/>
+      </w:r>
+      <w:r>
+        <w:rPr>
+          <w:rStyle w:val="VerbatimChar"/>
+        </w:rPr>
+        <w:t xml:space="preserve">vroom      (1.6.0 -&gt; 1.6.1) [CRAN]</w:t>
+      </w:r>
+      <w:r>
+        <w:br/>
+      </w:r>
+      <w:r>
+        <w:rPr>
+          <w:rStyle w:val="VerbatimChar"/>
+        </w:rPr>
+        <w:t xml:space="preserve">lubridate  (1.9.0 -&gt; 1.9.1) [CRAN]</w:t>
+      </w:r>
+    </w:p>
+    <w:p>
+      <w:pPr>
+        <w:pStyle w:val="SourceCode"/>
+      </w:pPr>
+      <w:r>
+        <w:rPr>
+          <w:rStyle w:val="VerbatimChar"/>
+        </w:rPr>
+        <w:t xml:space="preserve">Warning: package 'lubridate' is in use and will not be installed</w:t>
+      </w:r>
+    </w:p>
+    <w:p>
+      <w:pPr>
+        <w:pStyle w:val="SourceCode"/>
+      </w:pPr>
+      <w:r>
+        <w:br/>
+      </w:r>
+      <w:r>
+        <w:rPr>
+          <w:rStyle w:val="VerbatimChar"/>
+        </w:rPr>
+        <w:t xml:space="preserve">  There are binary versions available but the source versions are later:</w:t>
+      </w:r>
+      <w:r>
+        <w:br/>
+      </w:r>
+      <w:r>
+        <w:rPr>
+          <w:rStyle w:val="VerbatimChar"/>
+        </w:rPr>
+        <w:t xml:space="preserve">           binary source needs_compilation</w:t>
+      </w:r>
+      <w:r>
+        <w:br/>
+      </w:r>
+      <w:r>
+        <w:rPr>
+          <w:rStyle w:val="VerbatimChar"/>
+        </w:rPr>
+        <w:t xml:space="preserve">colorspace  2.0-3  2.1-0              TRUE</w:t>
+      </w:r>
+      <w:r>
+        <w:br/>
+      </w:r>
+      <w:r>
+        <w:rPr>
+          <w:rStyle w:val="VerbatimChar"/>
+        </w:rPr>
+        <w:t xml:space="preserve">fansi       1.0.3  1.0.4              TRUE</w:t>
+      </w:r>
+      <w:r>
+        <w:br/>
+      </w:r>
+      <w:r>
+        <w:rPr>
+          <w:rStyle w:val="VerbatimChar"/>
+        </w:rPr>
+        <w:t xml:space="preserve">vctrs       0.5.1  0.5.2              TRUE</w:t>
+      </w:r>
+      <w:r>
+        <w:br/>
+      </w:r>
+      <w:r>
+        <w:rPr>
+          <w:rStyle w:val="VerbatimChar"/>
+        </w:rPr>
+        <w:t xml:space="preserve">vroom       1.6.0  1.6.1              TRUE</w:t>
+      </w:r>
+      <w:r>
+        <w:br/>
+      </w:r>
+      <w:r>
+        <w:br/>
+      </w:r>
+      <w:r>
+        <w:rPr>
+          <w:rStyle w:val="VerbatimChar"/>
+        </w:rPr>
+        <w:t xml:space="preserve">package 'cli' successfully unpacked and MD5 sums checked</w:t>
+      </w:r>
+    </w:p>
+    <w:p>
+      <w:pPr>
+        <w:pStyle w:val="SourceCode"/>
+      </w:pPr>
+      <w:r>
+        <w:rPr>
+          <w:rStyle w:val="VerbatimChar"/>
+        </w:rPr>
+        <w:t xml:space="preserve">Warning: cannot remove prior installation of package 'cli'</w:t>
+      </w:r>
+    </w:p>
+    <w:p>
+      <w:pPr>
+        <w:pStyle w:val="SourceCode"/>
+      </w:pPr>
+      <w:r>
+        <w:rPr>
+          <w:rStyle w:val="VerbatimChar"/>
+        </w:rPr>
+        <w:t xml:space="preserve">Warning in file.copy(savedcopy, lib, recursive = TRUE): problem copying</w:t>
+      </w:r>
+      <w:r>
+        <w:br/>
+      </w:r>
+      <w:r>
+        <w:rPr>
+          <w:rStyle w:val="VerbatimChar"/>
+        </w:rPr>
+        <w:t xml:space="preserve">C:\Users\Bmeyer\AppData\Local\R\win-library\4.2\00LOCK\cli\libs\x64\cli.dll to</w:t>
+      </w:r>
+      <w:r>
+        <w:br/>
+      </w:r>
+      <w:r>
+        <w:rPr>
+          <w:rStyle w:val="VerbatimChar"/>
+        </w:rPr>
+        <w:t xml:space="preserve">C:\Users\Bmeyer\AppData\Local\R\win-library\4.2\cli\libs\x64\cli.dll: Permission</w:t>
+      </w:r>
+      <w:r>
+        <w:br/>
+      </w:r>
+      <w:r>
+        <w:rPr>
+          <w:rStyle w:val="VerbatimChar"/>
+        </w:rPr>
+        <w:t xml:space="preserve">denied</w:t>
+      </w:r>
+    </w:p>
+    <w:p>
+      <w:pPr>
+        <w:pStyle w:val="SourceCode"/>
+      </w:pPr>
+      <w:r>
+        <w:rPr>
+          <w:rStyle w:val="VerbatimChar"/>
+        </w:rPr>
+        <w:t xml:space="preserve">Warning: restored 'cli'</w:t>
+      </w:r>
+    </w:p>
+    <w:p>
+      <w:pPr>
+        <w:pStyle w:val="SourceCode"/>
+      </w:pPr>
+      <w:r>
+        <w:br/>
+      </w:r>
+      <w:r>
+        <w:rPr>
+          <w:rStyle w:val="VerbatimChar"/>
+        </w:rPr>
+        <w:t xml:space="preserve">The downloaded binary packages are in</w:t>
+      </w:r>
+      <w:r>
+        <w:br/>
+      </w:r>
+      <w:r>
+        <w:rPr>
+          <w:rStyle w:val="VerbatimChar"/>
+        </w:rPr>
+        <w:t xml:space="preserve">    C:\Users\Bmeyer\AppData\Local\Temp\RtmpsJtteK\downloaded_packages</w:t>
+      </w:r>
+    </w:p>
+    <w:p>
+      <w:pPr>
+        <w:pStyle w:val="SourceCode"/>
+      </w:pPr>
+      <w:r>
+        <w:rPr>
+          <w:rStyle w:val="VerbatimChar"/>
+        </w:rPr>
+        <w:t xml:space="preserve">Warning in i.p(...): installation of package 'colorspace' had non-zero exit</w:t>
+      </w:r>
+      <w:r>
+        <w:br/>
+      </w:r>
+      <w:r>
+        <w:rPr>
+          <w:rStyle w:val="VerbatimChar"/>
+        </w:rPr>
+        <w:t xml:space="preserve">status</w:t>
+      </w:r>
+    </w:p>
+    <w:p>
+      <w:pPr>
+        <w:pStyle w:val="SourceCode"/>
+      </w:pPr>
+      <w:r>
+        <w:rPr>
+          <w:rStyle w:val="VerbatimChar"/>
+        </w:rPr>
+        <w:t xml:space="preserve">Warning in i.p(...): installation of package 'fansi' had non-zero exit status</w:t>
+      </w:r>
+    </w:p>
+    <w:p>
+      <w:pPr>
+        <w:pStyle w:val="SourceCode"/>
+      </w:pPr>
+      <w:r>
+        <w:rPr>
+          <w:rStyle w:val="VerbatimChar"/>
+        </w:rPr>
+        <w:t xml:space="preserve">Warning in i.p(...): installation of package 'vctrs' had non-zero exit status</w:t>
+      </w:r>
+    </w:p>
+    <w:p>
+      <w:pPr>
+        <w:pStyle w:val="SourceCode"/>
+      </w:pPr>
+      <w:r>
+        <w:rPr>
+          <w:rStyle w:val="VerbatimChar"/>
+        </w:rPr>
+        <w:t xml:space="preserve">── R CMD build ─────────────────────────────────────────────────────────────────</w:t>
+      </w:r>
+      <w:r>
+        <w:br/>
+      </w:r>
+      <w:r>
+        <w:rPr>
+          <w:rStyle w:val="VerbatimChar"/>
+        </w:rPr>
+        <w:t xml:space="preserve">* checking for file 'C:\Users\Bmeyer\AppData\Local\Temp\RtmpsJtteK\remotes464037305914\USGS-R-EGRET-9e5ecb3/DESCRIPTION' ... OK</w:t>
+      </w:r>
+      <w:r>
+        <w:br/>
+      </w:r>
+      <w:r>
+        <w:rPr>
+          <w:rStyle w:val="VerbatimChar"/>
+        </w:rPr>
+        <w:t xml:space="preserve">* preparing 'EGRET':</w:t>
+      </w:r>
+      <w:r>
+        <w:br/>
+      </w:r>
+      <w:r>
+        <w:rPr>
+          <w:rStyle w:val="VerbatimChar"/>
+        </w:rPr>
+        <w:t xml:space="preserve">* checking DESCRIPTION meta-information ... OK</w:t>
+      </w:r>
+      <w:r>
+        <w:br/>
+      </w:r>
+      <w:r>
+        <w:rPr>
+          <w:rStyle w:val="VerbatimChar"/>
+        </w:rPr>
+        <w:t xml:space="preserve">* checking for LF line-endings in source and make files and shell scripts</w:t>
+      </w:r>
+      <w:r>
+        <w:br/>
+      </w:r>
+      <w:r>
+        <w:rPr>
+          <w:rStyle w:val="VerbatimChar"/>
+        </w:rPr>
+        <w:t xml:space="preserve">* checking for empty or unneeded directories</w:t>
+      </w:r>
+      <w:r>
+        <w:br/>
+      </w:r>
+      <w:r>
+        <w:rPr>
+          <w:rStyle w:val="VerbatimChar"/>
+        </w:rPr>
+        <w:t xml:space="preserve">* building 'EGRET_3.0.8.tar.gz'</w:t>
+      </w:r>
+    </w:p>
+    <w:p>
+      <w:pPr>
+        <w:pStyle w:val="SourceCode"/>
+      </w:pPr>
+      <w:r>
+        <w:rPr>
+          <w:rStyle w:val="VerbatimChar"/>
+        </w:rPr>
+        <w:t xml:space="preserve">Request failed [404]. Retrying in 1 seconds...</w:t>
+      </w:r>
+    </w:p>
+    <w:p>
+      <w:pPr>
+        <w:pStyle w:val="SourceCode"/>
+      </w:pPr>
+      <w:r>
+        <w:rPr>
+          <w:rStyle w:val="VerbatimChar"/>
+        </w:rPr>
+        <w:t xml:space="preserve">Request failed [404]. Retrying in 3.5 seconds...</w:t>
+      </w:r>
+    </w:p>
+    <w:p>
+      <w:pPr>
+        <w:pStyle w:val="SourceCode"/>
+      </w:pPr>
+      <w:r>
+        <w:rPr>
+          <w:rStyle w:val="VerbatimChar"/>
+        </w:rPr>
+        <w:t xml:space="preserve">For: https://waterservices.usgs.gov/nwis/site/?siteOutput=Expanded&amp;format=rdb&amp;site=10000022</w:t>
+      </w:r>
+    </w:p>
+    <w:p>
+      <w:pPr>
+        <w:pStyle w:val="SourceCode"/>
+      </w:pPr>
+      <w:r>
+        <w:rPr>
+          <w:rStyle w:val="VerbatimChar"/>
+        </w:rPr>
+        <w:t xml:space="preserve">Not Found (HTTP 404).</w:t>
+      </w:r>
+    </w:p>
+    <w:p>
+      <w:pPr>
+        <w:pStyle w:val="SourceCode"/>
+      </w:pPr>
+      <w:r>
+        <w:rPr>
+          <w:rStyle w:val="VerbatimChar"/>
+        </w:rPr>
+        <w:t xml:space="preserve">Warning: NWIS qw web services are being retired.</w:t>
+      </w:r>
+      <w:r>
+        <w:br/>
+      </w:r>
+      <w:r>
+        <w:rPr>
+          <w:rStyle w:val="VerbatimChar"/>
+        </w:rPr>
+        <w:t xml:space="preserve">Please see vignette('qwdata_changes', package = 'dataRetrieval')</w:t>
+      </w:r>
+      <w:r>
+        <w:br/>
+      </w:r>
+      <w:r>
+        <w:rPr>
+          <w:rStyle w:val="VerbatimChar"/>
+        </w:rPr>
+        <w:t xml:space="preserve">for more information.</w:t>
+      </w:r>
+      <w:r>
+        <w:br/>
+      </w:r>
+      <w:r>
+        <w:rPr>
+          <w:rStyle w:val="VerbatimChar"/>
+        </w:rPr>
+        <w:t xml:space="preserve">https://cran.r-project.org/web/packages/dataRetrieval/vignettes/qwdata_changes.html</w:t>
+      </w:r>
+    </w:p>
+    <w:p>
+      <w:pPr>
+        <w:pStyle w:val="SourceCode"/>
+      </w:pPr>
+      <w:r>
+        <w:rPr>
+          <w:rStyle w:val="VerbatimChar"/>
+        </w:rPr>
+        <w:t xml:space="preserve">No sites/data found using the selection criteria specified </w:t>
+      </w:r>
+      <w:r>
+        <w:br/>
+      </w:r>
+      <w:r>
+        <w:rPr>
+          <w:rStyle w:val="VerbatimChar"/>
+        </w:rPr>
+        <w:t xml:space="preserve">Request failed [404]. Retrying in 1.9 seconds...</w:t>
+      </w:r>
+      <w:r>
+        <w:br/>
+      </w:r>
+      <w:r>
+        <w:rPr>
+          <w:rStyle w:val="VerbatimChar"/>
+        </w:rPr>
+        <w:t xml:space="preserve">Request failed [404]. Retrying in 1 seconds...</w:t>
+      </w:r>
+      <w:r>
+        <w:br/>
+      </w:r>
+      <w:r>
+        <w:rPr>
+          <w:rStyle w:val="VerbatimChar"/>
+        </w:rPr>
+        <w:t xml:space="preserve">For: https://waterservices.usgs.gov/nwis/site/?siteOutput=Expanded&amp;format=rdb&amp;site=10000022</w:t>
+      </w:r>
+      <w:r>
+        <w:br/>
+      </w:r>
+      <w:r>
+        <w:br/>
+      </w:r>
+      <w:r>
+        <w:rPr>
+          <w:rStyle w:val="VerbatimChar"/>
+        </w:rPr>
+        <w:t xml:space="preserve">Not Found (HTTP 404).</w:t>
+      </w:r>
+    </w:p>
+    <w:p>
+      <w:pPr>
+        <w:pStyle w:val="SourceCode"/>
+      </w:pPr>
+      <w:r>
+        <w:rPr>
+          <w:rStyle w:val="VerbatimChar"/>
+        </w:rPr>
+        <w:t xml:space="preserve">[1] 10000173</w:t>
+      </w:r>
+    </w:p>
+    <w:p>
+      <w:r>
+        <w:br w:type="page"/>
+      </w:r>
+    </w:p>
+    <w:bookmarkEnd w:id="52"/>
+    <w:bookmarkEnd w:id="53"/>
+    <w:bookmarkStart w:id="54" w:name="data-qaqc"/>
+    <w:p>
+      <w:pPr>
+        <w:pStyle w:val="Heading1"/>
+      </w:pPr>
+      <w:r>
+        <w:t xml:space="preserve">5. Data QA/QC</w:t>
+      </w:r>
+    </w:p>
+    <w:bookmarkEnd w:id="54"/>
+    <w:bookmarkStart w:id="55" w:name="summary"/>
+    <w:p>
+      <w:pPr>
+        <w:pStyle w:val="Heading1"/>
+      </w:pPr>
+      <w:r>
+        <w:t xml:space="preserve">6. Summary</w:t>
       </w:r>
     </w:p>
     <w:p>
@@ -906,55 +1607,245 @@
         <w:pStyle w:val="FirstParagraph"/>
       </w:pPr>
       <w:r>
-        <w:t xml:space="preserve">For each parameter, basic time series figures in context of EPA and AEDC limits similar to Guerron Orejuela 2016. Update references and interpretation.</w:t>
-      </w:r>
-    </w:p>
-    <w:p>
-      <w:pPr>
-        <w:pStyle w:val="BodyText"/>
-      </w:pPr>
-      <w:r>
-        <w:t xml:space="preserve">(code note: use</w:t>
-      </w:r>
-      <w:r>
-        <w:t xml:space="preserve"> </w:t>
-      </w:r>
-      <w:r>
-        <w:t xml:space="preserve">“</w:t>
-      </w:r>
-      <w:r>
-        <w:t xml:space="preserve">parameters</w:t>
-      </w:r>
-      <w:r>
-        <w:t xml:space="preserve">”</w:t>
-      </w:r>
-      <w:r>
-        <w:t xml:space="preserve"> </w:t>
-      </w:r>
-      <w:r>
-        <w:t xml:space="preserve">option in front matter of each page to switch, https://bookdown.org/yihui/rmarkdown/params-knit.html)</w:t>
-      </w:r>
-    </w:p>
-    <w:bookmarkEnd w:id="45"/>
-    <w:bookmarkEnd w:id="46"/>
-    <w:bookmarkEnd w:id="47"/>
-    <w:bookmarkStart w:id="48" w:name="data-qaqc"/>
+        <w:t xml:space="preserve">~2 page overall summary here.</w:t>
+      </w:r>
+    </w:p>
+    <w:bookmarkEnd w:id="55"/>
+    <w:bookmarkStart w:id="67" w:name="references"/>
     <w:p>
       <w:pPr>
         <w:pStyle w:val="Heading1"/>
       </w:pPr>
       <w:r>
-        <w:t xml:space="preserve">5. Data QA/QC</w:t>
-      </w:r>
-    </w:p>
-    <w:bookmarkEnd w:id="48"/>
-    <w:bookmarkStart w:id="49" w:name="summary"/>
+        <w:t xml:space="preserve">References</w:t>
+      </w:r>
+    </w:p>
+    <w:bookmarkStart w:id="66" w:name="refs"/>
+    <w:bookmarkStart w:id="57" w:name="ref-dorava2000"/>
+    <w:p>
+      <w:pPr>
+        <w:pStyle w:val="Bibliography"/>
+      </w:pPr>
+      <w:r>
+        <w:t xml:space="preserve">Dorava, Joseph M, and Alexander M Milner. 2000.</w:t>
+      </w:r>
+      <w:r>
+        <w:t xml:space="preserve"> </w:t>
+      </w:r>
+      <w:r>
+        <w:t xml:space="preserve">“Role of Lake Regulation on Glacier-Fed Rivers in Enhancing Salmon Productivity: The Cook Inlet Watershed, South-Central Alaska, USA.”</w:t>
+      </w:r>
+      <w:r>
+        <w:t xml:space="preserve"> </w:t>
+      </w:r>
+      <w:r>
+        <w:rPr>
+          <w:iCs/>
+          <w:i/>
+        </w:rPr>
+        <w:t xml:space="preserve">Hydrol. Process.</w:t>
+      </w:r>
+      <w:r>
+        <w:t xml:space="preserve"> </w:t>
+      </w:r>
+      <w:r>
+        <w:t xml:space="preserve">14 (16-17): 3149–59.</w:t>
+      </w:r>
+      <w:r>
+        <w:t xml:space="preserve"> </w:t>
+      </w:r>
+      <w:hyperlink r:id="rId56">
+        <w:r>
+          <w:rPr>
+            <w:rStyle w:val="Hyperlink"/>
+          </w:rPr>
+          <w:t xml:space="preserve">https://doi.org/10.1002/1099-1085(200011/12)14:16/17&lt;3149::aid-hyp139&gt;3.0.co;2-y</w:t>
+        </w:r>
+      </w:hyperlink>
+      <w:r>
+        <w:t xml:space="preserve">.</w:t>
+      </w:r>
+    </w:p>
+    <w:bookmarkEnd w:id="57"/>
+    <w:bookmarkStart w:id="59" w:name="ref-epa2011"/>
+    <w:p>
+      <w:pPr>
+        <w:pStyle w:val="Bibliography"/>
+      </w:pPr>
+      <w:r>
+        <w:t xml:space="preserve">EPA. 2011.</w:t>
+      </w:r>
+      <w:r>
+        <w:t xml:space="preserve"> </w:t>
+      </w:r>
+      <w:r>
+        <w:t xml:space="preserve">“Nonpoint Source Program Success Story, Alaska: Upgrading Boat Motors Reduces Hydrocarbon Pollution.”</w:t>
+      </w:r>
+      <w:r>
+        <w:t xml:space="preserve"> </w:t>
+      </w:r>
+      <w:hyperlink r:id="rId58">
+        <w:r>
+          <w:rPr>
+            <w:rStyle w:val="Hyperlink"/>
+          </w:rPr>
+          <w:t xml:space="preserve">https://19january2017snapshot.epa.gov/sites/production/files/2015-10/documents/ak_kenai.pdf</w:t>
+        </w:r>
+      </w:hyperlink>
+      <w:r>
+        <w:t xml:space="preserve">.</w:t>
+      </w:r>
+    </w:p>
+    <w:bookmarkEnd w:id="59"/>
+    <w:bookmarkStart w:id="61" w:name="ref-glassrl1999"/>
+    <w:p>
+      <w:pPr>
+        <w:pStyle w:val="Bibliography"/>
+      </w:pPr>
+      <w:r>
+        <w:t xml:space="preserve">Glass, RL. 1999.</w:t>
+      </w:r>
+      <w:r>
+        <w:t xml:space="preserve"> </w:t>
+      </w:r>
+      <w:r>
+        <w:t xml:space="preserve">“Water-Quality Assessment of the Cook Inlet Basin, Alaska</w:t>
+      </w:r>
+      <w:r>
+        <w:t xml:space="preserve"> </w:t>
+      </w:r>
+      <w:r>
+        <w:t xml:space="preserve"> </w:t>
+      </w:r>
+      <w:r>
+        <w:t xml:space="preserve">Summary of Data Through 1997.”</w:t>
+      </w:r>
+      <w:r>
+        <w:t xml:space="preserve"> </w:t>
+      </w:r>
+      <w:hyperlink r:id="rId60">
+        <w:r>
+          <w:rPr>
+            <w:rStyle w:val="Hyperlink"/>
+          </w:rPr>
+          <w:t xml:space="preserve">https://doi.org/10.3133/wri994116</w:t>
+        </w:r>
+      </w:hyperlink>
+      <w:r>
+        <w:t xml:space="preserve">.</w:t>
+      </w:r>
+    </w:p>
+    <w:bookmarkEnd w:id="61"/>
+    <w:bookmarkStart w:id="63" w:name="ref-reeves2018"/>
+    <w:p>
+      <w:pPr>
+        <w:pStyle w:val="Bibliography"/>
+      </w:pPr>
+      <w:r>
+        <w:t xml:space="preserve">Reeves, Mari Kathryn, Margaret Perdue, Lee Ann Munk, and Birgit Hagedorn. 2018.</w:t>
+      </w:r>
+      <w:r>
+        <w:t xml:space="preserve"> </w:t>
+      </w:r>
+      <w:r>
+        <w:t xml:space="preserve">“Predicting Risk of Trace Element Pollution from Municipal Roads Using Site-Specific Soil Samples and Remotely Sensed Data.”</w:t>
+      </w:r>
+      <w:r>
+        <w:t xml:space="preserve"> </w:t>
+      </w:r>
+      <w:r>
+        <w:rPr>
+          <w:iCs/>
+          <w:i/>
+        </w:rPr>
+        <w:t xml:space="preserve">Sci. Total Environ.</w:t>
+      </w:r>
+      <w:r>
+        <w:t xml:space="preserve"> </w:t>
+      </w:r>
+      <w:r>
+        <w:t xml:space="preserve">630 (July): 578–86.</w:t>
+      </w:r>
+      <w:r>
+        <w:t xml:space="preserve"> </w:t>
+      </w:r>
+      <w:hyperlink r:id="rId62">
+        <w:r>
+          <w:rPr>
+            <w:rStyle w:val="Hyperlink"/>
+          </w:rPr>
+          <w:t xml:space="preserve">https://doi.org/10.1016/j.scitotenv.2018.02.171</w:t>
+        </w:r>
+      </w:hyperlink>
+      <w:r>
+        <w:t xml:space="preserve">.</w:t>
+      </w:r>
+    </w:p>
+    <w:bookmarkEnd w:id="63"/>
+    <w:bookmarkStart w:id="65" w:name="ref-schoen2017"/>
+    <w:p>
+      <w:pPr>
+        <w:pStyle w:val="Bibliography"/>
+      </w:pPr>
+      <w:r>
+        <w:t xml:space="preserve">Schoen, Erik R, Mark S Wipfli, E Jamie Trammell, Daniel J Rinella, Angelica L Floyd, Jess Grunblatt, Molly D McCarthy, et al. 2017.</w:t>
+      </w:r>
+      <w:r>
+        <w:t xml:space="preserve"> </w:t>
+      </w:r>
+      <w:r>
+        <w:t xml:space="preserve">“Future of Pacific Salmon in the Face of Environmental Change: Lessons from One of the World’s Remaining Productive Salmon Regions.”</w:t>
+      </w:r>
+      <w:r>
+        <w:t xml:space="preserve"> </w:t>
+      </w:r>
+      <w:r>
+        <w:rPr>
+          <w:iCs/>
+          <w:i/>
+        </w:rPr>
+        <w:t xml:space="preserve">Fisheries</w:t>
+      </w:r>
+      <w:r>
+        <w:t xml:space="preserve"> </w:t>
+      </w:r>
+      <w:r>
+        <w:t xml:space="preserve">42 (10): 538–53.</w:t>
+      </w:r>
+      <w:r>
+        <w:t xml:space="preserve"> </w:t>
+      </w:r>
+      <w:hyperlink r:id="rId64">
+        <w:r>
+          <w:rPr>
+            <w:rStyle w:val="Hyperlink"/>
+          </w:rPr>
+          <w:t xml:space="preserve">https://doi.org/10.1080/03632415.2017.1374251</w:t>
+        </w:r>
+      </w:hyperlink>
+      <w:r>
+        <w:t xml:space="preserve">.</w:t>
+      </w:r>
+    </w:p>
+    <w:bookmarkEnd w:id="65"/>
+    <w:bookmarkEnd w:id="66"/>
+    <w:bookmarkEnd w:id="67"/>
+    <w:bookmarkStart w:id="85" w:name="appendix-data-review-and-uplift"/>
     <w:p>
       <w:pPr>
         <w:pStyle w:val="Heading1"/>
       </w:pPr>
       <w:r>
-        <w:t xml:space="preserve">6. Summary</w:t>
+        <w:t xml:space="preserve">Appendix A — Appendix: Data Review and Uplift</w:t>
+      </w:r>
+    </w:p>
+    <w:bookmarkStart w:id="84" w:name="introduction-1"/>
+    <w:p>
+      <w:pPr>
+        <w:pStyle w:val="Heading2"/>
+      </w:pPr>
+      <w:r>
+        <w:t xml:space="preserve">A.1 Introduction</w:t>
       </w:r>
     </w:p>
     <w:p>
@@ -962,97 +1853,12 @@
         <w:pStyle w:val="FirstParagraph"/>
       </w:pPr>
       <w:r>
-        <w:t xml:space="preserve">In summary, this book has no content whatsoever.</w:t>
-      </w:r>
-    </w:p>
-    <w:p>
-      <w:pPr>
-        <w:pStyle w:val="SourceCode"/>
-      </w:pPr>
-      <w:r>
-        <w:rPr>
-          <w:rStyle w:val="DecValTok"/>
-        </w:rPr>
-        <w:t xml:space="preserve">1</w:t>
-      </w:r>
-      <w:r>
-        <w:rPr>
-          <w:rStyle w:val="NormalTok"/>
-        </w:rPr>
-        <w:t xml:space="preserve"> </w:t>
-      </w:r>
-      <w:r>
-        <w:rPr>
-          <w:rStyle w:val="SpecialCharTok"/>
-        </w:rPr>
-        <w:t xml:space="preserve">+</w:t>
-      </w:r>
-      <w:r>
-        <w:rPr>
-          <w:rStyle w:val="NormalTok"/>
-        </w:rPr>
-        <w:t xml:space="preserve"> </w:t>
-      </w:r>
-      <w:r>
-        <w:rPr>
-          <w:rStyle w:val="DecValTok"/>
-        </w:rPr>
-        <w:t xml:space="preserve">1</w:t>
-      </w:r>
-    </w:p>
-    <w:p>
-      <w:pPr>
-        <w:pStyle w:val="SourceCode"/>
-      </w:pPr>
-      <w:r>
-        <w:rPr>
-          <w:rStyle w:val="VerbatimChar"/>
-        </w:rPr>
-        <w:t xml:space="preserve">[1] 2</w:t>
-      </w:r>
-    </w:p>
-    <w:bookmarkEnd w:id="49"/>
-    <w:bookmarkStart w:id="51" w:name="references"/>
-    <w:p>
-      <w:pPr>
-        <w:pStyle w:val="Heading1"/>
-      </w:pPr>
-      <w:r>
-        <w:t xml:space="preserve">References</w:t>
-      </w:r>
-    </w:p>
-    <w:bookmarkStart w:id="50" w:name="refs"/>
-    <w:bookmarkEnd w:id="50"/>
-    <w:bookmarkEnd w:id="51"/>
-    <w:bookmarkStart w:id="69" w:name="appendix-data-review-and-uplift"/>
-    <w:p>
-      <w:pPr>
-        <w:pStyle w:val="Heading1"/>
-      </w:pPr>
-      <w:r>
-        <w:t xml:space="preserve">Appendix A — Appendix: Data Review and Uplift</w:t>
-      </w:r>
-    </w:p>
-    <w:bookmarkStart w:id="68" w:name="introduction-1"/>
-    <w:p>
-      <w:pPr>
-        <w:pStyle w:val="Heading2"/>
-      </w:pPr>
-      <w:r>
-        <w:t xml:space="preserve">A.1 Introduction</w:t>
-      </w:r>
-    </w:p>
-    <w:p>
-      <w:pPr>
-        <w:pStyle w:val="FirstParagraph"/>
-      </w:pPr>
-      <w:r>
         <w:t xml:space="preserve">Prior to analysis and interpretation of water quality data, we will ensure that all data that meets QA/QC standards outlined in the current project</w:t>
       </w:r>
       <w:r>
         <w:t xml:space="preserve"> </w:t>
       </w:r>
-      <w:hyperlink r:id="rId52">
+      <w:hyperlink r:id="rId68">
         <w:r>
           <w:rPr>
             <w:rStyle w:val="Hyperlink"/>
@@ -1095,7 +1901,7 @@
         <w:t xml:space="preserve">Section B10 of the 2020 QAPP describes data management details and responsible parties for each step of the data pipeline from observation to repository. The 2021 data preparation and review process is published here as an appendix as an example of the process applied annually to each year’s data.</w:t>
       </w:r>
     </w:p>
-    <w:bookmarkStart w:id="57" w:name="water-quality-data"/>
+    <w:bookmarkStart w:id="73" w:name="water-quality-data"/>
     <w:p>
       <w:pPr>
         <w:pStyle w:val="Heading3"/>
@@ -1143,7 +1949,7 @@
         <w:t xml:space="preserve">the service used by ADEC to manage and prepare data for potential uplift to the EPA WQX.</w:t>
       </w:r>
     </w:p>
-    <w:bookmarkStart w:id="56" w:name="water-quality-data-aqwms-formatting"/>
+    <w:bookmarkStart w:id="72" w:name="water-quality-data-aqwms-formatting"/>
     <w:p>
       <w:pPr>
         <w:pStyle w:val="Heading4"/>
@@ -1205,7 +2011,7 @@
         </w:pict>
       </w:r>
     </w:p>
-    <w:bookmarkStart w:id="53" w:name="metalsnutrients-lab-results-sgs-labs"/>
+    <w:bookmarkStart w:id="69" w:name="metalsnutrients-lab-results-sgs-labs"/>
     <w:p>
       <w:pPr>
         <w:pStyle w:val="Heading5"/>
@@ -1239,8 +2045,8 @@
         <w:pStyle w:val="BodyText"/>
       </w:pPr>
     </w:p>
-    <w:bookmarkEnd w:id="53"/>
-    <w:bookmarkStart w:id="54" w:name="Xe5573e5633f16ae9a1ac22e5093bc76c9f3efc3"/>
+    <w:bookmarkEnd w:id="69"/>
+    <w:bookmarkStart w:id="70" w:name="Xe5573e5633f16ae9a1ac22e5093bc76c9f3efc3"/>
     <w:p>
       <w:pPr>
         <w:pStyle w:val="Heading5"/>
@@ -1254,8 +2060,8 @@
         <w:pStyle w:val="FirstParagraph"/>
       </w:pPr>
     </w:p>
-    <w:bookmarkEnd w:id="54"/>
-    <w:bookmarkStart w:id="55" w:name="Xd9049d25c5e6fccbce9d9aa9b1d8dbff507076f"/>
+    <w:bookmarkEnd w:id="70"/>
+    <w:bookmarkStart w:id="71" w:name="Xd9049d25c5e6fccbce9d9aa9b1d8dbff507076f"/>
     <w:p>
       <w:pPr>
         <w:pStyle w:val="Heading5"/>
@@ -1274,10 +2080,10 @@
         <w:pStyle w:val="BodyText"/>
       </w:pPr>
     </w:p>
-    <w:bookmarkEnd w:id="55"/>
-    <w:bookmarkEnd w:id="56"/>
-    <w:bookmarkEnd w:id="57"/>
-    <w:bookmarkStart w:id="58" w:name="provisional-results-prior-to-data-review"/>
+    <w:bookmarkEnd w:id="71"/>
+    <w:bookmarkEnd w:id="72"/>
+    <w:bookmarkEnd w:id="73"/>
+    <w:bookmarkStart w:id="74" w:name="provisional-results-prior-to-data-review"/>
     <w:p>
       <w:pPr>
         <w:pStyle w:val="Heading3"/>
@@ -1313,8 +2119,8 @@
         </w:pict>
       </w:r>
     </w:p>
-    <w:bookmarkEnd w:id="58"/>
-    <w:bookmarkStart w:id="67" w:name="data-evaluation"/>
+    <w:bookmarkEnd w:id="74"/>
+    <w:bookmarkStart w:id="83" w:name="data-evaluation"/>
     <w:p>
       <w:pPr>
         <w:pStyle w:val="Heading3"/>
@@ -1331,7 +2137,7 @@
         <w:t xml:space="preserve">Prior to submission to ADEC, all water quality data must be checked against a series of standard questions in order to evaluate how quality assurance / quality check (QA/QC) processes are instituted. The draft Data Evaluation Checklist Template (available for download below) outlines these questions:</w:t>
       </w:r>
     </w:p>
-    <w:bookmarkStart w:id="66" w:name="pre-database"/>
+    <w:bookmarkStart w:id="82" w:name="pre-database"/>
     <w:p>
       <w:pPr>
         <w:pStyle w:val="Heading4"/>
@@ -1340,7 +2146,7 @@
         <w:t xml:space="preserve">A.1.3.1 Pre-Database</w:t>
       </w:r>
     </w:p>
-    <w:bookmarkStart w:id="60" w:name="overall-project-success"/>
+    <w:bookmarkStart w:id="76" w:name="overall-project-success"/>
     <w:p>
       <w:pPr>
         <w:pStyle w:val="Heading5"/>
@@ -1817,7 +2623,7 @@
         <w:t xml:space="preserve">we observe that data from one field duplicate sample is missing. The missing sample is for the 200.7 (total metals) analyses on 2021-05-11 at RM 31 (Morgan’s Landing). This error occurred due to a transcription error on the chain of custody form, and the lab did not process a total metals analysis for this site/event.</w:t>
       </w:r>
     </w:p>
-    <w:bookmarkStart w:id="59" w:name="field-qaqc-sample-collection-summary"/>
+    <w:bookmarkStart w:id="75" w:name="field-qaqc-sample-collection-summary"/>
     <w:p>
       <w:pPr>
         <w:pStyle w:val="Heading6"/>
@@ -2143,9 +2949,9 @@
         <w:t xml:space="preserve">RPD values were outside of acceptable QA/QC ranges (&gt;20% RPD). An inquiry has been emailed to ADEC on 2023-01-12 on how best to apply this criteria, and how it will affect the extent of the finalized dataset.</w:t>
       </w:r>
     </w:p>
-    <w:bookmarkEnd w:id="59"/>
-    <w:bookmarkEnd w:id="60"/>
-    <w:bookmarkStart w:id="62" w:name="in-situ-field-data-and-instruments"/>
+    <w:bookmarkEnd w:id="75"/>
+    <w:bookmarkEnd w:id="76"/>
+    <w:bookmarkStart w:id="78" w:name="in-situ-field-data-and-instruments"/>
     <w:p>
       <w:pPr>
         <w:pStyle w:val="Heading5"/>
@@ -2268,7 +3074,7 @@
         </w:rPr>
         <w:t xml:space="preserve"> </w:t>
       </w:r>
-      <w:hyperlink r:id="rId61">
+      <w:hyperlink r:id="rId77">
         <w:r>
           <w:rPr>
             <w:rStyle w:val="Hyperlink"/>
@@ -2488,8 +3294,8 @@
         <w:t xml:space="preserve">.</w:t>
       </w:r>
     </w:p>
-    <w:bookmarkEnd w:id="62"/>
-    <w:bookmarkStart w:id="65" w:name="Xb4b43a83231154b4a3cca943e5fd3a10a0cc7f8"/>
+    <w:bookmarkEnd w:id="78"/>
+    <w:bookmarkStart w:id="81" w:name="Xb4b43a83231154b4a3cca943e5fd3a10a0cc7f8"/>
     <w:p>
       <w:pPr>
         <w:pStyle w:val="Heading5"/>
@@ -2764,7 +3570,7 @@
         <w:t xml:space="preserve">The following discrepancies were identified in the results from SGS laboratories:</w:t>
       </w:r>
     </w:p>
-    <w:bookmarkStart w:id="63" w:name="matrix-spike-recoveries"/>
+    <w:bookmarkStart w:id="79" w:name="matrix-spike-recoveries"/>
     <w:p>
       <w:pPr>
         <w:pStyle w:val="Heading6"/>
@@ -2809,7 +3615,7 @@
       <w:r>
         <w:t xml:space="preserve"> </w:t>
       </w:r>
-      <w:hyperlink r:id="rId61">
+      <w:hyperlink r:id="rId77">
         <w:r>
           <w:rPr>
             <w:rStyle w:val="Hyperlink"/>
@@ -2821,8 +3627,8 @@
         <w:t xml:space="preserve">.</w:t>
       </w:r>
     </w:p>
-    <w:bookmarkEnd w:id="63"/>
-    <w:bookmarkStart w:id="64" w:name="total-vs-dissolved-metals"/>
+    <w:bookmarkEnd w:id="79"/>
+    <w:bookmarkStart w:id="80" w:name="total-vs-dissolved-metals"/>
     <w:p>
       <w:pPr>
         <w:pStyle w:val="Heading6"/>
@@ -3037,13 +3843,13 @@
         <w:pStyle w:val="BodyText"/>
       </w:pPr>
     </w:p>
-    <w:bookmarkEnd w:id="64"/>
-    <w:bookmarkEnd w:id="65"/>
-    <w:bookmarkEnd w:id="66"/>
-    <w:bookmarkEnd w:id="67"/>
-    <w:bookmarkEnd w:id="68"/>
-    <w:bookmarkEnd w:id="69"/>
-    <w:bookmarkStart w:id="87" w:name="appendix-sample-event-timing"/>
+    <w:bookmarkEnd w:id="80"/>
+    <w:bookmarkEnd w:id="81"/>
+    <w:bookmarkEnd w:id="82"/>
+    <w:bookmarkEnd w:id="83"/>
+    <w:bookmarkEnd w:id="84"/>
+    <w:bookmarkEnd w:id="85"/>
+    <w:bookmarkStart w:id="103" w:name="appendix-sample-event-timing"/>
     <w:p>
       <w:pPr>
         <w:pStyle w:val="Heading1"/>
@@ -3052,7 +3858,7 @@
         <w:t xml:space="preserve">Appendix B — Appendix: Sample Event Timing</w:t>
       </w:r>
     </w:p>
-    <w:bookmarkStart w:id="75" w:name="introduction-2"/>
+    <w:bookmarkStart w:id="91" w:name="introduction-2"/>
     <w:p>
       <w:pPr>
         <w:pStyle w:val="Heading2"/>
@@ -3079,7 +3885,7 @@
         <w:pStyle w:val="BodyText"/>
       </w:pPr>
     </w:p>
-    <w:bookmarkStart w:id="73" w:name="notes-on-data-sourcing"/>
+    <w:bookmarkStart w:id="89" w:name="notes-on-data-sourcing"/>
     <w:p>
       <w:pPr>
         <w:pStyle w:val="Heading5"/>
@@ -3098,7 +3904,7 @@
       <w:r>
         <w:t xml:space="preserve"> </w:t>
       </w:r>
-      <w:hyperlink r:id="rId70">
+      <w:hyperlink r:id="rId86">
         <w:r>
           <w:rPr>
             <w:rStyle w:val="Hyperlink"/>
@@ -3138,7 +3944,7 @@
       <w:r>
         <w:t xml:space="preserve"> </w:t>
       </w:r>
-      <w:hyperlink r:id="rId71">
+      <w:hyperlink r:id="rId87">
         <w:r>
           <w:rPr>
             <w:rStyle w:val="Hyperlink"/>
@@ -3172,7 +3978,7 @@
       <w:r>
         <w:t xml:space="preserve"> </w:t>
       </w:r>
-      <w:hyperlink r:id="rId72">
+      <w:hyperlink r:id="rId88">
         <w:r>
           <w:rPr>
             <w:rStyle w:val="Hyperlink"/>
@@ -3214,8 +4020,8 @@
         <w:pStyle w:val="FirstParagraph"/>
       </w:pPr>
     </w:p>
-    <w:bookmarkEnd w:id="73"/>
-    <w:bookmarkStart w:id="74" w:name="import-data"/>
+    <w:bookmarkEnd w:id="89"/>
+    <w:bookmarkStart w:id="90" w:name="import-data"/>
     <w:p>
       <w:pPr>
         <w:pStyle w:val="Heading3"/>
@@ -3570,9 +4376,9 @@
         <w:t xml:space="preserve">(activity_start_date))</w:t>
       </w:r>
     </w:p>
-    <w:bookmarkEnd w:id="74"/>
-    <w:bookmarkEnd w:id="75"/>
-    <w:bookmarkStart w:id="79" w:name="dates"/>
+    <w:bookmarkEnd w:id="90"/>
+    <w:bookmarkEnd w:id="91"/>
+    <w:bookmarkStart w:id="95" w:name="dates"/>
     <w:p>
       <w:pPr>
         <w:pStyle w:val="Heading2"/>
@@ -3715,18 +4521,18 @@
           <wp:inline>
             <wp:extent cx="4620126" cy="3696101"/>
             <wp:effectExtent b="0" l="0" r="0" t="0"/>
-            <wp:docPr descr="" title="" id="77" name="Picture"/>
+            <wp:docPr descr="" title="" id="93" name="Picture"/>
             <a:graphic>
               <a:graphicData uri="http://schemas.openxmlformats.org/drawingml/2006/picture">
                 <pic:pic>
                   <pic:nvPicPr>
-                    <pic:cNvPr descr="./appendix_b_files/figure-docx/unnamed-chunk-2-1.png" id="78" name="Picture"/>
+                    <pic:cNvPr descr="./appendix_b_files/figure-docx/unnamed-chunk-2-1.png" id="94" name="Picture"/>
                     <pic:cNvPicPr>
                       <a:picLocks noChangeArrowheads="1" noChangeAspect="1"/>
                     </pic:cNvPicPr>
                   </pic:nvPicPr>
                   <pic:blipFill>
-                    <a:blip r:embed="rId76"/>
+                    <a:blip r:embed="rId92"/>
                     <a:stretch>
                       <a:fillRect/>
                     </a:stretch>
@@ -4158,8 +4964,8 @@
         <w:pStyle w:val="FirstParagraph"/>
       </w:pPr>
     </w:p>
-    <w:bookmarkEnd w:id="79"/>
-    <w:bookmarkStart w:id="86" w:name="time-of-day"/>
+    <w:bookmarkEnd w:id="95"/>
+    <w:bookmarkStart w:id="102" w:name="time-of-day"/>
     <w:p>
       <w:pPr>
         <w:pStyle w:val="Heading2"/>
@@ -4353,18 +5159,18 @@
           <wp:inline>
             <wp:extent cx="4620126" cy="3696101"/>
             <wp:effectExtent b="0" l="0" r="0" t="0"/>
-            <wp:docPr descr="" title="" id="81" name="Picture"/>
+            <wp:docPr descr="" title="" id="97" name="Picture"/>
             <a:graphic>
               <a:graphicData uri="http://schemas.openxmlformats.org/drawingml/2006/picture">
                 <pic:pic>
                   <pic:nvPicPr>
-                    <pic:cNvPr descr="./appendix_b_files/figure-docx/unnamed-chunk-3-1.png" id="82" name="Picture"/>
+                    <pic:cNvPr descr="./appendix_b_files/figure-docx/unnamed-chunk-3-1.png" id="98" name="Picture"/>
                     <pic:cNvPicPr>
                       <a:picLocks noChangeArrowheads="1" noChangeAspect="1"/>
                     </pic:cNvPicPr>
                   </pic:nvPicPr>
                   <pic:blipFill>
-                    <a:blip r:embed="rId80"/>
+                    <a:blip r:embed="rId96"/>
                     <a:stretch>
                       <a:fillRect/>
                     </a:stretch>
@@ -4567,18 +5373,18 @@
           <wp:inline>
             <wp:extent cx="4620126" cy="3696101"/>
             <wp:effectExtent b="0" l="0" r="0" t="0"/>
-            <wp:docPr descr="" title="" id="84" name="Picture"/>
+            <wp:docPr descr="" title="" id="100" name="Picture"/>
             <a:graphic>
               <a:graphicData uri="http://schemas.openxmlformats.org/drawingml/2006/picture">
                 <pic:pic>
                   <pic:nvPicPr>
-                    <pic:cNvPr descr="./appendix_b_files/figure-docx/unnamed-chunk-3-2.png" id="85" name="Picture"/>
+                    <pic:cNvPr descr="./appendix_b_files/figure-docx/unnamed-chunk-3-2.png" id="101" name="Picture"/>
                     <pic:cNvPicPr>
                       <a:picLocks noChangeArrowheads="1" noChangeAspect="1"/>
                     </pic:cNvPicPr>
                   </pic:nvPicPr>
                   <pic:blipFill>
-                    <a:blip r:embed="rId83"/>
+                    <a:blip r:embed="rId99"/>
                     <a:stretch>
                       <a:fillRect/>
                     </a:stretch>
@@ -5005,8 +5811,8 @@
         <w:t xml:space="preserve">2 summer 07-25        4      23     2000     2022</w:t>
       </w:r>
     </w:p>
-    <w:bookmarkEnd w:id="86"/>
-    <w:bookmarkEnd w:id="87"/>
+    <w:bookmarkEnd w:id="102"/>
+    <w:bookmarkEnd w:id="103"/>
     <w:sectPr/>
   </w:body>
 </w:document>
@@ -5029,6 +5835,25 @@
     <w:p>
       <w:r>
         <w:separator/>
+      </w:r>
+    </w:p>
+  </w:footnote>
+  <w:footnote w:id="46">
+    <w:p>
+      <w:pPr>
+        <w:pStyle w:val="FootnoteText"/>
+      </w:pPr>
+      <w:r>
+        <w:rPr>
+          <w:rStyle w:val="FootnoteReference"/>
+        </w:rPr>
+        <w:footnoteRef/>
+      </w:r>
+      <w:r>
+        <w:t xml:space="preserve"> </w:t>
+      </w:r>
+      <w:r>
+        <w:t xml:space="preserve">https://www.kenaiwatershed.org/science-in-action/research-information/water-quality/</w:t>
       </w:r>
     </w:p>
   </w:footnote>

--- a/docs/Water-Quality-Assessment-of-the-Kenai-River-Watershed-from-2000-to-2023-[DRAFT].docx
+++ b/docs/Water-Quality-Assessment-of-the-Kenai-River-Watershed-from-2000-to-2023-[DRAFT].docx
@@ -119,7 +119,7 @@
         <w:pStyle w:val="Date"/>
       </w:pPr>
       <w:r>
-        <w:t xml:space="preserve">1/20/23</w:t>
+        <w:t xml:space="preserve">2023-02-15</w:t>
       </w:r>
     </w:p>
     <w:sdt>
@@ -174,7 +174,42 @@
         <w:pStyle w:val="FirstParagraph"/>
       </w:pPr>
       <w:r>
-        <w:t xml:space="preserve">test tets tets</w:t>
+        <w:t xml:space="preserve">This document is a report on the project,</w:t>
+      </w:r>
+      <w:r>
+        <w:t xml:space="preserve"> </w:t>
+      </w:r>
+      <w:r>
+        <w:t xml:space="preserve">“</w:t>
+      </w:r>
+      <w:r>
+        <w:t xml:space="preserve">Water Quality Assessment of the Kenai River Watershed, 2000 - 2023.</w:t>
+      </w:r>
+      <w:r>
+        <w:t xml:space="preserve">”</w:t>
+      </w:r>
+      <w:r>
+        <w:t xml:space="preserve"> </w:t>
+      </w:r>
+      <w:r>
+        <w:t xml:space="preserve">It is an update to historical reports summarising available data to date</w:t>
+      </w:r>
+      <w:r>
+        <w:t xml:space="preserve"> </w:t>
+      </w:r>
+      <w:r>
+        <w:t xml:space="preserve">(McCard 2007; Guerron Orejuela 2016)</w:t>
+      </w:r>
+      <w:r>
+        <w:t xml:space="preserve">.</w:t>
+      </w:r>
+    </w:p>
+    <w:p>
+      <w:pPr>
+        <w:pStyle w:val="BodyText"/>
+      </w:pPr>
+      <w:r>
+        <w:t xml:space="preserve">This draft report is best accessed as an online interactive document at https://kenai-watershed-forum.github.io/kenai-river-wqx-report-v2/, where it can also be downloaded as an Microsoft Word document. All project files and source code are hosted in a public GitHub repository, also accessible at the above URL.</w:t>
       </w:r>
     </w:p>
     <w:p>
@@ -948,7 +983,7 @@
         <w:pStyle w:val="BodyText"/>
       </w:pPr>
       <w:r>
-        <w:t xml:space="preserve">After a half‐day training session, staff from governmental and non‐governmental agencies dispersed between 7:00 AM - 9:00 AM to sampling locations in teams of two or more to collect samples. All samples were collected on the same day, and the timing of the sampling coincided with an outgoing tide, near low tide, to reduce the potential of collecting saline water from Cook Inlet (see Appendix X for timing). Typically, the individual collecting the sample waded into the water until the water level was around two feet deep, and the sample was collected while facing upstream. If the individual collected the sample using a boat, the samples were collected from the bow while the boat faced upstream. The bottles were placed approximately one foot below the surface to collect the water samples and then preserved for transportation to the laboratory. Beginning in spring 2002, two duplicate samples were collected for quality control. These procedures follow the protocols established in a Quality Assurance Project Plan (QAPP) that was originally approved by the ADEC in 2001 and later revised and approved by ADEC again in 2013, 2019, 2020. The QAPP was also reviewed and approved by the Region 10 Environmental Protection Agency office in 2023 [pending as of 2023-01-24]. The QAPP is available from Kenai Watershed Forum</w:t>
+        <w:t xml:space="preserve">After a half‐day training session, staff from governmental and non‐governmental agencies dispersed between 7:00 AM - 9:00 AM to sampling locations in teams of two or more to collect samples. All samples were collected on the same day, and the timing of the sampling coincided with an outgoing tide, near low tide, to reduce the potential of collecting saline water from Cook Inlet (see Appendix X for timing). Typically, the individual collecting the sample waded into the water until the water level was around two feet deep, and the sample was collected while facing upstream. If the individual collected the sample using a boat, the samples were collected from the bow while the boat faced upstream. The bottles were placed approximately one foot below the surface to collect the water samples and then preserved for transportation to the laboratory. Beginning in spring 2002, two duplicate samples were collected for quality control. These procedures follow the protocols established in a Quality Assurance Project Plan (QAPP) that was originally approved by the ADEC in 2001 and later revised and approved by ADEC again in 2013, 2019, 2020. The QAPP was also reviewed and approved by the Region 10 Environmental Protection Agency office in 2023 [pending as of 2023-02-15]. The QAPP is available from Kenai Watershed Forum</w:t>
       </w:r>
       <w:r>
         <w:rPr>
@@ -960,7 +995,7 @@
         <w:t xml:space="preserve"> </w:t>
       </w:r>
       <w:r>
-        <w:t xml:space="preserve">[pending as of 2023-01-24].</w:t>
+        <w:t xml:space="preserve">[pending as of 2023-02-15].</w:t>
       </w:r>
     </w:p>
     <w:p>
@@ -1113,7 +1148,51 @@
         <w:rPr>
           <w:rStyle w:val="VerbatimChar"/>
         </w:rPr>
-        <w:t xml:space="preserve">colorspace (2.0-3 -&gt; 2.1-0) [CRAN]</w:t>
+        <w:t xml:space="preserve">Request failed [404]. Retrying in 1.5 seconds...</w:t>
+      </w:r>
+    </w:p>
+    <w:p>
+      <w:pPr>
+        <w:pStyle w:val="SourceCode"/>
+      </w:pPr>
+      <w:r>
+        <w:rPr>
+          <w:rStyle w:val="VerbatimChar"/>
+        </w:rPr>
+        <w:t xml:space="preserve">Request failed [404]. Retrying in 3.2 seconds...</w:t>
+      </w:r>
+    </w:p>
+    <w:p>
+      <w:pPr>
+        <w:pStyle w:val="SourceCode"/>
+      </w:pPr>
+      <w:r>
+        <w:rPr>
+          <w:rStyle w:val="VerbatimChar"/>
+        </w:rPr>
+        <w:t xml:space="preserve">For: https://waterservices.usgs.gov/nwis/site/?siteOutput=Expanded&amp;format=rdb&amp;site=10000022</w:t>
+      </w:r>
+    </w:p>
+    <w:p>
+      <w:pPr>
+        <w:pStyle w:val="SourceCode"/>
+      </w:pPr>
+      <w:r>
+        <w:rPr>
+          <w:rStyle w:val="VerbatimChar"/>
+        </w:rPr>
+        <w:t xml:space="preserve">Not Found (HTTP 404).</w:t>
+      </w:r>
+    </w:p>
+    <w:p>
+      <w:pPr>
+        <w:pStyle w:val="SourceCode"/>
+      </w:pPr>
+      <w:r>
+        <w:rPr>
+          <w:rStyle w:val="VerbatimChar"/>
+        </w:rPr>
+        <w:t xml:space="preserve">Warning: NWIS qw web services are being retired.</w:t>
       </w:r>
       <w:r>
         <w:br/>
@@ -1122,7 +1201,7 @@
         <w:rPr>
           <w:rStyle w:val="VerbatimChar"/>
         </w:rPr>
-        <w:t xml:space="preserve">fansi      (1.0.3 -&gt; 1.0.4) [CRAN]</w:t>
+        <w:t xml:space="preserve">Please see vignette('qwdata_changes', package = 'dataRetrieval')</w:t>
       </w:r>
       <w:r>
         <w:br/>
@@ -1131,7 +1210,7 @@
         <w:rPr>
           <w:rStyle w:val="VerbatimChar"/>
         </w:rPr>
-        <w:t xml:space="preserve">vctrs      (0.5.1 -&gt; 0.5.2) [CRAN]</w:t>
+        <w:t xml:space="preserve">for more information.</w:t>
       </w:r>
       <w:r>
         <w:br/>
@@ -1140,7 +1219,18 @@
         <w:rPr>
           <w:rStyle w:val="VerbatimChar"/>
         </w:rPr>
-        <w:t xml:space="preserve">cli        (3.5.0 -&gt; 3.6.0) [CRAN]</w:t>
+        <w:t xml:space="preserve">https://cran.r-project.org/web/packages/dataRetrieval/vignettes/qwdata_changes.html</w:t>
+      </w:r>
+    </w:p>
+    <w:p>
+      <w:pPr>
+        <w:pStyle w:val="SourceCode"/>
+      </w:pPr>
+      <w:r>
+        <w:rPr>
+          <w:rStyle w:val="VerbatimChar"/>
+        </w:rPr>
+        <w:t xml:space="preserve">No sites/data found using the selection criteria specified </w:t>
       </w:r>
       <w:r>
         <w:br/>
@@ -1149,7 +1239,7 @@
         <w:rPr>
           <w:rStyle w:val="VerbatimChar"/>
         </w:rPr>
-        <w:t xml:space="preserve">vroom      (1.6.0 -&gt; 1.6.1) [CRAN]</w:t>
+        <w:t xml:space="preserve">Request failed [404]. Retrying in 1.5 seconds...</w:t>
       </w:r>
       <w:r>
         <w:br/>
@@ -1158,390 +1248,7 @@
         <w:rPr>
           <w:rStyle w:val="VerbatimChar"/>
         </w:rPr>
-        <w:t xml:space="preserve">lubridate  (1.9.0 -&gt; 1.9.1) [CRAN]</w:t>
-      </w:r>
-    </w:p>
-    <w:p>
-      <w:pPr>
-        <w:pStyle w:val="SourceCode"/>
-      </w:pPr>
-      <w:r>
-        <w:rPr>
-          <w:rStyle w:val="VerbatimChar"/>
-        </w:rPr>
-        <w:t xml:space="preserve">Warning: package 'lubridate' is in use and will not be installed</w:t>
-      </w:r>
-    </w:p>
-    <w:p>
-      <w:pPr>
-        <w:pStyle w:val="SourceCode"/>
-      </w:pPr>
-      <w:r>
-        <w:br/>
-      </w:r>
-      <w:r>
-        <w:rPr>
-          <w:rStyle w:val="VerbatimChar"/>
-        </w:rPr>
-        <w:t xml:space="preserve">  There are binary versions available but the source versions are later:</w:t>
-      </w:r>
-      <w:r>
-        <w:br/>
-      </w:r>
-      <w:r>
-        <w:rPr>
-          <w:rStyle w:val="VerbatimChar"/>
-        </w:rPr>
-        <w:t xml:space="preserve">           binary source needs_compilation</w:t>
-      </w:r>
-      <w:r>
-        <w:br/>
-      </w:r>
-      <w:r>
-        <w:rPr>
-          <w:rStyle w:val="VerbatimChar"/>
-        </w:rPr>
-        <w:t xml:space="preserve">colorspace  2.0-3  2.1-0              TRUE</w:t>
-      </w:r>
-      <w:r>
-        <w:br/>
-      </w:r>
-      <w:r>
-        <w:rPr>
-          <w:rStyle w:val="VerbatimChar"/>
-        </w:rPr>
-        <w:t xml:space="preserve">fansi       1.0.3  1.0.4              TRUE</w:t>
-      </w:r>
-      <w:r>
-        <w:br/>
-      </w:r>
-      <w:r>
-        <w:rPr>
-          <w:rStyle w:val="VerbatimChar"/>
-        </w:rPr>
-        <w:t xml:space="preserve">vctrs       0.5.1  0.5.2              TRUE</w:t>
-      </w:r>
-      <w:r>
-        <w:br/>
-      </w:r>
-      <w:r>
-        <w:rPr>
-          <w:rStyle w:val="VerbatimChar"/>
-        </w:rPr>
-        <w:t xml:space="preserve">vroom       1.6.0  1.6.1              TRUE</w:t>
-      </w:r>
-      <w:r>
-        <w:br/>
-      </w:r>
-      <w:r>
-        <w:br/>
-      </w:r>
-      <w:r>
-        <w:rPr>
-          <w:rStyle w:val="VerbatimChar"/>
-        </w:rPr>
-        <w:t xml:space="preserve">package 'cli' successfully unpacked and MD5 sums checked</w:t>
-      </w:r>
-    </w:p>
-    <w:p>
-      <w:pPr>
-        <w:pStyle w:val="SourceCode"/>
-      </w:pPr>
-      <w:r>
-        <w:rPr>
-          <w:rStyle w:val="VerbatimChar"/>
-        </w:rPr>
-        <w:t xml:space="preserve">Warning: cannot remove prior installation of package 'cli'</w:t>
-      </w:r>
-    </w:p>
-    <w:p>
-      <w:pPr>
-        <w:pStyle w:val="SourceCode"/>
-      </w:pPr>
-      <w:r>
-        <w:rPr>
-          <w:rStyle w:val="VerbatimChar"/>
-        </w:rPr>
-        <w:t xml:space="preserve">Warning in file.copy(savedcopy, lib, recursive = TRUE): problem copying</w:t>
-      </w:r>
-      <w:r>
-        <w:br/>
-      </w:r>
-      <w:r>
-        <w:rPr>
-          <w:rStyle w:val="VerbatimChar"/>
-        </w:rPr>
-        <w:t xml:space="preserve">C:\Users\Bmeyer\AppData\Local\R\win-library\4.2\00LOCK\cli\libs\x64\cli.dll to</w:t>
-      </w:r>
-      <w:r>
-        <w:br/>
-      </w:r>
-      <w:r>
-        <w:rPr>
-          <w:rStyle w:val="VerbatimChar"/>
-        </w:rPr>
-        <w:t xml:space="preserve">C:\Users\Bmeyer\AppData\Local\R\win-library\4.2\cli\libs\x64\cli.dll: Permission</w:t>
-      </w:r>
-      <w:r>
-        <w:br/>
-      </w:r>
-      <w:r>
-        <w:rPr>
-          <w:rStyle w:val="VerbatimChar"/>
-        </w:rPr>
-        <w:t xml:space="preserve">denied</w:t>
-      </w:r>
-    </w:p>
-    <w:p>
-      <w:pPr>
-        <w:pStyle w:val="SourceCode"/>
-      </w:pPr>
-      <w:r>
-        <w:rPr>
-          <w:rStyle w:val="VerbatimChar"/>
-        </w:rPr>
-        <w:t xml:space="preserve">Warning: restored 'cli'</w:t>
-      </w:r>
-    </w:p>
-    <w:p>
-      <w:pPr>
-        <w:pStyle w:val="SourceCode"/>
-      </w:pPr>
-      <w:r>
-        <w:br/>
-      </w:r>
-      <w:r>
-        <w:rPr>
-          <w:rStyle w:val="VerbatimChar"/>
-        </w:rPr>
-        <w:t xml:space="preserve">The downloaded binary packages are in</w:t>
-      </w:r>
-      <w:r>
-        <w:br/>
-      </w:r>
-      <w:r>
-        <w:rPr>
-          <w:rStyle w:val="VerbatimChar"/>
-        </w:rPr>
-        <w:t xml:space="preserve">    C:\Users\Bmeyer\AppData\Local\Temp\RtmpsJtteK\downloaded_packages</w:t>
-      </w:r>
-    </w:p>
-    <w:p>
-      <w:pPr>
-        <w:pStyle w:val="SourceCode"/>
-      </w:pPr>
-      <w:r>
-        <w:rPr>
-          <w:rStyle w:val="VerbatimChar"/>
-        </w:rPr>
-        <w:t xml:space="preserve">Warning in i.p(...): installation of package 'colorspace' had non-zero exit</w:t>
-      </w:r>
-      <w:r>
-        <w:br/>
-      </w:r>
-      <w:r>
-        <w:rPr>
-          <w:rStyle w:val="VerbatimChar"/>
-        </w:rPr>
-        <w:t xml:space="preserve">status</w:t>
-      </w:r>
-    </w:p>
-    <w:p>
-      <w:pPr>
-        <w:pStyle w:val="SourceCode"/>
-      </w:pPr>
-      <w:r>
-        <w:rPr>
-          <w:rStyle w:val="VerbatimChar"/>
-        </w:rPr>
-        <w:t xml:space="preserve">Warning in i.p(...): installation of package 'fansi' had non-zero exit status</w:t>
-      </w:r>
-    </w:p>
-    <w:p>
-      <w:pPr>
-        <w:pStyle w:val="SourceCode"/>
-      </w:pPr>
-      <w:r>
-        <w:rPr>
-          <w:rStyle w:val="VerbatimChar"/>
-        </w:rPr>
-        <w:t xml:space="preserve">Warning in i.p(...): installation of package 'vctrs' had non-zero exit status</w:t>
-      </w:r>
-    </w:p>
-    <w:p>
-      <w:pPr>
-        <w:pStyle w:val="SourceCode"/>
-      </w:pPr>
-      <w:r>
-        <w:rPr>
-          <w:rStyle w:val="VerbatimChar"/>
-        </w:rPr>
-        <w:t xml:space="preserve">── R CMD build ─────────────────────────────────────────────────────────────────</w:t>
-      </w:r>
-      <w:r>
-        <w:br/>
-      </w:r>
-      <w:r>
-        <w:rPr>
-          <w:rStyle w:val="VerbatimChar"/>
-        </w:rPr>
-        <w:t xml:space="preserve">* checking for file 'C:\Users\Bmeyer\AppData\Local\Temp\RtmpsJtteK\remotes464037305914\USGS-R-EGRET-9e5ecb3/DESCRIPTION' ... OK</w:t>
-      </w:r>
-      <w:r>
-        <w:br/>
-      </w:r>
-      <w:r>
-        <w:rPr>
-          <w:rStyle w:val="VerbatimChar"/>
-        </w:rPr>
-        <w:t xml:space="preserve">* preparing 'EGRET':</w:t>
-      </w:r>
-      <w:r>
-        <w:br/>
-      </w:r>
-      <w:r>
-        <w:rPr>
-          <w:rStyle w:val="VerbatimChar"/>
-        </w:rPr>
-        <w:t xml:space="preserve">* checking DESCRIPTION meta-information ... OK</w:t>
-      </w:r>
-      <w:r>
-        <w:br/>
-      </w:r>
-      <w:r>
-        <w:rPr>
-          <w:rStyle w:val="VerbatimChar"/>
-        </w:rPr>
-        <w:t xml:space="preserve">* checking for LF line-endings in source and make files and shell scripts</w:t>
-      </w:r>
-      <w:r>
-        <w:br/>
-      </w:r>
-      <w:r>
-        <w:rPr>
-          <w:rStyle w:val="VerbatimChar"/>
-        </w:rPr>
-        <w:t xml:space="preserve">* checking for empty or unneeded directories</w:t>
-      </w:r>
-      <w:r>
-        <w:br/>
-      </w:r>
-      <w:r>
-        <w:rPr>
-          <w:rStyle w:val="VerbatimChar"/>
-        </w:rPr>
-        <w:t xml:space="preserve">* building 'EGRET_3.0.8.tar.gz'</w:t>
-      </w:r>
-    </w:p>
-    <w:p>
-      <w:pPr>
-        <w:pStyle w:val="SourceCode"/>
-      </w:pPr>
-      <w:r>
-        <w:rPr>
-          <w:rStyle w:val="VerbatimChar"/>
-        </w:rPr>
-        <w:t xml:space="preserve">Request failed [404]. Retrying in 1 seconds...</w:t>
-      </w:r>
-    </w:p>
-    <w:p>
-      <w:pPr>
-        <w:pStyle w:val="SourceCode"/>
-      </w:pPr>
-      <w:r>
-        <w:rPr>
-          <w:rStyle w:val="VerbatimChar"/>
-        </w:rPr>
-        <w:t xml:space="preserve">Request failed [404]. Retrying in 3.5 seconds...</w:t>
-      </w:r>
-    </w:p>
-    <w:p>
-      <w:pPr>
-        <w:pStyle w:val="SourceCode"/>
-      </w:pPr>
-      <w:r>
-        <w:rPr>
-          <w:rStyle w:val="VerbatimChar"/>
-        </w:rPr>
-        <w:t xml:space="preserve">For: https://waterservices.usgs.gov/nwis/site/?siteOutput=Expanded&amp;format=rdb&amp;site=10000022</w:t>
-      </w:r>
-    </w:p>
-    <w:p>
-      <w:pPr>
-        <w:pStyle w:val="SourceCode"/>
-      </w:pPr>
-      <w:r>
-        <w:rPr>
-          <w:rStyle w:val="VerbatimChar"/>
-        </w:rPr>
-        <w:t xml:space="preserve">Not Found (HTTP 404).</w:t>
-      </w:r>
-    </w:p>
-    <w:p>
-      <w:pPr>
-        <w:pStyle w:val="SourceCode"/>
-      </w:pPr>
-      <w:r>
-        <w:rPr>
-          <w:rStyle w:val="VerbatimChar"/>
-        </w:rPr>
-        <w:t xml:space="preserve">Warning: NWIS qw web services are being retired.</w:t>
-      </w:r>
-      <w:r>
-        <w:br/>
-      </w:r>
-      <w:r>
-        <w:rPr>
-          <w:rStyle w:val="VerbatimChar"/>
-        </w:rPr>
-        <w:t xml:space="preserve">Please see vignette('qwdata_changes', package = 'dataRetrieval')</w:t>
-      </w:r>
-      <w:r>
-        <w:br/>
-      </w:r>
-      <w:r>
-        <w:rPr>
-          <w:rStyle w:val="VerbatimChar"/>
-        </w:rPr>
-        <w:t xml:space="preserve">for more information.</w:t>
-      </w:r>
-      <w:r>
-        <w:br/>
-      </w:r>
-      <w:r>
-        <w:rPr>
-          <w:rStyle w:val="VerbatimChar"/>
-        </w:rPr>
-        <w:t xml:space="preserve">https://cran.r-project.org/web/packages/dataRetrieval/vignettes/qwdata_changes.html</w:t>
-      </w:r>
-    </w:p>
-    <w:p>
-      <w:pPr>
-        <w:pStyle w:val="SourceCode"/>
-      </w:pPr>
-      <w:r>
-        <w:rPr>
-          <w:rStyle w:val="VerbatimChar"/>
-        </w:rPr>
-        <w:t xml:space="preserve">No sites/data found using the selection criteria specified </w:t>
-      </w:r>
-      <w:r>
-        <w:br/>
-      </w:r>
-      <w:r>
-        <w:rPr>
-          <w:rStyle w:val="VerbatimChar"/>
-        </w:rPr>
-        <w:t xml:space="preserve">Request failed [404]. Retrying in 1.9 seconds...</w:t>
-      </w:r>
-      <w:r>
-        <w:br/>
-      </w:r>
-      <w:r>
-        <w:rPr>
-          <w:rStyle w:val="VerbatimChar"/>
-        </w:rPr>
-        <w:t xml:space="preserve">Request failed [404]. Retrying in 1 seconds...</w:t>
+        <w:t xml:space="preserve">Request failed [404]. Retrying in 1.1 seconds...</w:t>
       </w:r>
       <w:r>
         <w:br/>
@@ -1611,7 +1318,7 @@
       </w:r>
     </w:p>
     <w:bookmarkEnd w:id="55"/>
-    <w:bookmarkStart w:id="67" w:name="references"/>
+    <w:bookmarkStart w:id="70" w:name="references"/>
     <w:p>
       <w:pPr>
         <w:pStyle w:val="Heading1"/>
@@ -1620,7 +1327,7 @@
         <w:t xml:space="preserve">References</w:t>
       </w:r>
     </w:p>
-    <w:bookmarkStart w:id="66" w:name="refs"/>
+    <w:bookmarkStart w:id="69" w:name="refs"/>
     <w:bookmarkStart w:id="57" w:name="ref-dorava2000"/>
     <w:p>
       <w:pPr>
@@ -1736,7 +1443,53 @@
       </w:r>
     </w:p>
     <w:bookmarkEnd w:id="61"/>
-    <w:bookmarkStart w:id="63" w:name="ref-reeves2018"/>
+    <w:bookmarkStart w:id="63" w:name="ref-guerronorejuela2016"/>
+    <w:p>
+      <w:pPr>
+        <w:pStyle w:val="Bibliography"/>
+      </w:pPr>
+      <w:r>
+        <w:t xml:space="preserve">Guerron Orejuela, Edgar. 2016.</w:t>
+      </w:r>
+      <w:r>
+        <w:t xml:space="preserve"> </w:t>
+      </w:r>
+      <w:r>
+        <w:t xml:space="preserve">“Water Quality Assessment of the Kenai River Watershed from July 2000 to July 2014.”</w:t>
+      </w:r>
+      <w:r>
+        <w:t xml:space="preserve"> </w:t>
+      </w:r>
+      <w:hyperlink r:id="rId62">
+        <w:r>
+          <w:rPr>
+            <w:rStyle w:val="Hyperlink"/>
+          </w:rPr>
+          <w:t xml:space="preserve">https://dec.alaska.gov/media/16756/kenai-river-baseline-monitoring-report-final-zncuappendix.pdf</w:t>
+        </w:r>
+      </w:hyperlink>
+      <w:r>
+        <w:t xml:space="preserve">.</w:t>
+      </w:r>
+    </w:p>
+    <w:bookmarkEnd w:id="63"/>
+    <w:bookmarkStart w:id="64" w:name="ref-mccard2007"/>
+    <w:p>
+      <w:pPr>
+        <w:pStyle w:val="Bibliography"/>
+      </w:pPr>
+      <w:r>
+        <w:t xml:space="preserve">McCard, Jennifer J. 2007.</w:t>
+      </w:r>
+      <w:r>
+        <w:t xml:space="preserve"> </w:t>
+      </w:r>
+      <w:r>
+        <w:t xml:space="preserve">“Water Quality Assessment of the Kenai River Watershed from July 2000 to July 2006.”</w:t>
+      </w:r>
+    </w:p>
+    <w:bookmarkEnd w:id="64"/>
+    <w:bookmarkStart w:id="66" w:name="ref-reeves2018"/>
     <w:p>
       <w:pPr>
         <w:pStyle w:val="Bibliography"/>
@@ -1769,7 +1522,7 @@
       <w:r>
         <w:t xml:space="preserve"> </w:t>
       </w:r>
-      <w:hyperlink r:id="rId62">
+      <w:hyperlink r:id="rId65">
         <w:r>
           <w:rPr>
             <w:rStyle w:val="Hyperlink"/>
@@ -1781,8 +1534,8 @@
         <w:t xml:space="preserve">.</w:t>
       </w:r>
     </w:p>
-    <w:bookmarkEnd w:id="63"/>
-    <w:bookmarkStart w:id="65" w:name="ref-schoen2017"/>
+    <w:bookmarkEnd w:id="66"/>
+    <w:bookmarkStart w:id="68" w:name="ref-schoen2017"/>
     <w:p>
       <w:pPr>
         <w:pStyle w:val="Bibliography"/>
@@ -1815,7 +1568,7 @@
       <w:r>
         <w:t xml:space="preserve"> </w:t>
       </w:r>
-      <w:hyperlink r:id="rId64">
+      <w:hyperlink r:id="rId67">
         <w:r>
           <w:rPr>
             <w:rStyle w:val="Hyperlink"/>
@@ -1827,10 +1580,15 @@
         <w:t xml:space="preserve">.</w:t>
       </w:r>
     </w:p>
-    <w:bookmarkEnd w:id="65"/>
-    <w:bookmarkEnd w:id="66"/>
-    <w:bookmarkEnd w:id="67"/>
-    <w:bookmarkStart w:id="85" w:name="appendix-data-review-and-uplift"/>
+    <w:bookmarkEnd w:id="68"/>
+    <w:bookmarkEnd w:id="69"/>
+    <w:p>
+      <w:r>
+        <w:br w:type="page"/>
+      </w:r>
+    </w:p>
+    <w:bookmarkEnd w:id="70"/>
+    <w:bookmarkStart w:id="81" w:name="appendix-data-review-and-uplift"/>
     <w:p>
       <w:pPr>
         <w:pStyle w:val="Heading1"/>
@@ -1839,7 +1597,7 @@
         <w:t xml:space="preserve">Appendix A — Appendix: Data Review and Uplift</w:t>
       </w:r>
     </w:p>
-    <w:bookmarkStart w:id="84" w:name="introduction-1"/>
+    <w:bookmarkStart w:id="80" w:name="introduction-1"/>
     <w:p>
       <w:pPr>
         <w:pStyle w:val="Heading2"/>
@@ -1853,12 +1611,12 @@
         <w:pStyle w:val="FirstParagraph"/>
       </w:pPr>
       <w:r>
-        <w:t xml:space="preserve">Prior to analysis and interpretation of water quality data, we will ensure that all data that meets QA/QC standards outlined in the current project</w:t>
-      </w:r>
-      <w:r>
-        <w:t xml:space="preserve"> </w:t>
-      </w:r>
-      <w:hyperlink r:id="rId68">
+        <w:t xml:space="preserve">Prior to publishing analysis and interpretation of water quality data, we will ensure that all data that meets QA/QC standards outlined in the current project</w:t>
+      </w:r>
+      <w:r>
+        <w:t xml:space="preserve"> </w:t>
+      </w:r>
+      <w:hyperlink r:id="rId71">
         <w:r>
           <w:rPr>
             <w:rStyle w:val="Hyperlink"/>
@@ -1870,7 +1628,7 @@
         <w:t xml:space="preserve"> </w:t>
       </w:r>
       <w:r>
-        <w:t xml:space="preserve">is accessible in the appropriate repository.</w:t>
+        <w:t xml:space="preserve">and is accessible in the appropriate repository.</w:t>
       </w:r>
     </w:p>
     <w:p>
@@ -1878,7 +1636,7 @@
         <w:pStyle w:val="BodyText"/>
       </w:pPr>
       <w:r>
-        <w:t xml:space="preserve">Water quality data from this project is ultimately destined for the EPA Water Quality Exchange (EPA WQX), formerly EPA STORET. The process of transferring these data to the higher-level EPA repository is referred to as data</w:t>
+        <w:t xml:space="preserve">Water quality data from this project is ultimately destined for the Environmental Protection Agency’s Water Quality Exchange (EPA WQX), formerly EPA STORET. The process of transferring these data to the higher-level EPA repository is referred to as data</w:t>
       </w:r>
       <w:r>
         <w:t xml:space="preserve"> </w:t>
@@ -1898,10 +1656,10 @@
         <w:pStyle w:val="BodyText"/>
       </w:pPr>
       <w:r>
-        <w:t xml:space="preserve">Section B10 of the 2020 QAPP describes data management details and responsible parties for each step of the data pipeline from observation to repository. The 2021 data preparation and review process is published here as an appendix as an example of the process applied annually to each year’s data.</w:t>
-      </w:r>
-    </w:p>
-    <w:bookmarkStart w:id="73" w:name="water-quality-data"/>
+        <w:t xml:space="preserve">The Quality Assurance Project Plan (QAPP) for this project describes data management details and responsible parties for each step of the data pipeline from observation to repository. The 2021 data preparation and review process is published here as an appendix as an example of the process applied annually to each year’s data.</w:t>
+      </w:r>
+    </w:p>
+    <w:bookmarkStart w:id="79" w:name="water-quality-data"/>
     <w:p>
       <w:pPr>
         <w:pStyle w:val="Heading3"/>
@@ -1915,41 +1673,60 @@
         <w:pStyle w:val="FirstParagraph"/>
       </w:pPr>
       <w:r>
-        <w:t xml:space="preserve">In this appendix we will collate laboratory data from several sources into a single spreadsheet document with a consistent format. The format consists of a spreadsheet template provided by the Alaska Department of Environmental Conservation (ADEC), referred to here as the AQWMS Template:</w:t>
+        <w:t xml:space="preserve">In this appendix we will collate 2021 laboratory data from several sources into a single spreadsheet document with a consistent format. The desired end format is a spreadsheet template provided by the EPA Water Quality Exchange. These template files are available to download at</w:t>
+      </w:r>
+      <w:r>
+        <w:t xml:space="preserve"> </w:t>
+      </w:r>
+      <w:hyperlink r:id="rId72">
+        <w:r>
+          <w:rPr>
+            <w:rStyle w:val="Hyperlink"/>
+          </w:rPr>
+          <w:t xml:space="preserve">https://www.epa.gov/waterdata/water-quality-exchange-web-template-files</w:t>
+        </w:r>
+      </w:hyperlink>
+      <w:r>
+        <w:t xml:space="preserve">.</w:t>
       </w:r>
     </w:p>
     <w:p>
       <w:pPr>
         <w:pStyle w:val="BodyText"/>
       </w:pPr>
+      <w:r>
+        <w:t xml:space="preserve">Once the data is collated, it will be evaluated according to a Quality Assurance Checklist provided by the Alaska Department of Environmental Conservation Soldotna office. Field observations that do not meet the quality assurance standards described in the evaluation checklist will not be uplifted to the EPA WQx.</w:t>
+      </w:r>
     </w:p>
     <w:p>
       <w:pPr>
         <w:pStyle w:val="BodyText"/>
       </w:pPr>
       <w:r>
-        <w:t xml:space="preserve">AWQMS is an acronym for</w:t>
-      </w:r>
-      <w:r>
-        <w:t xml:space="preserve"> </w:t>
-      </w:r>
-      <w:r>
-        <w:t xml:space="preserve">“</w:t>
-      </w:r>
-      <w:r>
-        <w:t xml:space="preserve">Ambient Water Quality Management System,</w:t>
-      </w:r>
-      <w:r>
-        <w:t xml:space="preserve">”</w:t>
-      </w:r>
-      <w:r>
-        <w:t xml:space="preserve"> </w:t>
-      </w:r>
-      <w:r>
-        <w:t xml:space="preserve">the service used by ADEC to manage and prepare data for potential uplift to the EPA WQX.</w:t>
-      </w:r>
-    </w:p>
-    <w:bookmarkStart w:id="72" w:name="water-quality-data-aqwms-formatting"/>
+        <w:t xml:space="preserve">Data that has been uplifted to the EPA WQX is evaluated biannually by the Alaska Department of Environmental Conservation (ADEC) in their</w:t>
+      </w:r>
+      <w:r>
+        <w:t xml:space="preserve"> </w:t>
+      </w:r>
+      <w:hyperlink r:id="rId73">
+        <w:r>
+          <w:rPr>
+            <w:rStyle w:val="Hyperlink"/>
+          </w:rPr>
+          <w:t xml:space="preserve">Integrated Water Quality Monitoring and Assessment Report</w:t>
+        </w:r>
+      </w:hyperlink>
+      <w:r>
+        <w:rPr>
+          <w:rStyle w:val="FootnoteReference"/>
+        </w:rPr>
+        <w:footnoteReference w:id="74"/>
+      </w:r>
+      <w:r>
+        <w:t xml:space="preserve">.</w:t>
+      </w:r>
+    </w:p>
+    <w:bookmarkStart w:id="78" w:name="water-quality-data-aqwms-formatting"/>
     <w:p>
       <w:pPr>
         <w:pStyle w:val="Heading4"/>
@@ -2011,7 +1788,7 @@
         </w:pict>
       </w:r>
     </w:p>
-    <w:bookmarkStart w:id="69" w:name="metalsnutrients-lab-results-sgs-labs"/>
+    <w:bookmarkStart w:id="75" w:name="metalsnutrients-lab-results-sgs-labs"/>
     <w:p>
       <w:pPr>
         <w:pStyle w:val="Heading5"/>
@@ -2036,6 +1813,11 @@
       </w:r>
     </w:p>
     <w:p>
+      <w:r>
+        <w:br w:type="page"/>
+      </w:r>
+    </w:p>
+    <w:p>
       <w:pPr>
         <w:pStyle w:val="BodyText"/>
       </w:pPr>
@@ -2044,9 +1826,17 @@
       <w:pPr>
         <w:pStyle w:val="BodyText"/>
       </w:pPr>
-    </w:p>
-    <w:bookmarkEnd w:id="69"/>
-    <w:bookmarkStart w:id="70" w:name="Xe5573e5633f16ae9a1ac22e5093bc76c9f3efc3"/>
+      <w:r>
+        <w:t xml:space="preserve">modify code to retain all lab dat for later step? (incl surr, spikes, etc)</w:t>
+      </w:r>
+    </w:p>
+    <w:p>
+      <w:pPr>
+        <w:pStyle w:val="BodyText"/>
+      </w:pPr>
+    </w:p>
+    <w:bookmarkEnd w:id="75"/>
+    <w:bookmarkStart w:id="76" w:name="Xe5573e5633f16ae9a1ac22e5093bc76c9f3efc3"/>
     <w:p>
       <w:pPr>
         <w:pStyle w:val="Heading5"/>
@@ -2060,14 +1850,14 @@
         <w:pStyle w:val="FirstParagraph"/>
       </w:pPr>
     </w:p>
-    <w:bookmarkEnd w:id="70"/>
-    <w:bookmarkStart w:id="71" w:name="Xd9049d25c5e6fccbce9d9aa9b1d8dbff507076f"/>
+    <w:bookmarkEnd w:id="76"/>
+    <w:bookmarkStart w:id="77" w:name="X5557f560b359c101d2328510c16c10f38ab14ee"/>
     <w:p>
       <w:pPr>
         <w:pStyle w:val="Heading5"/>
       </w:pPr>
       <w:r>
-        <w:t xml:space="preserve">A.1.1.1.3 2021 Total Dissolved Solids Lab Results (Soldotna Wastewater Treatment Plant (SWWTP))</w:t>
+        <w:t xml:space="preserve">A.1.1.1.3 2021 Total Suspended Solids Lab Results (Soldotna Wastewater Treatment Plant (SWWTP))</w:t>
       </w:r>
     </w:p>
     <w:p>
@@ -2075,21 +1865,32 @@
         <w:pStyle w:val="FirstParagraph"/>
       </w:pPr>
     </w:p>
-    <w:p>
-      <w:pPr>
-        <w:pStyle w:val="BodyText"/>
-      </w:pPr>
-    </w:p>
-    <w:bookmarkEnd w:id="71"/>
-    <w:bookmarkEnd w:id="72"/>
-    <w:bookmarkEnd w:id="73"/>
-    <w:bookmarkStart w:id="74" w:name="provisional-results-prior-to-data-review"/>
+    <w:bookmarkEnd w:id="77"/>
+    <w:bookmarkEnd w:id="78"/>
+    <w:bookmarkEnd w:id="79"/>
+    <w:bookmarkEnd w:id="80"/>
+    <w:bookmarkEnd w:id="81"/>
+    <w:bookmarkStart w:id="84" w:name="Xc80b13065e1b104e866800c345a77db4240614b"/>
+    <w:p>
+      <w:pPr>
+        <w:pStyle w:val="Heading1"/>
+      </w:pPr>
+      <w:r>
+        <w:t xml:space="preserve">Appendix A — 2/14/23 go back to FC section and see if sample name is already bad up there</w:t>
+      </w:r>
+    </w:p>
+    <w:p>
+      <w:pPr>
+        <w:pStyle w:val="FirstParagraph"/>
+      </w:pPr>
+    </w:p>
+    <w:bookmarkStart w:id="82" w:name="provisional-results-prior-to-data-review"/>
     <w:p>
       <w:pPr>
         <w:pStyle w:val="Heading3"/>
       </w:pPr>
       <w:r>
-        <w:t xml:space="preserve">A.1.2 2021 Provisional Results, Prior to Data Review</w:t>
+        <w:t xml:space="preserve">A.0.1 2021 Provisional Results, Prior to Data Review</w:t>
       </w:r>
     </w:p>
     <w:p>
@@ -2101,7 +1902,7 @@
           <w:iCs/>
           <w:i/>
         </w:rPr>
-        <w:t xml:space="preserve">Results last updated 2023-01-12</w:t>
+        <w:t xml:space="preserve">Results last updated 2023-02-15</w:t>
       </w:r>
     </w:p>
     <w:p>
@@ -2119,14 +1920,14 @@
         </w:pict>
       </w:r>
     </w:p>
-    <w:bookmarkEnd w:id="74"/>
+    <w:bookmarkEnd w:id="82"/>
     <w:bookmarkStart w:id="83" w:name="data-evaluation"/>
     <w:p>
       <w:pPr>
         <w:pStyle w:val="Heading3"/>
       </w:pPr>
       <w:r>
-        <w:t xml:space="preserve">A.1.3 2021 Data Evaluation</w:t>
+        <w:t xml:space="preserve">A.0.2 2021 Data Evaluation</w:t>
       </w:r>
     </w:p>
     <w:p>
@@ -2137,1719 +1938,9 @@
         <w:t xml:space="preserve">Prior to submission to ADEC, all water quality data must be checked against a series of standard questions in order to evaluate how quality assurance / quality check (QA/QC) processes are instituted. The draft Data Evaluation Checklist Template (available for download below) outlines these questions:</w:t>
       </w:r>
     </w:p>
-    <w:bookmarkStart w:id="82" w:name="pre-database"/>
-    <w:p>
-      <w:pPr>
-        <w:pStyle w:val="Heading4"/>
-      </w:pPr>
-      <w:r>
-        <w:t xml:space="preserve">A.1.3.1 Pre-Database</w:t>
-      </w:r>
-    </w:p>
-    <w:bookmarkStart w:id="76" w:name="overall-project-success"/>
-    <w:p>
-      <w:pPr>
-        <w:pStyle w:val="Heading5"/>
-      </w:pPr>
-      <w:r>
-        <w:t xml:space="preserve">A.1.3.1.1 Overall Project Success</w:t>
-      </w:r>
-    </w:p>
-    <w:p>
-      <w:pPr>
-        <w:pStyle w:val="FirstParagraph"/>
-      </w:pPr>
-      <w:r>
-        <w:rPr>
-          <w:iCs/>
-          <w:i/>
-        </w:rPr>
-        <w:t xml:space="preserve">Show/Hide Code used to Evaluate Overall Project Success</w:t>
-      </w:r>
-    </w:p>
-    <w:p>
-      <w:pPr>
-        <w:pStyle w:val="SourceCode"/>
-      </w:pPr>
-      <w:r>
-        <w:rPr>
-          <w:rStyle w:val="VerbatimChar"/>
-        </w:rPr>
-        <w:t xml:space="preserve">Warning in rm(spring21_planned, summer21_planned): object 'spring21_planned' not</w:t>
-      </w:r>
-      <w:r>
-        <w:br/>
-      </w:r>
-      <w:r>
-        <w:rPr>
-          <w:rStyle w:val="VerbatimChar"/>
-        </w:rPr>
-        <w:t xml:space="preserve">found</w:t>
-      </w:r>
-    </w:p>
-    <w:p>
-      <w:pPr>
-        <w:pStyle w:val="SourceCode"/>
-      </w:pPr>
-      <w:r>
-        <w:rPr>
-          <w:rStyle w:val="VerbatimChar"/>
-        </w:rPr>
-        <w:t xml:space="preserve">Warning in rm(spring21_planned, summer21_planned): object 'summer21_planned' not</w:t>
-      </w:r>
-      <w:r>
-        <w:br/>
-      </w:r>
-      <w:r>
-        <w:rPr>
-          <w:rStyle w:val="VerbatimChar"/>
-        </w:rPr>
-        <w:t xml:space="preserve">found</w:t>
-      </w:r>
-    </w:p>
-    <w:p>
-      <w:pPr>
-        <w:pStyle w:val="SourceCode"/>
-      </w:pPr>
-      <w:r>
-        <w:rPr>
-          <w:rStyle w:val="VerbatimChar"/>
-        </w:rPr>
-        <w:t xml:space="preserve">Warning: Using an external vector in selections was deprecated in tidyselect 1.1.0.</w:t>
-      </w:r>
-      <w:r>
-        <w:br/>
-      </w:r>
-      <w:r>
-        <w:rPr>
-          <w:rStyle w:val="VerbatimChar"/>
-        </w:rPr>
-        <w:t xml:space="preserve">ℹ Please use `all_of()` or `any_of()` instead.</w:t>
-      </w:r>
-      <w:r>
-        <w:br/>
-      </w:r>
-      <w:r>
-        <w:rPr>
-          <w:rStyle w:val="VerbatimChar"/>
-        </w:rPr>
-        <w:t xml:space="preserve">  # Was:</w:t>
-      </w:r>
-      <w:r>
-        <w:br/>
-      </w:r>
-      <w:r>
-        <w:rPr>
-          <w:rStyle w:val="VerbatimChar"/>
-        </w:rPr>
-        <w:t xml:space="preserve">  data %&gt;% select(rpd_cols)</w:t>
-      </w:r>
-      <w:r>
-        <w:br/>
-      </w:r>
-      <w:r>
-        <w:br/>
-      </w:r>
-      <w:r>
-        <w:rPr>
-          <w:rStyle w:val="VerbatimChar"/>
-        </w:rPr>
-        <w:t xml:space="preserve">  # Now:</w:t>
-      </w:r>
-      <w:r>
-        <w:br/>
-      </w:r>
-      <w:r>
-        <w:rPr>
-          <w:rStyle w:val="VerbatimChar"/>
-        </w:rPr>
-        <w:t xml:space="preserve">  data %&gt;% select(all_of(rpd_cols))</w:t>
-      </w:r>
-      <w:r>
-        <w:br/>
-      </w:r>
-      <w:r>
-        <w:br/>
-      </w:r>
-      <w:r>
-        <w:rPr>
-          <w:rStyle w:val="VerbatimChar"/>
-        </w:rPr>
-        <w:t xml:space="preserve">See &lt;https://tidyselect.r-lib.org/reference/faq-external-vector.html&gt;.</w:t>
-      </w:r>
-    </w:p>
-    <w:p>
-      <w:pPr>
-        <w:pStyle w:val="SourceCode"/>
-      </w:pPr>
-      <w:r>
-        <w:rPr>
-          <w:rStyle w:val="VerbatimChar"/>
-        </w:rPr>
-        <w:t xml:space="preserve">[1] TRUE</w:t>
-      </w:r>
-    </w:p>
-    <w:p>
-      <w:pPr>
-        <w:pStyle w:val="FirstParagraph"/>
-      </w:pPr>
-    </w:p>
-    <w:p>
-      <w:pPr>
-        <w:numPr>
-          <w:ilvl w:val="0"/>
-          <w:numId w:val="1005"/>
-        </w:numPr>
-        <w:pStyle w:val="Compact"/>
-      </w:pPr>
-      <w:r>
-        <w:rPr>
-          <w:bCs/>
-          <w:b/>
-          <w:u w:val="single"/>
-        </w:rPr>
-        <w:t xml:space="preserve">Did the project follow the QAPP?</w:t>
-      </w:r>
-      <w:r>
-        <w:t xml:space="preserve"> </w:t>
-      </w:r>
-      <w:r>
-        <w:rPr>
-          <w:iCs/>
-          <w:i/>
-        </w:rPr>
-        <w:t xml:space="preserve">Yes</w:t>
-      </w:r>
-      <w:r>
-        <w:t xml:space="preserve">.</w:t>
-      </w:r>
-      <w:r>
-        <w:t xml:space="preserve"> </w:t>
-      </w:r>
-      <w:r>
-        <w:rPr>
-          <w:bCs/>
-          <w:b/>
-          <w:u w:val="single"/>
-        </w:rPr>
-        <w:t xml:space="preserve">Were there any deviations from the sampling plan?</w:t>
-      </w:r>
-      <w:r>
-        <w:t xml:space="preserve"> </w:t>
-      </w:r>
-      <w:r>
-        <w:rPr>
-          <w:iCs/>
-          <w:i/>
-        </w:rPr>
-        <w:t xml:space="preserve">Yes. Refer to Individual Answers Below.</w:t>
-      </w:r>
-    </w:p>
-    <w:p>
-      <w:pPr>
-        <w:pStyle w:val="FirstParagraph"/>
-      </w:pPr>
-    </w:p>
-    <w:p>
-      <w:pPr>
-        <w:numPr>
-          <w:ilvl w:val="0"/>
-          <w:numId w:val="1006"/>
-        </w:numPr>
-        <w:pStyle w:val="Compact"/>
-      </w:pPr>
-      <w:r>
-        <w:rPr>
-          <w:bCs/>
-          <w:b/>
-          <w:u w:val="single"/>
-        </w:rPr>
-        <w:t xml:space="preserve">Was the data collected representative of environmental conditions?</w:t>
-      </w:r>
-      <w:r>
-        <w:t xml:space="preserve"> </w:t>
-      </w:r>
-      <w:r>
-        <w:rPr>
-          <w:iCs/>
-          <w:i/>
-        </w:rPr>
-        <w:t xml:space="preserve">Yes</w:t>
-      </w:r>
-      <w:r>
-        <w:t xml:space="preserve">. Notes: Study design is intended to create two single-day snapshots, one in spring and another in summer, across a wide geographical area of the Kenai River watershed.</w:t>
-      </w:r>
-    </w:p>
-    <w:p>
-      <w:pPr>
-        <w:pStyle w:val="FirstParagraph"/>
-      </w:pPr>
-    </w:p>
-    <w:p>
-      <w:pPr>
-        <w:numPr>
-          <w:ilvl w:val="0"/>
-          <w:numId w:val="1007"/>
-        </w:numPr>
-        <w:pStyle w:val="Compact"/>
-      </w:pPr>
-      <w:r>
-        <w:rPr>
-          <w:bCs/>
-          <w:b/>
-          <w:u w:val="single"/>
-        </w:rPr>
-        <w:t xml:space="preserve">Are site names, dates, and times correct and as expected?</w:t>
-      </w:r>
-      <w:r>
-        <w:t xml:space="preserve"> </w:t>
-      </w:r>
-      <w:r>
-        <w:rPr>
-          <w:iCs/>
-          <w:i/>
-        </w:rPr>
-        <w:t xml:space="preserve">Yes, after post-season correction documented in this report.</w:t>
-      </w:r>
-      <w:r>
-        <w:t xml:space="preserve"> </w:t>
-      </w:r>
-      <w:r>
-        <w:t xml:space="preserve">Notes: In 2021 Kenai Watershed Forum used pre-printed labels on all sample bottles, reducing opportunity for field and lab transcription errors. Remaining site name transcription errors were corrected in post-season data review.</w:t>
-      </w:r>
-    </w:p>
-    <w:p>
-      <w:pPr>
-        <w:pStyle w:val="FirstParagraph"/>
-      </w:pPr>
-    </w:p>
-    <w:p>
-      <w:pPr>
-        <w:numPr>
-          <w:ilvl w:val="0"/>
-          <w:numId w:val="1008"/>
-        </w:numPr>
-        <w:pStyle w:val="Compact"/>
-      </w:pPr>
-      <w:r>
-        <w:rPr>
-          <w:bCs/>
-          <w:b/>
-          <w:u w:val="single"/>
-        </w:rPr>
-        <w:t xml:space="preserve">Is the dataset complete and did you receive the expected number of results?</w:t>
-      </w:r>
-      <w:r>
-        <w:t xml:space="preserve"> </w:t>
-      </w:r>
-      <w:r>
-        <w:rPr>
-          <w:iCs/>
-          <w:i/>
-        </w:rPr>
-        <w:t xml:space="preserve">TBD</w:t>
-      </w:r>
-      <w:r>
-        <w:t xml:space="preserve">. Notes: we acquired the expected number of results in 2021 sampling events. All sites described in the QAPP were visited twice in 2021, and all water sample collections were successfully conducted. However most intrinsic water quality parameters mentioned in the current QAPP were not collected in 2021.</w:t>
-      </w:r>
-    </w:p>
-    <w:p>
-      <w:pPr>
-        <w:pStyle w:val="FirstParagraph"/>
-      </w:pPr>
-      <w:r>
-        <w:t xml:space="preserve">Data evaluation is currently in progress. The values in the downloadable table below are current as of 2023-01-12. The numerator values of</w:t>
-      </w:r>
-      <w:r>
-        <w:t xml:space="preserve"> </w:t>
-      </w:r>
-      <w:r>
-        <w:t xml:space="preserve">“</w:t>
-      </w:r>
-      <w:r>
-        <w:t xml:space="preserve">Samples Submitted to ADEC</w:t>
-      </w:r>
-      <w:r>
-        <w:t xml:space="preserve">”</w:t>
-      </w:r>
-      <w:r>
-        <w:t xml:space="preserve"> </w:t>
-      </w:r>
-      <w:r>
-        <w:t xml:space="preserve">and</w:t>
-      </w:r>
-      <w:r>
-        <w:t xml:space="preserve"> </w:t>
-      </w:r>
-      <w:r>
-        <w:t xml:space="preserve">“</w:t>
-      </w:r>
-      <w:r>
-        <w:t xml:space="preserve">Usable Samples</w:t>
-      </w:r>
-      <w:r>
-        <w:t xml:space="preserve">”</w:t>
-      </w:r>
-      <w:r>
-        <w:t xml:space="preserve"> </w:t>
-      </w:r>
-      <w:r>
-        <w:t xml:space="preserve">are not yet finalized and will depend on feedback received from DEC as part of this pre-database review process.</w:t>
-      </w:r>
-    </w:p>
-    <w:p>
-      <w:pPr>
-        <w:pStyle w:val="SourceCode"/>
-      </w:pPr>
-      <w:r>
-        <w:rPr>
-          <w:rStyle w:val="VerbatimChar"/>
-        </w:rPr>
-        <w:t xml:space="preserve">-   Completeness Measure A = (Results Collected) / (Results Submitted to ADEC) \*100%</w:t>
-      </w:r>
-      <w:r>
-        <w:br/>
-      </w:r>
-      <w:r>
-        <w:br/>
-      </w:r>
-      <w:r>
-        <w:rPr>
-          <w:rStyle w:val="VerbatimChar"/>
-        </w:rPr>
-        <w:t xml:space="preserve">    -   Project goal: ***85%***</w:t>
-      </w:r>
-      <w:r>
-        <w:br/>
-      </w:r>
-      <w:r>
-        <w:rPr>
-          <w:rStyle w:val="VerbatimChar"/>
-        </w:rPr>
-        <w:t xml:space="preserve">    -   Calculated project completeness Measure A: Varies by parameter, see downloadable file below.</w:t>
-      </w:r>
-      <w:r>
-        <w:br/>
-      </w:r>
-      <w:r>
-        <w:br/>
-      </w:r>
-      <w:r>
-        <w:rPr>
-          <w:rStyle w:val="VerbatimChar"/>
-        </w:rPr>
-        <w:t xml:space="preserve">-   Completeness Measure B = (Planned Number of Results) / (Useable Number of Results) \* 100%</w:t>
-      </w:r>
-      <w:r>
-        <w:br/>
-      </w:r>
-      <w:r>
-        <w:br/>
-      </w:r>
-      <w:r>
-        <w:rPr>
-          <w:rStyle w:val="VerbatimChar"/>
-        </w:rPr>
-        <w:t xml:space="preserve">    -   Project goal: ***60%***</w:t>
-      </w:r>
-      <w:r>
-        <w:br/>
-      </w:r>
-      <w:r>
-        <w:br/>
-      </w:r>
-      <w:r>
-        <w:rPr>
-          <w:rStyle w:val="VerbatimChar"/>
-        </w:rPr>
-        <w:t xml:space="preserve">    -   Calculated project completeness Measure B: Varies by parameter, see downloadable file below. *These values will be updated as revisions from DEC dictate the number of usable (publishable) samples.*</w:t>
-      </w:r>
-    </w:p>
-    <w:p>
-      <w:pPr>
-        <w:pStyle w:val="FirstParagraph"/>
-      </w:pPr>
-    </w:p>
-    <w:p>
-      <w:pPr>
-        <w:numPr>
-          <w:ilvl w:val="0"/>
-          <w:numId w:val="1009"/>
-        </w:numPr>
-        <w:pStyle w:val="Compact"/>
-      </w:pPr>
-      <w:r>
-        <w:rPr>
-          <w:bCs/>
-          <w:b/>
-          <w:u w:val="single"/>
-        </w:rPr>
-        <w:t xml:space="preserve">Were field duplicates, blanks, and/or other QC samples collected as planned?</w:t>
-      </w:r>
-      <w:r>
-        <w:t xml:space="preserve"> </w:t>
-      </w:r>
-      <w:r>
-        <w:rPr>
-          <w:iCs/>
-          <w:i/>
-        </w:rPr>
-        <w:t xml:space="preserve">Yes, with one exception, see below</w:t>
-      </w:r>
-    </w:p>
-    <w:p>
-      <w:pPr>
-        <w:pStyle w:val="FirstParagraph"/>
-      </w:pPr>
-      <w:r>
-        <w:t xml:space="preserve">From the above downloadable table,</w:t>
-      </w:r>
-      <w:r>
-        <w:t xml:space="preserve"> </w:t>
-      </w:r>
-      <w:r>
-        <w:t xml:space="preserve">“</w:t>
-      </w:r>
-      <w:r>
-        <w:t xml:space="preserve">Planned vs. Actual Trip Blank and Field Duplicate Samples for 2021,</w:t>
-      </w:r>
-      <w:r>
-        <w:t xml:space="preserve">”</w:t>
-      </w:r>
-      <w:r>
-        <w:t xml:space="preserve"> </w:t>
-      </w:r>
-      <w:r>
-        <w:t xml:space="preserve">we observe that data from one field duplicate sample is missing. The missing sample is for the 200.7 (total metals) analyses on 2021-05-11 at RM 31 (Morgan’s Landing). This error occurred due to a transcription error on the chain of custody form, and the lab did not process a total metals analysis for this site/event.</w:t>
-      </w:r>
-    </w:p>
-    <w:bookmarkStart w:id="75" w:name="field-qaqc-sample-collection-summary"/>
-    <w:p>
-      <w:pPr>
-        <w:pStyle w:val="Heading6"/>
-      </w:pPr>
-      <w:r>
-        <w:t xml:space="preserve">A.1.3.1.1.1 2021 Field QA/QC Sample Collection Summary</w:t>
-      </w:r>
-    </w:p>
-    <w:p>
-      <w:pPr>
-        <w:numPr>
-          <w:ilvl w:val="0"/>
-          <w:numId w:val="1010"/>
-        </w:numPr>
-      </w:pPr>
-      <w:r>
-        <w:t xml:space="preserve">Field duplicates:</w:t>
-      </w:r>
-    </w:p>
-    <w:p>
-      <w:pPr>
-        <w:numPr>
-          <w:ilvl w:val="1"/>
-          <w:numId w:val="1011"/>
-        </w:numPr>
-        <w:pStyle w:val="Compact"/>
-      </w:pPr>
-      <w:r>
-        <w:t xml:space="preserve"># required:</w:t>
-      </w:r>
-      <w:r>
-        <w:t xml:space="preserve"> </w:t>
-      </w:r>
-      <w:r>
-        <w:rPr>
-          <w:iCs/>
-          <w:i/>
-          <w:bCs/>
-          <w:b/>
-        </w:rPr>
-        <w:t xml:space="preserve">22</w:t>
-      </w:r>
-    </w:p>
-    <w:p>
-      <w:pPr>
-        <w:numPr>
-          <w:ilvl w:val="1"/>
-          <w:numId w:val="1011"/>
-        </w:numPr>
-        <w:pStyle w:val="Compact"/>
-      </w:pPr>
-      <w:r>
-        <w:t xml:space="preserve"># collected</w:t>
-      </w:r>
-      <w:r>
-        <w:t xml:space="preserve"> </w:t>
-      </w:r>
-      <w:r>
-        <w:rPr>
-          <w:iCs/>
-          <w:i/>
-          <w:bCs/>
-          <w:b/>
-        </w:rPr>
-        <w:t xml:space="preserve">21</w:t>
-      </w:r>
-    </w:p>
-    <w:p>
-      <w:pPr>
-        <w:numPr>
-          <w:ilvl w:val="0"/>
-          <w:numId w:val="1010"/>
-        </w:numPr>
-      </w:pPr>
-      <w:r>
-        <w:t xml:space="preserve">Trip blanks:</w:t>
-      </w:r>
-    </w:p>
-    <w:p>
-      <w:pPr>
-        <w:numPr>
-          <w:ilvl w:val="1"/>
-          <w:numId w:val="1012"/>
-        </w:numPr>
-        <w:pStyle w:val="Compact"/>
-      </w:pPr>
-      <w:r>
-        <w:t xml:space="preserve"># required:</w:t>
-      </w:r>
-      <w:r>
-        <w:t xml:space="preserve"> </w:t>
-      </w:r>
-      <w:r>
-        <w:rPr>
-          <w:iCs/>
-          <w:i/>
-          <w:bCs/>
-          <w:b/>
-        </w:rPr>
-        <w:t xml:space="preserve">4</w:t>
-      </w:r>
-    </w:p>
-    <w:p>
-      <w:pPr>
-        <w:numPr>
-          <w:ilvl w:val="1"/>
-          <w:numId w:val="1012"/>
-        </w:numPr>
-        <w:pStyle w:val="Compact"/>
-      </w:pPr>
-      <w:r>
-        <w:t xml:space="preserve"># collected:</w:t>
-      </w:r>
-      <w:r>
-        <w:t xml:space="preserve"> </w:t>
-      </w:r>
-      <w:r>
-        <w:rPr>
-          <w:iCs/>
-          <w:i/>
-          <w:bCs/>
-          <w:b/>
-        </w:rPr>
-        <w:t xml:space="preserve">4</w:t>
-      </w:r>
-    </w:p>
-    <w:p>
-      <w:pPr>
-        <w:numPr>
-          <w:ilvl w:val="0"/>
-          <w:numId w:val="1010"/>
-        </w:numPr>
-      </w:pPr>
-      <w:r>
-        <w:t xml:space="preserve">Other:</w:t>
-      </w:r>
-    </w:p>
-    <w:p>
-      <w:pPr>
-        <w:numPr>
-          <w:ilvl w:val="1"/>
-          <w:numId w:val="1013"/>
-        </w:numPr>
-        <w:pStyle w:val="Compact"/>
-      </w:pPr>
-      <w:r>
-        <w:t xml:space="preserve"># required: NA</w:t>
-      </w:r>
-    </w:p>
-    <w:p>
-      <w:pPr>
-        <w:numPr>
-          <w:ilvl w:val="1"/>
-          <w:numId w:val="1013"/>
-        </w:numPr>
-        <w:pStyle w:val="Compact"/>
-      </w:pPr>
-      <w:r>
-        <w:t xml:space="preserve"># collected: NA</w:t>
-      </w:r>
-    </w:p>
-    <w:p>
-      <w:pPr>
-        <w:pStyle w:val="FirstParagraph"/>
-      </w:pPr>
-    </w:p>
-    <w:p>
-      <w:pPr>
-        <w:numPr>
-          <w:ilvl w:val="0"/>
-          <w:numId w:val="1014"/>
-        </w:numPr>
-        <w:pStyle w:val="Compact"/>
-      </w:pPr>
-      <w:r>
-        <w:rPr>
-          <w:bCs/>
-          <w:b/>
-          <w:u w:val="single"/>
-        </w:rPr>
-        <w:t xml:space="preserve">Are the duplicate sample(s) RPD within range described in QAPP?</w:t>
-      </w:r>
-      <w:r>
-        <w:t xml:space="preserve"> </w:t>
-      </w:r>
-      <w:r>
-        <w:rPr>
-          <w:iCs/>
-          <w:i/>
-        </w:rPr>
-        <w:t xml:space="preserve">Varies by Parameter, see downloadable summary table below</w:t>
-      </w:r>
-    </w:p>
-    <w:p>
-      <w:pPr>
-        <w:numPr>
-          <w:ilvl w:val="0"/>
-          <w:numId w:val="1015"/>
-        </w:numPr>
-      </w:pPr>
-      <w:r>
-        <w:t xml:space="preserve">RPD (Relative Percent Difference) = ((A - B)*100) / ((A + B) / 2)</w:t>
-      </w:r>
-    </w:p>
-    <w:p>
-      <w:pPr>
-        <w:numPr>
-          <w:ilvl w:val="0"/>
-          <w:numId w:val="1015"/>
-        </w:numPr>
-      </w:pPr>
-      <w:r>
-        <w:t xml:space="preserve">RPD goal from QAPP(%):</w:t>
-      </w:r>
-      <w:r>
-        <w:t xml:space="preserve"> </w:t>
-      </w:r>
-      <w:r>
-        <w:rPr>
-          <w:iCs/>
-          <w:i/>
-          <w:bCs/>
-          <w:b/>
-        </w:rPr>
-        <w:t xml:space="preserve">Varies by Parameter, See Current QAPP</w:t>
-      </w:r>
-    </w:p>
-    <w:p>
-      <w:pPr>
-        <w:numPr>
-          <w:ilvl w:val="0"/>
-          <w:numId w:val="1015"/>
-        </w:numPr>
-      </w:pPr>
-      <w:r>
-        <w:t xml:space="preserve">View duplicate RPD calculations and a summary table in supporting excel file; including parameters, site names, dates, results, and RPD values:</w:t>
-      </w:r>
-      <w:r>
-        <w:t xml:space="preserve"> </w:t>
-      </w:r>
-      <w:r>
-        <w:rPr>
-          <w:iCs/>
-          <w:i/>
-          <w:bCs/>
-          <w:b/>
-        </w:rPr>
-        <w:t xml:space="preserve">Download Table Below</w:t>
-      </w:r>
-    </w:p>
-    <w:p>
-      <w:pPr>
-        <w:numPr>
-          <w:ilvl w:val="1"/>
-          <w:numId w:val="1016"/>
-        </w:numPr>
-      </w:pPr>
-      <w:r>
-        <w:t xml:space="preserve">Note: we applied standards from ADEC to determine which observations may be evaluated in RPD calculations. From ADEC 2022,</w:t>
-      </w:r>
-      <w:r>
-        <w:t xml:space="preserve"> </w:t>
-      </w:r>
-      <w:r>
-        <w:rPr>
-          <w:iCs/>
-          <w:i/>
-        </w:rPr>
-        <w:t xml:space="preserve">“Estimated values (detected at levels lower than the practical quantitation limit (PQL)) were treated as non-detects for the purpose of this analysis. A set of paired samples was evaluated for RPD only if:</w:t>
-      </w:r>
-    </w:p>
-    <w:p>
-      <w:pPr>
-        <w:numPr>
-          <w:ilvl w:val="2"/>
-          <w:numId w:val="1017"/>
-        </w:numPr>
-      </w:pPr>
-      <w:r>
-        <w:rPr>
-          <w:iCs/>
-          <w:i/>
-        </w:rPr>
-        <w:t xml:space="preserve">one or both of the samples were above the PQL;</w:t>
-      </w:r>
-    </w:p>
-    <w:p>
-      <w:pPr>
-        <w:numPr>
-          <w:ilvl w:val="2"/>
-          <w:numId w:val="1017"/>
-        </w:numPr>
-      </w:pPr>
-      <w:r>
-        <w:rPr>
-          <w:iCs/>
-          <w:i/>
-        </w:rPr>
-        <w:t xml:space="preserve">one or both of the samples were at least two times the PQL.”</w:t>
-      </w:r>
-    </w:p>
-    <w:p>
-      <w:pPr>
-        <w:pStyle w:val="FirstParagraph"/>
-      </w:pPr>
-      <w:r>
-        <w:t xml:space="preserve">The above table indicates that</w:t>
-      </w:r>
-      <w:r>
-        <w:t xml:space="preserve"> </w:t>
-      </w:r>
-      <w:r>
-        <w:rPr>
-          <w:bCs/>
-          <w:b/>
-        </w:rPr>
-        <w:t xml:space="preserve">two</w:t>
-      </w:r>
-      <w:r>
-        <w:t xml:space="preserve"> </w:t>
-      </w:r>
-      <w:r>
-        <w:t xml:space="preserve">RPD values were outside of acceptable QA/QC ranges (&gt;20% RPD). An inquiry has been emailed to ADEC on 2023-01-12 on how best to apply this criteria, and how it will affect the extent of the finalized dataset.</w:t>
-      </w:r>
-    </w:p>
-    <w:bookmarkEnd w:id="75"/>
-    <w:bookmarkEnd w:id="76"/>
-    <w:bookmarkStart w:id="78" w:name="in-situ-field-data-and-instruments"/>
-    <w:p>
-      <w:pPr>
-        <w:pStyle w:val="Heading5"/>
-      </w:pPr>
-      <w:r>
-        <w:t xml:space="preserve">A.1.3.1.2 In-situ Field Data and Instruments</w:t>
-      </w:r>
-    </w:p>
-    <w:p>
-      <w:pPr>
-        <w:numPr>
-          <w:ilvl w:val="0"/>
-          <w:numId w:val="1018"/>
-        </w:numPr>
-      </w:pPr>
-      <w:r>
-        <w:t xml:space="preserve">Were there any issues with instrument calibration?</w:t>
-      </w:r>
-      <w:r>
-        <w:t xml:space="preserve"> </w:t>
-      </w:r>
-      <w:r>
-        <w:rPr>
-          <w:iCs/>
-          <w:i/>
-          <w:bCs/>
-          <w:b/>
-        </w:rPr>
-        <w:t xml:space="preserve">No</w:t>
-      </w:r>
-      <w:r>
-        <w:t xml:space="preserve">. Did the instrument perform as expected?</w:t>
-      </w:r>
-      <w:r>
-        <w:t xml:space="preserve"> </w:t>
-      </w:r>
-      <w:r>
-        <w:rPr>
-          <w:iCs/>
-          <w:i/>
-          <w:bCs/>
-          <w:b/>
-        </w:rPr>
-        <w:t xml:space="preserve">Yes</w:t>
-      </w:r>
-      <w:r>
-        <w:t xml:space="preserve">. Notes:</w:t>
-      </w:r>
-      <w:r>
-        <w:t xml:space="preserve"> </w:t>
-      </w:r>
-      <w:r>
-        <w:rPr>
-          <w:iCs/>
-          <w:i/>
-          <w:bCs/>
-          <w:b/>
-        </w:rPr>
-        <w:t xml:space="preserve">The sole in-situ field measurement type recorded in 2021 was for water temperature.</w:t>
-      </w:r>
-    </w:p>
-    <w:p>
-      <w:pPr>
-        <w:numPr>
-          <w:ilvl w:val="0"/>
-          <w:numId w:val="1018"/>
-        </w:numPr>
-      </w:pPr>
-      <w:r>
-        <w:t xml:space="preserve">Was instrument calibration performed according to the QAPP and instrument recommendations?</w:t>
-      </w:r>
-      <w:r>
-        <w:t xml:space="preserve"> </w:t>
-      </w:r>
-      <w:r>
-        <w:rPr>
-          <w:iCs/>
-          <w:i/>
-          <w:bCs/>
-          <w:b/>
-        </w:rPr>
-        <w:t xml:space="preserve">Yes</w:t>
-      </w:r>
-      <w:r>
-        <w:t xml:space="preserve">. Were calibration logs or records kept?</w:t>
-      </w:r>
-      <w:r>
-        <w:t xml:space="preserve"> </w:t>
-      </w:r>
-      <w:r>
-        <w:rPr>
-          <w:iCs/>
-          <w:i/>
-          <w:bCs/>
-          <w:b/>
-        </w:rPr>
-        <w:t xml:space="preserve">Yes</w:t>
-      </w:r>
-      <w:r>
-        <w:t xml:space="preserve">. Notes:</w:t>
-      </w:r>
-      <w:r>
-        <w:t xml:space="preserve"> </w:t>
-      </w:r>
-      <w:r>
-        <w:rPr>
-          <w:iCs/>
-          <w:i/>
-          <w:bCs/>
-          <w:b/>
-        </w:rPr>
-        <w:t xml:space="preserve">Instrument calibration records are available upon request at</w:t>
-      </w:r>
-      <w:r>
-        <w:rPr>
-          <w:iCs/>
-          <w:i/>
-          <w:bCs/>
-          <w:b/>
-        </w:rPr>
-        <w:t xml:space="preserve"> </w:t>
-      </w:r>
-      <w:hyperlink r:id="rId77">
-        <w:r>
-          <w:rPr>
-            <w:rStyle w:val="Hyperlink"/>
-            <w:iCs/>
-            <w:i/>
-            <w:bCs/>
-            <w:b/>
-          </w:rPr>
-          <w:t xml:space="preserve">hydrology@kenaiwatershed.org</w:t>
-        </w:r>
-      </w:hyperlink>
-      <w:r>
-        <w:t xml:space="preserve">.</w:t>
-      </w:r>
-    </w:p>
-    <w:p>
-      <w:pPr>
-        <w:numPr>
-          <w:ilvl w:val="0"/>
-          <w:numId w:val="1018"/>
-        </w:numPr>
-      </w:pPr>
-      <w:r>
-        <w:t xml:space="preserve">Was instrument verification during the field season performed according to the QAPP and instrument recommendations?</w:t>
-      </w:r>
-      <w:r>
-        <w:t xml:space="preserve"> </w:t>
-      </w:r>
-      <w:r>
-        <w:rPr>
-          <w:iCs/>
-          <w:i/>
-          <w:bCs/>
-          <w:b/>
-        </w:rPr>
-        <w:t xml:space="preserve">NA</w:t>
-      </w:r>
-      <w:r>
-        <w:t xml:space="preserve"> </w:t>
-      </w:r>
-      <w:r>
-        <w:t xml:space="preserve">. Were verification logs or records kept?</w:t>
-      </w:r>
-      <w:r>
-        <w:t xml:space="preserve"> </w:t>
-      </w:r>
-      <w:r>
-        <w:rPr>
-          <w:iCs/>
-          <w:i/>
-          <w:bCs/>
-          <w:b/>
-        </w:rPr>
-        <w:t xml:space="preserve">No logger instruments were deployed, thus no verification checks were performed.</w:t>
-      </w:r>
-      <w:r>
-        <w:t xml:space="preserve">.</w:t>
-      </w:r>
-    </w:p>
-    <w:p>
-      <w:pPr>
-        <w:numPr>
-          <w:ilvl w:val="0"/>
-          <w:numId w:val="1018"/>
-        </w:numPr>
-      </w:pPr>
-      <w:r>
-        <w:t xml:space="preserve">Do the instrument data files site IDs, time stamps and file names match?</w:t>
-      </w:r>
-      <w:r>
-        <w:t xml:space="preserve"> </w:t>
-      </w:r>
-      <w:r>
-        <w:rPr>
-          <w:iCs/>
-          <w:i/>
-          <w:bCs/>
-          <w:b/>
-        </w:rPr>
-        <w:t xml:space="preserve">No logger instruments were deployed, thus no instrument data files were generated.</w:t>
-      </w:r>
-      <w:r>
-        <w:t xml:space="preserve">.</w:t>
-      </w:r>
-    </w:p>
-    <w:p>
-      <w:pPr>
-        <w:numPr>
-          <w:ilvl w:val="0"/>
-          <w:numId w:val="1018"/>
-        </w:numPr>
-      </w:pPr>
-      <w:r>
-        <w:t xml:space="preserve">Is any field data rejected and why?</w:t>
-      </w:r>
-      <w:r>
-        <w:t xml:space="preserve"> </w:t>
-      </w:r>
-      <w:r>
-        <w:rPr>
-          <w:iCs/>
-          <w:i/>
-          <w:bCs/>
-          <w:b/>
-        </w:rPr>
-        <w:t xml:space="preserve">Yes. As of this raw data review last updated on 2023-01-12, the RPD value for Total Phosphorus on 5/11/2021 from the site</w:t>
-      </w:r>
-      <w:r>
-        <w:rPr>
-          <w:iCs/>
-          <w:i/>
-          <w:bCs/>
-          <w:b/>
-        </w:rPr>
-        <w:t xml:space="preserve"> </w:t>
-      </w:r>
-      <w:r>
-        <w:rPr>
-          <w:iCs/>
-          <w:i/>
-          <w:bCs/>
-          <w:b/>
-        </w:rPr>
-        <w:t xml:space="preserve">“</w:t>
-      </w:r>
-      <w:r>
-        <w:rPr>
-          <w:iCs/>
-          <w:i/>
-          <w:bCs/>
-          <w:b/>
-        </w:rPr>
-        <w:t xml:space="preserve">KR RM 31</w:t>
-      </w:r>
-      <w:r>
-        <w:rPr>
-          <w:iCs/>
-          <w:i/>
-          <w:bCs/>
-          <w:b/>
-        </w:rPr>
-        <w:t xml:space="preserve">”</w:t>
-      </w:r>
-      <w:r>
-        <w:rPr>
-          <w:iCs/>
-          <w:i/>
-          <w:bCs/>
-          <w:b/>
-        </w:rPr>
-        <w:t xml:space="preserve"> </w:t>
-      </w:r>
-      <w:r>
-        <w:rPr>
-          <w:iCs/>
-          <w:i/>
-          <w:bCs/>
-          <w:b/>
-        </w:rPr>
-        <w:t xml:space="preserve">is 77.03%, well above the project precision goal for this parameter of 20%. Additionally, the RPD value for fecal coliform on 5/11/2021 at the site</w:t>
-      </w:r>
-      <w:r>
-        <w:rPr>
-          <w:iCs/>
-          <w:i/>
-          <w:bCs/>
-          <w:b/>
-        </w:rPr>
-        <w:t xml:space="preserve"> </w:t>
-      </w:r>
-      <w:r>
-        <w:rPr>
-          <w:iCs/>
-          <w:i/>
-          <w:bCs/>
-          <w:b/>
-        </w:rPr>
-        <w:t xml:space="preserve">“</w:t>
-      </w:r>
-      <w:r>
-        <w:rPr>
-          <w:iCs/>
-          <w:i/>
-          <w:bCs/>
-          <w:b/>
-        </w:rPr>
-        <w:t xml:space="preserve">KR RM 0 NNC</w:t>
-      </w:r>
-      <w:r>
-        <w:rPr>
-          <w:iCs/>
-          <w:i/>
-          <w:bCs/>
-          <w:b/>
-        </w:rPr>
-        <w:t xml:space="preserve">”</w:t>
-      </w:r>
-      <w:r>
-        <w:rPr>
-          <w:iCs/>
-          <w:i/>
-          <w:bCs/>
-          <w:b/>
-        </w:rPr>
-        <w:t xml:space="preserve"> </w:t>
-      </w:r>
-      <w:r>
-        <w:rPr>
-          <w:iCs/>
-          <w:i/>
-          <w:bCs/>
-          <w:b/>
-        </w:rPr>
-        <w:t xml:space="preserve">is 51.4%, however this parameter doe snot have overall project accuracy or precision goals according to the current QAPP.</w:t>
-      </w:r>
-      <w:r>
-        <w:t xml:space="preserve">.</w:t>
-      </w:r>
-    </w:p>
-    <w:bookmarkEnd w:id="78"/>
-    <w:bookmarkStart w:id="81" w:name="Xb4b43a83231154b4a3cca943e5fd3a10a0cc7f8"/>
-    <w:p>
-      <w:pPr>
-        <w:pStyle w:val="Heading5"/>
-      </w:pPr>
-      <w:r>
-        <w:t xml:space="preserve">A.1.3.1.3 Analytical Laboratory Reports and Results</w:t>
-      </w:r>
-    </w:p>
-    <w:p>
-      <w:pPr>
-        <w:numPr>
-          <w:ilvl w:val="0"/>
-          <w:numId w:val="1019"/>
-        </w:numPr>
-      </w:pPr>
-      <w:r>
-        <w:t xml:space="preserve">Do the laboratory reports provide results for all sites and parameters?</w:t>
-      </w:r>
-      <w:r>
-        <w:t xml:space="preserve"> </w:t>
-      </w:r>
-      <w:r>
-        <w:rPr>
-          <w:iCs/>
-          <w:i/>
-          <w:bCs/>
-          <w:b/>
-        </w:rPr>
-        <w:t xml:space="preserve">Yes. The laboratory reports provide results for all sites and parameters specified in the Chains of Custody. However in one case, a transcription error on the chain of custody form for SGS labs in Spring 2021 resulted in missing result values for the method 200.7 analyses (Total Metals) from 2021-05-11 at RM 31 (Morgan’s Landing)</w:t>
-      </w:r>
-      <w:r>
-        <w:t xml:space="preserve">.</w:t>
-      </w:r>
-    </w:p>
-    <w:p>
-      <w:pPr>
-        <w:numPr>
-          <w:ilvl w:val="0"/>
-          <w:numId w:val="1019"/>
-        </w:numPr>
-      </w:pPr>
-      <w:r>
-        <w:t xml:space="preserve">Were the appropriate analytical methods used for all parameters?</w:t>
-      </w:r>
-      <w:r>
-        <w:t xml:space="preserve"> </w:t>
-      </w:r>
-      <w:r>
-        <w:rPr>
-          <w:iCs/>
-          <w:i/>
-          <w:bCs/>
-          <w:b/>
-        </w:rPr>
-        <w:t xml:space="preserve">Yes</w:t>
-      </w:r>
-      <w:r>
-        <w:t xml:space="preserve">.</w:t>
-      </w:r>
-    </w:p>
-    <w:p>
-      <w:pPr>
-        <w:numPr>
-          <w:ilvl w:val="0"/>
-          <w:numId w:val="1019"/>
-        </w:numPr>
-      </w:pPr>
-      <w:r>
-        <w:t xml:space="preserve">Do the laboratory reports match the COC and requested methods?</w:t>
-      </w:r>
-      <w:r>
-        <w:t xml:space="preserve"> </w:t>
-      </w:r>
-      <w:r>
-        <w:rPr>
-          <w:iCs/>
-          <w:i/>
-          <w:bCs/>
-          <w:b/>
-        </w:rPr>
-        <w:t xml:space="preserve">Yes</w:t>
-      </w:r>
-      <w:r>
-        <w:t xml:space="preserve">. Are same methods used throughout?</w:t>
-      </w:r>
-      <w:r>
-        <w:t xml:space="preserve"> </w:t>
-      </w:r>
-      <w:r>
-        <w:rPr>
-          <w:iCs/>
-          <w:i/>
-          <w:bCs/>
-          <w:b/>
-        </w:rPr>
-        <w:t xml:space="preserve">Yes</w:t>
-      </w:r>
-      <w:r>
-        <w:t xml:space="preserve">.</w:t>
-      </w:r>
-    </w:p>
-    <w:p>
-      <w:pPr>
-        <w:numPr>
-          <w:ilvl w:val="0"/>
-          <w:numId w:val="1019"/>
-        </w:numPr>
-      </w:pPr>
-      <w:r>
-        <w:t xml:space="preserve">Are the number of samples on the laboratory reports the same as on the COC?</w:t>
-      </w:r>
-      <w:r>
-        <w:t xml:space="preserve"> </w:t>
-      </w:r>
-      <w:r>
-        <w:rPr>
-          <w:iCs/>
-          <w:i/>
-          <w:bCs/>
-          <w:b/>
-        </w:rPr>
-        <w:t xml:space="preserve">Yes</w:t>
-      </w:r>
-      <w:r>
-        <w:t xml:space="preserve">.</w:t>
-      </w:r>
-    </w:p>
-    <w:p>
-      <w:pPr>
-        <w:numPr>
-          <w:ilvl w:val="0"/>
-          <w:numId w:val="1019"/>
-        </w:numPr>
-      </w:pPr>
-      <w:r>
-        <w:t xml:space="preserve">Is a copy of the COC included with the laboratory reports?</w:t>
-      </w:r>
-      <w:r>
-        <w:t xml:space="preserve"> </w:t>
-      </w:r>
-      <w:r>
-        <w:rPr>
-          <w:iCs/>
-          <w:i/>
-          <w:bCs/>
-          <w:b/>
-        </w:rPr>
-        <w:t xml:space="preserve">Yes</w:t>
-      </w:r>
-      <w:r>
-        <w:t xml:space="preserve">.</w:t>
-      </w:r>
-    </w:p>
-    <w:p>
-      <w:pPr>
-        <w:numPr>
-          <w:ilvl w:val="0"/>
-          <w:numId w:val="1019"/>
-        </w:numPr>
-      </w:pPr>
-      <w:r>
-        <w:t xml:space="preserve">Were preservation, hold time and temperature requirements met?</w:t>
-      </w:r>
-      <w:r>
-        <w:t xml:space="preserve"> </w:t>
-      </w:r>
-      <w:r>
-        <w:rPr>
-          <w:iCs/>
-          <w:i/>
-          <w:bCs/>
-          <w:b/>
-        </w:rPr>
-        <w:t xml:space="preserve">Yes. Summer and Spring 2021 holding time requirements were met for all samples. See downloadable files below. Laboratory result documents indicated no compromises of preservation and temperature requirements.</w:t>
-      </w:r>
-    </w:p>
-    <w:p>
-      <w:pPr>
-        <w:numPr>
-          <w:ilvl w:val="0"/>
-          <w:numId w:val="1020"/>
-        </w:numPr>
-      </w:pPr>
-      <w:r>
-        <w:t xml:space="preserve">Are there any project specific concerns (e.g. total v. dissolved, MST, etc)?</w:t>
-      </w:r>
-      <w:r>
-        <w:t xml:space="preserve"> </w:t>
-      </w:r>
-      <w:r>
-        <w:rPr>
-          <w:iCs/>
-          <w:i/>
-          <w:bCs/>
-          <w:b/>
-        </w:rPr>
-        <w:t xml:space="preserve">Yes. Communication with the ADEC office in Winter 2022 includes the recommendation to modify field practices with relation to dissolved metals sampling. These practices include a.) filtering samples in lab rather than in the field, and b.) incorporating a field blank for dissolved metals. These practices are integrated into the project as of summer 2022 and will be reflected in the QAPP, currently in the process of being updated</w:t>
-      </w:r>
-      <w:r>
-        <w:t xml:space="preserve">.</w:t>
-      </w:r>
-    </w:p>
-    <w:p>
-      <w:pPr>
-        <w:numPr>
-          <w:ilvl w:val="0"/>
-          <w:numId w:val="1020"/>
-        </w:numPr>
-      </w:pPr>
-      <w:r>
-        <w:t xml:space="preserve">Was all supporting info provided in the laboratory report, such as reporting limits for all analyses and definitions?</w:t>
-      </w:r>
-      <w:r>
-        <w:t xml:space="preserve"> </w:t>
-      </w:r>
-      <w:r>
-        <w:rPr>
-          <w:iCs/>
-          <w:i/>
-          <w:bCs/>
-          <w:b/>
-        </w:rPr>
-        <w:t xml:space="preserve">Yes, see raw results in previous section</w:t>
-      </w:r>
-      <w:r>
-        <w:t xml:space="preserve">.</w:t>
-      </w:r>
-    </w:p>
-    <w:p>
-      <w:pPr>
-        <w:numPr>
-          <w:ilvl w:val="0"/>
-          <w:numId w:val="1020"/>
-        </w:numPr>
-      </w:pPr>
-      <w:r>
-        <w:t xml:space="preserve">Were there any laboratory discrepancies, errors, data qualifiers, or QC failures (review laboratory duplicates, matrix spikes and blanks)?</w:t>
-      </w:r>
-      <w:r>
-        <w:t xml:space="preserve"> </w:t>
-      </w:r>
-      <w:r>
-        <w:rPr>
-          <w:iCs/>
-          <w:i/>
-          <w:bCs/>
-          <w:b/>
-        </w:rPr>
-        <w:t xml:space="preserve">Yes. These laboratory-identified discrepancies are outlined in detail below. As of 2023-01-12 we would like to consult with ADEC to determine if these laboratory-identified discrepancies are grounds for rejecting field observations</w:t>
-      </w:r>
-      <w:r>
-        <w:t xml:space="preserve">.</w:t>
-      </w:r>
-    </w:p>
-    <w:p>
-      <w:pPr>
-        <w:pStyle w:val="FirstParagraph"/>
-      </w:pPr>
-      <w:r>
-        <w:rPr>
-          <w:iCs/>
-          <w:i/>
-        </w:rPr>
-        <w:t xml:space="preserve">Show/Hide Code used to Evaluate Lab Duplicates, Matrix Spikes, and Blanks</w:t>
-      </w:r>
-    </w:p>
-    <w:p>
-      <w:pPr>
-        <w:pStyle w:val="BodyText"/>
-      </w:pPr>
-      <w:r>
-        <w:t xml:space="preserve">The following discrepancies were identified in the results from SGS laboratories:</w:t>
-      </w:r>
-    </w:p>
-    <w:bookmarkStart w:id="79" w:name="matrix-spike-recoveries"/>
-    <w:p>
-      <w:pPr>
-        <w:pStyle w:val="Heading6"/>
-      </w:pPr>
-      <w:r>
-        <w:t xml:space="preserve">A.1.3.1.3.1 Matrix Spike Recoveries</w:t>
-      </w:r>
-    </w:p>
-    <w:p>
-      <w:pPr>
-        <w:pStyle w:val="FirstParagraph"/>
-      </w:pPr>
-      <w:r>
-        <w:t xml:space="preserve">A total of 6 matrix spike or matrix spike duplicate samples are outside of QC criteria. The limit of recovery range for the analyte</w:t>
-      </w:r>
-      <w:r>
-        <w:t xml:space="preserve"> </w:t>
-      </w:r>
-      <w:r>
-        <w:t xml:space="preserve">“</w:t>
-      </w:r>
-      <w:r>
-        <w:t xml:space="preserve">Total Nitrate/Nitrite-N</w:t>
-      </w:r>
-      <w:r>
-        <w:t xml:space="preserve">”</w:t>
-      </w:r>
-      <w:r>
-        <w:t xml:space="preserve"> </w:t>
-      </w:r>
-      <w:r>
-        <w:t xml:space="preserve">is 90% - 110%. For these matrix spike measurements outside of the QC criteria, recovery levels range from 112% - 118%.</w:t>
-      </w:r>
-    </w:p>
-    <w:p>
-      <w:pPr>
-        <w:pStyle w:val="BodyText"/>
-      </w:pPr>
-      <w:r>
-        <w:t xml:space="preserve">No additional lab QA/QC anomalies for any other parameters were noted by any laboratories contracted in 2021, including lab duplicates and lab blanks. Additional details are available upon request at</w:t>
-      </w:r>
-      <w:r>
-        <w:t xml:space="preserve"> </w:t>
-      </w:r>
-      <w:hyperlink r:id="rId77">
-        <w:r>
-          <w:rPr>
-            <w:rStyle w:val="Hyperlink"/>
-          </w:rPr>
-          <w:t xml:space="preserve">hydrology@kenaiwatershed.org</w:t>
-        </w:r>
-      </w:hyperlink>
-      <w:r>
-        <w:t xml:space="preserve">.</w:t>
-      </w:r>
-    </w:p>
-    <w:bookmarkEnd w:id="79"/>
-    <w:bookmarkStart w:id="80" w:name="total-vs-dissolved-metals"/>
-    <w:p>
-      <w:pPr>
-        <w:pStyle w:val="Heading6"/>
-      </w:pPr>
-      <w:r>
-        <w:t xml:space="preserve">A.1.3.1.3.2 Total vs Dissolved Metals</w:t>
-      </w:r>
-    </w:p>
-    <w:p>
-      <w:pPr>
-        <w:pStyle w:val="FirstParagraph"/>
-      </w:pPr>
-      <w:r>
-        <w:t xml:space="preserve">We will verify that the quantity of total metals is less than that of dissolved metals… [in progress]</w:t>
-      </w:r>
-    </w:p>
-    <w:p>
-      <w:pPr>
-        <w:pStyle w:val="SourceCode"/>
-      </w:pPr>
-      <w:r>
-        <w:rPr>
-          <w:rStyle w:val="VerbatimChar"/>
-        </w:rPr>
-        <w:t xml:space="preserve">Warning in `Result Analytical Method ID` == c("200.7", "200.8"): longer object</w:t>
-      </w:r>
-      <w:r>
-        <w:br/>
-      </w:r>
-      <w:r>
-        <w:rPr>
-          <w:rStyle w:val="VerbatimChar"/>
-        </w:rPr>
-        <w:t xml:space="preserve">length is not a multiple of shorter object length</w:t>
-      </w:r>
-    </w:p>
-    <w:p>
-      <w:pPr>
-        <w:pStyle w:val="SourceCode"/>
-      </w:pPr>
-      <w:r>
-        <w:rPr>
-          <w:rStyle w:val="VerbatimChar"/>
-        </w:rPr>
-        <w:t xml:space="preserve">`summarise()` has grouped output by 'Monitoring Location ID', 'Activity Start</w:t>
-      </w:r>
-      <w:r>
-        <w:br/>
-      </w:r>
-      <w:r>
-        <w:rPr>
-          <w:rStyle w:val="VerbatimChar"/>
-        </w:rPr>
-        <w:t xml:space="preserve">Date', 'Result Unit'. You can override using the `.groups` argument.</w:t>
-      </w:r>
-    </w:p>
-    <w:p>
-      <w:pPr>
-        <w:numPr>
-          <w:ilvl w:val="0"/>
-          <w:numId w:val="1021"/>
-        </w:numPr>
-      </w:pPr>
-      <w:r>
-        <w:t xml:space="preserve">Is any laboratory data rejected and why?</w:t>
-      </w:r>
-      <w:r>
-        <w:t xml:space="preserve"> </w:t>
-      </w:r>
-      <w:r>
-        <w:rPr>
-          <w:iCs/>
-          <w:i/>
-          <w:bCs/>
-          <w:b/>
-        </w:rPr>
-        <w:t xml:space="preserve">Yes, see question 6 on Relative Percent Difference values</w:t>
-      </w:r>
-      <w:r>
-        <w:t xml:space="preserve">.</w:t>
-      </w:r>
-    </w:p>
-    <w:p>
-      <w:pPr>
-        <w:numPr>
-          <w:ilvl w:val="0"/>
-          <w:numId w:val="1021"/>
-        </w:numPr>
-      </w:pPr>
-      <w:r>
-        <w:t xml:space="preserve">Was the QA Officer consulted for any data concerns?</w:t>
-      </w:r>
-      <w:r>
-        <w:t xml:space="preserve"> </w:t>
-      </w:r>
-      <w:r>
-        <w:rPr>
-          <w:iCs/>
-          <w:i/>
-          <w:bCs/>
-          <w:b/>
-        </w:rPr>
-        <w:t xml:space="preserve">We are communicating with the Soldotna ADEC office for this data submission. We will schedule a meeting with the QA office with their coordination when appropriate</w:t>
-      </w:r>
-      <w:r>
-        <w:t xml:space="preserve">.</w:t>
-      </w:r>
-    </w:p>
-    <w:p>
-      <w:pPr>
-        <w:pStyle w:val="FirstParagraph"/>
-      </w:pPr>
-    </w:p>
-    <w:p>
-      <w:pPr>
-        <w:pStyle w:val="BodyText"/>
-      </w:pPr>
-      <w:r>
-        <w:rPr>
-          <w:iCs/>
-          <w:i/>
-        </w:rPr>
-        <w:t xml:space="preserve">Subsequent steps in the</w:t>
-      </w:r>
-      <w:r>
-        <w:rPr>
-          <w:iCs/>
-          <w:i/>
-        </w:rPr>
-        <w:t xml:space="preserve"> </w:t>
-      </w:r>
-      <w:r>
-        <w:rPr>
-          <w:iCs/>
-          <w:i/>
-        </w:rPr>
-        <w:t xml:space="preserve">“</w:t>
-      </w:r>
-      <w:r>
-        <w:rPr>
-          <w:iCs/>
-          <w:i/>
-        </w:rPr>
-        <w:t xml:space="preserve">Database Prep</w:t>
-      </w:r>
-      <w:r>
-        <w:rPr>
-          <w:iCs/>
-          <w:i/>
-        </w:rPr>
-        <w:t xml:space="preserve">”</w:t>
-      </w:r>
-      <w:r>
-        <w:rPr>
-          <w:iCs/>
-          <w:i/>
-        </w:rPr>
-        <w:t xml:space="preserve"> </w:t>
-      </w:r>
-      <w:r>
-        <w:rPr>
-          <w:iCs/>
-          <w:i/>
-        </w:rPr>
-        <w:t xml:space="preserve">and</w:t>
-      </w:r>
-      <w:r>
-        <w:rPr>
-          <w:iCs/>
-          <w:i/>
-        </w:rPr>
-        <w:t xml:space="preserve"> </w:t>
-      </w:r>
-      <w:r>
-        <w:rPr>
-          <w:iCs/>
-          <w:i/>
-        </w:rPr>
-        <w:t xml:space="preserve">“</w:t>
-      </w:r>
-      <w:r>
-        <w:rPr>
-          <w:iCs/>
-          <w:i/>
-        </w:rPr>
-        <w:t xml:space="preserve">Database Import</w:t>
-      </w:r>
-      <w:r>
-        <w:rPr>
-          <w:iCs/>
-          <w:i/>
-        </w:rPr>
-        <w:t xml:space="preserve">”</w:t>
-      </w:r>
-      <w:r>
-        <w:rPr>
-          <w:iCs/>
-          <w:i/>
-        </w:rPr>
-        <w:t xml:space="preserve"> </w:t>
-      </w:r>
-      <w:r>
-        <w:rPr>
-          <w:iCs/>
-          <w:i/>
-        </w:rPr>
-        <w:t xml:space="preserve">phases are conducted by ADEC staff. See the above Data Evaluation Checklist Template for details.</w:t>
-      </w:r>
-    </w:p>
-    <w:p>
-      <w:pPr>
-        <w:pStyle w:val="BodyText"/>
-      </w:pPr>
-    </w:p>
-    <w:bookmarkEnd w:id="80"/>
-    <w:bookmarkEnd w:id="81"/>
-    <w:bookmarkEnd w:id="82"/>
     <w:bookmarkEnd w:id="83"/>
     <w:bookmarkEnd w:id="84"/>
-    <w:bookmarkEnd w:id="85"/>
-    <w:bookmarkStart w:id="103" w:name="appendix-sample-event-timing"/>
+    <w:bookmarkStart w:id="102" w:name="appendix-sample-event-timing"/>
     <w:p>
       <w:pPr>
         <w:pStyle w:val="Heading1"/>
@@ -3858,7 +1949,7 @@
         <w:t xml:space="preserve">Appendix B — Appendix: Sample Event Timing</w:t>
       </w:r>
     </w:p>
-    <w:bookmarkStart w:id="91" w:name="introduction-2"/>
+    <w:bookmarkStart w:id="90" w:name="introduction-2"/>
     <w:p>
       <w:pPr>
         <w:pStyle w:val="Heading2"/>
@@ -3885,7 +1976,7 @@
         <w:pStyle w:val="BodyText"/>
       </w:pPr>
     </w:p>
-    <w:bookmarkStart w:id="89" w:name="notes-on-data-sourcing"/>
+    <w:bookmarkStart w:id="88" w:name="notes-on-data-sourcing"/>
     <w:p>
       <w:pPr>
         <w:pStyle w:val="Heading5"/>
@@ -3904,7 +1995,7 @@
       <w:r>
         <w:t xml:space="preserve"> </w:t>
       </w:r>
-      <w:hyperlink r:id="rId86">
+      <w:hyperlink r:id="rId85">
         <w:r>
           <w:rPr>
             <w:rStyle w:val="Hyperlink"/>
@@ -3944,7 +2035,7 @@
       <w:r>
         <w:t xml:space="preserve"> </w:t>
       </w:r>
-      <w:hyperlink r:id="rId87">
+      <w:hyperlink r:id="rId86">
         <w:r>
           <w:rPr>
             <w:rStyle w:val="Hyperlink"/>
@@ -3978,7 +2069,7 @@
       <w:r>
         <w:t xml:space="preserve"> </w:t>
       </w:r>
-      <w:hyperlink r:id="rId88">
+      <w:hyperlink r:id="rId87">
         <w:r>
           <w:rPr>
             <w:rStyle w:val="Hyperlink"/>
@@ -4020,365 +2111,365 @@
         <w:pStyle w:val="FirstParagraph"/>
       </w:pPr>
     </w:p>
+    <w:bookmarkEnd w:id="88"/>
+    <w:bookmarkStart w:id="89" w:name="import-data"/>
+    <w:p>
+      <w:pPr>
+        <w:pStyle w:val="Heading3"/>
+      </w:pPr>
+      <w:r>
+        <w:t xml:space="preserve">B.1.1 Import data</w:t>
+      </w:r>
+    </w:p>
+    <w:p>
+      <w:pPr>
+        <w:pStyle w:val="FirstParagraph"/>
+      </w:pPr>
+      <w:r>
+        <w:t xml:space="preserve">Import data from local csv files</w:t>
+      </w:r>
+    </w:p>
+    <w:p>
+      <w:pPr>
+        <w:pStyle w:val="SourceCode"/>
+      </w:pPr>
+      <w:r>
+        <w:rPr>
+          <w:rStyle w:val="CommentTok"/>
+        </w:rPr>
+        <w:t xml:space="preserve"># read in table of known dates from Guerron Orejuela 2016</w:t>
+      </w:r>
+      <w:r>
+        <w:br/>
+      </w:r>
+      <w:r>
+        <w:rPr>
+          <w:rStyle w:val="NormalTok"/>
+        </w:rPr>
+        <w:t xml:space="preserve">krbwqm_dates </w:t>
+      </w:r>
+      <w:r>
+        <w:rPr>
+          <w:rStyle w:val="OtherTok"/>
+        </w:rPr>
+        <w:t xml:space="preserve">&lt;-</w:t>
+      </w:r>
+      <w:r>
+        <w:rPr>
+          <w:rStyle w:val="NormalTok"/>
+        </w:rPr>
+        <w:t xml:space="preserve"> </w:t>
+      </w:r>
+      <w:r>
+        <w:rPr>
+          <w:rStyle w:val="FunctionTok"/>
+        </w:rPr>
+        <w:t xml:space="preserve">read_excel</w:t>
+      </w:r>
+      <w:r>
+        <w:rPr>
+          <w:rStyle w:val="NormalTok"/>
+        </w:rPr>
+        <w:t xml:space="preserve">(</w:t>
+      </w:r>
+      <w:r>
+        <w:rPr>
+          <w:rStyle w:val="StringTok"/>
+        </w:rPr>
+        <w:t xml:space="preserve">"other/input/sample_dates_tides.xlsx"</w:t>
+      </w:r>
+      <w:r>
+        <w:rPr>
+          <w:rStyle w:val="NormalTok"/>
+        </w:rPr>
+        <w:t xml:space="preserve">) </w:t>
+      </w:r>
+      <w:r>
+        <w:rPr>
+          <w:rStyle w:val="SpecialCharTok"/>
+        </w:rPr>
+        <w:t xml:space="preserve">%&gt;%</w:t>
+      </w:r>
+      <w:r>
+        <w:br/>
+      </w:r>
+      <w:r>
+        <w:rPr>
+          <w:rStyle w:val="NormalTok"/>
+        </w:rPr>
+        <w:t xml:space="preserve">  </w:t>
+      </w:r>
+      <w:r>
+        <w:rPr>
+          <w:rStyle w:val="FunctionTok"/>
+        </w:rPr>
+        <w:t xml:space="preserve">rename</w:t>
+      </w:r>
+      <w:r>
+        <w:rPr>
+          <w:rStyle w:val="NormalTok"/>
+        </w:rPr>
+        <w:t xml:space="preserve">(</w:t>
+      </w:r>
+      <w:r>
+        <w:rPr>
+          <w:rStyle w:val="AttributeTok"/>
+        </w:rPr>
+        <w:t xml:space="preserve">activity_start_date =</w:t>
+      </w:r>
+      <w:r>
+        <w:rPr>
+          <w:rStyle w:val="NormalTok"/>
+        </w:rPr>
+        <w:t xml:space="preserve"> date) </w:t>
+      </w:r>
+      <w:r>
+        <w:rPr>
+          <w:rStyle w:val="SpecialCharTok"/>
+        </w:rPr>
+        <w:t xml:space="preserve">%&gt;%</w:t>
+      </w:r>
+      <w:r>
+        <w:br/>
+      </w:r>
+      <w:r>
+        <w:rPr>
+          <w:rStyle w:val="NormalTok"/>
+        </w:rPr>
+        <w:t xml:space="preserve">  </w:t>
+      </w:r>
+      <w:r>
+        <w:rPr>
+          <w:rStyle w:val="FunctionTok"/>
+        </w:rPr>
+        <w:t xml:space="preserve">transform</w:t>
+      </w:r>
+      <w:r>
+        <w:rPr>
+          <w:rStyle w:val="NormalTok"/>
+        </w:rPr>
+        <w:t xml:space="preserve">(</w:t>
+      </w:r>
+      <w:r>
+        <w:rPr>
+          <w:rStyle w:val="AttributeTok"/>
+        </w:rPr>
+        <w:t xml:space="preserve">time_max_tide =</w:t>
+      </w:r>
+      <w:r>
+        <w:rPr>
+          <w:rStyle w:val="NormalTok"/>
+        </w:rPr>
+        <w:t xml:space="preserve"> </w:t>
+      </w:r>
+      <w:r>
+        <w:rPr>
+          <w:rStyle w:val="FunctionTok"/>
+        </w:rPr>
+        <w:t xml:space="preserve">as.hms</w:t>
+      </w:r>
+      <w:r>
+        <w:rPr>
+          <w:rStyle w:val="NormalTok"/>
+        </w:rPr>
+        <w:t xml:space="preserve">(time_max_tide),</w:t>
+      </w:r>
+      <w:r>
+        <w:br/>
+      </w:r>
+      <w:r>
+        <w:rPr>
+          <w:rStyle w:val="NormalTok"/>
+        </w:rPr>
+        <w:t xml:space="preserve">            </w:t>
+      </w:r>
+      <w:r>
+        <w:rPr>
+          <w:rStyle w:val="AttributeTok"/>
+        </w:rPr>
+        <w:t xml:space="preserve">time_min_tide =</w:t>
+      </w:r>
+      <w:r>
+        <w:rPr>
+          <w:rStyle w:val="NormalTok"/>
+        </w:rPr>
+        <w:t xml:space="preserve"> </w:t>
+      </w:r>
+      <w:r>
+        <w:rPr>
+          <w:rStyle w:val="FunctionTok"/>
+        </w:rPr>
+        <w:t xml:space="preserve">as.hms</w:t>
+      </w:r>
+      <w:r>
+        <w:rPr>
+          <w:rStyle w:val="NormalTok"/>
+        </w:rPr>
+        <w:t xml:space="preserve">(time_min_tide)) </w:t>
+      </w:r>
+      <w:r>
+        <w:rPr>
+          <w:rStyle w:val="SpecialCharTok"/>
+        </w:rPr>
+        <w:t xml:space="preserve">%&gt;%</w:t>
+      </w:r>
+      <w:r>
+        <w:br/>
+      </w:r>
+      <w:r>
+        <w:rPr>
+          <w:rStyle w:val="NormalTok"/>
+        </w:rPr>
+        <w:t xml:space="preserve">  </w:t>
+      </w:r>
+      <w:r>
+        <w:rPr>
+          <w:rStyle w:val="FunctionTok"/>
+        </w:rPr>
+        <w:t xml:space="preserve">select</w:t>
+      </w:r>
+      <w:r>
+        <w:rPr>
+          <w:rStyle w:val="NormalTok"/>
+        </w:rPr>
+        <w:t xml:space="preserve">(</w:t>
+      </w:r>
+      <w:r>
+        <w:rPr>
+          <w:rStyle w:val="SpecialCharTok"/>
+        </w:rPr>
+        <w:t xml:space="preserve">-</w:t>
+      </w:r>
+      <w:r>
+        <w:rPr>
+          <w:rStyle w:val="NormalTok"/>
+        </w:rPr>
+        <w:t xml:space="preserve">data_entry,</w:t>
+      </w:r>
+      <w:r>
+        <w:rPr>
+          <w:rStyle w:val="SpecialCharTok"/>
+        </w:rPr>
+        <w:t xml:space="preserve">-</w:t>
+      </w:r>
+      <w:r>
+        <w:rPr>
+          <w:rStyle w:val="NormalTok"/>
+        </w:rPr>
+        <w:t xml:space="preserve">link,</w:t>
+      </w:r>
+      <w:r>
+        <w:rPr>
+          <w:rStyle w:val="SpecialCharTok"/>
+        </w:rPr>
+        <w:t xml:space="preserve">-</w:t>
+      </w:r>
+      <w:r>
+        <w:rPr>
+          <w:rStyle w:val="NormalTok"/>
+        </w:rPr>
+        <w:t xml:space="preserve">sample_date_source,</w:t>
+      </w:r>
+      <w:r>
+        <w:rPr>
+          <w:rStyle w:val="SpecialCharTok"/>
+        </w:rPr>
+        <w:t xml:space="preserve">-</w:t>
+      </w:r>
+      <w:r>
+        <w:rPr>
+          <w:rStyle w:val="NormalTok"/>
+        </w:rPr>
+        <w:t xml:space="preserve">tide_source) </w:t>
+      </w:r>
+      <w:r>
+        <w:rPr>
+          <w:rStyle w:val="SpecialCharTok"/>
+        </w:rPr>
+        <w:t xml:space="preserve">%&gt;%</w:t>
+      </w:r>
+      <w:r>
+        <w:br/>
+      </w:r>
+      <w:r>
+        <w:rPr>
+          <w:rStyle w:val="NormalTok"/>
+        </w:rPr>
+        <w:t xml:space="preserve">  </w:t>
+      </w:r>
+      <w:r>
+        <w:rPr>
+          <w:rStyle w:val="FunctionTok"/>
+        </w:rPr>
+        <w:t xml:space="preserve">mutate</w:t>
+      </w:r>
+      <w:r>
+        <w:rPr>
+          <w:rStyle w:val="NormalTok"/>
+        </w:rPr>
+        <w:t xml:space="preserve">(</w:t>
+      </w:r>
+      <w:r>
+        <w:rPr>
+          <w:rStyle w:val="AttributeTok"/>
+        </w:rPr>
+        <w:t xml:space="preserve">julian_day =</w:t>
+      </w:r>
+      <w:r>
+        <w:rPr>
+          <w:rStyle w:val="NormalTok"/>
+        </w:rPr>
+        <w:t xml:space="preserve"> </w:t>
+      </w:r>
+      <w:r>
+        <w:rPr>
+          <w:rStyle w:val="FunctionTok"/>
+        </w:rPr>
+        <w:t xml:space="preserve">yday</w:t>
+      </w:r>
+      <w:r>
+        <w:rPr>
+          <w:rStyle w:val="NormalTok"/>
+        </w:rPr>
+        <w:t xml:space="preserve">(activity_start_date),</w:t>
+      </w:r>
+      <w:r>
+        <w:br/>
+      </w:r>
+      <w:r>
+        <w:rPr>
+          <w:rStyle w:val="NormalTok"/>
+        </w:rPr>
+        <w:t xml:space="preserve">         </w:t>
+      </w:r>
+      <w:r>
+        <w:rPr>
+          <w:rStyle w:val="AttributeTok"/>
+        </w:rPr>
+        <w:t xml:space="preserve">year =</w:t>
+      </w:r>
+      <w:r>
+        <w:rPr>
+          <w:rStyle w:val="NormalTok"/>
+        </w:rPr>
+        <w:t xml:space="preserve"> </w:t>
+      </w:r>
+      <w:r>
+        <w:rPr>
+          <w:rStyle w:val="FunctionTok"/>
+        </w:rPr>
+        <w:t xml:space="preserve">year</w:t>
+      </w:r>
+      <w:r>
+        <w:rPr>
+          <w:rStyle w:val="NormalTok"/>
+        </w:rPr>
+        <w:t xml:space="preserve">(activity_start_date))</w:t>
+      </w:r>
+    </w:p>
     <w:bookmarkEnd w:id="89"/>
-    <w:bookmarkStart w:id="90" w:name="import-data"/>
-    <w:p>
-      <w:pPr>
-        <w:pStyle w:val="Heading3"/>
-      </w:pPr>
-      <w:r>
-        <w:t xml:space="preserve">B.1.1 Import data</w:t>
-      </w:r>
-    </w:p>
-    <w:p>
-      <w:pPr>
-        <w:pStyle w:val="FirstParagraph"/>
-      </w:pPr>
-      <w:r>
-        <w:t xml:space="preserve">Import data from local csv files</w:t>
-      </w:r>
-    </w:p>
-    <w:p>
-      <w:pPr>
-        <w:pStyle w:val="SourceCode"/>
-      </w:pPr>
-      <w:r>
-        <w:rPr>
-          <w:rStyle w:val="CommentTok"/>
-        </w:rPr>
-        <w:t xml:space="preserve"># read in table of known dates from Guerron Orejuela 2016</w:t>
-      </w:r>
-      <w:r>
-        <w:br/>
-      </w:r>
-      <w:r>
-        <w:rPr>
-          <w:rStyle w:val="NormalTok"/>
-        </w:rPr>
-        <w:t xml:space="preserve">krbwqm_dates </w:t>
-      </w:r>
-      <w:r>
-        <w:rPr>
-          <w:rStyle w:val="OtherTok"/>
-        </w:rPr>
-        <w:t xml:space="preserve">&lt;-</w:t>
-      </w:r>
-      <w:r>
-        <w:rPr>
-          <w:rStyle w:val="NormalTok"/>
-        </w:rPr>
-        <w:t xml:space="preserve"> </w:t>
-      </w:r>
-      <w:r>
-        <w:rPr>
-          <w:rStyle w:val="FunctionTok"/>
-        </w:rPr>
-        <w:t xml:space="preserve">read_excel</w:t>
-      </w:r>
-      <w:r>
-        <w:rPr>
-          <w:rStyle w:val="NormalTok"/>
-        </w:rPr>
-        <w:t xml:space="preserve">(</w:t>
-      </w:r>
-      <w:r>
-        <w:rPr>
-          <w:rStyle w:val="StringTok"/>
-        </w:rPr>
-        <w:t xml:space="preserve">"other/input/sample_dates_tides.xlsx"</w:t>
-      </w:r>
-      <w:r>
-        <w:rPr>
-          <w:rStyle w:val="NormalTok"/>
-        </w:rPr>
-        <w:t xml:space="preserve">) </w:t>
-      </w:r>
-      <w:r>
-        <w:rPr>
-          <w:rStyle w:val="SpecialCharTok"/>
-        </w:rPr>
-        <w:t xml:space="preserve">%&gt;%</w:t>
-      </w:r>
-      <w:r>
-        <w:br/>
-      </w:r>
-      <w:r>
-        <w:rPr>
-          <w:rStyle w:val="NormalTok"/>
-        </w:rPr>
-        <w:t xml:space="preserve">  </w:t>
-      </w:r>
-      <w:r>
-        <w:rPr>
-          <w:rStyle w:val="FunctionTok"/>
-        </w:rPr>
-        <w:t xml:space="preserve">rename</w:t>
-      </w:r>
-      <w:r>
-        <w:rPr>
-          <w:rStyle w:val="NormalTok"/>
-        </w:rPr>
-        <w:t xml:space="preserve">(</w:t>
-      </w:r>
-      <w:r>
-        <w:rPr>
-          <w:rStyle w:val="AttributeTok"/>
-        </w:rPr>
-        <w:t xml:space="preserve">activity_start_date =</w:t>
-      </w:r>
-      <w:r>
-        <w:rPr>
-          <w:rStyle w:val="NormalTok"/>
-        </w:rPr>
-        <w:t xml:space="preserve"> date) </w:t>
-      </w:r>
-      <w:r>
-        <w:rPr>
-          <w:rStyle w:val="SpecialCharTok"/>
-        </w:rPr>
-        <w:t xml:space="preserve">%&gt;%</w:t>
-      </w:r>
-      <w:r>
-        <w:br/>
-      </w:r>
-      <w:r>
-        <w:rPr>
-          <w:rStyle w:val="NormalTok"/>
-        </w:rPr>
-        <w:t xml:space="preserve">  </w:t>
-      </w:r>
-      <w:r>
-        <w:rPr>
-          <w:rStyle w:val="FunctionTok"/>
-        </w:rPr>
-        <w:t xml:space="preserve">transform</w:t>
-      </w:r>
-      <w:r>
-        <w:rPr>
-          <w:rStyle w:val="NormalTok"/>
-        </w:rPr>
-        <w:t xml:space="preserve">(</w:t>
-      </w:r>
-      <w:r>
-        <w:rPr>
-          <w:rStyle w:val="AttributeTok"/>
-        </w:rPr>
-        <w:t xml:space="preserve">time_max_tide =</w:t>
-      </w:r>
-      <w:r>
-        <w:rPr>
-          <w:rStyle w:val="NormalTok"/>
-        </w:rPr>
-        <w:t xml:space="preserve"> </w:t>
-      </w:r>
-      <w:r>
-        <w:rPr>
-          <w:rStyle w:val="FunctionTok"/>
-        </w:rPr>
-        <w:t xml:space="preserve">as.hms</w:t>
-      </w:r>
-      <w:r>
-        <w:rPr>
-          <w:rStyle w:val="NormalTok"/>
-        </w:rPr>
-        <w:t xml:space="preserve">(time_max_tide),</w:t>
-      </w:r>
-      <w:r>
-        <w:br/>
-      </w:r>
-      <w:r>
-        <w:rPr>
-          <w:rStyle w:val="NormalTok"/>
-        </w:rPr>
-        <w:t xml:space="preserve">            </w:t>
-      </w:r>
-      <w:r>
-        <w:rPr>
-          <w:rStyle w:val="AttributeTok"/>
-        </w:rPr>
-        <w:t xml:space="preserve">time_min_tide =</w:t>
-      </w:r>
-      <w:r>
-        <w:rPr>
-          <w:rStyle w:val="NormalTok"/>
-        </w:rPr>
-        <w:t xml:space="preserve"> </w:t>
-      </w:r>
-      <w:r>
-        <w:rPr>
-          <w:rStyle w:val="FunctionTok"/>
-        </w:rPr>
-        <w:t xml:space="preserve">as.hms</w:t>
-      </w:r>
-      <w:r>
-        <w:rPr>
-          <w:rStyle w:val="NormalTok"/>
-        </w:rPr>
-        <w:t xml:space="preserve">(time_min_tide)) </w:t>
-      </w:r>
-      <w:r>
-        <w:rPr>
-          <w:rStyle w:val="SpecialCharTok"/>
-        </w:rPr>
-        <w:t xml:space="preserve">%&gt;%</w:t>
-      </w:r>
-      <w:r>
-        <w:br/>
-      </w:r>
-      <w:r>
-        <w:rPr>
-          <w:rStyle w:val="NormalTok"/>
-        </w:rPr>
-        <w:t xml:space="preserve">  </w:t>
-      </w:r>
-      <w:r>
-        <w:rPr>
-          <w:rStyle w:val="FunctionTok"/>
-        </w:rPr>
-        <w:t xml:space="preserve">select</w:t>
-      </w:r>
-      <w:r>
-        <w:rPr>
-          <w:rStyle w:val="NormalTok"/>
-        </w:rPr>
-        <w:t xml:space="preserve">(</w:t>
-      </w:r>
-      <w:r>
-        <w:rPr>
-          <w:rStyle w:val="SpecialCharTok"/>
-        </w:rPr>
-        <w:t xml:space="preserve">-</w:t>
-      </w:r>
-      <w:r>
-        <w:rPr>
-          <w:rStyle w:val="NormalTok"/>
-        </w:rPr>
-        <w:t xml:space="preserve">data_entry,</w:t>
-      </w:r>
-      <w:r>
-        <w:rPr>
-          <w:rStyle w:val="SpecialCharTok"/>
-        </w:rPr>
-        <w:t xml:space="preserve">-</w:t>
-      </w:r>
-      <w:r>
-        <w:rPr>
-          <w:rStyle w:val="NormalTok"/>
-        </w:rPr>
-        <w:t xml:space="preserve">link,</w:t>
-      </w:r>
-      <w:r>
-        <w:rPr>
-          <w:rStyle w:val="SpecialCharTok"/>
-        </w:rPr>
-        <w:t xml:space="preserve">-</w:t>
-      </w:r>
-      <w:r>
-        <w:rPr>
-          <w:rStyle w:val="NormalTok"/>
-        </w:rPr>
-        <w:t xml:space="preserve">sample_date_source,</w:t>
-      </w:r>
-      <w:r>
-        <w:rPr>
-          <w:rStyle w:val="SpecialCharTok"/>
-        </w:rPr>
-        <w:t xml:space="preserve">-</w:t>
-      </w:r>
-      <w:r>
-        <w:rPr>
-          <w:rStyle w:val="NormalTok"/>
-        </w:rPr>
-        <w:t xml:space="preserve">tide_source) </w:t>
-      </w:r>
-      <w:r>
-        <w:rPr>
-          <w:rStyle w:val="SpecialCharTok"/>
-        </w:rPr>
-        <w:t xml:space="preserve">%&gt;%</w:t>
-      </w:r>
-      <w:r>
-        <w:br/>
-      </w:r>
-      <w:r>
-        <w:rPr>
-          <w:rStyle w:val="NormalTok"/>
-        </w:rPr>
-        <w:t xml:space="preserve">  </w:t>
-      </w:r>
-      <w:r>
-        <w:rPr>
-          <w:rStyle w:val="FunctionTok"/>
-        </w:rPr>
-        <w:t xml:space="preserve">mutate</w:t>
-      </w:r>
-      <w:r>
-        <w:rPr>
-          <w:rStyle w:val="NormalTok"/>
-        </w:rPr>
-        <w:t xml:space="preserve">(</w:t>
-      </w:r>
-      <w:r>
-        <w:rPr>
-          <w:rStyle w:val="AttributeTok"/>
-        </w:rPr>
-        <w:t xml:space="preserve">julian_day =</w:t>
-      </w:r>
-      <w:r>
-        <w:rPr>
-          <w:rStyle w:val="NormalTok"/>
-        </w:rPr>
-        <w:t xml:space="preserve"> </w:t>
-      </w:r>
-      <w:r>
-        <w:rPr>
-          <w:rStyle w:val="FunctionTok"/>
-        </w:rPr>
-        <w:t xml:space="preserve">yday</w:t>
-      </w:r>
-      <w:r>
-        <w:rPr>
-          <w:rStyle w:val="NormalTok"/>
-        </w:rPr>
-        <w:t xml:space="preserve">(activity_start_date),</w:t>
-      </w:r>
-      <w:r>
-        <w:br/>
-      </w:r>
-      <w:r>
-        <w:rPr>
-          <w:rStyle w:val="NormalTok"/>
-        </w:rPr>
-        <w:t xml:space="preserve">         </w:t>
-      </w:r>
-      <w:r>
-        <w:rPr>
-          <w:rStyle w:val="AttributeTok"/>
-        </w:rPr>
-        <w:t xml:space="preserve">year =</w:t>
-      </w:r>
-      <w:r>
-        <w:rPr>
-          <w:rStyle w:val="NormalTok"/>
-        </w:rPr>
-        <w:t xml:space="preserve"> </w:t>
-      </w:r>
-      <w:r>
-        <w:rPr>
-          <w:rStyle w:val="FunctionTok"/>
-        </w:rPr>
-        <w:t xml:space="preserve">year</w:t>
-      </w:r>
-      <w:r>
-        <w:rPr>
-          <w:rStyle w:val="NormalTok"/>
-        </w:rPr>
-        <w:t xml:space="preserve">(activity_start_date))</w:t>
-      </w:r>
-    </w:p>
     <w:bookmarkEnd w:id="90"/>
-    <w:bookmarkEnd w:id="91"/>
-    <w:bookmarkStart w:id="95" w:name="dates"/>
+    <w:bookmarkStart w:id="94" w:name="dates"/>
     <w:p>
       <w:pPr>
         <w:pStyle w:val="Heading2"/>
@@ -4521,18 +2612,18 @@
           <wp:inline>
             <wp:extent cx="4620126" cy="3696101"/>
             <wp:effectExtent b="0" l="0" r="0" t="0"/>
-            <wp:docPr descr="" title="" id="93" name="Picture"/>
+            <wp:docPr descr="" title="" id="92" name="Picture"/>
             <a:graphic>
               <a:graphicData uri="http://schemas.openxmlformats.org/drawingml/2006/picture">
                 <pic:pic>
                   <pic:nvPicPr>
-                    <pic:cNvPr descr="./appendix_b_files/figure-docx/unnamed-chunk-2-1.png" id="94" name="Picture"/>
+                    <pic:cNvPr descr="./appendix_b_files/figure-docx/unnamed-chunk-2-1.png" id="93" name="Picture"/>
                     <pic:cNvPicPr>
                       <a:picLocks noChangeArrowheads="1" noChangeAspect="1"/>
                     </pic:cNvPicPr>
                   </pic:nvPicPr>
                   <pic:blipFill>
-                    <a:blip r:embed="rId92"/>
+                    <a:blip r:embed="rId91"/>
                     <a:stretch>
                       <a:fillRect/>
                     </a:stretch>
@@ -4964,8 +3055,8 @@
         <w:pStyle w:val="FirstParagraph"/>
       </w:pPr>
     </w:p>
-    <w:bookmarkEnd w:id="95"/>
-    <w:bookmarkStart w:id="102" w:name="time-of-day"/>
+    <w:bookmarkEnd w:id="94"/>
+    <w:bookmarkStart w:id="101" w:name="time-of-day"/>
     <w:p>
       <w:pPr>
         <w:pStyle w:val="Heading2"/>
@@ -5159,18 +3250,18 @@
           <wp:inline>
             <wp:extent cx="4620126" cy="3696101"/>
             <wp:effectExtent b="0" l="0" r="0" t="0"/>
-            <wp:docPr descr="" title="" id="97" name="Picture"/>
+            <wp:docPr descr="" title="" id="96" name="Picture"/>
             <a:graphic>
               <a:graphicData uri="http://schemas.openxmlformats.org/drawingml/2006/picture">
                 <pic:pic>
                   <pic:nvPicPr>
-                    <pic:cNvPr descr="./appendix_b_files/figure-docx/unnamed-chunk-3-1.png" id="98" name="Picture"/>
+                    <pic:cNvPr descr="./appendix_b_files/figure-docx/unnamed-chunk-3-1.png" id="97" name="Picture"/>
                     <pic:cNvPicPr>
                       <a:picLocks noChangeArrowheads="1" noChangeAspect="1"/>
                     </pic:cNvPicPr>
                   </pic:nvPicPr>
                   <pic:blipFill>
-                    <a:blip r:embed="rId96"/>
+                    <a:blip r:embed="rId95"/>
                     <a:stretch>
                       <a:fillRect/>
                     </a:stretch>
@@ -5373,18 +3464,18 @@
           <wp:inline>
             <wp:extent cx="4620126" cy="3696101"/>
             <wp:effectExtent b="0" l="0" r="0" t="0"/>
-            <wp:docPr descr="" title="" id="100" name="Picture"/>
+            <wp:docPr descr="" title="" id="99" name="Picture"/>
             <a:graphic>
               <a:graphicData uri="http://schemas.openxmlformats.org/drawingml/2006/picture">
                 <pic:pic>
                   <pic:nvPicPr>
-                    <pic:cNvPr descr="./appendix_b_files/figure-docx/unnamed-chunk-3-2.png" id="101" name="Picture"/>
+                    <pic:cNvPr descr="./appendix_b_files/figure-docx/unnamed-chunk-3-2.png" id="100" name="Picture"/>
                     <pic:cNvPicPr>
                       <a:picLocks noChangeArrowheads="1" noChangeAspect="1"/>
                     </pic:cNvPicPr>
                   </pic:nvPicPr>
                   <pic:blipFill>
-                    <a:blip r:embed="rId99"/>
+                    <a:blip r:embed="rId98"/>
                     <a:stretch>
                       <a:fillRect/>
                     </a:stretch>
@@ -5811,8 +3902,8 @@
         <w:t xml:space="preserve">2 summer 07-25        4      23     2000     2022</w:t>
       </w:r>
     </w:p>
+    <w:bookmarkEnd w:id="101"/>
     <w:bookmarkEnd w:id="102"/>
-    <w:bookmarkEnd w:id="103"/>
     <w:sectPr/>
   </w:body>
 </w:document>
@@ -5854,6 +3945,25 @@
       </w:r>
       <w:r>
         <w:t xml:space="preserve">https://www.kenaiwatershed.org/science-in-action/research-information/water-quality/</w:t>
+      </w:r>
+    </w:p>
+  </w:footnote>
+  <w:footnote w:id="74">
+    <w:p>
+      <w:pPr>
+        <w:pStyle w:val="FootnoteText"/>
+      </w:pPr>
+      <w:r>
+        <w:rPr>
+          <w:rStyle w:val="FootnoteReference"/>
+        </w:rPr>
+        <w:footnoteRef/>
+      </w:r>
+      <w:r>
+        <w:t xml:space="preserve"> </w:t>
+      </w:r>
+      <w:r>
+        <w:t xml:space="preserve">https://dec.alaska.gov/water/water-quality/integrated-report/</w:t>
       </w:r>
     </w:p>
   </w:footnote>
@@ -6008,856 +4118,6 @@
     <w:lvl w:ilvl="8">
       <w:numFmt w:val="bullet"/>
       <w:lvlText w:val="•"/>
-      <w:lvlJc w:val="left"/>
-      <w:pPr>
-        <w:ind w:left="6480" w:hanging="480"/>
-      </w:pPr>
-    </w:lvl>
-  </w:abstractNum>
-  <w:abstractNum w:abstractNumId="99411">
-    <w:nsid w:val="A99411"/>
-    <w:multiLevelType w:val="multilevel"/>
-    <w:lvl w:ilvl="0">
-      <w:start w:val="1"/>
-      <w:numFmt w:val="decimal"/>
-      <w:lvlText w:val="%1."/>
-      <w:lvlJc w:val="left"/>
-      <w:pPr>
-        <w:ind w:left="720" w:hanging="480"/>
-      </w:pPr>
-    </w:lvl>
-    <w:lvl w:ilvl="1">
-      <w:start w:val="1"/>
-      <w:numFmt w:val="decimal"/>
-      <w:lvlText w:val="%2."/>
-      <w:lvlJc w:val="left"/>
-      <w:pPr>
-        <w:ind w:left="1440" w:hanging="480"/>
-      </w:pPr>
-    </w:lvl>
-    <w:lvl w:ilvl="2">
-      <w:start w:val="1"/>
-      <w:numFmt w:val="decimal"/>
-      <w:lvlText w:val="%3."/>
-      <w:lvlJc w:val="left"/>
-      <w:pPr>
-        <w:ind w:left="2160" w:hanging="480"/>
-      </w:pPr>
-    </w:lvl>
-    <w:lvl w:ilvl="3">
-      <w:start w:val="1"/>
-      <w:numFmt w:val="decimal"/>
-      <w:lvlText w:val="%4."/>
-      <w:lvlJc w:val="left"/>
-      <w:pPr>
-        <w:ind w:left="2880" w:hanging="480"/>
-      </w:pPr>
-    </w:lvl>
-    <w:lvl w:ilvl="4">
-      <w:start w:val="1"/>
-      <w:numFmt w:val="decimal"/>
-      <w:lvlText w:val="%5."/>
-      <w:lvlJc w:val="left"/>
-      <w:pPr>
-        <w:ind w:left="3600" w:hanging="480"/>
-      </w:pPr>
-    </w:lvl>
-    <w:lvl w:ilvl="5">
-      <w:start w:val="1"/>
-      <w:numFmt w:val="decimal"/>
-      <w:lvlText w:val="%6."/>
-      <w:lvlJc w:val="left"/>
-      <w:pPr>
-        <w:ind w:left="4320" w:hanging="480"/>
-      </w:pPr>
-    </w:lvl>
-    <w:lvl w:ilvl="6">
-      <w:start w:val="1"/>
-      <w:numFmt w:val="decimal"/>
-      <w:lvlText w:val="%7."/>
-      <w:lvlJc w:val="left"/>
-      <w:pPr>
-        <w:ind w:left="5040" w:hanging="480"/>
-      </w:pPr>
-    </w:lvl>
-    <w:lvl w:ilvl="7">
-      <w:start w:val="1"/>
-      <w:numFmt w:val="decimal"/>
-      <w:lvlText w:val="%8."/>
-      <w:lvlJc w:val="left"/>
-      <w:pPr>
-        <w:ind w:left="5760" w:hanging="480"/>
-      </w:pPr>
-    </w:lvl>
-    <w:lvl w:ilvl="8">
-      <w:start w:val="1"/>
-      <w:numFmt w:val="decimal"/>
-      <w:lvlText w:val="%9."/>
-      <w:lvlJc w:val="left"/>
-      <w:pPr>
-        <w:ind w:left="6480" w:hanging="480"/>
-      </w:pPr>
-    </w:lvl>
-  </w:abstractNum>
-  <w:abstractNum w:abstractNumId="99412">
-    <w:nsid w:val="A99412"/>
-    <w:multiLevelType w:val="multilevel"/>
-    <w:lvl w:ilvl="0">
-      <w:start w:val="2"/>
-      <w:numFmt w:val="decimal"/>
-      <w:lvlText w:val="%1."/>
-      <w:lvlJc w:val="left"/>
-      <w:pPr>
-        <w:ind w:left="720" w:hanging="480"/>
-      </w:pPr>
-    </w:lvl>
-    <w:lvl w:ilvl="1">
-      <w:start w:val="2"/>
-      <w:numFmt w:val="decimal"/>
-      <w:lvlText w:val="%2."/>
-      <w:lvlJc w:val="left"/>
-      <w:pPr>
-        <w:ind w:left="1440" w:hanging="480"/>
-      </w:pPr>
-    </w:lvl>
-    <w:lvl w:ilvl="2">
-      <w:start w:val="2"/>
-      <w:numFmt w:val="decimal"/>
-      <w:lvlText w:val="%3."/>
-      <w:lvlJc w:val="left"/>
-      <w:pPr>
-        <w:ind w:left="2160" w:hanging="480"/>
-      </w:pPr>
-    </w:lvl>
-    <w:lvl w:ilvl="3">
-      <w:start w:val="2"/>
-      <w:numFmt w:val="decimal"/>
-      <w:lvlText w:val="%4."/>
-      <w:lvlJc w:val="left"/>
-      <w:pPr>
-        <w:ind w:left="2880" w:hanging="480"/>
-      </w:pPr>
-    </w:lvl>
-    <w:lvl w:ilvl="4">
-      <w:start w:val="2"/>
-      <w:numFmt w:val="decimal"/>
-      <w:lvlText w:val="%5."/>
-      <w:lvlJc w:val="left"/>
-      <w:pPr>
-        <w:ind w:left="3600" w:hanging="480"/>
-      </w:pPr>
-    </w:lvl>
-    <w:lvl w:ilvl="5">
-      <w:start w:val="2"/>
-      <w:numFmt w:val="decimal"/>
-      <w:lvlText w:val="%6."/>
-      <w:lvlJc w:val="left"/>
-      <w:pPr>
-        <w:ind w:left="4320" w:hanging="480"/>
-      </w:pPr>
-    </w:lvl>
-    <w:lvl w:ilvl="6">
-      <w:start w:val="2"/>
-      <w:numFmt w:val="decimal"/>
-      <w:lvlText w:val="%7."/>
-      <w:lvlJc w:val="left"/>
-      <w:pPr>
-        <w:ind w:left="5040" w:hanging="480"/>
-      </w:pPr>
-    </w:lvl>
-    <w:lvl w:ilvl="7">
-      <w:start w:val="2"/>
-      <w:numFmt w:val="decimal"/>
-      <w:lvlText w:val="%8."/>
-      <w:lvlJc w:val="left"/>
-      <w:pPr>
-        <w:ind w:left="5760" w:hanging="480"/>
-      </w:pPr>
-    </w:lvl>
-    <w:lvl w:ilvl="8">
-      <w:start w:val="2"/>
-      <w:numFmt w:val="decimal"/>
-      <w:lvlText w:val="%9."/>
-      <w:lvlJc w:val="left"/>
-      <w:pPr>
-        <w:ind w:left="6480" w:hanging="480"/>
-      </w:pPr>
-    </w:lvl>
-  </w:abstractNum>
-  <w:abstractNum w:abstractNumId="99413">
-    <w:nsid w:val="A99413"/>
-    <w:multiLevelType w:val="multilevel"/>
-    <w:lvl w:ilvl="0">
-      <w:start w:val="3"/>
-      <w:numFmt w:val="decimal"/>
-      <w:lvlText w:val="%1."/>
-      <w:lvlJc w:val="left"/>
-      <w:pPr>
-        <w:ind w:left="720" w:hanging="480"/>
-      </w:pPr>
-    </w:lvl>
-    <w:lvl w:ilvl="1">
-      <w:start w:val="3"/>
-      <w:numFmt w:val="decimal"/>
-      <w:lvlText w:val="%2."/>
-      <w:lvlJc w:val="left"/>
-      <w:pPr>
-        <w:ind w:left="1440" w:hanging="480"/>
-      </w:pPr>
-    </w:lvl>
-    <w:lvl w:ilvl="2">
-      <w:start w:val="3"/>
-      <w:numFmt w:val="decimal"/>
-      <w:lvlText w:val="%3."/>
-      <w:lvlJc w:val="left"/>
-      <w:pPr>
-        <w:ind w:left="2160" w:hanging="480"/>
-      </w:pPr>
-    </w:lvl>
-    <w:lvl w:ilvl="3">
-      <w:start w:val="3"/>
-      <w:numFmt w:val="decimal"/>
-      <w:lvlText w:val="%4."/>
-      <w:lvlJc w:val="left"/>
-      <w:pPr>
-        <w:ind w:left="2880" w:hanging="480"/>
-      </w:pPr>
-    </w:lvl>
-    <w:lvl w:ilvl="4">
-      <w:start w:val="3"/>
-      <w:numFmt w:val="decimal"/>
-      <w:lvlText w:val="%5."/>
-      <w:lvlJc w:val="left"/>
-      <w:pPr>
-        <w:ind w:left="3600" w:hanging="480"/>
-      </w:pPr>
-    </w:lvl>
-    <w:lvl w:ilvl="5">
-      <w:start w:val="3"/>
-      <w:numFmt w:val="decimal"/>
-      <w:lvlText w:val="%6."/>
-      <w:lvlJc w:val="left"/>
-      <w:pPr>
-        <w:ind w:left="4320" w:hanging="480"/>
-      </w:pPr>
-    </w:lvl>
-    <w:lvl w:ilvl="6">
-      <w:start w:val="3"/>
-      <w:numFmt w:val="decimal"/>
-      <w:lvlText w:val="%7."/>
-      <w:lvlJc w:val="left"/>
-      <w:pPr>
-        <w:ind w:left="5040" w:hanging="480"/>
-      </w:pPr>
-    </w:lvl>
-    <w:lvl w:ilvl="7">
-      <w:start w:val="3"/>
-      <w:numFmt w:val="decimal"/>
-      <w:lvlText w:val="%8."/>
-      <w:lvlJc w:val="left"/>
-      <w:pPr>
-        <w:ind w:left="5760" w:hanging="480"/>
-      </w:pPr>
-    </w:lvl>
-    <w:lvl w:ilvl="8">
-      <w:start w:val="3"/>
-      <w:numFmt w:val="decimal"/>
-      <w:lvlText w:val="%9."/>
-      <w:lvlJc w:val="left"/>
-      <w:pPr>
-        <w:ind w:left="6480" w:hanging="480"/>
-      </w:pPr>
-    </w:lvl>
-  </w:abstractNum>
-  <w:abstractNum w:abstractNumId="99414">
-    <w:nsid w:val="A99414"/>
-    <w:multiLevelType w:val="multilevel"/>
-    <w:lvl w:ilvl="0">
-      <w:start w:val="4"/>
-      <w:numFmt w:val="decimal"/>
-      <w:lvlText w:val="%1."/>
-      <w:lvlJc w:val="left"/>
-      <w:pPr>
-        <w:ind w:left="720" w:hanging="480"/>
-      </w:pPr>
-    </w:lvl>
-    <w:lvl w:ilvl="1">
-      <w:start w:val="4"/>
-      <w:numFmt w:val="decimal"/>
-      <w:lvlText w:val="%2."/>
-      <w:lvlJc w:val="left"/>
-      <w:pPr>
-        <w:ind w:left="1440" w:hanging="480"/>
-      </w:pPr>
-    </w:lvl>
-    <w:lvl w:ilvl="2">
-      <w:start w:val="4"/>
-      <w:numFmt w:val="decimal"/>
-      <w:lvlText w:val="%3."/>
-      <w:lvlJc w:val="left"/>
-      <w:pPr>
-        <w:ind w:left="2160" w:hanging="480"/>
-      </w:pPr>
-    </w:lvl>
-    <w:lvl w:ilvl="3">
-      <w:start w:val="4"/>
-      <w:numFmt w:val="decimal"/>
-      <w:lvlText w:val="%4."/>
-      <w:lvlJc w:val="left"/>
-      <w:pPr>
-        <w:ind w:left="2880" w:hanging="480"/>
-      </w:pPr>
-    </w:lvl>
-    <w:lvl w:ilvl="4">
-      <w:start w:val="4"/>
-      <w:numFmt w:val="decimal"/>
-      <w:lvlText w:val="%5."/>
-      <w:lvlJc w:val="left"/>
-      <w:pPr>
-        <w:ind w:left="3600" w:hanging="480"/>
-      </w:pPr>
-    </w:lvl>
-    <w:lvl w:ilvl="5">
-      <w:start w:val="4"/>
-      <w:numFmt w:val="decimal"/>
-      <w:lvlText w:val="%6."/>
-      <w:lvlJc w:val="left"/>
-      <w:pPr>
-        <w:ind w:left="4320" w:hanging="480"/>
-      </w:pPr>
-    </w:lvl>
-    <w:lvl w:ilvl="6">
-      <w:start w:val="4"/>
-      <w:numFmt w:val="decimal"/>
-      <w:lvlText w:val="%7."/>
-      <w:lvlJc w:val="left"/>
-      <w:pPr>
-        <w:ind w:left="5040" w:hanging="480"/>
-      </w:pPr>
-    </w:lvl>
-    <w:lvl w:ilvl="7">
-      <w:start w:val="4"/>
-      <w:numFmt w:val="decimal"/>
-      <w:lvlText w:val="%8."/>
-      <w:lvlJc w:val="left"/>
-      <w:pPr>
-        <w:ind w:left="5760" w:hanging="480"/>
-      </w:pPr>
-    </w:lvl>
-    <w:lvl w:ilvl="8">
-      <w:start w:val="4"/>
-      <w:numFmt w:val="decimal"/>
-      <w:lvlText w:val="%9."/>
-      <w:lvlJc w:val="left"/>
-      <w:pPr>
-        <w:ind w:left="6480" w:hanging="480"/>
-      </w:pPr>
-    </w:lvl>
-  </w:abstractNum>
-  <w:abstractNum w:abstractNumId="99415">
-    <w:nsid w:val="A99415"/>
-    <w:multiLevelType w:val="multilevel"/>
-    <w:lvl w:ilvl="0">
-      <w:start w:val="5"/>
-      <w:numFmt w:val="decimal"/>
-      <w:lvlText w:val="%1."/>
-      <w:lvlJc w:val="left"/>
-      <w:pPr>
-        <w:ind w:left="720" w:hanging="480"/>
-      </w:pPr>
-    </w:lvl>
-    <w:lvl w:ilvl="1">
-      <w:start w:val="5"/>
-      <w:numFmt w:val="decimal"/>
-      <w:lvlText w:val="%2."/>
-      <w:lvlJc w:val="left"/>
-      <w:pPr>
-        <w:ind w:left="1440" w:hanging="480"/>
-      </w:pPr>
-    </w:lvl>
-    <w:lvl w:ilvl="2">
-      <w:start w:val="5"/>
-      <w:numFmt w:val="decimal"/>
-      <w:lvlText w:val="%3."/>
-      <w:lvlJc w:val="left"/>
-      <w:pPr>
-        <w:ind w:left="2160" w:hanging="480"/>
-      </w:pPr>
-    </w:lvl>
-    <w:lvl w:ilvl="3">
-      <w:start w:val="5"/>
-      <w:numFmt w:val="decimal"/>
-      <w:lvlText w:val="%4."/>
-      <w:lvlJc w:val="left"/>
-      <w:pPr>
-        <w:ind w:left="2880" w:hanging="480"/>
-      </w:pPr>
-    </w:lvl>
-    <w:lvl w:ilvl="4">
-      <w:start w:val="5"/>
-      <w:numFmt w:val="decimal"/>
-      <w:lvlText w:val="%5."/>
-      <w:lvlJc w:val="left"/>
-      <w:pPr>
-        <w:ind w:left="3600" w:hanging="480"/>
-      </w:pPr>
-    </w:lvl>
-    <w:lvl w:ilvl="5">
-      <w:start w:val="5"/>
-      <w:numFmt w:val="decimal"/>
-      <w:lvlText w:val="%6."/>
-      <w:lvlJc w:val="left"/>
-      <w:pPr>
-        <w:ind w:left="4320" w:hanging="480"/>
-      </w:pPr>
-    </w:lvl>
-    <w:lvl w:ilvl="6">
-      <w:start w:val="5"/>
-      <w:numFmt w:val="decimal"/>
-      <w:lvlText w:val="%7."/>
-      <w:lvlJc w:val="left"/>
-      <w:pPr>
-        <w:ind w:left="5040" w:hanging="480"/>
-      </w:pPr>
-    </w:lvl>
-    <w:lvl w:ilvl="7">
-      <w:start w:val="5"/>
-      <w:numFmt w:val="decimal"/>
-      <w:lvlText w:val="%8."/>
-      <w:lvlJc w:val="left"/>
-      <w:pPr>
-        <w:ind w:left="5760" w:hanging="480"/>
-      </w:pPr>
-    </w:lvl>
-    <w:lvl w:ilvl="8">
-      <w:start w:val="5"/>
-      <w:numFmt w:val="decimal"/>
-      <w:lvlText w:val="%9."/>
-      <w:lvlJc w:val="left"/>
-      <w:pPr>
-        <w:ind w:left="6480" w:hanging="480"/>
-      </w:pPr>
-    </w:lvl>
-  </w:abstractNum>
-  <w:abstractNum w:abstractNumId="99416">
-    <w:nsid w:val="A99416"/>
-    <w:multiLevelType w:val="multilevel"/>
-    <w:lvl w:ilvl="0">
-      <w:start w:val="6"/>
-      <w:numFmt w:val="decimal"/>
-      <w:lvlText w:val="%1."/>
-      <w:lvlJc w:val="left"/>
-      <w:pPr>
-        <w:ind w:left="720" w:hanging="480"/>
-      </w:pPr>
-    </w:lvl>
-    <w:lvl w:ilvl="1">
-      <w:start w:val="6"/>
-      <w:numFmt w:val="decimal"/>
-      <w:lvlText w:val="%2."/>
-      <w:lvlJc w:val="left"/>
-      <w:pPr>
-        <w:ind w:left="1440" w:hanging="480"/>
-      </w:pPr>
-    </w:lvl>
-    <w:lvl w:ilvl="2">
-      <w:start w:val="6"/>
-      <w:numFmt w:val="decimal"/>
-      <w:lvlText w:val="%3."/>
-      <w:lvlJc w:val="left"/>
-      <w:pPr>
-        <w:ind w:left="2160" w:hanging="480"/>
-      </w:pPr>
-    </w:lvl>
-    <w:lvl w:ilvl="3">
-      <w:start w:val="6"/>
-      <w:numFmt w:val="decimal"/>
-      <w:lvlText w:val="%4."/>
-      <w:lvlJc w:val="left"/>
-      <w:pPr>
-        <w:ind w:left="2880" w:hanging="480"/>
-      </w:pPr>
-    </w:lvl>
-    <w:lvl w:ilvl="4">
-      <w:start w:val="6"/>
-      <w:numFmt w:val="decimal"/>
-      <w:lvlText w:val="%5."/>
-      <w:lvlJc w:val="left"/>
-      <w:pPr>
-        <w:ind w:left="3600" w:hanging="480"/>
-      </w:pPr>
-    </w:lvl>
-    <w:lvl w:ilvl="5">
-      <w:start w:val="6"/>
-      <w:numFmt w:val="decimal"/>
-      <w:lvlText w:val="%6."/>
-      <w:lvlJc w:val="left"/>
-      <w:pPr>
-        <w:ind w:left="4320" w:hanging="480"/>
-      </w:pPr>
-    </w:lvl>
-    <w:lvl w:ilvl="6">
-      <w:start w:val="6"/>
-      <w:numFmt w:val="decimal"/>
-      <w:lvlText w:val="%7."/>
-      <w:lvlJc w:val="left"/>
-      <w:pPr>
-        <w:ind w:left="5040" w:hanging="480"/>
-      </w:pPr>
-    </w:lvl>
-    <w:lvl w:ilvl="7">
-      <w:start w:val="6"/>
-      <w:numFmt w:val="decimal"/>
-      <w:lvlText w:val="%8."/>
-      <w:lvlJc w:val="left"/>
-      <w:pPr>
-        <w:ind w:left="5760" w:hanging="480"/>
-      </w:pPr>
-    </w:lvl>
-    <w:lvl w:ilvl="8">
-      <w:start w:val="6"/>
-      <w:numFmt w:val="decimal"/>
-      <w:lvlText w:val="%9."/>
-      <w:lvlJc w:val="left"/>
-      <w:pPr>
-        <w:ind w:left="6480" w:hanging="480"/>
-      </w:pPr>
-    </w:lvl>
-  </w:abstractNum>
-  <w:abstractNum w:abstractNumId="99417">
-    <w:nsid w:val="A99417"/>
-    <w:multiLevelType w:val="multilevel"/>
-    <w:lvl w:ilvl="0">
-      <w:start w:val="7"/>
-      <w:numFmt w:val="decimal"/>
-      <w:lvlText w:val="%1."/>
-      <w:lvlJc w:val="left"/>
-      <w:pPr>
-        <w:ind w:left="720" w:hanging="480"/>
-      </w:pPr>
-    </w:lvl>
-    <w:lvl w:ilvl="1">
-      <w:start w:val="7"/>
-      <w:numFmt w:val="decimal"/>
-      <w:lvlText w:val="%2."/>
-      <w:lvlJc w:val="left"/>
-      <w:pPr>
-        <w:ind w:left="1440" w:hanging="480"/>
-      </w:pPr>
-    </w:lvl>
-    <w:lvl w:ilvl="2">
-      <w:start w:val="7"/>
-      <w:numFmt w:val="decimal"/>
-      <w:lvlText w:val="%3."/>
-      <w:lvlJc w:val="left"/>
-      <w:pPr>
-        <w:ind w:left="2160" w:hanging="480"/>
-      </w:pPr>
-    </w:lvl>
-    <w:lvl w:ilvl="3">
-      <w:start w:val="7"/>
-      <w:numFmt w:val="decimal"/>
-      <w:lvlText w:val="%4."/>
-      <w:lvlJc w:val="left"/>
-      <w:pPr>
-        <w:ind w:left="2880" w:hanging="480"/>
-      </w:pPr>
-    </w:lvl>
-    <w:lvl w:ilvl="4">
-      <w:start w:val="7"/>
-      <w:numFmt w:val="decimal"/>
-      <w:lvlText w:val="%5."/>
-      <w:lvlJc w:val="left"/>
-      <w:pPr>
-        <w:ind w:left="3600" w:hanging="480"/>
-      </w:pPr>
-    </w:lvl>
-    <w:lvl w:ilvl="5">
-      <w:start w:val="7"/>
-      <w:numFmt w:val="decimal"/>
-      <w:lvlText w:val="%6."/>
-      <w:lvlJc w:val="left"/>
-      <w:pPr>
-        <w:ind w:left="4320" w:hanging="480"/>
-      </w:pPr>
-    </w:lvl>
-    <w:lvl w:ilvl="6">
-      <w:start w:val="7"/>
-      <w:numFmt w:val="decimal"/>
-      <w:lvlText w:val="%7."/>
-      <w:lvlJc w:val="left"/>
-      <w:pPr>
-        <w:ind w:left="5040" w:hanging="480"/>
-      </w:pPr>
-    </w:lvl>
-    <w:lvl w:ilvl="7">
-      <w:start w:val="7"/>
-      <w:numFmt w:val="decimal"/>
-      <w:lvlText w:val="%8."/>
-      <w:lvlJc w:val="left"/>
-      <w:pPr>
-        <w:ind w:left="5760" w:hanging="480"/>
-      </w:pPr>
-    </w:lvl>
-    <w:lvl w:ilvl="8">
-      <w:start w:val="7"/>
-      <w:numFmt w:val="decimal"/>
-      <w:lvlText w:val="%9."/>
-      <w:lvlJc w:val="left"/>
-      <w:pPr>
-        <w:ind w:left="6480" w:hanging="480"/>
-      </w:pPr>
-    </w:lvl>
-  </w:abstractNum>
-  <w:abstractNum w:abstractNumId="994112">
-    <w:nsid w:val="A994112"/>
-    <w:multiLevelType w:val="multilevel"/>
-    <w:lvl w:ilvl="0">
-      <w:start w:val="12"/>
-      <w:numFmt w:val="decimal"/>
-      <w:lvlText w:val="%1."/>
-      <w:lvlJc w:val="left"/>
-      <w:pPr>
-        <w:ind w:left="720" w:hanging="480"/>
-      </w:pPr>
-    </w:lvl>
-    <w:lvl w:ilvl="1">
-      <w:start w:val="12"/>
-      <w:numFmt w:val="decimal"/>
-      <w:lvlText w:val="%2."/>
-      <w:lvlJc w:val="left"/>
-      <w:pPr>
-        <w:ind w:left="1440" w:hanging="480"/>
-      </w:pPr>
-    </w:lvl>
-    <w:lvl w:ilvl="2">
-      <w:start w:val="12"/>
-      <w:numFmt w:val="decimal"/>
-      <w:lvlText w:val="%3."/>
-      <w:lvlJc w:val="left"/>
-      <w:pPr>
-        <w:ind w:left="2160" w:hanging="480"/>
-      </w:pPr>
-    </w:lvl>
-    <w:lvl w:ilvl="3">
-      <w:start w:val="12"/>
-      <w:numFmt w:val="decimal"/>
-      <w:lvlText w:val="%4."/>
-      <w:lvlJc w:val="left"/>
-      <w:pPr>
-        <w:ind w:left="2880" w:hanging="480"/>
-      </w:pPr>
-    </w:lvl>
-    <w:lvl w:ilvl="4">
-      <w:start w:val="12"/>
-      <w:numFmt w:val="decimal"/>
-      <w:lvlText w:val="%5."/>
-      <w:lvlJc w:val="left"/>
-      <w:pPr>
-        <w:ind w:left="3600" w:hanging="480"/>
-      </w:pPr>
-    </w:lvl>
-    <w:lvl w:ilvl="5">
-      <w:start w:val="12"/>
-      <w:numFmt w:val="decimal"/>
-      <w:lvlText w:val="%6."/>
-      <w:lvlJc w:val="left"/>
-      <w:pPr>
-        <w:ind w:left="4320" w:hanging="480"/>
-      </w:pPr>
-    </w:lvl>
-    <w:lvl w:ilvl="6">
-      <w:start w:val="12"/>
-      <w:numFmt w:val="decimal"/>
-      <w:lvlText w:val="%7."/>
-      <w:lvlJc w:val="left"/>
-      <w:pPr>
-        <w:ind w:left="5040" w:hanging="480"/>
-      </w:pPr>
-    </w:lvl>
-    <w:lvl w:ilvl="7">
-      <w:start w:val="12"/>
-      <w:numFmt w:val="decimal"/>
-      <w:lvlText w:val="%8."/>
-      <w:lvlJc w:val="left"/>
-      <w:pPr>
-        <w:ind w:left="5760" w:hanging="480"/>
-      </w:pPr>
-    </w:lvl>
-    <w:lvl w:ilvl="8">
-      <w:start w:val="12"/>
-      <w:numFmt w:val="decimal"/>
-      <w:lvlText w:val="%9."/>
-      <w:lvlJc w:val="left"/>
-      <w:pPr>
-        <w:ind w:left="6480" w:hanging="480"/>
-      </w:pPr>
-    </w:lvl>
-  </w:abstractNum>
-  <w:abstractNum w:abstractNumId="994118">
-    <w:nsid w:val="A994118"/>
-    <w:multiLevelType w:val="multilevel"/>
-    <w:lvl w:ilvl="0">
-      <w:start w:val="18"/>
-      <w:numFmt w:val="decimal"/>
-      <w:lvlText w:val="%1."/>
-      <w:lvlJc w:val="left"/>
-      <w:pPr>
-        <w:ind w:left="720" w:hanging="480"/>
-      </w:pPr>
-    </w:lvl>
-    <w:lvl w:ilvl="1">
-      <w:start w:val="18"/>
-      <w:numFmt w:val="decimal"/>
-      <w:lvlText w:val="%2."/>
-      <w:lvlJc w:val="left"/>
-      <w:pPr>
-        <w:ind w:left="1440" w:hanging="480"/>
-      </w:pPr>
-    </w:lvl>
-    <w:lvl w:ilvl="2">
-      <w:start w:val="18"/>
-      <w:numFmt w:val="decimal"/>
-      <w:lvlText w:val="%3."/>
-      <w:lvlJc w:val="left"/>
-      <w:pPr>
-        <w:ind w:left="2160" w:hanging="480"/>
-      </w:pPr>
-    </w:lvl>
-    <w:lvl w:ilvl="3">
-      <w:start w:val="18"/>
-      <w:numFmt w:val="decimal"/>
-      <w:lvlText w:val="%4."/>
-      <w:lvlJc w:val="left"/>
-      <w:pPr>
-        <w:ind w:left="2880" w:hanging="480"/>
-      </w:pPr>
-    </w:lvl>
-    <w:lvl w:ilvl="4">
-      <w:start w:val="18"/>
-      <w:numFmt w:val="decimal"/>
-      <w:lvlText w:val="%5."/>
-      <w:lvlJc w:val="left"/>
-      <w:pPr>
-        <w:ind w:left="3600" w:hanging="480"/>
-      </w:pPr>
-    </w:lvl>
-    <w:lvl w:ilvl="5">
-      <w:start w:val="18"/>
-      <w:numFmt w:val="decimal"/>
-      <w:lvlText w:val="%6."/>
-      <w:lvlJc w:val="left"/>
-      <w:pPr>
-        <w:ind w:left="4320" w:hanging="480"/>
-      </w:pPr>
-    </w:lvl>
-    <w:lvl w:ilvl="6">
-      <w:start w:val="18"/>
-      <w:numFmt w:val="decimal"/>
-      <w:lvlText w:val="%7."/>
-      <w:lvlJc w:val="left"/>
-      <w:pPr>
-        <w:ind w:left="5040" w:hanging="480"/>
-      </w:pPr>
-    </w:lvl>
-    <w:lvl w:ilvl="7">
-      <w:start w:val="18"/>
-      <w:numFmt w:val="decimal"/>
-      <w:lvlText w:val="%8."/>
-      <w:lvlJc w:val="left"/>
-      <w:pPr>
-        <w:ind w:left="5760" w:hanging="480"/>
-      </w:pPr>
-    </w:lvl>
-    <w:lvl w:ilvl="8">
-      <w:start w:val="18"/>
-      <w:numFmt w:val="decimal"/>
-      <w:lvlText w:val="%9."/>
-      <w:lvlJc w:val="left"/>
-      <w:pPr>
-        <w:ind w:left="6480" w:hanging="480"/>
-      </w:pPr>
-    </w:lvl>
-  </w:abstractNum>
-  <w:abstractNum w:abstractNumId="994121">
-    <w:nsid w:val="A994121"/>
-    <w:multiLevelType w:val="multilevel"/>
-    <w:lvl w:ilvl="0">
-      <w:start w:val="21"/>
-      <w:numFmt w:val="decimal"/>
-      <w:lvlText w:val="%1."/>
-      <w:lvlJc w:val="left"/>
-      <w:pPr>
-        <w:ind w:left="720" w:hanging="480"/>
-      </w:pPr>
-    </w:lvl>
-    <w:lvl w:ilvl="1">
-      <w:start w:val="21"/>
-      <w:numFmt w:val="decimal"/>
-      <w:lvlText w:val="%2."/>
-      <w:lvlJc w:val="left"/>
-      <w:pPr>
-        <w:ind w:left="1440" w:hanging="480"/>
-      </w:pPr>
-    </w:lvl>
-    <w:lvl w:ilvl="2">
-      <w:start w:val="21"/>
-      <w:numFmt w:val="decimal"/>
-      <w:lvlText w:val="%3."/>
-      <w:lvlJc w:val="left"/>
-      <w:pPr>
-        <w:ind w:left="2160" w:hanging="480"/>
-      </w:pPr>
-    </w:lvl>
-    <w:lvl w:ilvl="3">
-      <w:start w:val="21"/>
-      <w:numFmt w:val="decimal"/>
-      <w:lvlText w:val="%4."/>
-      <w:lvlJc w:val="left"/>
-      <w:pPr>
-        <w:ind w:left="2880" w:hanging="480"/>
-      </w:pPr>
-    </w:lvl>
-    <w:lvl w:ilvl="4">
-      <w:start w:val="21"/>
-      <w:numFmt w:val="decimal"/>
-      <w:lvlText w:val="%5."/>
-      <w:lvlJc w:val="left"/>
-      <w:pPr>
-        <w:ind w:left="3600" w:hanging="480"/>
-      </w:pPr>
-    </w:lvl>
-    <w:lvl w:ilvl="5">
-      <w:start w:val="21"/>
-      <w:numFmt w:val="decimal"/>
-      <w:lvlText w:val="%6."/>
-      <w:lvlJc w:val="left"/>
-      <w:pPr>
-        <w:ind w:left="4320" w:hanging="480"/>
-      </w:pPr>
-    </w:lvl>
-    <w:lvl w:ilvl="6">
-      <w:start w:val="21"/>
-      <w:numFmt w:val="decimal"/>
-      <w:lvlText w:val="%7."/>
-      <w:lvlJc w:val="left"/>
-      <w:pPr>
-        <w:ind w:left="5040" w:hanging="480"/>
-      </w:pPr>
-    </w:lvl>
-    <w:lvl w:ilvl="7">
-      <w:start w:val="21"/>
-      <w:numFmt w:val="decimal"/>
-      <w:lvlText w:val="%8."/>
-      <w:lvlJc w:val="left"/>
-      <w:pPr>
-        <w:ind w:left="5760" w:hanging="480"/>
-      </w:pPr>
-    </w:lvl>
-    <w:lvl w:ilvl="8">
-      <w:start w:val="21"/>
-      <w:numFmt w:val="decimal"/>
-      <w:lvlText w:val="%9."/>
       <w:lvlJc w:val="left"/>
       <w:pPr>
         <w:ind w:left="6480" w:hanging="480"/>
@@ -6878,327 +4138,6 @@
   </w:num>
   <w:num w:numId="1004">
     <w:abstractNumId w:val="991"/>
-  </w:num>
-  <w:num w:numId="1005">
-    <w:abstractNumId w:val="99411"/>
-    <w:lvlOverride w:ilvl="0">
-      <w:startOverride w:val="1"/>
-    </w:lvlOverride>
-    <w:lvlOverride w:ilvl="1">
-      <w:startOverride w:val="1"/>
-    </w:lvlOverride>
-    <w:lvlOverride w:ilvl="2">
-      <w:startOverride w:val="1"/>
-    </w:lvlOverride>
-    <w:lvlOverride w:ilvl="3">
-      <w:startOverride w:val="1"/>
-    </w:lvlOverride>
-    <w:lvlOverride w:ilvl="4">
-      <w:startOverride w:val="1"/>
-    </w:lvlOverride>
-    <w:lvlOverride w:ilvl="5">
-      <w:startOverride w:val="1"/>
-    </w:lvlOverride>
-    <w:lvlOverride w:ilvl="6">
-      <w:startOverride w:val="1"/>
-    </w:lvlOverride>
-    <w:lvlOverride w:ilvl="7">
-      <w:startOverride w:val="1"/>
-    </w:lvlOverride>
-    <w:lvlOverride w:ilvl="8">
-      <w:startOverride w:val="1"/>
-    </w:lvlOverride>
-  </w:num>
-  <w:num w:numId="1006">
-    <w:abstractNumId w:val="99412"/>
-    <w:lvlOverride w:ilvl="0">
-      <w:startOverride w:val="2"/>
-    </w:lvlOverride>
-    <w:lvlOverride w:ilvl="1">
-      <w:startOverride w:val="2"/>
-    </w:lvlOverride>
-    <w:lvlOverride w:ilvl="2">
-      <w:startOverride w:val="2"/>
-    </w:lvlOverride>
-    <w:lvlOverride w:ilvl="3">
-      <w:startOverride w:val="2"/>
-    </w:lvlOverride>
-    <w:lvlOverride w:ilvl="4">
-      <w:startOverride w:val="2"/>
-    </w:lvlOverride>
-    <w:lvlOverride w:ilvl="5">
-      <w:startOverride w:val="2"/>
-    </w:lvlOverride>
-    <w:lvlOverride w:ilvl="6">
-      <w:startOverride w:val="2"/>
-    </w:lvlOverride>
-    <w:lvlOverride w:ilvl="7">
-      <w:startOverride w:val="2"/>
-    </w:lvlOverride>
-    <w:lvlOverride w:ilvl="8">
-      <w:startOverride w:val="2"/>
-    </w:lvlOverride>
-  </w:num>
-  <w:num w:numId="1007">
-    <w:abstractNumId w:val="99413"/>
-    <w:lvlOverride w:ilvl="0">
-      <w:startOverride w:val="3"/>
-    </w:lvlOverride>
-    <w:lvlOverride w:ilvl="1">
-      <w:startOverride w:val="3"/>
-    </w:lvlOverride>
-    <w:lvlOverride w:ilvl="2">
-      <w:startOverride w:val="3"/>
-    </w:lvlOverride>
-    <w:lvlOverride w:ilvl="3">
-      <w:startOverride w:val="3"/>
-    </w:lvlOverride>
-    <w:lvlOverride w:ilvl="4">
-      <w:startOverride w:val="3"/>
-    </w:lvlOverride>
-    <w:lvlOverride w:ilvl="5">
-      <w:startOverride w:val="3"/>
-    </w:lvlOverride>
-    <w:lvlOverride w:ilvl="6">
-      <w:startOverride w:val="3"/>
-    </w:lvlOverride>
-    <w:lvlOverride w:ilvl="7">
-      <w:startOverride w:val="3"/>
-    </w:lvlOverride>
-    <w:lvlOverride w:ilvl="8">
-      <w:startOverride w:val="3"/>
-    </w:lvlOverride>
-  </w:num>
-  <w:num w:numId="1008">
-    <w:abstractNumId w:val="99414"/>
-    <w:lvlOverride w:ilvl="0">
-      <w:startOverride w:val="4"/>
-    </w:lvlOverride>
-    <w:lvlOverride w:ilvl="1">
-      <w:startOverride w:val="4"/>
-    </w:lvlOverride>
-    <w:lvlOverride w:ilvl="2">
-      <w:startOverride w:val="4"/>
-    </w:lvlOverride>
-    <w:lvlOverride w:ilvl="3">
-      <w:startOverride w:val="4"/>
-    </w:lvlOverride>
-    <w:lvlOverride w:ilvl="4">
-      <w:startOverride w:val="4"/>
-    </w:lvlOverride>
-    <w:lvlOverride w:ilvl="5">
-      <w:startOverride w:val="4"/>
-    </w:lvlOverride>
-    <w:lvlOverride w:ilvl="6">
-      <w:startOverride w:val="4"/>
-    </w:lvlOverride>
-    <w:lvlOverride w:ilvl="7">
-      <w:startOverride w:val="4"/>
-    </w:lvlOverride>
-    <w:lvlOverride w:ilvl="8">
-      <w:startOverride w:val="4"/>
-    </w:lvlOverride>
-  </w:num>
-  <w:num w:numId="1009">
-    <w:abstractNumId w:val="99415"/>
-    <w:lvlOverride w:ilvl="0">
-      <w:startOverride w:val="5"/>
-    </w:lvlOverride>
-    <w:lvlOverride w:ilvl="1">
-      <w:startOverride w:val="5"/>
-    </w:lvlOverride>
-    <w:lvlOverride w:ilvl="2">
-      <w:startOverride w:val="5"/>
-    </w:lvlOverride>
-    <w:lvlOverride w:ilvl="3">
-      <w:startOverride w:val="5"/>
-    </w:lvlOverride>
-    <w:lvlOverride w:ilvl="4">
-      <w:startOverride w:val="5"/>
-    </w:lvlOverride>
-    <w:lvlOverride w:ilvl="5">
-      <w:startOverride w:val="5"/>
-    </w:lvlOverride>
-    <w:lvlOverride w:ilvl="6">
-      <w:startOverride w:val="5"/>
-    </w:lvlOverride>
-    <w:lvlOverride w:ilvl="7">
-      <w:startOverride w:val="5"/>
-    </w:lvlOverride>
-    <w:lvlOverride w:ilvl="8">
-      <w:startOverride w:val="5"/>
-    </w:lvlOverride>
-  </w:num>
-  <w:num w:numId="1010">
-    <w:abstractNumId w:val="991"/>
-  </w:num>
-  <w:num w:numId="1011">
-    <w:abstractNumId w:val="991"/>
-  </w:num>
-  <w:num w:numId="1012">
-    <w:abstractNumId w:val="991"/>
-  </w:num>
-  <w:num w:numId="1013">
-    <w:abstractNumId w:val="991"/>
-  </w:num>
-  <w:num w:numId="1014">
-    <w:abstractNumId w:val="99416"/>
-    <w:lvlOverride w:ilvl="0">
-      <w:startOverride w:val="6"/>
-    </w:lvlOverride>
-    <w:lvlOverride w:ilvl="1">
-      <w:startOverride w:val="6"/>
-    </w:lvlOverride>
-    <w:lvlOverride w:ilvl="2">
-      <w:startOverride w:val="6"/>
-    </w:lvlOverride>
-    <w:lvlOverride w:ilvl="3">
-      <w:startOverride w:val="6"/>
-    </w:lvlOverride>
-    <w:lvlOverride w:ilvl="4">
-      <w:startOverride w:val="6"/>
-    </w:lvlOverride>
-    <w:lvlOverride w:ilvl="5">
-      <w:startOverride w:val="6"/>
-    </w:lvlOverride>
-    <w:lvlOverride w:ilvl="6">
-      <w:startOverride w:val="6"/>
-    </w:lvlOverride>
-    <w:lvlOverride w:ilvl="7">
-      <w:startOverride w:val="6"/>
-    </w:lvlOverride>
-    <w:lvlOverride w:ilvl="8">
-      <w:startOverride w:val="6"/>
-    </w:lvlOverride>
-  </w:num>
-  <w:num w:numId="1015">
-    <w:abstractNumId w:val="991"/>
-  </w:num>
-  <w:num w:numId="1016">
-    <w:abstractNumId w:val="991"/>
-  </w:num>
-  <w:num w:numId="1017">
-    <w:abstractNumId w:val="991"/>
-  </w:num>
-  <w:num w:numId="1018">
-    <w:abstractNumId w:val="99417"/>
-    <w:lvlOverride w:ilvl="0">
-      <w:startOverride w:val="7"/>
-    </w:lvlOverride>
-    <w:lvlOverride w:ilvl="1">
-      <w:startOverride w:val="7"/>
-    </w:lvlOverride>
-    <w:lvlOverride w:ilvl="2">
-      <w:startOverride w:val="7"/>
-    </w:lvlOverride>
-    <w:lvlOverride w:ilvl="3">
-      <w:startOverride w:val="7"/>
-    </w:lvlOverride>
-    <w:lvlOverride w:ilvl="4">
-      <w:startOverride w:val="7"/>
-    </w:lvlOverride>
-    <w:lvlOverride w:ilvl="5">
-      <w:startOverride w:val="7"/>
-    </w:lvlOverride>
-    <w:lvlOverride w:ilvl="6">
-      <w:startOverride w:val="7"/>
-    </w:lvlOverride>
-    <w:lvlOverride w:ilvl="7">
-      <w:startOverride w:val="7"/>
-    </w:lvlOverride>
-    <w:lvlOverride w:ilvl="8">
-      <w:startOverride w:val="7"/>
-    </w:lvlOverride>
-  </w:num>
-  <w:num w:numId="1019">
-    <w:abstractNumId w:val="994112"/>
-    <w:lvlOverride w:ilvl="0">
-      <w:startOverride w:val="12"/>
-    </w:lvlOverride>
-    <w:lvlOverride w:ilvl="1">
-      <w:startOverride w:val="12"/>
-    </w:lvlOverride>
-    <w:lvlOverride w:ilvl="2">
-      <w:startOverride w:val="12"/>
-    </w:lvlOverride>
-    <w:lvlOverride w:ilvl="3">
-      <w:startOverride w:val="12"/>
-    </w:lvlOverride>
-    <w:lvlOverride w:ilvl="4">
-      <w:startOverride w:val="12"/>
-    </w:lvlOverride>
-    <w:lvlOverride w:ilvl="5">
-      <w:startOverride w:val="12"/>
-    </w:lvlOverride>
-    <w:lvlOverride w:ilvl="6">
-      <w:startOverride w:val="12"/>
-    </w:lvlOverride>
-    <w:lvlOverride w:ilvl="7">
-      <w:startOverride w:val="12"/>
-    </w:lvlOverride>
-    <w:lvlOverride w:ilvl="8">
-      <w:startOverride w:val="12"/>
-    </w:lvlOverride>
-  </w:num>
-  <w:num w:numId="1020">
-    <w:abstractNumId w:val="994118"/>
-    <w:lvlOverride w:ilvl="0">
-      <w:startOverride w:val="18"/>
-    </w:lvlOverride>
-    <w:lvlOverride w:ilvl="1">
-      <w:startOverride w:val="18"/>
-    </w:lvlOverride>
-    <w:lvlOverride w:ilvl="2">
-      <w:startOverride w:val="18"/>
-    </w:lvlOverride>
-    <w:lvlOverride w:ilvl="3">
-      <w:startOverride w:val="18"/>
-    </w:lvlOverride>
-    <w:lvlOverride w:ilvl="4">
-      <w:startOverride w:val="18"/>
-    </w:lvlOverride>
-    <w:lvlOverride w:ilvl="5">
-      <w:startOverride w:val="18"/>
-    </w:lvlOverride>
-    <w:lvlOverride w:ilvl="6">
-      <w:startOverride w:val="18"/>
-    </w:lvlOverride>
-    <w:lvlOverride w:ilvl="7">
-      <w:startOverride w:val="18"/>
-    </w:lvlOverride>
-    <w:lvlOverride w:ilvl="8">
-      <w:startOverride w:val="18"/>
-    </w:lvlOverride>
-  </w:num>
-  <w:num w:numId="1021">
-    <w:abstractNumId w:val="994121"/>
-    <w:lvlOverride w:ilvl="0">
-      <w:startOverride w:val="21"/>
-    </w:lvlOverride>
-    <w:lvlOverride w:ilvl="1">
-      <w:startOverride w:val="21"/>
-    </w:lvlOverride>
-    <w:lvlOverride w:ilvl="2">
-      <w:startOverride w:val="21"/>
-    </w:lvlOverride>
-    <w:lvlOverride w:ilvl="3">
-      <w:startOverride w:val="21"/>
-    </w:lvlOverride>
-    <w:lvlOverride w:ilvl="4">
-      <w:startOverride w:val="21"/>
-    </w:lvlOverride>
-    <w:lvlOverride w:ilvl="5">
-      <w:startOverride w:val="21"/>
-    </w:lvlOverride>
-    <w:lvlOverride w:ilvl="6">
-      <w:startOverride w:val="21"/>
-    </w:lvlOverride>
-    <w:lvlOverride w:ilvl="7">
-      <w:startOverride w:val="21"/>
-    </w:lvlOverride>
-    <w:lvlOverride w:ilvl="8">
-      <w:startOverride w:val="21"/>
-    </w:lvlOverride>
   </w:num>
 </w:numbering>
 </file>

--- a/docs/Water-Quality-Assessment-of-the-Kenai-River-Watershed-from-2000-to-2023-[DRAFT].docx
+++ b/docs/Water-Quality-Assessment-of-the-Kenai-River-Watershed-from-2000-to-2023-[DRAFT].docx
@@ -119,7 +119,7 @@
         <w:pStyle w:val="Date"/>
       </w:pPr>
       <w:r>
-        <w:t xml:space="preserve">2023-02-20</w:t>
+        <w:t xml:space="preserve">2023-02-27</w:t>
       </w:r>
     </w:p>
     <w:sdt>
@@ -1012,7 +1012,7 @@
         <w:pStyle w:val="BodyText"/>
       </w:pPr>
       <w:r>
-        <w:t xml:space="preserve">After a half‐day training session, staff from governmental and non‐governmental agencies dispersed between 7:00 AM - 9:00 AM to sampling locations in teams of two or more to collect samples. All samples were collected on the same day, and the timing of the sampling coincided with an outgoing tide, near low tide, to reduce the potential of collecting saline water from Cook Inlet (see Appendix X for timing). Typically, the individual collecting the sample waded into the water until the water level was around two feet deep, and the sample was collected while facing upstream. If the individual collected the sample using a boat, the samples were collected from the bow while the boat faced upstream. The bottles were placed approximately one foot below the surface to collect the water samples and then preserved for transportation to the laboratory. Beginning in spring 2002, two duplicate samples were collected for quality control. These procedures follow the protocols established in a Quality Assurance Project Plan (QAPP) that was originally approved by the ADEC in 2001 and later revised and approved by ADEC again in 2013, 2019, 2020. The QAPP was also reviewed and approved by the Region 10 Environmental Protection Agency office in 2023 [pending as of 2023-02-20]. The QAPP is available from Kenai Watershed Forum</w:t>
+        <w:t xml:space="preserve">After a half‐day training session, staff from governmental and non‐governmental agencies dispersed between 7:00 AM - 9:00 AM to sampling locations in teams of two or more to collect samples. All samples were collected on the same day, and the timing of the sampling coincided with an outgoing tide, near low tide, to reduce the potential of collecting saline water from Cook Inlet (see Appendix X for timing). Typically, the individual collecting the sample waded into the water until the water level was around two feet deep, and the sample was collected while facing upstream. If the individual collected the sample using a boat, the samples were collected from the bow while the boat faced upstream. The bottles were placed approximately one foot below the surface to collect the water samples and then preserved for transportation to the laboratory. Beginning in spring 2002, two duplicate samples were collected for quality control. These procedures follow the protocols established in a Quality Assurance Project Plan (QAPP) that was originally approved by the ADEC in 2001 and later revised and approved by ADEC again in 2013, 2019, 2020. The QAPP was also reviewed and approved by the Region 10 Environmental Protection Agency office in 2023 [pending as of 2023-02-27]. The QAPP is available from Kenai Watershed Forum</w:t>
       </w:r>
       <w:r>
         <w:rPr>
@@ -1024,7 +1024,7 @@
         <w:t xml:space="preserve"> </w:t>
       </w:r>
       <w:r>
-        <w:t xml:space="preserve">[pending as of 2023-02-20].</w:t>
+        <w:t xml:space="preserve">[pending as of 2023-02-27].</w:t>
       </w:r>
     </w:p>
     <w:p>
@@ -1244,7 +1244,7 @@
       <w:r>
         <w:drawing>
           <wp:inline>
-            <wp:extent cx="4620126" cy="3696101"/>
+            <wp:extent cx="4620126" cy="9240252"/>
             <wp:effectExtent b="0" l="0" r="0" t="0"/>
             <wp:docPr descr="" title="" id="61" name="Picture"/>
             <a:graphic>
@@ -1258,6 +1258,1638 @@
                   </pic:nvPicPr>
                   <pic:blipFill>
                     <a:blip r:embed="rId60"/>
+                    <a:stretch>
+                      <a:fillRect/>
+                    </a:stretch>
+                  </pic:blipFill>
+                  <pic:spPr bwMode="auto">
+                    <a:xfrm>
+                      <a:off x="0" y="0"/>
+                      <a:ext cx="4620126" cy="9240252"/>
+                    </a:xfrm>
+                    <a:prstGeom prst="rect">
+                      <a:avLst/>
+                    </a:prstGeom>
+                    <a:noFill/>
+                    <a:ln w="9525">
+                      <a:noFill/>
+                      <a:headEnd/>
+                      <a:tailEnd/>
+                    </a:ln>
+                  </pic:spPr>
+                </pic:pic>
+              </a:graphicData>
+            </a:graphic>
+          </wp:inline>
+        </w:drawing>
+      </w:r>
+    </w:p>
+    <w:p>
+      <w:pPr>
+        <w:pStyle w:val="BodyText"/>
+      </w:pPr>
+    </w:p>
+    <w:p>
+      <w:pPr>
+        <w:pStyle w:val="BodyText"/>
+      </w:pPr>
+      <w:r>
+        <w:t xml:space="preserve">From 2016 report:</w:t>
+      </w:r>
+    </w:p>
+    <w:p>
+      <w:pPr>
+        <w:pStyle w:val="BodyText"/>
+      </w:pPr>
+      <w:r>
+        <w:t xml:space="preserve">Natural sources of arsenic in the Cook Inlet Basin include volcanic ash, glaciation, and mineral deposits. Only a minimal contribution of arsenic results from human activities like wood preservation (Glass and Frenzel, 2001). Arsenic is naturally present as a compound in rocks within the Kenai River Watershed, and as a dissolved metal, it can be acutely or chronically toxic to fish (Glass, 1999). The Alaska Department of Environmental Conservation (ADEC) and the United States Environmental Protection Agency (USEPA) have set the standard at 150 micrograms per liter (µg/L) for freshwater aquatic life chronically exposed to arsenic and 10 micrograms per liter (µg/L) for drinking water (Appendix X) (USEPA, 2014; ADEC, 2008).</w:t>
+      </w:r>
+    </w:p>
+    <w:p>
+      <w:pPr>
+        <w:pStyle w:val="BodyText"/>
+      </w:pPr>
+      <w:r>
+        <w:t xml:space="preserve">None of the samples exceeded the Alaska or federal standard for freshwater aquatic life at any sampling location in spring or summer. The highest level detected in the mainstem was 46.5 µg/L at Mile 1.5 in May 2007, and arsenic was not detected on many occasions below the method detection limit (MDL) of 0.25 µg/L (Table 6). In the Kenai River mainstem, Mile 1.5 had the highest median level in the spring event and summer monitoring event, followed by Mile 6.5 in the spring event and Mile 23 during the summer monitoring event (figures X &amp; X). In the mainstem, higher arsenic levels occurred in the spring samples, while the tributaries levels were higher during the summer with more detected levels between the years 2007-2014 than any of the previous years. (Tables X &amp; X)</w:t>
+      </w:r>
+    </w:p>
+    <w:p>
+      <w:pPr>
+        <w:pStyle w:val="BodyText"/>
+      </w:pPr>
+      <w:r>
+        <w:t xml:space="preserve">The highest concentration on the mainstem occurred at Mile 1.5 where arsenic was detected on every sampling event after 2005, while arsenic was detected on all sampling dates at Beaver Creek, Soldotna Creek, and Moose River. The concentrations of arsenic ranged from a high of 12.8 µg/L in Soldotna Creek in summer 2014 to below the MDL of 0.25 µg/L in many locations. Of the tributaries, Soldotna Creek had the highest median level, followed by Moose River and then Beaver Creek in summer and Soldotna, Beaver and Moose in spring. No Name Creek had the fewest incidences of arsenic detection of all the tributaries. (Tables X &amp; X)</w:t>
+      </w:r>
+    </w:p>
+    <w:p>
+      <w:pPr>
+        <w:pStyle w:val="BodyText"/>
+      </w:pPr>
+      <w:r>
+        <w:t xml:space="preserve">When comparing the arsenic levels to the Alaska Department of Environmental Conservation standards for drinking water, the main stem at Mile 1.5 is the only station that presents multiple exceedances. All exceedances took place during the spring sampling events. (Tables X &amp; X)</w:t>
+      </w:r>
+    </w:p>
+    <w:p>
+      <w:pPr>
+        <w:pStyle w:val="BodyText"/>
+      </w:pPr>
+      <w:r>
+        <w:t xml:space="preserve">Concentrations of arsenic are generally lower in surface streams than in groundwater, which is typically the source of drinking water (Glass and Frenzel, 2001). The USEPA set the criterion for arsenic in drinking water at 10 µg/L because arsenic has been linked to cancer, skin damage, and circulatory problems (USEPA, 2003). Although the levels of arsenic reported in this study do not exceed the national criterion for the health of an aquatic community in freshwater, groundwater may contain concentrations that are hazardous to human health, and all sources of drinking water should be tested for arsenic.</w:t>
+      </w:r>
+    </w:p>
+    <w:bookmarkEnd w:id="63"/>
+    <w:bookmarkStart w:id="67" w:name="benzene"/>
+    <w:p>
+      <w:pPr>
+        <w:pStyle w:val="Heading1"/>
+      </w:pPr>
+      <w:r>
+        <w:t xml:space="preserve">7. Benzene</w:t>
+      </w:r>
+    </w:p>
+    <w:p>
+      <w:pPr>
+        <w:pStyle w:val="FirstParagraph"/>
+      </w:pPr>
+      <w:r>
+        <w:drawing>
+          <wp:inline>
+            <wp:extent cx="4620126" cy="9240252"/>
+            <wp:effectExtent b="0" l="0" r="0" t="0"/>
+            <wp:docPr descr="" title="" id="65" name="Picture"/>
+            <a:graphic>
+              <a:graphicData uri="http://schemas.openxmlformats.org/drawingml/2006/picture">
+                <pic:pic>
+                  <pic:nvPicPr>
+                    <pic:cNvPr descr="./benzene_files/figure-docx/unnamed-chunk-1-1.png" id="66" name="Picture"/>
+                    <pic:cNvPicPr>
+                      <a:picLocks noChangeArrowheads="1" noChangeAspect="1"/>
+                    </pic:cNvPicPr>
+                  </pic:nvPicPr>
+                  <pic:blipFill>
+                    <a:blip r:embed="rId64"/>
+                    <a:stretch>
+                      <a:fillRect/>
+                    </a:stretch>
+                  </pic:blipFill>
+                  <pic:spPr bwMode="auto">
+                    <a:xfrm>
+                      <a:off x="0" y="0"/>
+                      <a:ext cx="4620126" cy="9240252"/>
+                    </a:xfrm>
+                    <a:prstGeom prst="rect">
+                      <a:avLst/>
+                    </a:prstGeom>
+                    <a:noFill/>
+                    <a:ln w="9525">
+                      <a:noFill/>
+                      <a:headEnd/>
+                      <a:tailEnd/>
+                    </a:ln>
+                  </pic:spPr>
+                </pic:pic>
+              </a:graphicData>
+            </a:graphic>
+          </wp:inline>
+        </w:drawing>
+      </w:r>
+    </w:p>
+    <w:bookmarkEnd w:id="67"/>
+    <w:bookmarkStart w:id="71" w:name="cadmium"/>
+    <w:p>
+      <w:pPr>
+        <w:pStyle w:val="Heading1"/>
+      </w:pPr>
+      <w:r>
+        <w:t xml:space="preserve">8. Cadmium</w:t>
+      </w:r>
+    </w:p>
+    <w:p>
+      <w:pPr>
+        <w:pStyle w:val="FirstParagraph"/>
+      </w:pPr>
+      <w:r>
+        <w:drawing>
+          <wp:inline>
+            <wp:extent cx="4620126" cy="9240252"/>
+            <wp:effectExtent b="0" l="0" r="0" t="0"/>
+            <wp:docPr descr="" title="" id="69" name="Picture"/>
+            <a:graphic>
+              <a:graphicData uri="http://schemas.openxmlformats.org/drawingml/2006/picture">
+                <pic:pic>
+                  <pic:nvPicPr>
+                    <pic:cNvPr descr="./cadmium_files/figure-docx/unnamed-chunk-1-1.png" id="70" name="Picture"/>
+                    <pic:cNvPicPr>
+                      <a:picLocks noChangeArrowheads="1" noChangeAspect="1"/>
+                    </pic:cNvPicPr>
+                  </pic:nvPicPr>
+                  <pic:blipFill>
+                    <a:blip r:embed="rId68"/>
+                    <a:stretch>
+                      <a:fillRect/>
+                    </a:stretch>
+                  </pic:blipFill>
+                  <pic:spPr bwMode="auto">
+                    <a:xfrm>
+                      <a:off x="0" y="0"/>
+                      <a:ext cx="4620126" cy="9240252"/>
+                    </a:xfrm>
+                    <a:prstGeom prst="rect">
+                      <a:avLst/>
+                    </a:prstGeom>
+                    <a:noFill/>
+                    <a:ln w="9525">
+                      <a:noFill/>
+                      <a:headEnd/>
+                      <a:tailEnd/>
+                    </a:ln>
+                  </pic:spPr>
+                </pic:pic>
+              </a:graphicData>
+            </a:graphic>
+          </wp:inline>
+        </w:drawing>
+      </w:r>
+    </w:p>
+    <w:bookmarkEnd w:id="71"/>
+    <w:bookmarkStart w:id="75" w:name="calcium"/>
+    <w:p>
+      <w:pPr>
+        <w:pStyle w:val="Heading1"/>
+      </w:pPr>
+      <w:r>
+        <w:t xml:space="preserve">9. Calcium</w:t>
+      </w:r>
+    </w:p>
+    <w:p>
+      <w:pPr>
+        <w:pStyle w:val="FirstParagraph"/>
+      </w:pPr>
+      <w:r>
+        <w:drawing>
+          <wp:inline>
+            <wp:extent cx="4620126" cy="9240252"/>
+            <wp:effectExtent b="0" l="0" r="0" t="0"/>
+            <wp:docPr descr="" title="" id="73" name="Picture"/>
+            <a:graphic>
+              <a:graphicData uri="http://schemas.openxmlformats.org/drawingml/2006/picture">
+                <pic:pic>
+                  <pic:nvPicPr>
+                    <pic:cNvPr descr="./calcium_files/figure-docx/unnamed-chunk-1-1.png" id="74" name="Picture"/>
+                    <pic:cNvPicPr>
+                      <a:picLocks noChangeArrowheads="1" noChangeAspect="1"/>
+                    </pic:cNvPicPr>
+                  </pic:nvPicPr>
+                  <pic:blipFill>
+                    <a:blip r:embed="rId72"/>
+                    <a:stretch>
+                      <a:fillRect/>
+                    </a:stretch>
+                  </pic:blipFill>
+                  <pic:spPr bwMode="auto">
+                    <a:xfrm>
+                      <a:off x="0" y="0"/>
+                      <a:ext cx="4620126" cy="9240252"/>
+                    </a:xfrm>
+                    <a:prstGeom prst="rect">
+                      <a:avLst/>
+                    </a:prstGeom>
+                    <a:noFill/>
+                    <a:ln w="9525">
+                      <a:noFill/>
+                      <a:headEnd/>
+                      <a:tailEnd/>
+                    </a:ln>
+                  </pic:spPr>
+                </pic:pic>
+              </a:graphicData>
+            </a:graphic>
+          </wp:inline>
+        </w:drawing>
+      </w:r>
+    </w:p>
+    <w:bookmarkEnd w:id="75"/>
+    <w:bookmarkStart w:id="79" w:name="chromium"/>
+    <w:p>
+      <w:pPr>
+        <w:pStyle w:val="Heading1"/>
+      </w:pPr>
+      <w:r>
+        <w:t xml:space="preserve">10. Chromium</w:t>
+      </w:r>
+    </w:p>
+    <w:p>
+      <w:pPr>
+        <w:pStyle w:val="FirstParagraph"/>
+      </w:pPr>
+      <w:r>
+        <w:drawing>
+          <wp:inline>
+            <wp:extent cx="4620126" cy="9240252"/>
+            <wp:effectExtent b="0" l="0" r="0" t="0"/>
+            <wp:docPr descr="" title="" id="77" name="Picture"/>
+            <a:graphic>
+              <a:graphicData uri="http://schemas.openxmlformats.org/drawingml/2006/picture">
+                <pic:pic>
+                  <pic:nvPicPr>
+                    <pic:cNvPr descr="./chromium_files/figure-docx/unnamed-chunk-1-1.png" id="78" name="Picture"/>
+                    <pic:cNvPicPr>
+                      <a:picLocks noChangeArrowheads="1" noChangeAspect="1"/>
+                    </pic:cNvPicPr>
+                  </pic:nvPicPr>
+                  <pic:blipFill>
+                    <a:blip r:embed="rId76"/>
+                    <a:stretch>
+                      <a:fillRect/>
+                    </a:stretch>
+                  </pic:blipFill>
+                  <pic:spPr bwMode="auto">
+                    <a:xfrm>
+                      <a:off x="0" y="0"/>
+                      <a:ext cx="4620126" cy="9240252"/>
+                    </a:xfrm>
+                    <a:prstGeom prst="rect">
+                      <a:avLst/>
+                    </a:prstGeom>
+                    <a:noFill/>
+                    <a:ln w="9525">
+                      <a:noFill/>
+                      <a:headEnd/>
+                      <a:tailEnd/>
+                    </a:ln>
+                  </pic:spPr>
+                </pic:pic>
+              </a:graphicData>
+            </a:graphic>
+          </wp:inline>
+        </w:drawing>
+      </w:r>
+    </w:p>
+    <w:bookmarkEnd w:id="79"/>
+    <w:bookmarkStart w:id="80" w:name="summary"/>
+    <w:p>
+      <w:pPr>
+        <w:pStyle w:val="Heading1"/>
+      </w:pPr>
+      <w:r>
+        <w:t xml:space="preserve">11. Summary</w:t>
+      </w:r>
+    </w:p>
+    <w:p>
+      <w:pPr>
+        <w:pStyle w:val="FirstParagraph"/>
+      </w:pPr>
+      <w:r>
+        <w:t xml:space="preserve">~2 page overall summary here.</w:t>
+      </w:r>
+    </w:p>
+    <w:bookmarkEnd w:id="80"/>
+    <w:bookmarkStart w:id="95" w:name="references"/>
+    <w:p>
+      <w:pPr>
+        <w:pStyle w:val="Heading1"/>
+      </w:pPr>
+      <w:r>
+        <w:t xml:space="preserve">References</w:t>
+      </w:r>
+    </w:p>
+    <w:bookmarkStart w:id="94" w:name="refs"/>
+    <w:bookmarkStart w:id="82" w:name="ref-dorava2000"/>
+    <w:p>
+      <w:pPr>
+        <w:pStyle w:val="Bibliography"/>
+      </w:pPr>
+      <w:r>
+        <w:t xml:space="preserve">Dorava, Joseph M, and Alexander M Milner. 2000.</w:t>
+      </w:r>
+      <w:r>
+        <w:t xml:space="preserve"> </w:t>
+      </w:r>
+      <w:r>
+        <w:t xml:space="preserve">“Role of Lake Regulation on Glacier-Fed Rivers in Enhancing Salmon Productivity: The Cook Inlet Watershed, South-Central Alaska, USA.”</w:t>
+      </w:r>
+      <w:r>
+        <w:t xml:space="preserve"> </w:t>
+      </w:r>
+      <w:r>
+        <w:rPr>
+          <w:iCs/>
+          <w:i/>
+        </w:rPr>
+        <w:t xml:space="preserve">Hydrol. Process.</w:t>
+      </w:r>
+      <w:r>
+        <w:t xml:space="preserve"> </w:t>
+      </w:r>
+      <w:r>
+        <w:t xml:space="preserve">14 (16-17): 3149–59.</w:t>
+      </w:r>
+      <w:r>
+        <w:t xml:space="preserve"> </w:t>
+      </w:r>
+      <w:hyperlink r:id="rId81">
+        <w:r>
+          <w:rPr>
+            <w:rStyle w:val="Hyperlink"/>
+          </w:rPr>
+          <w:t xml:space="preserve">https://doi.org/10.1002/1099-1085(200011/12)14:16/17&lt;3149::aid-hyp139&gt;3.0.co;2-y</w:t>
+        </w:r>
+      </w:hyperlink>
+      <w:r>
+        <w:t xml:space="preserve">.</w:t>
+      </w:r>
+    </w:p>
+    <w:bookmarkEnd w:id="82"/>
+    <w:bookmarkStart w:id="84" w:name="ref-epa2011"/>
+    <w:p>
+      <w:pPr>
+        <w:pStyle w:val="Bibliography"/>
+      </w:pPr>
+      <w:r>
+        <w:t xml:space="preserve">EPA. 2011.</w:t>
+      </w:r>
+      <w:r>
+        <w:t xml:space="preserve"> </w:t>
+      </w:r>
+      <w:r>
+        <w:t xml:space="preserve">“Nonpoint Source Program Success Story, Alaska: Upgrading Boat Motors Reduces Hydrocarbon Pollution.”</w:t>
+      </w:r>
+      <w:r>
+        <w:t xml:space="preserve"> </w:t>
+      </w:r>
+      <w:hyperlink r:id="rId83">
+        <w:r>
+          <w:rPr>
+            <w:rStyle w:val="Hyperlink"/>
+          </w:rPr>
+          <w:t xml:space="preserve">https://19january2017snapshot.epa.gov/sites/production/files/2015-10/documents/ak_kenai.pdf</w:t>
+        </w:r>
+      </w:hyperlink>
+      <w:r>
+        <w:t xml:space="preserve">.</w:t>
+      </w:r>
+    </w:p>
+    <w:bookmarkEnd w:id="84"/>
+    <w:bookmarkStart w:id="86" w:name="ref-glassrl1999"/>
+    <w:p>
+      <w:pPr>
+        <w:pStyle w:val="Bibliography"/>
+      </w:pPr>
+      <w:r>
+        <w:t xml:space="preserve">Glass, RL. 1999.</w:t>
+      </w:r>
+      <w:r>
+        <w:t xml:space="preserve"> </w:t>
+      </w:r>
+      <w:r>
+        <w:t xml:space="preserve">“Water-Quality Assessment of the Cook Inlet Basin, Alaska</w:t>
+      </w:r>
+      <w:r>
+        <w:t xml:space="preserve"> </w:t>
+      </w:r>
+      <w:r>
+        <w:t xml:space="preserve"> </w:t>
+      </w:r>
+      <w:r>
+        <w:t xml:space="preserve">Summary of Data Through 1997.”</w:t>
+      </w:r>
+      <w:r>
+        <w:t xml:space="preserve"> </w:t>
+      </w:r>
+      <w:hyperlink r:id="rId85">
+        <w:r>
+          <w:rPr>
+            <w:rStyle w:val="Hyperlink"/>
+          </w:rPr>
+          <w:t xml:space="preserve">https://doi.org/10.3133/wri994116</w:t>
+        </w:r>
+      </w:hyperlink>
+      <w:r>
+        <w:t xml:space="preserve">.</w:t>
+      </w:r>
+    </w:p>
+    <w:bookmarkEnd w:id="86"/>
+    <w:bookmarkStart w:id="88" w:name="ref-guerronorejuela2016"/>
+    <w:p>
+      <w:pPr>
+        <w:pStyle w:val="Bibliography"/>
+      </w:pPr>
+      <w:r>
+        <w:t xml:space="preserve">Guerron Orejuela, Edgar. 2016.</w:t>
+      </w:r>
+      <w:r>
+        <w:t xml:space="preserve"> </w:t>
+      </w:r>
+      <w:r>
+        <w:t xml:space="preserve">“Water Quality Assessment of the Kenai River Watershed from July 2000 to July 2014.”</w:t>
+      </w:r>
+      <w:r>
+        <w:t xml:space="preserve"> </w:t>
+      </w:r>
+      <w:hyperlink r:id="rId87">
+        <w:r>
+          <w:rPr>
+            <w:rStyle w:val="Hyperlink"/>
+          </w:rPr>
+          <w:t xml:space="preserve">https://dec.alaska.gov/media/16756/kenai-river-baseline-monitoring-report-final-zncuappendix.pdf</w:t>
+        </w:r>
+      </w:hyperlink>
+      <w:r>
+        <w:t xml:space="preserve">.</w:t>
+      </w:r>
+    </w:p>
+    <w:bookmarkEnd w:id="88"/>
+    <w:bookmarkStart w:id="89" w:name="ref-mccard2007"/>
+    <w:p>
+      <w:pPr>
+        <w:pStyle w:val="Bibliography"/>
+      </w:pPr>
+      <w:r>
+        <w:t xml:space="preserve">McCard, Jennifer J. 2007.</w:t>
+      </w:r>
+      <w:r>
+        <w:t xml:space="preserve"> </w:t>
+      </w:r>
+      <w:r>
+        <w:t xml:space="preserve">“Water Quality Assessment of the Kenai River Watershed from July 2000 to July 2006.”</w:t>
+      </w:r>
+    </w:p>
+    <w:bookmarkEnd w:id="89"/>
+    <w:bookmarkStart w:id="91" w:name="ref-reeves2018"/>
+    <w:p>
+      <w:pPr>
+        <w:pStyle w:val="Bibliography"/>
+      </w:pPr>
+      <w:r>
+        <w:t xml:space="preserve">Reeves, Mari Kathryn, Margaret Perdue, Lee Ann Munk, and Birgit Hagedorn. 2018.</w:t>
+      </w:r>
+      <w:r>
+        <w:t xml:space="preserve"> </w:t>
+      </w:r>
+      <w:r>
+        <w:t xml:space="preserve">“Predicting Risk of Trace Element Pollution from Municipal Roads Using Site-Specific Soil Samples and Remotely Sensed Data.”</w:t>
+      </w:r>
+      <w:r>
+        <w:t xml:space="preserve"> </w:t>
+      </w:r>
+      <w:r>
+        <w:rPr>
+          <w:iCs/>
+          <w:i/>
+        </w:rPr>
+        <w:t xml:space="preserve">Sci. Total Environ.</w:t>
+      </w:r>
+      <w:r>
+        <w:t xml:space="preserve"> </w:t>
+      </w:r>
+      <w:r>
+        <w:t xml:space="preserve">630 (July): 578–86.</w:t>
+      </w:r>
+      <w:r>
+        <w:t xml:space="preserve"> </w:t>
+      </w:r>
+      <w:hyperlink r:id="rId90">
+        <w:r>
+          <w:rPr>
+            <w:rStyle w:val="Hyperlink"/>
+          </w:rPr>
+          <w:t xml:space="preserve">https://doi.org/10.1016/j.scitotenv.2018.02.171</w:t>
+        </w:r>
+      </w:hyperlink>
+      <w:r>
+        <w:t xml:space="preserve">.</w:t>
+      </w:r>
+    </w:p>
+    <w:bookmarkEnd w:id="91"/>
+    <w:bookmarkStart w:id="93" w:name="ref-schoen2017"/>
+    <w:p>
+      <w:pPr>
+        <w:pStyle w:val="Bibliography"/>
+      </w:pPr>
+      <w:r>
+        <w:t xml:space="preserve">Schoen, Erik R, Mark S Wipfli, E Jamie Trammell, Daniel J Rinella, Angelica L Floyd, Jess Grunblatt, Molly D McCarthy, et al. 2017.</w:t>
+      </w:r>
+      <w:r>
+        <w:t xml:space="preserve"> </w:t>
+      </w:r>
+      <w:r>
+        <w:t xml:space="preserve">“Future of Pacific Salmon in the Face of Environmental Change: Lessons from One of the World’s Remaining Productive Salmon Regions.”</w:t>
+      </w:r>
+      <w:r>
+        <w:t xml:space="preserve"> </w:t>
+      </w:r>
+      <w:r>
+        <w:rPr>
+          <w:iCs/>
+          <w:i/>
+        </w:rPr>
+        <w:t xml:space="preserve">Fisheries</w:t>
+      </w:r>
+      <w:r>
+        <w:t xml:space="preserve"> </w:t>
+      </w:r>
+      <w:r>
+        <w:t xml:space="preserve">42 (10): 538–53.</w:t>
+      </w:r>
+      <w:r>
+        <w:t xml:space="preserve"> </w:t>
+      </w:r>
+      <w:hyperlink r:id="rId92">
+        <w:r>
+          <w:rPr>
+            <w:rStyle w:val="Hyperlink"/>
+          </w:rPr>
+          <w:t xml:space="preserve">https://doi.org/10.1080/03632415.2017.1374251</w:t>
+        </w:r>
+      </w:hyperlink>
+      <w:r>
+        <w:t xml:space="preserve">.</w:t>
+      </w:r>
+    </w:p>
+    <w:bookmarkEnd w:id="93"/>
+    <w:bookmarkEnd w:id="94"/>
+    <w:p>
+      <w:r>
+        <w:br w:type="page"/>
+      </w:r>
+    </w:p>
+    <w:bookmarkEnd w:id="95"/>
+    <w:bookmarkStart w:id="106" w:name="appendix-data-review-and-uplift"/>
+    <w:p>
+      <w:pPr>
+        <w:pStyle w:val="Heading1"/>
+      </w:pPr>
+      <w:r>
+        <w:t xml:space="preserve">Appendix A — Appendix: Data Review and Uplift</w:t>
+      </w:r>
+    </w:p>
+    <w:bookmarkStart w:id="105" w:name="introduction-1"/>
+    <w:p>
+      <w:pPr>
+        <w:pStyle w:val="Heading2"/>
+      </w:pPr>
+      <w:r>
+        <w:t xml:space="preserve">A.1 Introduction</w:t>
+      </w:r>
+    </w:p>
+    <w:p>
+      <w:pPr>
+        <w:pStyle w:val="FirstParagraph"/>
+      </w:pPr>
+      <w:r>
+        <w:t xml:space="preserve">Prior to publishing analysis and interpretation of water quality data, we will ensure that all data that meets QA/QC standards outlined in the current project</w:t>
+      </w:r>
+      <w:r>
+        <w:t xml:space="preserve"> </w:t>
+      </w:r>
+      <w:hyperlink r:id="rId96">
+        <w:r>
+          <w:rPr>
+            <w:rStyle w:val="Hyperlink"/>
+          </w:rPr>
+          <w:t xml:space="preserve">Quality Assurance Project Plan (QAPP)</w:t>
+        </w:r>
+      </w:hyperlink>
+      <w:r>
+        <w:t xml:space="preserve"> </w:t>
+      </w:r>
+      <w:r>
+        <w:t xml:space="preserve">and is accessible in the appropriate repository.</w:t>
+      </w:r>
+    </w:p>
+    <w:p>
+      <w:pPr>
+        <w:pStyle w:val="BodyText"/>
+      </w:pPr>
+      <w:r>
+        <w:t xml:space="preserve">Water quality data from this project is ultimately destined for the Environmental Protection Agency’s Water Quality Exchange (EPA WQX), formerly EPA STORET. The process of transferring these data to the higher-level EPA repository is referred to as data</w:t>
+      </w:r>
+      <w:r>
+        <w:t xml:space="preserve"> </w:t>
+      </w:r>
+      <w:r>
+        <w:t xml:space="preserve">“</w:t>
+      </w:r>
+      <w:r>
+        <w:t xml:space="preserve">uplift.</w:t>
+      </w:r>
+      <w:r>
+        <w:t xml:space="preserve">”</w:t>
+      </w:r>
+    </w:p>
+    <w:p>
+      <w:pPr>
+        <w:pStyle w:val="BodyText"/>
+      </w:pPr>
+      <w:r>
+        <w:t xml:space="preserve">The Quality Assurance Project Plan (QAPP) for this project describes data management details and responsible parties for each step of the data pipeline from observation to repository. The 2021 data preparation and review process is published here as an appendix as an example of the process applied annually to each year’s data.</w:t>
+      </w:r>
+    </w:p>
+    <w:bookmarkStart w:id="104" w:name="water-quality-data"/>
+    <w:p>
+      <w:pPr>
+        <w:pStyle w:val="Heading3"/>
+      </w:pPr>
+      <w:r>
+        <w:t xml:space="preserve">A.1.1 2021 Water Quality Data</w:t>
+      </w:r>
+    </w:p>
+    <w:p>
+      <w:pPr>
+        <w:pStyle w:val="FirstParagraph"/>
+      </w:pPr>
+      <w:r>
+        <w:t xml:space="preserve">In this appendix we will collate 2021 laboratory data from several sources into a single spreadsheet document with a consistent format. The desired end format is a spreadsheet template provided by the EPA Water Quality Exchange. These template files are available to download at</w:t>
+      </w:r>
+      <w:r>
+        <w:t xml:space="preserve"> </w:t>
+      </w:r>
+      <w:hyperlink r:id="rId97">
+        <w:r>
+          <w:rPr>
+            <w:rStyle w:val="Hyperlink"/>
+          </w:rPr>
+          <w:t xml:space="preserve">https://www.epa.gov/waterdata/water-quality-exchange-web-template-files</w:t>
+        </w:r>
+      </w:hyperlink>
+      <w:r>
+        <w:t xml:space="preserve">.</w:t>
+      </w:r>
+    </w:p>
+    <w:p>
+      <w:pPr>
+        <w:pStyle w:val="BodyText"/>
+      </w:pPr>
+      <w:r>
+        <w:t xml:space="preserve">Once the data is collated, it will be evaluated according to a Quality Assurance Checklist provided by the Alaska Department of Environmental Conservation Soldotna office. Field observations that do not meet the quality assurance standards described in the evaluation checklist will not be uplifted to the EPA WQx.</w:t>
+      </w:r>
+    </w:p>
+    <w:p>
+      <w:pPr>
+        <w:pStyle w:val="BodyText"/>
+      </w:pPr>
+      <w:r>
+        <w:t xml:space="preserve">Data that has been uplifted to the EPA WQX is evaluated biannually by the Alaska Department of Environmental Conservation (ADEC) in their</w:t>
+      </w:r>
+      <w:r>
+        <w:t xml:space="preserve"> </w:t>
+      </w:r>
+      <w:hyperlink r:id="rId98">
+        <w:r>
+          <w:rPr>
+            <w:rStyle w:val="Hyperlink"/>
+          </w:rPr>
+          <w:t xml:space="preserve">Integrated Water Quality Monitoring and Assessment Report</w:t>
+        </w:r>
+      </w:hyperlink>
+      <w:r>
+        <w:rPr>
+          <w:rStyle w:val="FootnoteReference"/>
+        </w:rPr>
+        <w:footnoteReference w:id="99"/>
+      </w:r>
+      <w:r>
+        <w:t xml:space="preserve">.</w:t>
+      </w:r>
+    </w:p>
+    <w:bookmarkStart w:id="103" w:name="water-quality-data-aqwms-formatting"/>
+    <w:p>
+      <w:pPr>
+        <w:pStyle w:val="Heading4"/>
+      </w:pPr>
+      <w:r>
+        <w:t xml:space="preserve">A.1.1.1 2021 Water Quality Data AQWMS Formatting</w:t>
+      </w:r>
+    </w:p>
+    <w:p>
+      <w:pPr>
+        <w:pStyle w:val="FirstParagraph"/>
+      </w:pPr>
+      <w:r>
+        <w:t xml:space="preserve">The code scripts below assemble water quality data from the three analytical laboratories that partnered with Kenai Watershed Forum for this project in 2021:</w:t>
+      </w:r>
+    </w:p>
+    <w:p>
+      <w:pPr>
+        <w:numPr>
+          <w:ilvl w:val="0"/>
+          <w:numId w:val="1004"/>
+        </w:numPr>
+      </w:pPr>
+      <w:r>
+        <w:t xml:space="preserve">SGS Laboratories (Anchorage, AK)</w:t>
+      </w:r>
+    </w:p>
+    <w:p>
+      <w:pPr>
+        <w:numPr>
+          <w:ilvl w:val="0"/>
+          <w:numId w:val="1004"/>
+        </w:numPr>
+      </w:pPr>
+      <w:r>
+        <w:t xml:space="preserve">Soldotna Wastewater Treatment Plant (Soldotna, AK)</w:t>
+      </w:r>
+    </w:p>
+    <w:p>
+      <w:pPr>
+        <w:numPr>
+          <w:ilvl w:val="0"/>
+          <w:numId w:val="1004"/>
+        </w:numPr>
+      </w:pPr>
+      <w:r>
+        <w:t xml:space="preserve">Taurianen Engineering and Testing (Soldotna, AK)</w:t>
+      </w:r>
+    </w:p>
+    <w:p>
+      <w:pPr>
+        <w:pStyle w:val="FirstParagraph"/>
+      </w:pPr>
+    </w:p>
+    <w:p>
+      <w:r>
+        <w:pict>
+          <v:rect style="width:0;height:1.5pt" o:hralign="center" o:hrstd="t" o:hr="t"/>
+        </w:pict>
+      </w:r>
+    </w:p>
+    <w:bookmarkStart w:id="100" w:name="metalsnutrients-lab-results-sgs-labs"/>
+    <w:p>
+      <w:pPr>
+        <w:pStyle w:val="Heading5"/>
+      </w:pPr>
+      <w:r>
+        <w:t xml:space="preserve">A.1.1.1.1 2021 Metals/Nutrients Lab Results (SGS Labs)</w:t>
+      </w:r>
+    </w:p>
+    <w:p>
+      <w:pPr>
+        <w:pStyle w:val="FirstParagraph"/>
+      </w:pPr>
+      <w:r>
+        <w:t xml:space="preserve">*</w:t>
+      </w:r>
+      <w:r>
+        <w:rPr>
+          <w:iCs/>
+          <w:i/>
+        </w:rPr>
+        <w:t xml:space="preserve">Note: the chain of custody documents for SGS Laboratories are integrated into the above downloadable PDF files.</w:t>
+      </w:r>
+    </w:p>
+    <w:p>
+      <w:r>
+        <w:br w:type="page"/>
+      </w:r>
+    </w:p>
+    <w:p>
+      <w:pPr>
+        <w:pStyle w:val="BodyText"/>
+      </w:pPr>
+    </w:p>
+    <w:p>
+      <w:pPr>
+        <w:pStyle w:val="BodyText"/>
+      </w:pPr>
+      <w:r>
+        <w:t xml:space="preserve">modify code to retain all lab dat for later step? (incl surr, spikes, etc)</w:t>
+      </w:r>
+    </w:p>
+    <w:p>
+      <w:pPr>
+        <w:pStyle w:val="BodyText"/>
+      </w:pPr>
+    </w:p>
+    <w:bookmarkEnd w:id="100"/>
+    <w:bookmarkStart w:id="101" w:name="Xe5573e5633f16ae9a1ac22e5093bc76c9f3efc3"/>
+    <w:p>
+      <w:pPr>
+        <w:pStyle w:val="Heading5"/>
+      </w:pPr>
+      <w:r>
+        <w:t xml:space="preserve">A.1.1.1.2 2021 Fecal Coliform Lab Results (Soldotna Wastewater Treatment Plant (SWWTP)/Taurianen Engineering)</w:t>
+      </w:r>
+    </w:p>
+    <w:p>
+      <w:pPr>
+        <w:pStyle w:val="FirstParagraph"/>
+      </w:pPr>
+    </w:p>
+    <w:bookmarkEnd w:id="101"/>
+    <w:bookmarkStart w:id="102" w:name="X5557f560b359c101d2328510c16c10f38ab14ee"/>
+    <w:p>
+      <w:pPr>
+        <w:pStyle w:val="Heading5"/>
+      </w:pPr>
+      <w:r>
+        <w:t xml:space="preserve">A.1.1.1.3 2021 Total Suspended Solids Lab Results (Soldotna Wastewater Treatment Plant (SWWTP))</w:t>
+      </w:r>
+    </w:p>
+    <w:p>
+      <w:pPr>
+        <w:pStyle w:val="FirstParagraph"/>
+      </w:pPr>
+    </w:p>
+    <w:bookmarkEnd w:id="102"/>
+    <w:bookmarkEnd w:id="103"/>
+    <w:bookmarkEnd w:id="104"/>
+    <w:bookmarkEnd w:id="105"/>
+    <w:bookmarkEnd w:id="106"/>
+    <w:bookmarkStart w:id="109" w:name="Xc80b13065e1b104e866800c345a77db4240614b"/>
+    <w:p>
+      <w:pPr>
+        <w:pStyle w:val="Heading1"/>
+      </w:pPr>
+      <w:r>
+        <w:t xml:space="preserve">Appendix A — 2/14/23 go back to FC section and see if sample name is already bad up there</w:t>
+      </w:r>
+    </w:p>
+    <w:p>
+      <w:pPr>
+        <w:pStyle w:val="FirstParagraph"/>
+      </w:pPr>
+    </w:p>
+    <w:bookmarkStart w:id="107" w:name="provisional-results-prior-to-data-review"/>
+    <w:p>
+      <w:pPr>
+        <w:pStyle w:val="Heading3"/>
+      </w:pPr>
+      <w:r>
+        <w:t xml:space="preserve">A.0.1 2021 Provisional Results, Prior to Data Review</w:t>
+      </w:r>
+    </w:p>
+    <w:p>
+      <w:pPr>
+        <w:pStyle w:val="FirstParagraph"/>
+      </w:pPr>
+      <w:r>
+        <w:rPr>
+          <w:iCs/>
+          <w:i/>
+        </w:rPr>
+        <w:t xml:space="preserve">Results last updated 2023-02-27</w:t>
+      </w:r>
+    </w:p>
+    <w:p>
+      <w:pPr>
+        <w:pStyle w:val="BodyText"/>
+      </w:pPr>
+      <w:r>
+        <w:t xml:space="preserve">The above data sources have been collated in to a single .csv file (available for download) per following guidance in the current Quality Assurance Project Plan.</w:t>
+      </w:r>
+    </w:p>
+    <w:p>
+      <w:r>
+        <w:pict>
+          <v:rect style="width:0;height:1.5pt" o:hralign="center" o:hrstd="t" o:hr="t"/>
+        </w:pict>
+      </w:r>
+    </w:p>
+    <w:bookmarkEnd w:id="107"/>
+    <w:bookmarkStart w:id="108" w:name="data-evaluation"/>
+    <w:p>
+      <w:pPr>
+        <w:pStyle w:val="Heading3"/>
+      </w:pPr>
+      <w:r>
+        <w:t xml:space="preserve">A.0.2 2021 Data Evaluation</w:t>
+      </w:r>
+    </w:p>
+    <w:p>
+      <w:pPr>
+        <w:pStyle w:val="FirstParagraph"/>
+      </w:pPr>
+      <w:r>
+        <w:t xml:space="preserve">Prior to submission to ADEC, all water quality data must be checked against a series of standard questions in order to evaluate how quality assurance / quality check (QA/QC) processes are instituted. The draft Data Evaluation Checklist Template (available for download below) outlines these questions:</w:t>
+      </w:r>
+    </w:p>
+    <w:bookmarkEnd w:id="108"/>
+    <w:bookmarkEnd w:id="109"/>
+    <w:bookmarkStart w:id="127" w:name="appendix-sample-event-timing"/>
+    <w:p>
+      <w:pPr>
+        <w:pStyle w:val="Heading1"/>
+      </w:pPr>
+      <w:r>
+        <w:t xml:space="preserve">Appendix B — Appendix: Sample Event Timing</w:t>
+      </w:r>
+    </w:p>
+    <w:bookmarkStart w:id="115" w:name="introduction-2"/>
+    <w:p>
+      <w:pPr>
+        <w:pStyle w:val="Heading2"/>
+      </w:pPr>
+      <w:r>
+        <w:t xml:space="preserve">B.1 Introduction</w:t>
+      </w:r>
+    </w:p>
+    <w:p>
+      <w:pPr>
+        <w:pStyle w:val="FirstParagraph"/>
+      </w:pPr>
+      <w:r>
+        <w:t xml:space="preserve">Sample event timing for spring and summer events must be chosen with care each year. Sample date occurs on Tuesdays traditionally, and dates must be chosen such that the tide is incoming early in the morning.</w:t>
+      </w:r>
+    </w:p>
+    <w:p>
+      <w:pPr>
+        <w:pStyle w:val="BodyText"/>
+      </w:pPr>
+    </w:p>
+    <w:p>
+      <w:pPr>
+        <w:pStyle w:val="BodyText"/>
+      </w:pPr>
+    </w:p>
+    <w:bookmarkStart w:id="113" w:name="notes-on-data-sourcing"/>
+    <w:p>
+      <w:pPr>
+        <w:pStyle w:val="Heading5"/>
+      </w:pPr>
+      <w:r>
+        <w:t xml:space="preserve">B.1.0.0.1 Notes on data sourcing</w:t>
+      </w:r>
+    </w:p>
+    <w:p>
+      <w:pPr>
+        <w:pStyle w:val="FirstParagraph"/>
+      </w:pPr>
+      <w:r>
+        <w:t xml:space="preserve">Data is sourced from the following queries at</w:t>
+      </w:r>
+      <w:r>
+        <w:t xml:space="preserve"> </w:t>
+      </w:r>
+      <w:hyperlink r:id="rId110">
+        <w:r>
+          <w:rPr>
+            <w:rStyle w:val="Hyperlink"/>
+          </w:rPr>
+          <w:t xml:space="preserve">https://waterqualitydata.us</w:t>
+        </w:r>
+      </w:hyperlink>
+      <w:r>
+        <w:t xml:space="preserve"> </w:t>
+      </w:r>
+      <w:r>
+        <w:t xml:space="preserve">on Feb 24, 2021:</w:t>
+      </w:r>
+    </w:p>
+    <w:p>
+      <w:pPr>
+        <w:pStyle w:val="BodyText"/>
+      </w:pPr>
+      <w:r>
+        <w:t xml:space="preserve">CSV download for</w:t>
+      </w:r>
+      <w:r>
+        <w:t xml:space="preserve"> </w:t>
+      </w:r>
+      <w:r>
+        <w:rPr>
+          <w:u w:val="single"/>
+        </w:rPr>
+        <w:t xml:space="preserve">sample</w:t>
+      </w:r>
+      <w:r>
+        <w:t xml:space="preserve"> </w:t>
+      </w:r>
+      <w:r>
+        <w:t xml:space="preserve">data:</w:t>
+      </w:r>
+      <w:r>
+        <w:t xml:space="preserve"> </w:t>
+      </w:r>
+      <w:hyperlink r:id="rId111">
+        <w:r>
+          <w:rPr>
+            <w:rStyle w:val="Hyperlink"/>
+          </w:rPr>
+          <w:t xml:space="preserve">https://www.waterqualitydata.us/portal/#bBox=-151.322501%2C60.274310%2C-149.216144%2C60.738915&amp;mimeType=csv&amp;dataProfile=narrowResult</w:t>
+        </w:r>
+      </w:hyperlink>
+    </w:p>
+    <w:p>
+      <w:pPr>
+        <w:pStyle w:val="BodyText"/>
+      </w:pPr>
+      <w:r>
+        <w:t xml:space="preserve">CSV download for</w:t>
+      </w:r>
+      <w:r>
+        <w:t xml:space="preserve"> </w:t>
+      </w:r>
+      <w:r>
+        <w:rPr>
+          <w:u w:val="single"/>
+        </w:rPr>
+        <w:t xml:space="preserve">site</w:t>
+      </w:r>
+      <w:r>
+        <w:t xml:space="preserve"> </w:t>
+      </w:r>
+      <w:r>
+        <w:t xml:space="preserve">data:</w:t>
+      </w:r>
+      <w:r>
+        <w:t xml:space="preserve"> </w:t>
+      </w:r>
+      <w:hyperlink r:id="rId112">
+        <w:r>
+          <w:rPr>
+            <w:rStyle w:val="Hyperlink"/>
+          </w:rPr>
+          <w:t xml:space="preserve">https://www.waterqualitydata.us/portal/#countrycode=US&amp;statecode=US%3A02&amp;countycode=US%3A02%3A122&amp;bBox=-151.322501%2C60.274310%2C-149.216144%2C60.738915&amp;mimeType=csv</w:t>
+        </w:r>
+      </w:hyperlink>
+    </w:p>
+    <w:p>
+      <w:pPr>
+        <w:pStyle w:val="BodyText"/>
+      </w:pPr>
+      <w:r>
+        <w:t xml:space="preserve">Note: these CSV files are excluded from the GitHub repository because they are too large to sync. To reproduce the analysis, download and save these files locally instead. (See the ReadMe file at data/WQX_downloads in the repository).</w:t>
+      </w:r>
+    </w:p>
+    <w:p>
+      <w:pPr>
+        <w:pStyle w:val="BodyText"/>
+      </w:pPr>
+      <w:r>
+        <w:t xml:space="preserve">Using these same queries in the future will download the most current csv files.</w:t>
+      </w:r>
+    </w:p>
+    <w:p>
+      <w:pPr>
+        <w:pStyle w:val="BodyText"/>
+      </w:pPr>
+    </w:p>
+    <w:p>
+      <w:r>
+        <w:pict>
+          <v:rect style="width:0;height:1.5pt" o:hralign="center" o:hrstd="t" o:hr="t"/>
+        </w:pict>
+      </w:r>
+    </w:p>
+    <w:p>
+      <w:pPr>
+        <w:pStyle w:val="FirstParagraph"/>
+      </w:pPr>
+    </w:p>
+    <w:bookmarkEnd w:id="113"/>
+    <w:bookmarkStart w:id="114" w:name="import-data"/>
+    <w:p>
+      <w:pPr>
+        <w:pStyle w:val="Heading3"/>
+      </w:pPr>
+      <w:r>
+        <w:t xml:space="preserve">B.1.1 Import data</w:t>
+      </w:r>
+    </w:p>
+    <w:p>
+      <w:pPr>
+        <w:pStyle w:val="FirstParagraph"/>
+      </w:pPr>
+      <w:r>
+        <w:t xml:space="preserve">Import data from local csv files</w:t>
+      </w:r>
+    </w:p>
+    <w:p>
+      <w:pPr>
+        <w:pStyle w:val="SourceCode"/>
+      </w:pPr>
+      <w:r>
+        <w:rPr>
+          <w:rStyle w:val="CommentTok"/>
+        </w:rPr>
+        <w:t xml:space="preserve"># read in table of known dates from Guerron Orejuela 2016</w:t>
+      </w:r>
+      <w:r>
+        <w:br/>
+      </w:r>
+      <w:r>
+        <w:rPr>
+          <w:rStyle w:val="NormalTok"/>
+        </w:rPr>
+        <w:t xml:space="preserve">krbwqm_dates </w:t>
+      </w:r>
+      <w:r>
+        <w:rPr>
+          <w:rStyle w:val="OtherTok"/>
+        </w:rPr>
+        <w:t xml:space="preserve">&lt;-</w:t>
+      </w:r>
+      <w:r>
+        <w:rPr>
+          <w:rStyle w:val="NormalTok"/>
+        </w:rPr>
+        <w:t xml:space="preserve"> </w:t>
+      </w:r>
+      <w:r>
+        <w:rPr>
+          <w:rStyle w:val="FunctionTok"/>
+        </w:rPr>
+        <w:t xml:space="preserve">read_excel</w:t>
+      </w:r>
+      <w:r>
+        <w:rPr>
+          <w:rStyle w:val="NormalTok"/>
+        </w:rPr>
+        <w:t xml:space="preserve">(</w:t>
+      </w:r>
+      <w:r>
+        <w:rPr>
+          <w:rStyle w:val="StringTok"/>
+        </w:rPr>
+        <w:t xml:space="preserve">"other/input/sample_dates_tides.xlsx"</w:t>
+      </w:r>
+      <w:r>
+        <w:rPr>
+          <w:rStyle w:val="NormalTok"/>
+        </w:rPr>
+        <w:t xml:space="preserve">) </w:t>
+      </w:r>
+      <w:r>
+        <w:rPr>
+          <w:rStyle w:val="SpecialCharTok"/>
+        </w:rPr>
+        <w:t xml:space="preserve">%&gt;%</w:t>
+      </w:r>
+      <w:r>
+        <w:br/>
+      </w:r>
+      <w:r>
+        <w:rPr>
+          <w:rStyle w:val="NormalTok"/>
+        </w:rPr>
+        <w:t xml:space="preserve">  </w:t>
+      </w:r>
+      <w:r>
+        <w:rPr>
+          <w:rStyle w:val="FunctionTok"/>
+        </w:rPr>
+        <w:t xml:space="preserve">rename</w:t>
+      </w:r>
+      <w:r>
+        <w:rPr>
+          <w:rStyle w:val="NormalTok"/>
+        </w:rPr>
+        <w:t xml:space="preserve">(</w:t>
+      </w:r>
+      <w:r>
+        <w:rPr>
+          <w:rStyle w:val="AttributeTok"/>
+        </w:rPr>
+        <w:t xml:space="preserve">activity_start_date =</w:t>
+      </w:r>
+      <w:r>
+        <w:rPr>
+          <w:rStyle w:val="NormalTok"/>
+        </w:rPr>
+        <w:t xml:space="preserve"> date) </w:t>
+      </w:r>
+      <w:r>
+        <w:rPr>
+          <w:rStyle w:val="SpecialCharTok"/>
+        </w:rPr>
+        <w:t xml:space="preserve">%&gt;%</w:t>
+      </w:r>
+      <w:r>
+        <w:br/>
+      </w:r>
+      <w:r>
+        <w:rPr>
+          <w:rStyle w:val="NormalTok"/>
+        </w:rPr>
+        <w:t xml:space="preserve">  </w:t>
+      </w:r>
+      <w:r>
+        <w:rPr>
+          <w:rStyle w:val="FunctionTok"/>
+        </w:rPr>
+        <w:t xml:space="preserve">transform</w:t>
+      </w:r>
+      <w:r>
+        <w:rPr>
+          <w:rStyle w:val="NormalTok"/>
+        </w:rPr>
+        <w:t xml:space="preserve">(</w:t>
+      </w:r>
+      <w:r>
+        <w:rPr>
+          <w:rStyle w:val="AttributeTok"/>
+        </w:rPr>
+        <w:t xml:space="preserve">time_max_tide =</w:t>
+      </w:r>
+      <w:r>
+        <w:rPr>
+          <w:rStyle w:val="NormalTok"/>
+        </w:rPr>
+        <w:t xml:space="preserve"> </w:t>
+      </w:r>
+      <w:r>
+        <w:rPr>
+          <w:rStyle w:val="FunctionTok"/>
+        </w:rPr>
+        <w:t xml:space="preserve">as.hms</w:t>
+      </w:r>
+      <w:r>
+        <w:rPr>
+          <w:rStyle w:val="NormalTok"/>
+        </w:rPr>
+        <w:t xml:space="preserve">(time_max_tide),</w:t>
+      </w:r>
+      <w:r>
+        <w:br/>
+      </w:r>
+      <w:r>
+        <w:rPr>
+          <w:rStyle w:val="NormalTok"/>
+        </w:rPr>
+        <w:t xml:space="preserve">            </w:t>
+      </w:r>
+      <w:r>
+        <w:rPr>
+          <w:rStyle w:val="AttributeTok"/>
+        </w:rPr>
+        <w:t xml:space="preserve">time_min_tide =</w:t>
+      </w:r>
+      <w:r>
+        <w:rPr>
+          <w:rStyle w:val="NormalTok"/>
+        </w:rPr>
+        <w:t xml:space="preserve"> </w:t>
+      </w:r>
+      <w:r>
+        <w:rPr>
+          <w:rStyle w:val="FunctionTok"/>
+        </w:rPr>
+        <w:t xml:space="preserve">as.hms</w:t>
+      </w:r>
+      <w:r>
+        <w:rPr>
+          <w:rStyle w:val="NormalTok"/>
+        </w:rPr>
+        <w:t xml:space="preserve">(time_min_tide)) </w:t>
+      </w:r>
+      <w:r>
+        <w:rPr>
+          <w:rStyle w:val="SpecialCharTok"/>
+        </w:rPr>
+        <w:t xml:space="preserve">%&gt;%</w:t>
+      </w:r>
+      <w:r>
+        <w:br/>
+      </w:r>
+      <w:r>
+        <w:rPr>
+          <w:rStyle w:val="NormalTok"/>
+        </w:rPr>
+        <w:t xml:space="preserve">  </w:t>
+      </w:r>
+      <w:r>
+        <w:rPr>
+          <w:rStyle w:val="FunctionTok"/>
+        </w:rPr>
+        <w:t xml:space="preserve">select</w:t>
+      </w:r>
+      <w:r>
+        <w:rPr>
+          <w:rStyle w:val="NormalTok"/>
+        </w:rPr>
+        <w:t xml:space="preserve">(</w:t>
+      </w:r>
+      <w:r>
+        <w:rPr>
+          <w:rStyle w:val="SpecialCharTok"/>
+        </w:rPr>
+        <w:t xml:space="preserve">-</w:t>
+      </w:r>
+      <w:r>
+        <w:rPr>
+          <w:rStyle w:val="NormalTok"/>
+        </w:rPr>
+        <w:t xml:space="preserve">data_entry,</w:t>
+      </w:r>
+      <w:r>
+        <w:rPr>
+          <w:rStyle w:val="SpecialCharTok"/>
+        </w:rPr>
+        <w:t xml:space="preserve">-</w:t>
+      </w:r>
+      <w:r>
+        <w:rPr>
+          <w:rStyle w:val="NormalTok"/>
+        </w:rPr>
+        <w:t xml:space="preserve">link,</w:t>
+      </w:r>
+      <w:r>
+        <w:rPr>
+          <w:rStyle w:val="SpecialCharTok"/>
+        </w:rPr>
+        <w:t xml:space="preserve">-</w:t>
+      </w:r>
+      <w:r>
+        <w:rPr>
+          <w:rStyle w:val="NormalTok"/>
+        </w:rPr>
+        <w:t xml:space="preserve">sample_date_source,</w:t>
+      </w:r>
+      <w:r>
+        <w:rPr>
+          <w:rStyle w:val="SpecialCharTok"/>
+        </w:rPr>
+        <w:t xml:space="preserve">-</w:t>
+      </w:r>
+      <w:r>
+        <w:rPr>
+          <w:rStyle w:val="NormalTok"/>
+        </w:rPr>
+        <w:t xml:space="preserve">tide_source) </w:t>
+      </w:r>
+      <w:r>
+        <w:rPr>
+          <w:rStyle w:val="SpecialCharTok"/>
+        </w:rPr>
+        <w:t xml:space="preserve">%&gt;%</w:t>
+      </w:r>
+      <w:r>
+        <w:br/>
+      </w:r>
+      <w:r>
+        <w:rPr>
+          <w:rStyle w:val="NormalTok"/>
+        </w:rPr>
+        <w:t xml:space="preserve">  </w:t>
+      </w:r>
+      <w:r>
+        <w:rPr>
+          <w:rStyle w:val="FunctionTok"/>
+        </w:rPr>
+        <w:t xml:space="preserve">mutate</w:t>
+      </w:r>
+      <w:r>
+        <w:rPr>
+          <w:rStyle w:val="NormalTok"/>
+        </w:rPr>
+        <w:t xml:space="preserve">(</w:t>
+      </w:r>
+      <w:r>
+        <w:rPr>
+          <w:rStyle w:val="AttributeTok"/>
+        </w:rPr>
+        <w:t xml:space="preserve">julian_day =</w:t>
+      </w:r>
+      <w:r>
+        <w:rPr>
+          <w:rStyle w:val="NormalTok"/>
+        </w:rPr>
+        <w:t xml:space="preserve"> </w:t>
+      </w:r>
+      <w:r>
+        <w:rPr>
+          <w:rStyle w:val="FunctionTok"/>
+        </w:rPr>
+        <w:t xml:space="preserve">yday</w:t>
+      </w:r>
+      <w:r>
+        <w:rPr>
+          <w:rStyle w:val="NormalTok"/>
+        </w:rPr>
+        <w:t xml:space="preserve">(activity_start_date),</w:t>
+      </w:r>
+      <w:r>
+        <w:br/>
+      </w:r>
+      <w:r>
+        <w:rPr>
+          <w:rStyle w:val="NormalTok"/>
+        </w:rPr>
+        <w:t xml:space="preserve">         </w:t>
+      </w:r>
+      <w:r>
+        <w:rPr>
+          <w:rStyle w:val="AttributeTok"/>
+        </w:rPr>
+        <w:t xml:space="preserve">year =</w:t>
+      </w:r>
+      <w:r>
+        <w:rPr>
+          <w:rStyle w:val="NormalTok"/>
+        </w:rPr>
+        <w:t xml:space="preserve"> </w:t>
+      </w:r>
+      <w:r>
+        <w:rPr>
+          <w:rStyle w:val="FunctionTok"/>
+        </w:rPr>
+        <w:t xml:space="preserve">year</w:t>
+      </w:r>
+      <w:r>
+        <w:rPr>
+          <w:rStyle w:val="NormalTok"/>
+        </w:rPr>
+        <w:t xml:space="preserve">(activity_start_date))</w:t>
+      </w:r>
+    </w:p>
+    <w:bookmarkEnd w:id="114"/>
+    <w:bookmarkEnd w:id="115"/>
+    <w:bookmarkStart w:id="119" w:name="dates"/>
+    <w:p>
+      <w:pPr>
+        <w:pStyle w:val="Heading2"/>
+      </w:pPr>
+      <w:r>
+        <w:t xml:space="preserve">B.2 Dates</w:t>
+      </w:r>
+    </w:p>
+    <w:p>
+      <w:pPr>
+        <w:pStyle w:val="SourceCode"/>
+      </w:pPr>
+      <w:r>
+        <w:rPr>
+          <w:rStyle w:val="CommentTok"/>
+        </w:rPr>
+        <w:t xml:space="preserve"># dot plot</w:t>
+      </w:r>
+      <w:r>
+        <w:br/>
+      </w:r>
+      <w:r>
+        <w:rPr>
+          <w:rStyle w:val="NormalTok"/>
+        </w:rPr>
+        <w:t xml:space="preserve">krbwqm_dates </w:t>
+      </w:r>
+      <w:r>
+        <w:rPr>
+          <w:rStyle w:val="SpecialCharTok"/>
+        </w:rPr>
+        <w:t xml:space="preserve">%&gt;%</w:t>
+      </w:r>
+      <w:r>
+        <w:br/>
+      </w:r>
+      <w:r>
+        <w:rPr>
+          <w:rStyle w:val="NormalTok"/>
+        </w:rPr>
+        <w:t xml:space="preserve">  </w:t>
+      </w:r>
+      <w:r>
+        <w:rPr>
+          <w:rStyle w:val="FunctionTok"/>
+        </w:rPr>
+        <w:t xml:space="preserve">ggplot</w:t>
+      </w:r>
+      <w:r>
+        <w:rPr>
+          <w:rStyle w:val="NormalTok"/>
+        </w:rPr>
+        <w:t xml:space="preserve">(</w:t>
+      </w:r>
+      <w:r>
+        <w:rPr>
+          <w:rStyle w:val="FunctionTok"/>
+        </w:rPr>
+        <w:t xml:space="preserve">aes</w:t>
+      </w:r>
+      <w:r>
+        <w:rPr>
+          <w:rStyle w:val="NormalTok"/>
+        </w:rPr>
+        <w:t xml:space="preserve">(year,julian_day)) </w:t>
+      </w:r>
+      <w:r>
+        <w:rPr>
+          <w:rStyle w:val="SpecialCharTok"/>
+        </w:rPr>
+        <w:t xml:space="preserve">+</w:t>
+      </w:r>
+      <w:r>
+        <w:br/>
+      </w:r>
+      <w:r>
+        <w:rPr>
+          <w:rStyle w:val="NormalTok"/>
+        </w:rPr>
+        <w:t xml:space="preserve">  </w:t>
+      </w:r>
+      <w:r>
+        <w:rPr>
+          <w:rStyle w:val="FunctionTok"/>
+        </w:rPr>
+        <w:t xml:space="preserve">geom_point</w:t>
+      </w:r>
+      <w:r>
+        <w:rPr>
+          <w:rStyle w:val="NormalTok"/>
+        </w:rPr>
+        <w:t xml:space="preserve">() </w:t>
+      </w:r>
+      <w:r>
+        <w:rPr>
+          <w:rStyle w:val="SpecialCharTok"/>
+        </w:rPr>
+        <w:t xml:space="preserve">+</w:t>
+      </w:r>
+      <w:r>
+        <w:br/>
+      </w:r>
+      <w:r>
+        <w:rPr>
+          <w:rStyle w:val="NormalTok"/>
+        </w:rPr>
+        <w:t xml:space="preserve">  </w:t>
+      </w:r>
+      <w:r>
+        <w:rPr>
+          <w:rStyle w:val="FunctionTok"/>
+        </w:rPr>
+        <w:t xml:space="preserve">ggtitle</w:t>
+      </w:r>
+      <w:r>
+        <w:rPr>
+          <w:rStyle w:val="NormalTok"/>
+        </w:rPr>
+        <w:t xml:space="preserve">(</w:t>
+      </w:r>
+      <w:r>
+        <w:rPr>
+          <w:rStyle w:val="StringTok"/>
+        </w:rPr>
+        <w:t xml:space="preserve">"Kenai River Baseline Water Quality Sampling Dates"</w:t>
+      </w:r>
+      <w:r>
+        <w:rPr>
+          <w:rStyle w:val="NormalTok"/>
+        </w:rPr>
+        <w:t xml:space="preserve">)</w:t>
+      </w:r>
+    </w:p>
+    <w:p>
+      <w:pPr>
+        <w:pStyle w:val="FirstParagraph"/>
+      </w:pPr>
+      <w:r>
+        <w:drawing>
+          <wp:inline>
+            <wp:extent cx="4620126" cy="3696101"/>
+            <wp:effectExtent b="0" l="0" r="0" t="0"/>
+            <wp:docPr descr="" title="" id="117" name="Picture"/>
+            <a:graphic>
+              <a:graphicData uri="http://schemas.openxmlformats.org/drawingml/2006/picture">
+                <pic:pic>
+                  <pic:nvPicPr>
+                    <pic:cNvPr descr="./appendix_b_files/figure-docx/unnamed-chunk-2-1.png" id="118" name="Picture"/>
+                    <pic:cNvPicPr>
+                      <a:picLocks noChangeArrowheads="1" noChangeAspect="1"/>
+                    </pic:cNvPicPr>
+                  </pic:nvPicPr>
+                  <pic:blipFill>
+                    <a:blip r:embed="rId116"/>
                     <a:stretch>
                       <a:fillRect/>
                     </a:stretch>
@@ -1286,65 +2918,593 @@
     </w:p>
     <w:p>
       <w:pPr>
-        <w:pStyle w:val="BodyText"/>
-      </w:pPr>
-    </w:p>
-    <w:p>
-      <w:pPr>
-        <w:pStyle w:val="BodyText"/>
-      </w:pPr>
-      <w:r>
-        <w:t xml:space="preserve">From 2016 report:</w:t>
-      </w:r>
-    </w:p>
-    <w:p>
-      <w:pPr>
-        <w:pStyle w:val="BodyText"/>
-      </w:pPr>
-      <w:r>
-        <w:t xml:space="preserve">Natural sources of arsenic in the Cook Inlet Basin include volcanic ash, glaciation, and mineral deposits. Only a minimal contribution of arsenic results from human activities like wood preservation (Glass and Frenzel, 2001). Arsenic is naturally present as a compound in rocks within the Kenai River Watershed, and as a dissolved metal, it can be acutely or chronically toxic to fish (Glass, 1999). The Alaska Department of Environmental Conservation (ADEC) and the United States Environmental Protection Agency (USEPA) have set the standard at 150 micrograms per liter (µg/L) for freshwater aquatic life chronically exposed to arsenic and 10 micrograms per liter (µg/L) for drinking water (Appendix X) (USEPA, 2014; ADEC, 2008).</w:t>
-      </w:r>
-    </w:p>
-    <w:p>
-      <w:pPr>
-        <w:pStyle w:val="BodyText"/>
-      </w:pPr>
-      <w:r>
-        <w:t xml:space="preserve">None of the samples exceeded the Alaska or federal standard for freshwater aquatic life at any sampling location in spring or summer. The highest level detected in the mainstem was 46.5 µg/L at Mile 1.5 in May 2007, and arsenic was not detected on many occasions below the method detection limit (MDL) of 0.25 µg/L (Table 6). In the Kenai River mainstem, Mile 1.5 had the highest median level in the spring event and summer monitoring event, followed by Mile 6.5 in the spring event and Mile 23 during the summer monitoring event (figures X &amp; X). In the mainstem, higher arsenic levels occurred in the spring samples, while the tributaries levels were higher during the summer with more detected levels between the years 2007-2014 than any of the previous years. (Tables X &amp; X)</w:t>
-      </w:r>
-    </w:p>
-    <w:p>
-      <w:pPr>
-        <w:pStyle w:val="BodyText"/>
-      </w:pPr>
-      <w:r>
-        <w:t xml:space="preserve">The highest concentration on the mainstem occurred at Mile 1.5 where arsenic was detected on every sampling event after 2005, while arsenic was detected on all sampling dates at Beaver Creek, Soldotna Creek, and Moose River. The concentrations of arsenic ranged from a high of 12.8 µg/L in Soldotna Creek in summer 2014 to below the MDL of 0.25 µg/L in many locations. Of the tributaries, Soldotna Creek had the highest median level, followed by Moose River and then Beaver Creek in summer and Soldotna, Beaver and Moose in spring. No Name Creek had the fewest incidences of arsenic detection of all the tributaries. (Tables X &amp; X)</w:t>
-      </w:r>
-    </w:p>
-    <w:p>
-      <w:pPr>
-        <w:pStyle w:val="BodyText"/>
-      </w:pPr>
-      <w:r>
-        <w:t xml:space="preserve">When comparing the arsenic levels to the Alaska Department of Environmental Conservation standards for drinking water, the main stem at Mile 1.5 is the only station that presents multiple exceedances. All exceedances took place during the spring sampling events. (Tables X &amp; X)</w:t>
-      </w:r>
-    </w:p>
-    <w:p>
-      <w:pPr>
-        <w:pStyle w:val="BodyText"/>
-      </w:pPr>
-      <w:r>
-        <w:t xml:space="preserve">Concentrations of arsenic are generally lower in surface streams than in groundwater, which is typically the source of drinking water (Glass and Frenzel, 2001). The USEPA set the criterion for arsenic in drinking water at 10 µg/L because arsenic has been linked to cancer, skin damage, and circulatory problems (USEPA, 2003). Although the levels of arsenic reported in this study do not exceed the national criterion for the health of an aquatic community in freshwater, groundwater may contain concentrations that are hazardous to human health, and all sources of drinking water should be tested for arsenic.</w:t>
-      </w:r>
-    </w:p>
-    <w:bookmarkEnd w:id="63"/>
-    <w:bookmarkStart w:id="67" w:name="benzene"/>
-    <w:p>
-      <w:pPr>
-        <w:pStyle w:val="Heading1"/>
-      </w:pPr>
-      <w:r>
-        <w:t xml:space="preserve">7. Benzene</w:t>
+        <w:pStyle w:val="SourceCode"/>
+      </w:pPr>
+      <w:r>
+        <w:rPr>
+          <w:rStyle w:val="CommentTok"/>
+        </w:rPr>
+        <w:t xml:space="preserve"># calculate spring and summer average days</w:t>
+      </w:r>
+      <w:r>
+        <w:br/>
+      </w:r>
+      <w:r>
+        <w:rPr>
+          <w:rStyle w:val="NormalTok"/>
+        </w:rPr>
+        <w:t xml:space="preserve">krbwqm_dates </w:t>
+      </w:r>
+      <w:r>
+        <w:rPr>
+          <w:rStyle w:val="SpecialCharTok"/>
+        </w:rPr>
+        <w:t xml:space="preserve">%&gt;%</w:t>
+      </w:r>
+      <w:r>
+        <w:br/>
+      </w:r>
+      <w:r>
+        <w:rPr>
+          <w:rStyle w:val="NormalTok"/>
+        </w:rPr>
+        <w:t xml:space="preserve">  </w:t>
+      </w:r>
+      <w:r>
+        <w:rPr>
+          <w:rStyle w:val="FunctionTok"/>
+        </w:rPr>
+        <w:t xml:space="preserve">distinct</w:t>
+      </w:r>
+      <w:r>
+        <w:rPr>
+          <w:rStyle w:val="NormalTok"/>
+        </w:rPr>
+        <w:t xml:space="preserve">(julian_day,season,year) </w:t>
+      </w:r>
+      <w:r>
+        <w:rPr>
+          <w:rStyle w:val="SpecialCharTok"/>
+        </w:rPr>
+        <w:t xml:space="preserve">%&gt;%</w:t>
+      </w:r>
+      <w:r>
+        <w:br/>
+      </w:r>
+      <w:r>
+        <w:rPr>
+          <w:rStyle w:val="NormalTok"/>
+        </w:rPr>
+        <w:t xml:space="preserve">  </w:t>
+      </w:r>
+      <w:r>
+        <w:rPr>
+          <w:rStyle w:val="FunctionTok"/>
+        </w:rPr>
+        <w:t xml:space="preserve">group_by</w:t>
+      </w:r>
+      <w:r>
+        <w:rPr>
+          <w:rStyle w:val="NormalTok"/>
+        </w:rPr>
+        <w:t xml:space="preserve">(season) </w:t>
+      </w:r>
+      <w:r>
+        <w:rPr>
+          <w:rStyle w:val="SpecialCharTok"/>
+        </w:rPr>
+        <w:t xml:space="preserve">%&gt;%</w:t>
+      </w:r>
+      <w:r>
+        <w:br/>
+      </w:r>
+      <w:r>
+        <w:rPr>
+          <w:rStyle w:val="NormalTok"/>
+        </w:rPr>
+        <w:t xml:space="preserve">  </w:t>
+      </w:r>
+      <w:r>
+        <w:rPr>
+          <w:rStyle w:val="FunctionTok"/>
+        </w:rPr>
+        <w:t xml:space="preserve">summarise</w:t>
+      </w:r>
+      <w:r>
+        <w:rPr>
+          <w:rStyle w:val="NormalTok"/>
+        </w:rPr>
+        <w:t xml:space="preserve">(</w:t>
+      </w:r>
+      <w:r>
+        <w:rPr>
+          <w:rStyle w:val="AttributeTok"/>
+        </w:rPr>
+        <w:t xml:space="preserve">avg_date =</w:t>
+      </w:r>
+      <w:r>
+        <w:rPr>
+          <w:rStyle w:val="NormalTok"/>
+        </w:rPr>
+        <w:t xml:space="preserve"> </w:t>
+      </w:r>
+      <w:r>
+        <w:rPr>
+          <w:rStyle w:val="FunctionTok"/>
+        </w:rPr>
+        <w:t xml:space="preserve">format</w:t>
+      </w:r>
+      <w:r>
+        <w:rPr>
+          <w:rStyle w:val="NormalTok"/>
+        </w:rPr>
+        <w:t xml:space="preserve">(</w:t>
+      </w:r>
+      <w:r>
+        <w:rPr>
+          <w:rStyle w:val="FunctionTok"/>
+        </w:rPr>
+        <w:t xml:space="preserve">as.Date</w:t>
+      </w:r>
+      <w:r>
+        <w:rPr>
+          <w:rStyle w:val="NormalTok"/>
+        </w:rPr>
+        <w:t xml:space="preserve">(</w:t>
+      </w:r>
+      <w:r>
+        <w:rPr>
+          <w:rStyle w:val="FunctionTok"/>
+        </w:rPr>
+        <w:t xml:space="preserve">round</w:t>
+      </w:r>
+      <w:r>
+        <w:rPr>
+          <w:rStyle w:val="NormalTok"/>
+        </w:rPr>
+        <w:t xml:space="preserve">(</w:t>
+      </w:r>
+      <w:r>
+        <w:rPr>
+          <w:rStyle w:val="FunctionTok"/>
+        </w:rPr>
+        <w:t xml:space="preserve">mean</w:t>
+      </w:r>
+      <w:r>
+        <w:rPr>
+          <w:rStyle w:val="NormalTok"/>
+        </w:rPr>
+        <w:t xml:space="preserve">(julian_day)), </w:t>
+      </w:r>
+      <w:r>
+        <w:rPr>
+          <w:rStyle w:val="AttributeTok"/>
+        </w:rPr>
+        <w:t xml:space="preserve">origin =</w:t>
+      </w:r>
+      <w:r>
+        <w:rPr>
+          <w:rStyle w:val="NormalTok"/>
+        </w:rPr>
+        <w:t xml:space="preserve"> </w:t>
+      </w:r>
+      <w:r>
+        <w:rPr>
+          <w:rStyle w:val="FunctionTok"/>
+        </w:rPr>
+        <w:t xml:space="preserve">as.Date</w:t>
+      </w:r>
+      <w:r>
+        <w:rPr>
+          <w:rStyle w:val="NormalTok"/>
+        </w:rPr>
+        <w:t xml:space="preserve">(</w:t>
+      </w:r>
+      <w:r>
+        <w:rPr>
+          <w:rStyle w:val="StringTok"/>
+        </w:rPr>
+        <w:t xml:space="preserve">"2024-01-01"</w:t>
+      </w:r>
+      <w:r>
+        <w:rPr>
+          <w:rStyle w:val="NormalTok"/>
+        </w:rPr>
+        <w:t xml:space="preserve">)), </w:t>
+      </w:r>
+      <w:r>
+        <w:rPr>
+          <w:rStyle w:val="StringTok"/>
+        </w:rPr>
+        <w:t xml:space="preserve">"%m-%d"</w:t>
+      </w:r>
+      <w:r>
+        <w:rPr>
+          <w:rStyle w:val="NormalTok"/>
+        </w:rPr>
+        <w:t xml:space="preserve">),</w:t>
+      </w:r>
+      <w:r>
+        <w:br/>
+      </w:r>
+      <w:r>
+        <w:rPr>
+          <w:rStyle w:val="NormalTok"/>
+        </w:rPr>
+        <w:t xml:space="preserve">            </w:t>
+      </w:r>
+      <w:r>
+        <w:rPr>
+          <w:rStyle w:val="AttributeTok"/>
+        </w:rPr>
+        <w:t xml:space="preserve">stdev =</w:t>
+      </w:r>
+      <w:r>
+        <w:rPr>
+          <w:rStyle w:val="NormalTok"/>
+        </w:rPr>
+        <w:t xml:space="preserve"> </w:t>
+      </w:r>
+      <w:r>
+        <w:rPr>
+          <w:rStyle w:val="FunctionTok"/>
+        </w:rPr>
+        <w:t xml:space="preserve">round</w:t>
+      </w:r>
+      <w:r>
+        <w:rPr>
+          <w:rStyle w:val="NormalTok"/>
+        </w:rPr>
+        <w:t xml:space="preserve">(</w:t>
+      </w:r>
+      <w:r>
+        <w:rPr>
+          <w:rStyle w:val="FunctionTok"/>
+        </w:rPr>
+        <w:t xml:space="preserve">sd</w:t>
+      </w:r>
+      <w:r>
+        <w:rPr>
+          <w:rStyle w:val="NormalTok"/>
+        </w:rPr>
+        <w:t xml:space="preserve">(julian_day)),</w:t>
+      </w:r>
+      <w:r>
+        <w:br/>
+      </w:r>
+      <w:r>
+        <w:rPr>
+          <w:rStyle w:val="NormalTok"/>
+        </w:rPr>
+        <w:t xml:space="preserve">            </w:t>
+      </w:r>
+      <w:r>
+        <w:rPr>
+          <w:rStyle w:val="AttributeTok"/>
+        </w:rPr>
+        <w:t xml:space="preserve">n_years =</w:t>
+      </w:r>
+      <w:r>
+        <w:rPr>
+          <w:rStyle w:val="NormalTok"/>
+        </w:rPr>
+        <w:t xml:space="preserve"> </w:t>
+      </w:r>
+      <w:r>
+        <w:rPr>
+          <w:rStyle w:val="FunctionTok"/>
+        </w:rPr>
+        <w:t xml:space="preserve">n</w:t>
+      </w:r>
+      <w:r>
+        <w:rPr>
+          <w:rStyle w:val="NormalTok"/>
+        </w:rPr>
+        <w:t xml:space="preserve">(),</w:t>
+      </w:r>
+      <w:r>
+        <w:br/>
+      </w:r>
+      <w:r>
+        <w:rPr>
+          <w:rStyle w:val="NormalTok"/>
+        </w:rPr>
+        <w:t xml:space="preserve">            </w:t>
+      </w:r>
+      <w:r>
+        <w:rPr>
+          <w:rStyle w:val="AttributeTok"/>
+        </w:rPr>
+        <w:t xml:space="preserve">min_year =</w:t>
+      </w:r>
+      <w:r>
+        <w:rPr>
+          <w:rStyle w:val="NormalTok"/>
+        </w:rPr>
+        <w:t xml:space="preserve"> </w:t>
+      </w:r>
+      <w:r>
+        <w:rPr>
+          <w:rStyle w:val="FunctionTok"/>
+        </w:rPr>
+        <w:t xml:space="preserve">min</w:t>
+      </w:r>
+      <w:r>
+        <w:rPr>
+          <w:rStyle w:val="NormalTok"/>
+        </w:rPr>
+        <w:t xml:space="preserve">(year),</w:t>
+      </w:r>
+      <w:r>
+        <w:br/>
+      </w:r>
+      <w:r>
+        <w:rPr>
+          <w:rStyle w:val="NormalTok"/>
+        </w:rPr>
+        <w:t xml:space="preserve">            </w:t>
+      </w:r>
+      <w:r>
+        <w:rPr>
+          <w:rStyle w:val="AttributeTok"/>
+        </w:rPr>
+        <w:t xml:space="preserve">max_year =</w:t>
+      </w:r>
+      <w:r>
+        <w:rPr>
+          <w:rStyle w:val="NormalTok"/>
+        </w:rPr>
+        <w:t xml:space="preserve"> </w:t>
+      </w:r>
+      <w:r>
+        <w:rPr>
+          <w:rStyle w:val="FunctionTok"/>
+        </w:rPr>
+        <w:t xml:space="preserve">max</w:t>
+      </w:r>
+      <w:r>
+        <w:rPr>
+          <w:rStyle w:val="NormalTok"/>
+        </w:rPr>
+        <w:t xml:space="preserve">(year))</w:t>
+      </w:r>
+    </w:p>
+    <w:p>
+      <w:pPr>
+        <w:pStyle w:val="SourceCode"/>
+      </w:pPr>
+      <w:r>
+        <w:rPr>
+          <w:rStyle w:val="VerbatimChar"/>
+        </w:rPr>
+        <w:t xml:space="preserve"># A tibble: 2 × 6</w:t>
+      </w:r>
+      <w:r>
+        <w:br/>
+      </w:r>
+      <w:r>
+        <w:rPr>
+          <w:rStyle w:val="VerbatimChar"/>
+        </w:rPr>
+        <w:t xml:space="preserve">  season avg_date stdev n_years min_year max_year</w:t>
+      </w:r>
+      <w:r>
+        <w:br/>
+      </w:r>
+      <w:r>
+        <w:rPr>
+          <w:rStyle w:val="VerbatimChar"/>
+        </w:rPr>
+        <w:t xml:space="preserve">  &lt;chr&gt;  &lt;chr&gt;    &lt;dbl&gt;   &lt;int&gt;    &lt;dbl&gt;    &lt;dbl&gt;</w:t>
+      </w:r>
+      <w:r>
+        <w:br/>
+      </w:r>
+      <w:r>
+        <w:rPr>
+          <w:rStyle w:val="VerbatimChar"/>
+        </w:rPr>
+        <w:t xml:space="preserve">1 spring 04-27        7      21     2001     2022</w:t>
+      </w:r>
+      <w:r>
+        <w:br/>
+      </w:r>
+      <w:r>
+        <w:rPr>
+          <w:rStyle w:val="VerbatimChar"/>
+        </w:rPr>
+        <w:t xml:space="preserve">2 summer 07-25        4      23     2000     2022</w:t>
+      </w:r>
+    </w:p>
+    <w:p>
+      <w:pPr>
+        <w:pStyle w:val="FirstParagraph"/>
+      </w:pPr>
+    </w:p>
+    <w:bookmarkEnd w:id="119"/>
+    <w:bookmarkStart w:id="126" w:name="time-of-day"/>
+    <w:p>
+      <w:pPr>
+        <w:pStyle w:val="Heading2"/>
+      </w:pPr>
+      <w:r>
+        <w:t xml:space="preserve">B.3 Time of Day</w:t>
+      </w:r>
+    </w:p>
+    <w:p>
+      <w:pPr>
+        <w:pStyle w:val="SourceCode"/>
+      </w:pPr>
+      <w:r>
+        <w:rPr>
+          <w:rStyle w:val="CommentTok"/>
+        </w:rPr>
+        <w:t xml:space="preserve"># dot plot</w:t>
+      </w:r>
+      <w:r>
+        <w:br/>
+      </w:r>
+      <w:r>
+        <w:rPr>
+          <w:rStyle w:val="NormalTok"/>
+        </w:rPr>
+        <w:t xml:space="preserve">krbwqm_dates </w:t>
+      </w:r>
+      <w:r>
+        <w:rPr>
+          <w:rStyle w:val="SpecialCharTok"/>
+        </w:rPr>
+        <w:t xml:space="preserve">%&gt;%</w:t>
+      </w:r>
+      <w:r>
+        <w:br/>
+      </w:r>
+      <w:r>
+        <w:rPr>
+          <w:rStyle w:val="NormalTok"/>
+        </w:rPr>
+        <w:t xml:space="preserve">  </w:t>
+      </w:r>
+      <w:r>
+        <w:rPr>
+          <w:rStyle w:val="FunctionTok"/>
+        </w:rPr>
+        <w:t xml:space="preserve">ggplot</w:t>
+      </w:r>
+      <w:r>
+        <w:rPr>
+          <w:rStyle w:val="NormalTok"/>
+        </w:rPr>
+        <w:t xml:space="preserve">(</w:t>
+      </w:r>
+      <w:r>
+        <w:rPr>
+          <w:rStyle w:val="FunctionTok"/>
+        </w:rPr>
+        <w:t xml:space="preserve">aes</w:t>
+      </w:r>
+      <w:r>
+        <w:rPr>
+          <w:rStyle w:val="NormalTok"/>
+        </w:rPr>
+        <w:t xml:space="preserve">(year,time_max_tide)) </w:t>
+      </w:r>
+      <w:r>
+        <w:rPr>
+          <w:rStyle w:val="SpecialCharTok"/>
+        </w:rPr>
+        <w:t xml:space="preserve">+</w:t>
+      </w:r>
+      <w:r>
+        <w:br/>
+      </w:r>
+      <w:r>
+        <w:rPr>
+          <w:rStyle w:val="NormalTok"/>
+        </w:rPr>
+        <w:t xml:space="preserve">  </w:t>
+      </w:r>
+      <w:r>
+        <w:rPr>
+          <w:rStyle w:val="FunctionTok"/>
+        </w:rPr>
+        <w:t xml:space="preserve">geom_point</w:t>
+      </w:r>
+      <w:r>
+        <w:rPr>
+          <w:rStyle w:val="NormalTok"/>
+        </w:rPr>
+        <w:t xml:space="preserve">() </w:t>
+      </w:r>
+      <w:r>
+        <w:rPr>
+          <w:rStyle w:val="SpecialCharTok"/>
+        </w:rPr>
+        <w:t xml:space="preserve">+</w:t>
+      </w:r>
+      <w:r>
+        <w:br/>
+      </w:r>
+      <w:r>
+        <w:rPr>
+          <w:rStyle w:val="NormalTok"/>
+        </w:rPr>
+        <w:t xml:space="preserve">  </w:t>
+      </w:r>
+      <w:r>
+        <w:rPr>
+          <w:rStyle w:val="FunctionTok"/>
+        </w:rPr>
+        <w:t xml:space="preserve">facet_grid</w:t>
+      </w:r>
+      <w:r>
+        <w:rPr>
+          <w:rStyle w:val="NormalTok"/>
+        </w:rPr>
+        <w:t xml:space="preserve">(.</w:t>
+      </w:r>
+      <w:r>
+        <w:rPr>
+          <w:rStyle w:val="SpecialCharTok"/>
+        </w:rPr>
+        <w:t xml:space="preserve">~</w:t>
+      </w:r>
+      <w:r>
+        <w:rPr>
+          <w:rStyle w:val="NormalTok"/>
+        </w:rPr>
+        <w:t xml:space="preserve">season) </w:t>
+      </w:r>
+      <w:r>
+        <w:rPr>
+          <w:rStyle w:val="SpecialCharTok"/>
+        </w:rPr>
+        <w:t xml:space="preserve">+</w:t>
+      </w:r>
+      <w:r>
+        <w:br/>
+      </w:r>
+      <w:r>
+        <w:rPr>
+          <w:rStyle w:val="NormalTok"/>
+        </w:rPr>
+        <w:t xml:space="preserve">  </w:t>
+      </w:r>
+      <w:r>
+        <w:rPr>
+          <w:rStyle w:val="FunctionTok"/>
+        </w:rPr>
+        <w:t xml:space="preserve">ggtitle</w:t>
+      </w:r>
+      <w:r>
+        <w:rPr>
+          <w:rStyle w:val="NormalTok"/>
+        </w:rPr>
+        <w:t xml:space="preserve">(</w:t>
+      </w:r>
+      <w:r>
+        <w:rPr>
+          <w:rStyle w:val="StringTok"/>
+        </w:rPr>
+        <w:t xml:space="preserve">"Kenai River Baseline Water Quality Sampling Times</w:t>
+      </w:r>
+      <w:r>
+        <w:rPr>
+          <w:rStyle w:val="SpecialCharTok"/>
+        </w:rPr>
+        <w:t xml:space="preserve">\n</w:t>
+      </w:r>
+      <w:r>
+        <w:rPr>
+          <w:rStyle w:val="StringTok"/>
+        </w:rPr>
+        <w:t xml:space="preserve">High Tides"</w:t>
+      </w:r>
+      <w:r>
+        <w:rPr>
+          <w:rStyle w:val="NormalTok"/>
+        </w:rPr>
+        <w:t xml:space="preserve">)</w:t>
       </w:r>
     </w:p>
     <w:p>
@@ -1356,18 +3516,18 @@
           <wp:inline>
             <wp:extent cx="4620126" cy="3696101"/>
             <wp:effectExtent b="0" l="0" r="0" t="0"/>
-            <wp:docPr descr="" title="" id="65" name="Picture"/>
+            <wp:docPr descr="" title="" id="121" name="Picture"/>
             <a:graphic>
               <a:graphicData uri="http://schemas.openxmlformats.org/drawingml/2006/picture">
                 <pic:pic>
                   <pic:nvPicPr>
-                    <pic:cNvPr descr="./benzene_files/figure-docx/unnamed-chunk-1-1.png" id="66" name="Picture"/>
+                    <pic:cNvPr descr="./appendix_b_files/figure-docx/unnamed-chunk-3-1.png" id="122" name="Picture"/>
                     <pic:cNvPicPr>
                       <a:picLocks noChangeArrowheads="1" noChangeAspect="1"/>
                     </pic:cNvPicPr>
                   </pic:nvPicPr>
                   <pic:blipFill>
-                    <a:blip r:embed="rId64"/>
+                    <a:blip r:embed="rId120"/>
                     <a:stretch>
                       <a:fillRect/>
                     </a:stretch>
@@ -1394,845 +3554,21 @@
         </w:drawing>
       </w:r>
     </w:p>
-    <w:bookmarkEnd w:id="67"/>
-    <w:bookmarkStart w:id="68" w:name="summary"/>
-    <w:p>
-      <w:pPr>
-        <w:pStyle w:val="Heading1"/>
-      </w:pPr>
-      <w:r>
-        <w:t xml:space="preserve">8. Summary</w:t>
-      </w:r>
-    </w:p>
-    <w:p>
-      <w:pPr>
-        <w:pStyle w:val="FirstParagraph"/>
-      </w:pPr>
-      <w:r>
-        <w:t xml:space="preserve">~2 page overall summary here.</w:t>
-      </w:r>
-    </w:p>
-    <w:bookmarkEnd w:id="68"/>
-    <w:bookmarkStart w:id="83" w:name="references"/>
-    <w:p>
-      <w:pPr>
-        <w:pStyle w:val="Heading1"/>
-      </w:pPr>
-      <w:r>
-        <w:t xml:space="preserve">References</w:t>
-      </w:r>
-    </w:p>
-    <w:bookmarkStart w:id="82" w:name="refs"/>
-    <w:bookmarkStart w:id="70" w:name="ref-dorava2000"/>
-    <w:p>
-      <w:pPr>
-        <w:pStyle w:val="Bibliography"/>
-      </w:pPr>
-      <w:r>
-        <w:t xml:space="preserve">Dorava, Joseph M, and Alexander M Milner. 2000.</w:t>
-      </w:r>
-      <w:r>
-        <w:t xml:space="preserve"> </w:t>
-      </w:r>
-      <w:r>
-        <w:t xml:space="preserve">“Role of Lake Regulation on Glacier-Fed Rivers in Enhancing Salmon Productivity: The Cook Inlet Watershed, South-Central Alaska, USA.”</w:t>
-      </w:r>
-      <w:r>
-        <w:t xml:space="preserve"> </w:t>
-      </w:r>
-      <w:r>
-        <w:rPr>
-          <w:iCs/>
-          <w:i/>
-        </w:rPr>
-        <w:t xml:space="preserve">Hydrol. Process.</w:t>
-      </w:r>
-      <w:r>
-        <w:t xml:space="preserve"> </w:t>
-      </w:r>
-      <w:r>
-        <w:t xml:space="preserve">14 (16-17): 3149–59.</w:t>
-      </w:r>
-      <w:r>
-        <w:t xml:space="preserve"> </w:t>
-      </w:r>
-      <w:hyperlink r:id="rId69">
-        <w:r>
-          <w:rPr>
-            <w:rStyle w:val="Hyperlink"/>
-          </w:rPr>
-          <w:t xml:space="preserve">https://doi.org/10.1002/1099-1085(200011/12)14:16/17&lt;3149::aid-hyp139&gt;3.0.co;2-y</w:t>
-        </w:r>
-      </w:hyperlink>
-      <w:r>
-        <w:t xml:space="preserve">.</w:t>
-      </w:r>
-    </w:p>
-    <w:bookmarkEnd w:id="70"/>
-    <w:bookmarkStart w:id="72" w:name="ref-epa2011"/>
-    <w:p>
-      <w:pPr>
-        <w:pStyle w:val="Bibliography"/>
-      </w:pPr>
-      <w:r>
-        <w:t xml:space="preserve">EPA. 2011.</w:t>
-      </w:r>
-      <w:r>
-        <w:t xml:space="preserve"> </w:t>
-      </w:r>
-      <w:r>
-        <w:t xml:space="preserve">“Nonpoint Source Program Success Story, Alaska: Upgrading Boat Motors Reduces Hydrocarbon Pollution.”</w:t>
-      </w:r>
-      <w:r>
-        <w:t xml:space="preserve"> </w:t>
-      </w:r>
-      <w:hyperlink r:id="rId71">
-        <w:r>
-          <w:rPr>
-            <w:rStyle w:val="Hyperlink"/>
-          </w:rPr>
-          <w:t xml:space="preserve">https://19january2017snapshot.epa.gov/sites/production/files/2015-10/documents/ak_kenai.pdf</w:t>
-        </w:r>
-      </w:hyperlink>
-      <w:r>
-        <w:t xml:space="preserve">.</w:t>
-      </w:r>
-    </w:p>
-    <w:bookmarkEnd w:id="72"/>
-    <w:bookmarkStart w:id="74" w:name="ref-glassrl1999"/>
-    <w:p>
-      <w:pPr>
-        <w:pStyle w:val="Bibliography"/>
-      </w:pPr>
-      <w:r>
-        <w:t xml:space="preserve">Glass, RL. 1999.</w:t>
-      </w:r>
-      <w:r>
-        <w:t xml:space="preserve"> </w:t>
-      </w:r>
-      <w:r>
-        <w:t xml:space="preserve">“Water-Quality Assessment of the Cook Inlet Basin, Alaska</w:t>
-      </w:r>
-      <w:r>
-        <w:t xml:space="preserve"> </w:t>
-      </w:r>
-      <w:r>
-        <w:t xml:space="preserve"> </w:t>
-      </w:r>
-      <w:r>
-        <w:t xml:space="preserve">Summary of Data Through 1997.”</w:t>
-      </w:r>
-      <w:r>
-        <w:t xml:space="preserve"> </w:t>
-      </w:r>
-      <w:hyperlink r:id="rId73">
-        <w:r>
-          <w:rPr>
-            <w:rStyle w:val="Hyperlink"/>
-          </w:rPr>
-          <w:t xml:space="preserve">https://doi.org/10.3133/wri994116</w:t>
-        </w:r>
-      </w:hyperlink>
-      <w:r>
-        <w:t xml:space="preserve">.</w:t>
-      </w:r>
-    </w:p>
-    <w:bookmarkEnd w:id="74"/>
-    <w:bookmarkStart w:id="76" w:name="ref-guerronorejuela2016"/>
-    <w:p>
-      <w:pPr>
-        <w:pStyle w:val="Bibliography"/>
-      </w:pPr>
-      <w:r>
-        <w:t xml:space="preserve">Guerron Orejuela, Edgar. 2016.</w:t>
-      </w:r>
-      <w:r>
-        <w:t xml:space="preserve"> </w:t>
-      </w:r>
-      <w:r>
-        <w:t xml:space="preserve">“Water Quality Assessment of the Kenai River Watershed from July 2000 to July 2014.”</w:t>
-      </w:r>
-      <w:r>
-        <w:t xml:space="preserve"> </w:t>
-      </w:r>
-      <w:hyperlink r:id="rId75">
-        <w:r>
-          <w:rPr>
-            <w:rStyle w:val="Hyperlink"/>
-          </w:rPr>
-          <w:t xml:space="preserve">https://dec.alaska.gov/media/16756/kenai-river-baseline-monitoring-report-final-zncuappendix.pdf</w:t>
-        </w:r>
-      </w:hyperlink>
-      <w:r>
-        <w:t xml:space="preserve">.</w:t>
-      </w:r>
-    </w:p>
-    <w:bookmarkEnd w:id="76"/>
-    <w:bookmarkStart w:id="77" w:name="ref-mccard2007"/>
-    <w:p>
-      <w:pPr>
-        <w:pStyle w:val="Bibliography"/>
-      </w:pPr>
-      <w:r>
-        <w:t xml:space="preserve">McCard, Jennifer J. 2007.</w:t>
-      </w:r>
-      <w:r>
-        <w:t xml:space="preserve"> </w:t>
-      </w:r>
-      <w:r>
-        <w:t xml:space="preserve">“Water Quality Assessment of the Kenai River Watershed from July 2000 to July 2006.”</w:t>
-      </w:r>
-    </w:p>
-    <w:bookmarkEnd w:id="77"/>
-    <w:bookmarkStart w:id="79" w:name="ref-reeves2018"/>
-    <w:p>
-      <w:pPr>
-        <w:pStyle w:val="Bibliography"/>
-      </w:pPr>
-      <w:r>
-        <w:t xml:space="preserve">Reeves, Mari Kathryn, Margaret Perdue, Lee Ann Munk, and Birgit Hagedorn. 2018.</w:t>
-      </w:r>
-      <w:r>
-        <w:t xml:space="preserve"> </w:t>
-      </w:r>
-      <w:r>
-        <w:t xml:space="preserve">“Predicting Risk of Trace Element Pollution from Municipal Roads Using Site-Specific Soil Samples and Remotely Sensed Data.”</w:t>
-      </w:r>
-      <w:r>
-        <w:t xml:space="preserve"> </w:t>
-      </w:r>
-      <w:r>
-        <w:rPr>
-          <w:iCs/>
-          <w:i/>
-        </w:rPr>
-        <w:t xml:space="preserve">Sci. Total Environ.</w:t>
-      </w:r>
-      <w:r>
-        <w:t xml:space="preserve"> </w:t>
-      </w:r>
-      <w:r>
-        <w:t xml:space="preserve">630 (July): 578–86.</w:t>
-      </w:r>
-      <w:r>
-        <w:t xml:space="preserve"> </w:t>
-      </w:r>
-      <w:hyperlink r:id="rId78">
-        <w:r>
-          <w:rPr>
-            <w:rStyle w:val="Hyperlink"/>
-          </w:rPr>
-          <w:t xml:space="preserve">https://doi.org/10.1016/j.scitotenv.2018.02.171</w:t>
-        </w:r>
-      </w:hyperlink>
-      <w:r>
-        <w:t xml:space="preserve">.</w:t>
-      </w:r>
-    </w:p>
-    <w:bookmarkEnd w:id="79"/>
-    <w:bookmarkStart w:id="81" w:name="ref-schoen2017"/>
-    <w:p>
-      <w:pPr>
-        <w:pStyle w:val="Bibliography"/>
-      </w:pPr>
-      <w:r>
-        <w:t xml:space="preserve">Schoen, Erik R, Mark S Wipfli, E Jamie Trammell, Daniel J Rinella, Angelica L Floyd, Jess Grunblatt, Molly D McCarthy, et al. 2017.</w:t>
-      </w:r>
-      <w:r>
-        <w:t xml:space="preserve"> </w:t>
-      </w:r>
-      <w:r>
-        <w:t xml:space="preserve">“Future of Pacific Salmon in the Face of Environmental Change: Lessons from One of the World’s Remaining Productive Salmon Regions.”</w:t>
-      </w:r>
-      <w:r>
-        <w:t xml:space="preserve"> </w:t>
-      </w:r>
-      <w:r>
-        <w:rPr>
-          <w:iCs/>
-          <w:i/>
-        </w:rPr>
-        <w:t xml:space="preserve">Fisheries</w:t>
-      </w:r>
-      <w:r>
-        <w:t xml:space="preserve"> </w:t>
-      </w:r>
-      <w:r>
-        <w:t xml:space="preserve">42 (10): 538–53.</w:t>
-      </w:r>
-      <w:r>
-        <w:t xml:space="preserve"> </w:t>
-      </w:r>
-      <w:hyperlink r:id="rId80">
-        <w:r>
-          <w:rPr>
-            <w:rStyle w:val="Hyperlink"/>
-          </w:rPr>
-          <w:t xml:space="preserve">https://doi.org/10.1080/03632415.2017.1374251</w:t>
-        </w:r>
-      </w:hyperlink>
-      <w:r>
-        <w:t xml:space="preserve">.</w:t>
-      </w:r>
-    </w:p>
-    <w:bookmarkEnd w:id="81"/>
-    <w:bookmarkEnd w:id="82"/>
-    <w:p>
-      <w:r>
-        <w:br w:type="page"/>
-      </w:r>
-    </w:p>
-    <w:bookmarkEnd w:id="83"/>
-    <w:bookmarkStart w:id="94" w:name="appendix-data-review-and-uplift"/>
-    <w:p>
-      <w:pPr>
-        <w:pStyle w:val="Heading1"/>
-      </w:pPr>
-      <w:r>
-        <w:t xml:space="preserve">Appendix A — Appendix: Data Review and Uplift</w:t>
-      </w:r>
-    </w:p>
-    <w:bookmarkStart w:id="93" w:name="introduction-1"/>
-    <w:p>
-      <w:pPr>
-        <w:pStyle w:val="Heading2"/>
-      </w:pPr>
-      <w:r>
-        <w:t xml:space="preserve">A.1 Introduction</w:t>
-      </w:r>
-    </w:p>
-    <w:p>
-      <w:pPr>
-        <w:pStyle w:val="FirstParagraph"/>
-      </w:pPr>
-      <w:r>
-        <w:t xml:space="preserve">Prior to publishing analysis and interpretation of water quality data, we will ensure that all data that meets QA/QC standards outlined in the current project</w:t>
-      </w:r>
-      <w:r>
-        <w:t xml:space="preserve"> </w:t>
-      </w:r>
-      <w:hyperlink r:id="rId84">
-        <w:r>
-          <w:rPr>
-            <w:rStyle w:val="Hyperlink"/>
-          </w:rPr>
-          <w:t xml:space="preserve">Quality Assurance Project Plan (QAPP)</w:t>
-        </w:r>
-      </w:hyperlink>
-      <w:r>
-        <w:t xml:space="preserve"> </w:t>
-      </w:r>
-      <w:r>
-        <w:t xml:space="preserve">and is accessible in the appropriate repository.</w:t>
-      </w:r>
-    </w:p>
-    <w:p>
-      <w:pPr>
-        <w:pStyle w:val="BodyText"/>
-      </w:pPr>
-      <w:r>
-        <w:t xml:space="preserve">Water quality data from this project is ultimately destined for the Environmental Protection Agency’s Water Quality Exchange (EPA WQX), formerly EPA STORET. The process of transferring these data to the higher-level EPA repository is referred to as data</w:t>
-      </w:r>
-      <w:r>
-        <w:t xml:space="preserve"> </w:t>
-      </w:r>
-      <w:r>
-        <w:t xml:space="preserve">“</w:t>
-      </w:r>
-      <w:r>
-        <w:t xml:space="preserve">uplift.</w:t>
-      </w:r>
-      <w:r>
-        <w:t xml:space="preserve">”</w:t>
-      </w:r>
-    </w:p>
-    <w:p>
-      <w:pPr>
-        <w:pStyle w:val="BodyText"/>
-      </w:pPr>
-      <w:r>
-        <w:t xml:space="preserve">The Quality Assurance Project Plan (QAPP) for this project describes data management details and responsible parties for each step of the data pipeline from observation to repository. The 2021 data preparation and review process is published here as an appendix as an example of the process applied annually to each year’s data.</w:t>
-      </w:r>
-    </w:p>
-    <w:bookmarkStart w:id="92" w:name="water-quality-data"/>
-    <w:p>
-      <w:pPr>
-        <w:pStyle w:val="Heading3"/>
-      </w:pPr>
-      <w:r>
-        <w:t xml:space="preserve">A.1.1 2021 Water Quality Data</w:t>
-      </w:r>
-    </w:p>
-    <w:p>
-      <w:pPr>
-        <w:pStyle w:val="FirstParagraph"/>
-      </w:pPr>
-      <w:r>
-        <w:t xml:space="preserve">In this appendix we will collate 2021 laboratory data from several sources into a single spreadsheet document with a consistent format. The desired end format is a spreadsheet template provided by the EPA Water Quality Exchange. These template files are available to download at</w:t>
-      </w:r>
-      <w:r>
-        <w:t xml:space="preserve"> </w:t>
-      </w:r>
-      <w:hyperlink r:id="rId85">
-        <w:r>
-          <w:rPr>
-            <w:rStyle w:val="Hyperlink"/>
-          </w:rPr>
-          <w:t xml:space="preserve">https://www.epa.gov/waterdata/water-quality-exchange-web-template-files</w:t>
-        </w:r>
-      </w:hyperlink>
-      <w:r>
-        <w:t xml:space="preserve">.</w:t>
-      </w:r>
-    </w:p>
-    <w:p>
-      <w:pPr>
-        <w:pStyle w:val="BodyText"/>
-      </w:pPr>
-      <w:r>
-        <w:t xml:space="preserve">Once the data is collated, it will be evaluated according to a Quality Assurance Checklist provided by the Alaska Department of Environmental Conservation Soldotna office. Field observations that do not meet the quality assurance standards described in the evaluation checklist will not be uplifted to the EPA WQx.</w:t>
-      </w:r>
-    </w:p>
-    <w:p>
-      <w:pPr>
-        <w:pStyle w:val="BodyText"/>
-      </w:pPr>
-      <w:r>
-        <w:t xml:space="preserve">Data that has been uplifted to the EPA WQX is evaluated biannually by the Alaska Department of Environmental Conservation (ADEC) in their</w:t>
-      </w:r>
-      <w:r>
-        <w:t xml:space="preserve"> </w:t>
-      </w:r>
-      <w:hyperlink r:id="rId86">
-        <w:r>
-          <w:rPr>
-            <w:rStyle w:val="Hyperlink"/>
-          </w:rPr>
-          <w:t xml:space="preserve">Integrated Water Quality Monitoring and Assessment Report</w:t>
-        </w:r>
-      </w:hyperlink>
-      <w:r>
-        <w:rPr>
-          <w:rStyle w:val="FootnoteReference"/>
-        </w:rPr>
-        <w:footnoteReference w:id="87"/>
-      </w:r>
-      <w:r>
-        <w:t xml:space="preserve">.</w:t>
-      </w:r>
-    </w:p>
-    <w:bookmarkStart w:id="91" w:name="water-quality-data-aqwms-formatting"/>
-    <w:p>
-      <w:pPr>
-        <w:pStyle w:val="Heading4"/>
-      </w:pPr>
-      <w:r>
-        <w:t xml:space="preserve">A.1.1.1 2021 Water Quality Data AQWMS Formatting</w:t>
-      </w:r>
-    </w:p>
-    <w:p>
-      <w:pPr>
-        <w:pStyle w:val="FirstParagraph"/>
-      </w:pPr>
-      <w:r>
-        <w:t xml:space="preserve">The code scripts below assemble water quality data from the three analytical laboratories that partnered with Kenai Watershed Forum for this project in 2021:</w:t>
-      </w:r>
-    </w:p>
-    <w:p>
-      <w:pPr>
-        <w:numPr>
-          <w:ilvl w:val="0"/>
-          <w:numId w:val="1004"/>
-        </w:numPr>
-      </w:pPr>
-      <w:r>
-        <w:t xml:space="preserve">SGS Laboratories (Anchorage, AK)</w:t>
-      </w:r>
-    </w:p>
-    <w:p>
-      <w:pPr>
-        <w:numPr>
-          <w:ilvl w:val="0"/>
-          <w:numId w:val="1004"/>
-        </w:numPr>
-      </w:pPr>
-      <w:r>
-        <w:t xml:space="preserve">Soldotna Wastewater Treatment Plant (Soldotna, AK)</w:t>
-      </w:r>
-    </w:p>
-    <w:p>
-      <w:pPr>
-        <w:numPr>
-          <w:ilvl w:val="0"/>
-          <w:numId w:val="1004"/>
-        </w:numPr>
-      </w:pPr>
-      <w:r>
-        <w:t xml:space="preserve">Taurianen Engineering and Testing (Soldotna, AK)</w:t>
-      </w:r>
-    </w:p>
-    <w:p>
-      <w:pPr>
-        <w:pStyle w:val="FirstParagraph"/>
-      </w:pPr>
-    </w:p>
-    <w:p>
-      <w:r>
-        <w:pict>
-          <v:rect style="width:0;height:1.5pt" o:hralign="center" o:hrstd="t" o:hr="t"/>
-        </w:pict>
-      </w:r>
-    </w:p>
-    <w:bookmarkStart w:id="88" w:name="metalsnutrients-lab-results-sgs-labs"/>
-    <w:p>
-      <w:pPr>
-        <w:pStyle w:val="Heading5"/>
-      </w:pPr>
-      <w:r>
-        <w:t xml:space="preserve">A.1.1.1.1 2021 Metals/Nutrients Lab Results (SGS Labs)</w:t>
-      </w:r>
-    </w:p>
-    <w:p>
-      <w:pPr>
-        <w:pStyle w:val="FirstParagraph"/>
-      </w:pPr>
-      <w:r>
-        <w:t xml:space="preserve">*</w:t>
-      </w:r>
-      <w:r>
-        <w:rPr>
-          <w:iCs/>
-          <w:i/>
-        </w:rPr>
-        <w:t xml:space="preserve">Note: the chain of custody documents for SGS Laboratories are integrated into the above downloadable PDF files.</w:t>
-      </w:r>
-    </w:p>
-    <w:p>
-      <w:r>
-        <w:br w:type="page"/>
-      </w:r>
-    </w:p>
-    <w:p>
-      <w:pPr>
-        <w:pStyle w:val="BodyText"/>
-      </w:pPr>
-    </w:p>
-    <w:p>
-      <w:pPr>
-        <w:pStyle w:val="BodyText"/>
-      </w:pPr>
-      <w:r>
-        <w:t xml:space="preserve">modify code to retain all lab dat for later step? (incl surr, spikes, etc)</w:t>
-      </w:r>
-    </w:p>
-    <w:p>
-      <w:pPr>
-        <w:pStyle w:val="BodyText"/>
-      </w:pPr>
-    </w:p>
-    <w:bookmarkEnd w:id="88"/>
-    <w:bookmarkStart w:id="89" w:name="Xe5573e5633f16ae9a1ac22e5093bc76c9f3efc3"/>
-    <w:p>
-      <w:pPr>
-        <w:pStyle w:val="Heading5"/>
-      </w:pPr>
-      <w:r>
-        <w:t xml:space="preserve">A.1.1.1.2 2021 Fecal Coliform Lab Results (Soldotna Wastewater Treatment Plant (SWWTP)/Taurianen Engineering)</w:t>
-      </w:r>
-    </w:p>
-    <w:p>
-      <w:pPr>
-        <w:pStyle w:val="FirstParagraph"/>
-      </w:pPr>
-    </w:p>
-    <w:bookmarkEnd w:id="89"/>
-    <w:bookmarkStart w:id="90" w:name="X5557f560b359c101d2328510c16c10f38ab14ee"/>
-    <w:p>
-      <w:pPr>
-        <w:pStyle w:val="Heading5"/>
-      </w:pPr>
-      <w:r>
-        <w:t xml:space="preserve">A.1.1.1.3 2021 Total Suspended Solids Lab Results (Soldotna Wastewater Treatment Plant (SWWTP))</w:t>
-      </w:r>
-    </w:p>
-    <w:p>
-      <w:pPr>
-        <w:pStyle w:val="FirstParagraph"/>
-      </w:pPr>
-    </w:p>
-    <w:bookmarkEnd w:id="90"/>
-    <w:bookmarkEnd w:id="91"/>
-    <w:bookmarkEnd w:id="92"/>
-    <w:bookmarkEnd w:id="93"/>
-    <w:bookmarkEnd w:id="94"/>
-    <w:bookmarkStart w:id="97" w:name="Xc80b13065e1b104e866800c345a77db4240614b"/>
-    <w:p>
-      <w:pPr>
-        <w:pStyle w:val="Heading1"/>
-      </w:pPr>
-      <w:r>
-        <w:t xml:space="preserve">Appendix A — 2/14/23 go back to FC section and see if sample name is already bad up there</w:t>
-      </w:r>
-    </w:p>
-    <w:p>
-      <w:pPr>
-        <w:pStyle w:val="FirstParagraph"/>
-      </w:pPr>
-    </w:p>
-    <w:bookmarkStart w:id="95" w:name="provisional-results-prior-to-data-review"/>
-    <w:p>
-      <w:pPr>
-        <w:pStyle w:val="Heading3"/>
-      </w:pPr>
-      <w:r>
-        <w:t xml:space="preserve">A.0.1 2021 Provisional Results, Prior to Data Review</w:t>
-      </w:r>
-    </w:p>
-    <w:p>
-      <w:pPr>
-        <w:pStyle w:val="FirstParagraph"/>
-      </w:pPr>
-      <w:r>
-        <w:rPr>
-          <w:iCs/>
-          <w:i/>
-        </w:rPr>
-        <w:t xml:space="preserve">Results last updated 2023-02-20</w:t>
-      </w:r>
-    </w:p>
-    <w:p>
-      <w:pPr>
-        <w:pStyle w:val="BodyText"/>
-      </w:pPr>
-      <w:r>
-        <w:t xml:space="preserve">The above data sources have been collated in to a single .csv file (available for download) per following guidance in the current Quality Assurance Project Plan.</w:t>
-      </w:r>
-    </w:p>
-    <w:p>
-      <w:r>
-        <w:pict>
-          <v:rect style="width:0;height:1.5pt" o:hralign="center" o:hrstd="t" o:hr="t"/>
-        </w:pict>
-      </w:r>
-    </w:p>
-    <w:bookmarkEnd w:id="95"/>
-    <w:bookmarkStart w:id="96" w:name="data-evaluation"/>
-    <w:p>
-      <w:pPr>
-        <w:pStyle w:val="Heading3"/>
-      </w:pPr>
-      <w:r>
-        <w:t xml:space="preserve">A.0.2 2021 Data Evaluation</w:t>
-      </w:r>
-    </w:p>
-    <w:p>
-      <w:pPr>
-        <w:pStyle w:val="FirstParagraph"/>
-      </w:pPr>
-      <w:r>
-        <w:t xml:space="preserve">Prior to submission to ADEC, all water quality data must be checked against a series of standard questions in order to evaluate how quality assurance / quality check (QA/QC) processes are instituted. The draft Data Evaluation Checklist Template (available for download below) outlines these questions:</w:t>
-      </w:r>
-    </w:p>
-    <w:bookmarkEnd w:id="96"/>
-    <w:bookmarkEnd w:id="97"/>
-    <w:bookmarkStart w:id="115" w:name="appendix-sample-event-timing"/>
-    <w:p>
-      <w:pPr>
-        <w:pStyle w:val="Heading1"/>
-      </w:pPr>
-      <w:r>
-        <w:t xml:space="preserve">Appendix B — Appendix: Sample Event Timing</w:t>
-      </w:r>
-    </w:p>
-    <w:bookmarkStart w:id="103" w:name="introduction-2"/>
-    <w:p>
-      <w:pPr>
-        <w:pStyle w:val="Heading2"/>
-      </w:pPr>
-      <w:r>
-        <w:t xml:space="preserve">B.1 Introduction</w:t>
-      </w:r>
-    </w:p>
-    <w:p>
-      <w:pPr>
-        <w:pStyle w:val="FirstParagraph"/>
-      </w:pPr>
-      <w:r>
-        <w:t xml:space="preserve">Sample event timing for spring and summer events must be chosen with care each year. Sample date occurs on Tuesdays traditionally, and dates must be chosen such that the tide is incoming early in the morning.</w:t>
-      </w:r>
-    </w:p>
-    <w:p>
-      <w:pPr>
-        <w:pStyle w:val="BodyText"/>
-      </w:pPr>
-    </w:p>
-    <w:p>
-      <w:pPr>
-        <w:pStyle w:val="BodyText"/>
-      </w:pPr>
-    </w:p>
-    <w:bookmarkStart w:id="101" w:name="notes-on-data-sourcing"/>
-    <w:p>
-      <w:pPr>
-        <w:pStyle w:val="Heading5"/>
-      </w:pPr>
-      <w:r>
-        <w:t xml:space="preserve">B.1.0.0.1 Notes on data sourcing</w:t>
-      </w:r>
-    </w:p>
-    <w:p>
-      <w:pPr>
-        <w:pStyle w:val="FirstParagraph"/>
-      </w:pPr>
-      <w:r>
-        <w:t xml:space="preserve">Data is sourced from the following queries at</w:t>
-      </w:r>
-      <w:r>
-        <w:t xml:space="preserve"> </w:t>
-      </w:r>
-      <w:hyperlink r:id="rId98">
-        <w:r>
-          <w:rPr>
-            <w:rStyle w:val="Hyperlink"/>
-          </w:rPr>
-          <w:t xml:space="preserve">https://waterqualitydata.us</w:t>
-        </w:r>
-      </w:hyperlink>
-      <w:r>
-        <w:t xml:space="preserve"> </w:t>
-      </w:r>
-      <w:r>
-        <w:t xml:space="preserve">on Feb 24, 2021:</w:t>
-      </w:r>
-    </w:p>
-    <w:p>
-      <w:pPr>
-        <w:pStyle w:val="BodyText"/>
-      </w:pPr>
-      <w:r>
-        <w:t xml:space="preserve">CSV download for</w:t>
-      </w:r>
-      <w:r>
-        <w:t xml:space="preserve"> </w:t>
-      </w:r>
-      <w:r>
-        <w:rPr>
-          <w:u w:val="single"/>
-        </w:rPr>
-        <w:t xml:space="preserve">sample</w:t>
-      </w:r>
-      <w:r>
-        <w:t xml:space="preserve"> </w:t>
-      </w:r>
-      <w:r>
-        <w:t xml:space="preserve">data:</w:t>
-      </w:r>
-      <w:r>
-        <w:t xml:space="preserve"> </w:t>
-      </w:r>
-      <w:hyperlink r:id="rId99">
-        <w:r>
-          <w:rPr>
-            <w:rStyle w:val="Hyperlink"/>
-          </w:rPr>
-          <w:t xml:space="preserve">https://www.waterqualitydata.us/portal/#bBox=-151.322501%2C60.274310%2C-149.216144%2C60.738915&amp;mimeType=csv&amp;dataProfile=narrowResult</w:t>
-        </w:r>
-      </w:hyperlink>
-    </w:p>
-    <w:p>
-      <w:pPr>
-        <w:pStyle w:val="BodyText"/>
-      </w:pPr>
-      <w:r>
-        <w:t xml:space="preserve">CSV download for</w:t>
-      </w:r>
-      <w:r>
-        <w:t xml:space="preserve"> </w:t>
-      </w:r>
-      <w:r>
-        <w:rPr>
-          <w:u w:val="single"/>
-        </w:rPr>
-        <w:t xml:space="preserve">site</w:t>
-      </w:r>
-      <w:r>
-        <w:t xml:space="preserve"> </w:t>
-      </w:r>
-      <w:r>
-        <w:t xml:space="preserve">data:</w:t>
-      </w:r>
-      <w:r>
-        <w:t xml:space="preserve"> </w:t>
-      </w:r>
-      <w:hyperlink r:id="rId100">
-        <w:r>
-          <w:rPr>
-            <w:rStyle w:val="Hyperlink"/>
-          </w:rPr>
-          <w:t xml:space="preserve">https://www.waterqualitydata.us/portal/#countrycode=US&amp;statecode=US%3A02&amp;countycode=US%3A02%3A122&amp;bBox=-151.322501%2C60.274310%2C-149.216144%2C60.738915&amp;mimeType=csv</w:t>
-        </w:r>
-      </w:hyperlink>
-    </w:p>
-    <w:p>
-      <w:pPr>
-        <w:pStyle w:val="BodyText"/>
-      </w:pPr>
-      <w:r>
-        <w:t xml:space="preserve">Note: these CSV files are excluded from the GitHub repository because they are too large to sync. To reproduce the analysis, download and save these files locally instead. (See the ReadMe file at data/WQX_downloads in the repository).</w:t>
-      </w:r>
-    </w:p>
-    <w:p>
-      <w:pPr>
-        <w:pStyle w:val="BodyText"/>
-      </w:pPr>
-      <w:r>
-        <w:t xml:space="preserve">Using these same queries in the future will download the most current csv files.</w:t>
-      </w:r>
-    </w:p>
-    <w:p>
-      <w:pPr>
-        <w:pStyle w:val="BodyText"/>
-      </w:pPr>
-    </w:p>
-    <w:p>
-      <w:r>
-        <w:pict>
-          <v:rect style="width:0;height:1.5pt" o:hralign="center" o:hrstd="t" o:hr="t"/>
-        </w:pict>
-      </w:r>
-    </w:p>
-    <w:p>
-      <w:pPr>
-        <w:pStyle w:val="FirstParagraph"/>
-      </w:pPr>
-    </w:p>
-    <w:bookmarkEnd w:id="101"/>
-    <w:bookmarkStart w:id="102" w:name="import-data"/>
-    <w:p>
-      <w:pPr>
-        <w:pStyle w:val="Heading3"/>
-      </w:pPr>
-      <w:r>
-        <w:t xml:space="preserve">B.1.1 Import data</w:t>
-      </w:r>
-    </w:p>
-    <w:p>
-      <w:pPr>
-        <w:pStyle w:val="FirstParagraph"/>
-      </w:pPr>
-      <w:r>
-        <w:t xml:space="preserve">Import data from local csv files</w:t>
-      </w:r>
-    </w:p>
     <w:p>
       <w:pPr>
         <w:pStyle w:val="SourceCode"/>
       </w:pPr>
       <w:r>
         <w:rPr>
-          <w:rStyle w:val="CommentTok"/>
-        </w:rPr>
-        <w:t xml:space="preserve"># read in table of known dates from Guerron Orejuela 2016</w:t>
+          <w:rStyle w:val="NormalTok"/>
+        </w:rPr>
+        <w:t xml:space="preserve">krbwqm_dates </w:t>
+      </w:r>
+      <w:r>
+        <w:rPr>
+          <w:rStyle w:val="SpecialCharTok"/>
+        </w:rPr>
+        <w:t xml:space="preserve">%&gt;%</w:t>
       </w:r>
       <w:r>
         <w:br/>
@@ -2241,25 +3577,13 @@
         <w:rPr>
           <w:rStyle w:val="NormalTok"/>
         </w:rPr>
-        <w:t xml:space="preserve">krbwqm_dates </w:t>
-      </w:r>
-      <w:r>
-        <w:rPr>
-          <w:rStyle w:val="OtherTok"/>
-        </w:rPr>
-        <w:t xml:space="preserve">&lt;-</w:t>
-      </w:r>
-      <w:r>
-        <w:rPr>
-          <w:rStyle w:val="NormalTok"/>
-        </w:rPr>
-        <w:t xml:space="preserve"> </w:t>
+        <w:t xml:space="preserve">  </w:t>
       </w:r>
       <w:r>
         <w:rPr>
           <w:rStyle w:val="FunctionTok"/>
         </w:rPr>
-        <w:t xml:space="preserve">read_excel</w:t>
+        <w:t xml:space="preserve">ggplot</w:t>
       </w:r>
       <w:r>
         <w:rPr>
@@ -2269,427 +3593,126 @@
       </w:r>
       <w:r>
         <w:rPr>
+          <w:rStyle w:val="FunctionTok"/>
+        </w:rPr>
+        <w:t xml:space="preserve">aes</w:t>
+      </w:r>
+      <w:r>
+        <w:rPr>
+          <w:rStyle w:val="NormalTok"/>
+        </w:rPr>
+        <w:t xml:space="preserve">(year,time_min_tide)) </w:t>
+      </w:r>
+      <w:r>
+        <w:rPr>
+          <w:rStyle w:val="SpecialCharTok"/>
+        </w:rPr>
+        <w:t xml:space="preserve">+</w:t>
+      </w:r>
+      <w:r>
+        <w:br/>
+      </w:r>
+      <w:r>
+        <w:rPr>
+          <w:rStyle w:val="NormalTok"/>
+        </w:rPr>
+        <w:t xml:space="preserve">  </w:t>
+      </w:r>
+      <w:r>
+        <w:rPr>
+          <w:rStyle w:val="FunctionTok"/>
+        </w:rPr>
+        <w:t xml:space="preserve">geom_point</w:t>
+      </w:r>
+      <w:r>
+        <w:rPr>
+          <w:rStyle w:val="NormalTok"/>
+        </w:rPr>
+        <w:t xml:space="preserve">() </w:t>
+      </w:r>
+      <w:r>
+        <w:rPr>
+          <w:rStyle w:val="SpecialCharTok"/>
+        </w:rPr>
+        <w:t xml:space="preserve">+</w:t>
+      </w:r>
+      <w:r>
+        <w:br/>
+      </w:r>
+      <w:r>
+        <w:rPr>
+          <w:rStyle w:val="NormalTok"/>
+        </w:rPr>
+        <w:t xml:space="preserve">  </w:t>
+      </w:r>
+      <w:r>
+        <w:rPr>
+          <w:rStyle w:val="FunctionTok"/>
+        </w:rPr>
+        <w:t xml:space="preserve">facet_grid</w:t>
+      </w:r>
+      <w:r>
+        <w:rPr>
+          <w:rStyle w:val="NormalTok"/>
+        </w:rPr>
+        <w:t xml:space="preserve">(.</w:t>
+      </w:r>
+      <w:r>
+        <w:rPr>
+          <w:rStyle w:val="SpecialCharTok"/>
+        </w:rPr>
+        <w:t xml:space="preserve">~</w:t>
+      </w:r>
+      <w:r>
+        <w:rPr>
+          <w:rStyle w:val="NormalTok"/>
+        </w:rPr>
+        <w:t xml:space="preserve">season) </w:t>
+      </w:r>
+      <w:r>
+        <w:rPr>
+          <w:rStyle w:val="SpecialCharTok"/>
+        </w:rPr>
+        <w:t xml:space="preserve">+</w:t>
+      </w:r>
+      <w:r>
+        <w:br/>
+      </w:r>
+      <w:r>
+        <w:rPr>
+          <w:rStyle w:val="NormalTok"/>
+        </w:rPr>
+        <w:t xml:space="preserve">  </w:t>
+      </w:r>
+      <w:r>
+        <w:rPr>
+          <w:rStyle w:val="FunctionTok"/>
+        </w:rPr>
+        <w:t xml:space="preserve">ggtitle</w:t>
+      </w:r>
+      <w:r>
+        <w:rPr>
+          <w:rStyle w:val="NormalTok"/>
+        </w:rPr>
+        <w:t xml:space="preserve">(</w:t>
+      </w:r>
+      <w:r>
+        <w:rPr>
           <w:rStyle w:val="StringTok"/>
         </w:rPr>
-        <w:t xml:space="preserve">"other/input/sample_dates_tides.xlsx"</w:t>
-      </w:r>
-      <w:r>
-        <w:rPr>
-          <w:rStyle w:val="NormalTok"/>
-        </w:rPr>
-        <w:t xml:space="preserve">) </w:t>
+        <w:t xml:space="preserve">"Kenai River Baseline Water Quality Sampling Times</w:t>
       </w:r>
       <w:r>
         <w:rPr>
           <w:rStyle w:val="SpecialCharTok"/>
         </w:rPr>
-        <w:t xml:space="preserve">%&gt;%</w:t>
-      </w:r>
-      <w:r>
-        <w:br/>
-      </w:r>
-      <w:r>
-        <w:rPr>
-          <w:rStyle w:val="NormalTok"/>
-        </w:rPr>
-        <w:t xml:space="preserve">  </w:t>
-      </w:r>
-      <w:r>
-        <w:rPr>
-          <w:rStyle w:val="FunctionTok"/>
-        </w:rPr>
-        <w:t xml:space="preserve">rename</w:t>
-      </w:r>
-      <w:r>
-        <w:rPr>
-          <w:rStyle w:val="NormalTok"/>
-        </w:rPr>
-        <w:t xml:space="preserve">(</w:t>
-      </w:r>
-      <w:r>
-        <w:rPr>
-          <w:rStyle w:val="AttributeTok"/>
-        </w:rPr>
-        <w:t xml:space="preserve">activity_start_date =</w:t>
-      </w:r>
-      <w:r>
-        <w:rPr>
-          <w:rStyle w:val="NormalTok"/>
-        </w:rPr>
-        <w:t xml:space="preserve"> date) </w:t>
-      </w:r>
-      <w:r>
-        <w:rPr>
-          <w:rStyle w:val="SpecialCharTok"/>
-        </w:rPr>
-        <w:t xml:space="preserve">%&gt;%</w:t>
-      </w:r>
-      <w:r>
-        <w:br/>
-      </w:r>
-      <w:r>
-        <w:rPr>
-          <w:rStyle w:val="NormalTok"/>
-        </w:rPr>
-        <w:t xml:space="preserve">  </w:t>
-      </w:r>
-      <w:r>
-        <w:rPr>
-          <w:rStyle w:val="FunctionTok"/>
-        </w:rPr>
-        <w:t xml:space="preserve">transform</w:t>
-      </w:r>
-      <w:r>
-        <w:rPr>
-          <w:rStyle w:val="NormalTok"/>
-        </w:rPr>
-        <w:t xml:space="preserve">(</w:t>
-      </w:r>
-      <w:r>
-        <w:rPr>
-          <w:rStyle w:val="AttributeTok"/>
-        </w:rPr>
-        <w:t xml:space="preserve">time_max_tide =</w:t>
-      </w:r>
-      <w:r>
-        <w:rPr>
-          <w:rStyle w:val="NormalTok"/>
-        </w:rPr>
-        <w:t xml:space="preserve"> </w:t>
-      </w:r>
-      <w:r>
-        <w:rPr>
-          <w:rStyle w:val="FunctionTok"/>
-        </w:rPr>
-        <w:t xml:space="preserve">as.hms</w:t>
-      </w:r>
-      <w:r>
-        <w:rPr>
-          <w:rStyle w:val="NormalTok"/>
-        </w:rPr>
-        <w:t xml:space="preserve">(time_max_tide),</w:t>
-      </w:r>
-      <w:r>
-        <w:br/>
-      </w:r>
-      <w:r>
-        <w:rPr>
-          <w:rStyle w:val="NormalTok"/>
-        </w:rPr>
-        <w:t xml:space="preserve">            </w:t>
-      </w:r>
-      <w:r>
-        <w:rPr>
-          <w:rStyle w:val="AttributeTok"/>
-        </w:rPr>
-        <w:t xml:space="preserve">time_min_tide =</w:t>
-      </w:r>
-      <w:r>
-        <w:rPr>
-          <w:rStyle w:val="NormalTok"/>
-        </w:rPr>
-        <w:t xml:space="preserve"> </w:t>
-      </w:r>
-      <w:r>
-        <w:rPr>
-          <w:rStyle w:val="FunctionTok"/>
-        </w:rPr>
-        <w:t xml:space="preserve">as.hms</w:t>
-      </w:r>
-      <w:r>
-        <w:rPr>
-          <w:rStyle w:val="NormalTok"/>
-        </w:rPr>
-        <w:t xml:space="preserve">(time_min_tide)) </w:t>
-      </w:r>
-      <w:r>
-        <w:rPr>
-          <w:rStyle w:val="SpecialCharTok"/>
-        </w:rPr>
-        <w:t xml:space="preserve">%&gt;%</w:t>
-      </w:r>
-      <w:r>
-        <w:br/>
-      </w:r>
-      <w:r>
-        <w:rPr>
-          <w:rStyle w:val="NormalTok"/>
-        </w:rPr>
-        <w:t xml:space="preserve">  </w:t>
-      </w:r>
-      <w:r>
-        <w:rPr>
-          <w:rStyle w:val="FunctionTok"/>
-        </w:rPr>
-        <w:t xml:space="preserve">select</w:t>
-      </w:r>
-      <w:r>
-        <w:rPr>
-          <w:rStyle w:val="NormalTok"/>
-        </w:rPr>
-        <w:t xml:space="preserve">(</w:t>
-      </w:r>
-      <w:r>
-        <w:rPr>
-          <w:rStyle w:val="SpecialCharTok"/>
-        </w:rPr>
-        <w:t xml:space="preserve">-</w:t>
-      </w:r>
-      <w:r>
-        <w:rPr>
-          <w:rStyle w:val="NormalTok"/>
-        </w:rPr>
-        <w:t xml:space="preserve">data_entry,</w:t>
-      </w:r>
-      <w:r>
-        <w:rPr>
-          <w:rStyle w:val="SpecialCharTok"/>
-        </w:rPr>
-        <w:t xml:space="preserve">-</w:t>
-      </w:r>
-      <w:r>
-        <w:rPr>
-          <w:rStyle w:val="NormalTok"/>
-        </w:rPr>
-        <w:t xml:space="preserve">link,</w:t>
-      </w:r>
-      <w:r>
-        <w:rPr>
-          <w:rStyle w:val="SpecialCharTok"/>
-        </w:rPr>
-        <w:t xml:space="preserve">-</w:t>
-      </w:r>
-      <w:r>
-        <w:rPr>
-          <w:rStyle w:val="NormalTok"/>
-        </w:rPr>
-        <w:t xml:space="preserve">sample_date_source,</w:t>
-      </w:r>
-      <w:r>
-        <w:rPr>
-          <w:rStyle w:val="SpecialCharTok"/>
-        </w:rPr>
-        <w:t xml:space="preserve">-</w:t>
-      </w:r>
-      <w:r>
-        <w:rPr>
-          <w:rStyle w:val="NormalTok"/>
-        </w:rPr>
-        <w:t xml:space="preserve">tide_source) </w:t>
-      </w:r>
-      <w:r>
-        <w:rPr>
-          <w:rStyle w:val="SpecialCharTok"/>
-        </w:rPr>
-        <w:t xml:space="preserve">%&gt;%</w:t>
-      </w:r>
-      <w:r>
-        <w:br/>
-      </w:r>
-      <w:r>
-        <w:rPr>
-          <w:rStyle w:val="NormalTok"/>
-        </w:rPr>
-        <w:t xml:space="preserve">  </w:t>
-      </w:r>
-      <w:r>
-        <w:rPr>
-          <w:rStyle w:val="FunctionTok"/>
-        </w:rPr>
-        <w:t xml:space="preserve">mutate</w:t>
-      </w:r>
-      <w:r>
-        <w:rPr>
-          <w:rStyle w:val="NormalTok"/>
-        </w:rPr>
-        <w:t xml:space="preserve">(</w:t>
-      </w:r>
-      <w:r>
-        <w:rPr>
-          <w:rStyle w:val="AttributeTok"/>
-        </w:rPr>
-        <w:t xml:space="preserve">julian_day =</w:t>
-      </w:r>
-      <w:r>
-        <w:rPr>
-          <w:rStyle w:val="NormalTok"/>
-        </w:rPr>
-        <w:t xml:space="preserve"> </w:t>
-      </w:r>
-      <w:r>
-        <w:rPr>
-          <w:rStyle w:val="FunctionTok"/>
-        </w:rPr>
-        <w:t xml:space="preserve">yday</w:t>
-      </w:r>
-      <w:r>
-        <w:rPr>
-          <w:rStyle w:val="NormalTok"/>
-        </w:rPr>
-        <w:t xml:space="preserve">(activity_start_date),</w:t>
-      </w:r>
-      <w:r>
-        <w:br/>
-      </w:r>
-      <w:r>
-        <w:rPr>
-          <w:rStyle w:val="NormalTok"/>
-        </w:rPr>
-        <w:t xml:space="preserve">         </w:t>
-      </w:r>
-      <w:r>
-        <w:rPr>
-          <w:rStyle w:val="AttributeTok"/>
-        </w:rPr>
-        <w:t xml:space="preserve">year =</w:t>
-      </w:r>
-      <w:r>
-        <w:rPr>
-          <w:rStyle w:val="NormalTok"/>
-        </w:rPr>
-        <w:t xml:space="preserve"> </w:t>
-      </w:r>
-      <w:r>
-        <w:rPr>
-          <w:rStyle w:val="FunctionTok"/>
-        </w:rPr>
-        <w:t xml:space="preserve">year</w:t>
-      </w:r>
-      <w:r>
-        <w:rPr>
-          <w:rStyle w:val="NormalTok"/>
-        </w:rPr>
-        <w:t xml:space="preserve">(activity_start_date))</w:t>
-      </w:r>
-    </w:p>
-    <w:bookmarkEnd w:id="102"/>
-    <w:bookmarkEnd w:id="103"/>
-    <w:bookmarkStart w:id="107" w:name="dates"/>
-    <w:p>
-      <w:pPr>
-        <w:pStyle w:val="Heading2"/>
-      </w:pPr>
-      <w:r>
-        <w:t xml:space="preserve">B.2 Dates</w:t>
-      </w:r>
-    </w:p>
-    <w:p>
-      <w:pPr>
-        <w:pStyle w:val="SourceCode"/>
-      </w:pPr>
-      <w:r>
-        <w:rPr>
-          <w:rStyle w:val="CommentTok"/>
-        </w:rPr>
-        <w:t xml:space="preserve"># dot plot</w:t>
-      </w:r>
-      <w:r>
-        <w:br/>
-      </w:r>
-      <w:r>
-        <w:rPr>
-          <w:rStyle w:val="NormalTok"/>
-        </w:rPr>
-        <w:t xml:space="preserve">krbwqm_dates </w:t>
-      </w:r>
-      <w:r>
-        <w:rPr>
-          <w:rStyle w:val="SpecialCharTok"/>
-        </w:rPr>
-        <w:t xml:space="preserve">%&gt;%</w:t>
-      </w:r>
-      <w:r>
-        <w:br/>
-      </w:r>
-      <w:r>
-        <w:rPr>
-          <w:rStyle w:val="NormalTok"/>
-        </w:rPr>
-        <w:t xml:space="preserve">  </w:t>
-      </w:r>
-      <w:r>
-        <w:rPr>
-          <w:rStyle w:val="FunctionTok"/>
-        </w:rPr>
-        <w:t xml:space="preserve">ggplot</w:t>
-      </w:r>
-      <w:r>
-        <w:rPr>
-          <w:rStyle w:val="NormalTok"/>
-        </w:rPr>
-        <w:t xml:space="preserve">(</w:t>
-      </w:r>
-      <w:r>
-        <w:rPr>
-          <w:rStyle w:val="FunctionTok"/>
-        </w:rPr>
-        <w:t xml:space="preserve">aes</w:t>
-      </w:r>
-      <w:r>
-        <w:rPr>
-          <w:rStyle w:val="NormalTok"/>
-        </w:rPr>
-        <w:t xml:space="preserve">(year,julian_day)) </w:t>
-      </w:r>
-      <w:r>
-        <w:rPr>
-          <w:rStyle w:val="SpecialCharTok"/>
-        </w:rPr>
-        <w:t xml:space="preserve">+</w:t>
-      </w:r>
-      <w:r>
-        <w:br/>
-      </w:r>
-      <w:r>
-        <w:rPr>
-          <w:rStyle w:val="NormalTok"/>
-        </w:rPr>
-        <w:t xml:space="preserve">  </w:t>
-      </w:r>
-      <w:r>
-        <w:rPr>
-          <w:rStyle w:val="FunctionTok"/>
-        </w:rPr>
-        <w:t xml:space="preserve">geom_point</w:t>
-      </w:r>
-      <w:r>
-        <w:rPr>
-          <w:rStyle w:val="NormalTok"/>
-        </w:rPr>
-        <w:t xml:space="preserve">() </w:t>
-      </w:r>
-      <w:r>
-        <w:rPr>
-          <w:rStyle w:val="SpecialCharTok"/>
-        </w:rPr>
-        <w:t xml:space="preserve">+</w:t>
-      </w:r>
-      <w:r>
-        <w:br/>
-      </w:r>
-      <w:r>
-        <w:rPr>
-          <w:rStyle w:val="NormalTok"/>
-        </w:rPr>
-        <w:t xml:space="preserve">  </w:t>
-      </w:r>
-      <w:r>
-        <w:rPr>
-          <w:rStyle w:val="FunctionTok"/>
-        </w:rPr>
-        <w:t xml:space="preserve">ggtitle</w:t>
-      </w:r>
-      <w:r>
-        <w:rPr>
-          <w:rStyle w:val="NormalTok"/>
-        </w:rPr>
-        <w:t xml:space="preserve">(</w:t>
+        <w:t xml:space="preserve">\n</w:t>
       </w:r>
       <w:r>
         <w:rPr>
           <w:rStyle w:val="StringTok"/>
         </w:rPr>
-        <w:t xml:space="preserve">"Kenai River Baseline Water Quality Sampling Dates"</w:t>
+        <w:t xml:space="preserve">Low Tides"</w:t>
       </w:r>
       <w:r>
         <w:rPr>
@@ -2707,18 +3730,18 @@
           <wp:inline>
             <wp:extent cx="4620126" cy="3696101"/>
             <wp:effectExtent b="0" l="0" r="0" t="0"/>
-            <wp:docPr descr="" title="" id="105" name="Picture"/>
+            <wp:docPr descr="" title="" id="124" name="Picture"/>
             <a:graphic>
               <a:graphicData uri="http://schemas.openxmlformats.org/drawingml/2006/picture">
                 <pic:pic>
                   <pic:nvPicPr>
-                    <pic:cNvPr descr="./appendix_b_files/figure-docx/unnamed-chunk-2-1.png" id="106" name="Picture"/>
+                    <pic:cNvPr descr="./appendix_b_files/figure-docx/unnamed-chunk-3-2.png" id="125" name="Picture"/>
                     <pic:cNvPicPr>
                       <a:picLocks noChangeArrowheads="1" noChangeAspect="1"/>
                     </pic:cNvPicPr>
                   </pic:nvPicPr>
                   <pic:blipFill>
-                    <a:blip r:embed="rId104"/>
+                    <a:blip r:embed="rId123"/>
                     <a:stretch>
                       <a:fillRect/>
                     </a:stretch>
@@ -3145,860 +4168,8 @@
         <w:t xml:space="preserve">2 summer 07-25        4      23     2000     2022</w:t>
       </w:r>
     </w:p>
-    <w:p>
-      <w:pPr>
-        <w:pStyle w:val="FirstParagraph"/>
-      </w:pPr>
-    </w:p>
-    <w:bookmarkEnd w:id="107"/>
-    <w:bookmarkStart w:id="114" w:name="time-of-day"/>
-    <w:p>
-      <w:pPr>
-        <w:pStyle w:val="Heading2"/>
-      </w:pPr>
-      <w:r>
-        <w:t xml:space="preserve">B.3 Time of Day</w:t>
-      </w:r>
-    </w:p>
-    <w:p>
-      <w:pPr>
-        <w:pStyle w:val="SourceCode"/>
-      </w:pPr>
-      <w:r>
-        <w:rPr>
-          <w:rStyle w:val="CommentTok"/>
-        </w:rPr>
-        <w:t xml:space="preserve"># dot plot</w:t>
-      </w:r>
-      <w:r>
-        <w:br/>
-      </w:r>
-      <w:r>
-        <w:rPr>
-          <w:rStyle w:val="NormalTok"/>
-        </w:rPr>
-        <w:t xml:space="preserve">krbwqm_dates </w:t>
-      </w:r>
-      <w:r>
-        <w:rPr>
-          <w:rStyle w:val="SpecialCharTok"/>
-        </w:rPr>
-        <w:t xml:space="preserve">%&gt;%</w:t>
-      </w:r>
-      <w:r>
-        <w:br/>
-      </w:r>
-      <w:r>
-        <w:rPr>
-          <w:rStyle w:val="NormalTok"/>
-        </w:rPr>
-        <w:t xml:space="preserve">  </w:t>
-      </w:r>
-      <w:r>
-        <w:rPr>
-          <w:rStyle w:val="FunctionTok"/>
-        </w:rPr>
-        <w:t xml:space="preserve">ggplot</w:t>
-      </w:r>
-      <w:r>
-        <w:rPr>
-          <w:rStyle w:val="NormalTok"/>
-        </w:rPr>
-        <w:t xml:space="preserve">(</w:t>
-      </w:r>
-      <w:r>
-        <w:rPr>
-          <w:rStyle w:val="FunctionTok"/>
-        </w:rPr>
-        <w:t xml:space="preserve">aes</w:t>
-      </w:r>
-      <w:r>
-        <w:rPr>
-          <w:rStyle w:val="NormalTok"/>
-        </w:rPr>
-        <w:t xml:space="preserve">(year,time_max_tide)) </w:t>
-      </w:r>
-      <w:r>
-        <w:rPr>
-          <w:rStyle w:val="SpecialCharTok"/>
-        </w:rPr>
-        <w:t xml:space="preserve">+</w:t>
-      </w:r>
-      <w:r>
-        <w:br/>
-      </w:r>
-      <w:r>
-        <w:rPr>
-          <w:rStyle w:val="NormalTok"/>
-        </w:rPr>
-        <w:t xml:space="preserve">  </w:t>
-      </w:r>
-      <w:r>
-        <w:rPr>
-          <w:rStyle w:val="FunctionTok"/>
-        </w:rPr>
-        <w:t xml:space="preserve">geom_point</w:t>
-      </w:r>
-      <w:r>
-        <w:rPr>
-          <w:rStyle w:val="NormalTok"/>
-        </w:rPr>
-        <w:t xml:space="preserve">() </w:t>
-      </w:r>
-      <w:r>
-        <w:rPr>
-          <w:rStyle w:val="SpecialCharTok"/>
-        </w:rPr>
-        <w:t xml:space="preserve">+</w:t>
-      </w:r>
-      <w:r>
-        <w:br/>
-      </w:r>
-      <w:r>
-        <w:rPr>
-          <w:rStyle w:val="NormalTok"/>
-        </w:rPr>
-        <w:t xml:space="preserve">  </w:t>
-      </w:r>
-      <w:r>
-        <w:rPr>
-          <w:rStyle w:val="FunctionTok"/>
-        </w:rPr>
-        <w:t xml:space="preserve">facet_grid</w:t>
-      </w:r>
-      <w:r>
-        <w:rPr>
-          <w:rStyle w:val="NormalTok"/>
-        </w:rPr>
-        <w:t xml:space="preserve">(.</w:t>
-      </w:r>
-      <w:r>
-        <w:rPr>
-          <w:rStyle w:val="SpecialCharTok"/>
-        </w:rPr>
-        <w:t xml:space="preserve">~</w:t>
-      </w:r>
-      <w:r>
-        <w:rPr>
-          <w:rStyle w:val="NormalTok"/>
-        </w:rPr>
-        <w:t xml:space="preserve">season) </w:t>
-      </w:r>
-      <w:r>
-        <w:rPr>
-          <w:rStyle w:val="SpecialCharTok"/>
-        </w:rPr>
-        <w:t xml:space="preserve">+</w:t>
-      </w:r>
-      <w:r>
-        <w:br/>
-      </w:r>
-      <w:r>
-        <w:rPr>
-          <w:rStyle w:val="NormalTok"/>
-        </w:rPr>
-        <w:t xml:space="preserve">  </w:t>
-      </w:r>
-      <w:r>
-        <w:rPr>
-          <w:rStyle w:val="FunctionTok"/>
-        </w:rPr>
-        <w:t xml:space="preserve">ggtitle</w:t>
-      </w:r>
-      <w:r>
-        <w:rPr>
-          <w:rStyle w:val="NormalTok"/>
-        </w:rPr>
-        <w:t xml:space="preserve">(</w:t>
-      </w:r>
-      <w:r>
-        <w:rPr>
-          <w:rStyle w:val="StringTok"/>
-        </w:rPr>
-        <w:t xml:space="preserve">"Kenai River Baseline Water Quality Sampling Times</w:t>
-      </w:r>
-      <w:r>
-        <w:rPr>
-          <w:rStyle w:val="SpecialCharTok"/>
-        </w:rPr>
-        <w:t xml:space="preserve">\n</w:t>
-      </w:r>
-      <w:r>
-        <w:rPr>
-          <w:rStyle w:val="StringTok"/>
-        </w:rPr>
-        <w:t xml:space="preserve">High Tides"</w:t>
-      </w:r>
-      <w:r>
-        <w:rPr>
-          <w:rStyle w:val="NormalTok"/>
-        </w:rPr>
-        <w:t xml:space="preserve">)</w:t>
-      </w:r>
-    </w:p>
-    <w:p>
-      <w:pPr>
-        <w:pStyle w:val="FirstParagraph"/>
-      </w:pPr>
-      <w:r>
-        <w:drawing>
-          <wp:inline>
-            <wp:extent cx="4620126" cy="3696101"/>
-            <wp:effectExtent b="0" l="0" r="0" t="0"/>
-            <wp:docPr descr="" title="" id="109" name="Picture"/>
-            <a:graphic>
-              <a:graphicData uri="http://schemas.openxmlformats.org/drawingml/2006/picture">
-                <pic:pic>
-                  <pic:nvPicPr>
-                    <pic:cNvPr descr="./appendix_b_files/figure-docx/unnamed-chunk-3-1.png" id="110" name="Picture"/>
-                    <pic:cNvPicPr>
-                      <a:picLocks noChangeArrowheads="1" noChangeAspect="1"/>
-                    </pic:cNvPicPr>
-                  </pic:nvPicPr>
-                  <pic:blipFill>
-                    <a:blip r:embed="rId108"/>
-                    <a:stretch>
-                      <a:fillRect/>
-                    </a:stretch>
-                  </pic:blipFill>
-                  <pic:spPr bwMode="auto">
-                    <a:xfrm>
-                      <a:off x="0" y="0"/>
-                      <a:ext cx="4620126" cy="3696101"/>
-                    </a:xfrm>
-                    <a:prstGeom prst="rect">
-                      <a:avLst/>
-                    </a:prstGeom>
-                    <a:noFill/>
-                    <a:ln w="9525">
-                      <a:noFill/>
-                      <a:headEnd/>
-                      <a:tailEnd/>
-                    </a:ln>
-                  </pic:spPr>
-                </pic:pic>
-              </a:graphicData>
-            </a:graphic>
-          </wp:inline>
-        </w:drawing>
-      </w:r>
-    </w:p>
-    <w:p>
-      <w:pPr>
-        <w:pStyle w:val="SourceCode"/>
-      </w:pPr>
-      <w:r>
-        <w:rPr>
-          <w:rStyle w:val="NormalTok"/>
-        </w:rPr>
-        <w:t xml:space="preserve">krbwqm_dates </w:t>
-      </w:r>
-      <w:r>
-        <w:rPr>
-          <w:rStyle w:val="SpecialCharTok"/>
-        </w:rPr>
-        <w:t xml:space="preserve">%&gt;%</w:t>
-      </w:r>
-      <w:r>
-        <w:br/>
-      </w:r>
-      <w:r>
-        <w:rPr>
-          <w:rStyle w:val="NormalTok"/>
-        </w:rPr>
-        <w:t xml:space="preserve">  </w:t>
-      </w:r>
-      <w:r>
-        <w:rPr>
-          <w:rStyle w:val="FunctionTok"/>
-        </w:rPr>
-        <w:t xml:space="preserve">ggplot</w:t>
-      </w:r>
-      <w:r>
-        <w:rPr>
-          <w:rStyle w:val="NormalTok"/>
-        </w:rPr>
-        <w:t xml:space="preserve">(</w:t>
-      </w:r>
-      <w:r>
-        <w:rPr>
-          <w:rStyle w:val="FunctionTok"/>
-        </w:rPr>
-        <w:t xml:space="preserve">aes</w:t>
-      </w:r>
-      <w:r>
-        <w:rPr>
-          <w:rStyle w:val="NormalTok"/>
-        </w:rPr>
-        <w:t xml:space="preserve">(year,time_min_tide)) </w:t>
-      </w:r>
-      <w:r>
-        <w:rPr>
-          <w:rStyle w:val="SpecialCharTok"/>
-        </w:rPr>
-        <w:t xml:space="preserve">+</w:t>
-      </w:r>
-      <w:r>
-        <w:br/>
-      </w:r>
-      <w:r>
-        <w:rPr>
-          <w:rStyle w:val="NormalTok"/>
-        </w:rPr>
-        <w:t xml:space="preserve">  </w:t>
-      </w:r>
-      <w:r>
-        <w:rPr>
-          <w:rStyle w:val="FunctionTok"/>
-        </w:rPr>
-        <w:t xml:space="preserve">geom_point</w:t>
-      </w:r>
-      <w:r>
-        <w:rPr>
-          <w:rStyle w:val="NormalTok"/>
-        </w:rPr>
-        <w:t xml:space="preserve">() </w:t>
-      </w:r>
-      <w:r>
-        <w:rPr>
-          <w:rStyle w:val="SpecialCharTok"/>
-        </w:rPr>
-        <w:t xml:space="preserve">+</w:t>
-      </w:r>
-      <w:r>
-        <w:br/>
-      </w:r>
-      <w:r>
-        <w:rPr>
-          <w:rStyle w:val="NormalTok"/>
-        </w:rPr>
-        <w:t xml:space="preserve">  </w:t>
-      </w:r>
-      <w:r>
-        <w:rPr>
-          <w:rStyle w:val="FunctionTok"/>
-        </w:rPr>
-        <w:t xml:space="preserve">facet_grid</w:t>
-      </w:r>
-      <w:r>
-        <w:rPr>
-          <w:rStyle w:val="NormalTok"/>
-        </w:rPr>
-        <w:t xml:space="preserve">(.</w:t>
-      </w:r>
-      <w:r>
-        <w:rPr>
-          <w:rStyle w:val="SpecialCharTok"/>
-        </w:rPr>
-        <w:t xml:space="preserve">~</w:t>
-      </w:r>
-      <w:r>
-        <w:rPr>
-          <w:rStyle w:val="NormalTok"/>
-        </w:rPr>
-        <w:t xml:space="preserve">season) </w:t>
-      </w:r>
-      <w:r>
-        <w:rPr>
-          <w:rStyle w:val="SpecialCharTok"/>
-        </w:rPr>
-        <w:t xml:space="preserve">+</w:t>
-      </w:r>
-      <w:r>
-        <w:br/>
-      </w:r>
-      <w:r>
-        <w:rPr>
-          <w:rStyle w:val="NormalTok"/>
-        </w:rPr>
-        <w:t xml:space="preserve">  </w:t>
-      </w:r>
-      <w:r>
-        <w:rPr>
-          <w:rStyle w:val="FunctionTok"/>
-        </w:rPr>
-        <w:t xml:space="preserve">ggtitle</w:t>
-      </w:r>
-      <w:r>
-        <w:rPr>
-          <w:rStyle w:val="NormalTok"/>
-        </w:rPr>
-        <w:t xml:space="preserve">(</w:t>
-      </w:r>
-      <w:r>
-        <w:rPr>
-          <w:rStyle w:val="StringTok"/>
-        </w:rPr>
-        <w:t xml:space="preserve">"Kenai River Baseline Water Quality Sampling Times</w:t>
-      </w:r>
-      <w:r>
-        <w:rPr>
-          <w:rStyle w:val="SpecialCharTok"/>
-        </w:rPr>
-        <w:t xml:space="preserve">\n</w:t>
-      </w:r>
-      <w:r>
-        <w:rPr>
-          <w:rStyle w:val="StringTok"/>
-        </w:rPr>
-        <w:t xml:space="preserve">Low Tides"</w:t>
-      </w:r>
-      <w:r>
-        <w:rPr>
-          <w:rStyle w:val="NormalTok"/>
-        </w:rPr>
-        <w:t xml:space="preserve">)</w:t>
-      </w:r>
-    </w:p>
-    <w:p>
-      <w:pPr>
-        <w:pStyle w:val="FirstParagraph"/>
-      </w:pPr>
-      <w:r>
-        <w:drawing>
-          <wp:inline>
-            <wp:extent cx="4620126" cy="3696101"/>
-            <wp:effectExtent b="0" l="0" r="0" t="0"/>
-            <wp:docPr descr="" title="" id="112" name="Picture"/>
-            <a:graphic>
-              <a:graphicData uri="http://schemas.openxmlformats.org/drawingml/2006/picture">
-                <pic:pic>
-                  <pic:nvPicPr>
-                    <pic:cNvPr descr="./appendix_b_files/figure-docx/unnamed-chunk-3-2.png" id="113" name="Picture"/>
-                    <pic:cNvPicPr>
-                      <a:picLocks noChangeArrowheads="1" noChangeAspect="1"/>
-                    </pic:cNvPicPr>
-                  </pic:nvPicPr>
-                  <pic:blipFill>
-                    <a:blip r:embed="rId111"/>
-                    <a:stretch>
-                      <a:fillRect/>
-                    </a:stretch>
-                  </pic:blipFill>
-                  <pic:spPr bwMode="auto">
-                    <a:xfrm>
-                      <a:off x="0" y="0"/>
-                      <a:ext cx="4620126" cy="3696101"/>
-                    </a:xfrm>
-                    <a:prstGeom prst="rect">
-                      <a:avLst/>
-                    </a:prstGeom>
-                    <a:noFill/>
-                    <a:ln w="9525">
-                      <a:noFill/>
-                      <a:headEnd/>
-                      <a:tailEnd/>
-                    </a:ln>
-                  </pic:spPr>
-                </pic:pic>
-              </a:graphicData>
-            </a:graphic>
-          </wp:inline>
-        </w:drawing>
-      </w:r>
-    </w:p>
-    <w:p>
-      <w:pPr>
-        <w:pStyle w:val="SourceCode"/>
-      </w:pPr>
-      <w:r>
-        <w:rPr>
-          <w:rStyle w:val="CommentTok"/>
-        </w:rPr>
-        <w:t xml:space="preserve"># calculate spring and summer average days</w:t>
-      </w:r>
-      <w:r>
-        <w:br/>
-      </w:r>
-      <w:r>
-        <w:rPr>
-          <w:rStyle w:val="NormalTok"/>
-        </w:rPr>
-        <w:t xml:space="preserve">krbwqm_dates </w:t>
-      </w:r>
-      <w:r>
-        <w:rPr>
-          <w:rStyle w:val="SpecialCharTok"/>
-        </w:rPr>
-        <w:t xml:space="preserve">%&gt;%</w:t>
-      </w:r>
-      <w:r>
-        <w:br/>
-      </w:r>
-      <w:r>
-        <w:rPr>
-          <w:rStyle w:val="NormalTok"/>
-        </w:rPr>
-        <w:t xml:space="preserve">  </w:t>
-      </w:r>
-      <w:r>
-        <w:rPr>
-          <w:rStyle w:val="FunctionTok"/>
-        </w:rPr>
-        <w:t xml:space="preserve">distinct</w:t>
-      </w:r>
-      <w:r>
-        <w:rPr>
-          <w:rStyle w:val="NormalTok"/>
-        </w:rPr>
-        <w:t xml:space="preserve">(julian_day,season,year) </w:t>
-      </w:r>
-      <w:r>
-        <w:rPr>
-          <w:rStyle w:val="SpecialCharTok"/>
-        </w:rPr>
-        <w:t xml:space="preserve">%&gt;%</w:t>
-      </w:r>
-      <w:r>
-        <w:br/>
-      </w:r>
-      <w:r>
-        <w:rPr>
-          <w:rStyle w:val="NormalTok"/>
-        </w:rPr>
-        <w:t xml:space="preserve">  </w:t>
-      </w:r>
-      <w:r>
-        <w:rPr>
-          <w:rStyle w:val="FunctionTok"/>
-        </w:rPr>
-        <w:t xml:space="preserve">group_by</w:t>
-      </w:r>
-      <w:r>
-        <w:rPr>
-          <w:rStyle w:val="NormalTok"/>
-        </w:rPr>
-        <w:t xml:space="preserve">(season) </w:t>
-      </w:r>
-      <w:r>
-        <w:rPr>
-          <w:rStyle w:val="SpecialCharTok"/>
-        </w:rPr>
-        <w:t xml:space="preserve">%&gt;%</w:t>
-      </w:r>
-      <w:r>
-        <w:br/>
-      </w:r>
-      <w:r>
-        <w:rPr>
-          <w:rStyle w:val="NormalTok"/>
-        </w:rPr>
-        <w:t xml:space="preserve">  </w:t>
-      </w:r>
-      <w:r>
-        <w:rPr>
-          <w:rStyle w:val="FunctionTok"/>
-        </w:rPr>
-        <w:t xml:space="preserve">summarise</w:t>
-      </w:r>
-      <w:r>
-        <w:rPr>
-          <w:rStyle w:val="NormalTok"/>
-        </w:rPr>
-        <w:t xml:space="preserve">(</w:t>
-      </w:r>
-      <w:r>
-        <w:rPr>
-          <w:rStyle w:val="AttributeTok"/>
-        </w:rPr>
-        <w:t xml:space="preserve">avg_date =</w:t>
-      </w:r>
-      <w:r>
-        <w:rPr>
-          <w:rStyle w:val="NormalTok"/>
-        </w:rPr>
-        <w:t xml:space="preserve"> </w:t>
-      </w:r>
-      <w:r>
-        <w:rPr>
-          <w:rStyle w:val="FunctionTok"/>
-        </w:rPr>
-        <w:t xml:space="preserve">format</w:t>
-      </w:r>
-      <w:r>
-        <w:rPr>
-          <w:rStyle w:val="NormalTok"/>
-        </w:rPr>
-        <w:t xml:space="preserve">(</w:t>
-      </w:r>
-      <w:r>
-        <w:rPr>
-          <w:rStyle w:val="FunctionTok"/>
-        </w:rPr>
-        <w:t xml:space="preserve">as.Date</w:t>
-      </w:r>
-      <w:r>
-        <w:rPr>
-          <w:rStyle w:val="NormalTok"/>
-        </w:rPr>
-        <w:t xml:space="preserve">(</w:t>
-      </w:r>
-      <w:r>
-        <w:rPr>
-          <w:rStyle w:val="FunctionTok"/>
-        </w:rPr>
-        <w:t xml:space="preserve">round</w:t>
-      </w:r>
-      <w:r>
-        <w:rPr>
-          <w:rStyle w:val="NormalTok"/>
-        </w:rPr>
-        <w:t xml:space="preserve">(</w:t>
-      </w:r>
-      <w:r>
-        <w:rPr>
-          <w:rStyle w:val="FunctionTok"/>
-        </w:rPr>
-        <w:t xml:space="preserve">mean</w:t>
-      </w:r>
-      <w:r>
-        <w:rPr>
-          <w:rStyle w:val="NormalTok"/>
-        </w:rPr>
-        <w:t xml:space="preserve">(julian_day)), </w:t>
-      </w:r>
-      <w:r>
-        <w:rPr>
-          <w:rStyle w:val="AttributeTok"/>
-        </w:rPr>
-        <w:t xml:space="preserve">origin =</w:t>
-      </w:r>
-      <w:r>
-        <w:rPr>
-          <w:rStyle w:val="NormalTok"/>
-        </w:rPr>
-        <w:t xml:space="preserve"> </w:t>
-      </w:r>
-      <w:r>
-        <w:rPr>
-          <w:rStyle w:val="FunctionTok"/>
-        </w:rPr>
-        <w:t xml:space="preserve">as.Date</w:t>
-      </w:r>
-      <w:r>
-        <w:rPr>
-          <w:rStyle w:val="NormalTok"/>
-        </w:rPr>
-        <w:t xml:space="preserve">(</w:t>
-      </w:r>
-      <w:r>
-        <w:rPr>
-          <w:rStyle w:val="StringTok"/>
-        </w:rPr>
-        <w:t xml:space="preserve">"2024-01-01"</w:t>
-      </w:r>
-      <w:r>
-        <w:rPr>
-          <w:rStyle w:val="NormalTok"/>
-        </w:rPr>
-        <w:t xml:space="preserve">)), </w:t>
-      </w:r>
-      <w:r>
-        <w:rPr>
-          <w:rStyle w:val="StringTok"/>
-        </w:rPr>
-        <w:t xml:space="preserve">"%m-%d"</w:t>
-      </w:r>
-      <w:r>
-        <w:rPr>
-          <w:rStyle w:val="NormalTok"/>
-        </w:rPr>
-        <w:t xml:space="preserve">),</w:t>
-      </w:r>
-      <w:r>
-        <w:br/>
-      </w:r>
-      <w:r>
-        <w:rPr>
-          <w:rStyle w:val="NormalTok"/>
-        </w:rPr>
-        <w:t xml:space="preserve">            </w:t>
-      </w:r>
-      <w:r>
-        <w:rPr>
-          <w:rStyle w:val="AttributeTok"/>
-        </w:rPr>
-        <w:t xml:space="preserve">stdev =</w:t>
-      </w:r>
-      <w:r>
-        <w:rPr>
-          <w:rStyle w:val="NormalTok"/>
-        </w:rPr>
-        <w:t xml:space="preserve"> </w:t>
-      </w:r>
-      <w:r>
-        <w:rPr>
-          <w:rStyle w:val="FunctionTok"/>
-        </w:rPr>
-        <w:t xml:space="preserve">round</w:t>
-      </w:r>
-      <w:r>
-        <w:rPr>
-          <w:rStyle w:val="NormalTok"/>
-        </w:rPr>
-        <w:t xml:space="preserve">(</w:t>
-      </w:r>
-      <w:r>
-        <w:rPr>
-          <w:rStyle w:val="FunctionTok"/>
-        </w:rPr>
-        <w:t xml:space="preserve">sd</w:t>
-      </w:r>
-      <w:r>
-        <w:rPr>
-          <w:rStyle w:val="NormalTok"/>
-        </w:rPr>
-        <w:t xml:space="preserve">(julian_day)),</w:t>
-      </w:r>
-      <w:r>
-        <w:br/>
-      </w:r>
-      <w:r>
-        <w:rPr>
-          <w:rStyle w:val="NormalTok"/>
-        </w:rPr>
-        <w:t xml:space="preserve">            </w:t>
-      </w:r>
-      <w:r>
-        <w:rPr>
-          <w:rStyle w:val="AttributeTok"/>
-        </w:rPr>
-        <w:t xml:space="preserve">n_years =</w:t>
-      </w:r>
-      <w:r>
-        <w:rPr>
-          <w:rStyle w:val="NormalTok"/>
-        </w:rPr>
-        <w:t xml:space="preserve"> </w:t>
-      </w:r>
-      <w:r>
-        <w:rPr>
-          <w:rStyle w:val="FunctionTok"/>
-        </w:rPr>
-        <w:t xml:space="preserve">n</w:t>
-      </w:r>
-      <w:r>
-        <w:rPr>
-          <w:rStyle w:val="NormalTok"/>
-        </w:rPr>
-        <w:t xml:space="preserve">(),</w:t>
-      </w:r>
-      <w:r>
-        <w:br/>
-      </w:r>
-      <w:r>
-        <w:rPr>
-          <w:rStyle w:val="NormalTok"/>
-        </w:rPr>
-        <w:t xml:space="preserve">            </w:t>
-      </w:r>
-      <w:r>
-        <w:rPr>
-          <w:rStyle w:val="AttributeTok"/>
-        </w:rPr>
-        <w:t xml:space="preserve">min_year =</w:t>
-      </w:r>
-      <w:r>
-        <w:rPr>
-          <w:rStyle w:val="NormalTok"/>
-        </w:rPr>
-        <w:t xml:space="preserve"> </w:t>
-      </w:r>
-      <w:r>
-        <w:rPr>
-          <w:rStyle w:val="FunctionTok"/>
-        </w:rPr>
-        <w:t xml:space="preserve">min</w:t>
-      </w:r>
-      <w:r>
-        <w:rPr>
-          <w:rStyle w:val="NormalTok"/>
-        </w:rPr>
-        <w:t xml:space="preserve">(year),</w:t>
-      </w:r>
-      <w:r>
-        <w:br/>
-      </w:r>
-      <w:r>
-        <w:rPr>
-          <w:rStyle w:val="NormalTok"/>
-        </w:rPr>
-        <w:t xml:space="preserve">            </w:t>
-      </w:r>
-      <w:r>
-        <w:rPr>
-          <w:rStyle w:val="AttributeTok"/>
-        </w:rPr>
-        <w:t xml:space="preserve">max_year =</w:t>
-      </w:r>
-      <w:r>
-        <w:rPr>
-          <w:rStyle w:val="NormalTok"/>
-        </w:rPr>
-        <w:t xml:space="preserve"> </w:t>
-      </w:r>
-      <w:r>
-        <w:rPr>
-          <w:rStyle w:val="FunctionTok"/>
-        </w:rPr>
-        <w:t xml:space="preserve">max</w:t>
-      </w:r>
-      <w:r>
-        <w:rPr>
-          <w:rStyle w:val="NormalTok"/>
-        </w:rPr>
-        <w:t xml:space="preserve">(year))</w:t>
-      </w:r>
-    </w:p>
-    <w:p>
-      <w:pPr>
-        <w:pStyle w:val="SourceCode"/>
-      </w:pPr>
-      <w:r>
-        <w:rPr>
-          <w:rStyle w:val="VerbatimChar"/>
-        </w:rPr>
-        <w:t xml:space="preserve"># A tibble: 2 × 6</w:t>
-      </w:r>
-      <w:r>
-        <w:br/>
-      </w:r>
-      <w:r>
-        <w:rPr>
-          <w:rStyle w:val="VerbatimChar"/>
-        </w:rPr>
-        <w:t xml:space="preserve">  season avg_date stdev n_years min_year max_year</w:t>
-      </w:r>
-      <w:r>
-        <w:br/>
-      </w:r>
-      <w:r>
-        <w:rPr>
-          <w:rStyle w:val="VerbatimChar"/>
-        </w:rPr>
-        <w:t xml:space="preserve">  &lt;chr&gt;  &lt;chr&gt;    &lt;dbl&gt;   &lt;int&gt;    &lt;dbl&gt;    &lt;dbl&gt;</w:t>
-      </w:r>
-      <w:r>
-        <w:br/>
-      </w:r>
-      <w:r>
-        <w:rPr>
-          <w:rStyle w:val="VerbatimChar"/>
-        </w:rPr>
-        <w:t xml:space="preserve">1 spring 04-27        7      21     2001     2022</w:t>
-      </w:r>
-      <w:r>
-        <w:br/>
-      </w:r>
-      <w:r>
-        <w:rPr>
-          <w:rStyle w:val="VerbatimChar"/>
-        </w:rPr>
-        <w:t xml:space="preserve">2 summer 07-25        4      23     2000     2022</w:t>
-      </w:r>
-    </w:p>
-    <w:bookmarkEnd w:id="114"/>
-    <w:bookmarkEnd w:id="115"/>
+    <w:bookmarkEnd w:id="126"/>
+    <w:bookmarkEnd w:id="127"/>
     <w:sectPr/>
   </w:body>
 </w:document>
@@ -4043,7 +4214,7 @@
       </w:r>
     </w:p>
   </w:footnote>
-  <w:footnote w:id="87">
+  <w:footnote w:id="99">
     <w:p>
       <w:pPr>
         <w:pStyle w:val="FootnoteText"/>

--- a/docs/Water-Quality-Assessment-of-the-Kenai-River-Watershed-from-2000-to-2023-[DRAFT].docx
+++ b/docs/Water-Quality-Assessment-of-the-Kenai-River-Watershed-from-2000-to-2023-[DRAFT].docx
@@ -1854,7 +1854,7 @@
       </w:r>
     </w:p>
     <w:bookmarkEnd w:id="95"/>
-    <w:bookmarkStart w:id="106" w:name="appendix-data-review-and-uplift"/>
+    <w:bookmarkStart w:id="104" w:name="appendix-data-review-and-uplift"/>
     <w:p>
       <w:pPr>
         <w:pStyle w:val="Heading1"/>
@@ -1863,7 +1863,7 @@
         <w:t xml:space="preserve">Appendix A — Appendix: Data Review and Uplift</w:t>
       </w:r>
     </w:p>
-    <w:bookmarkStart w:id="105" w:name="introduction-1"/>
+    <w:bookmarkStart w:id="103" w:name="introduction-1"/>
     <w:p>
       <w:pPr>
         <w:pStyle w:val="Heading2"/>
@@ -1902,7 +1902,7 @@
         <w:pStyle w:val="BodyText"/>
       </w:pPr>
       <w:r>
-        <w:t xml:space="preserve">Water quality data from this project is ultimately destined for the Environmental Protection Agency’s Water Quality Exchange (EPA WQX), formerly EPA STORET. The process of transferring these data to the higher-level EPA repository is referred to as data</w:t>
+        <w:t xml:space="preserve">Water quality data from this project is ultimately destined for the Environmental Protection Agency’s Water Quality Exchange (EPA WQX). The process of transferring these data to the higher-level EPA repository is referred to as data</w:t>
       </w:r>
       <w:r>
         <w:t xml:space="preserve"> </w:t>
@@ -1925,7 +1925,7 @@
         <w:t xml:space="preserve">The Quality Assurance Project Plan (QAPP) for this project describes data management details and responsible parties for each step of the data pipeline from observation to repository. The 2021 data preparation and review process is published here as an appendix as an example of the process applied annually to each year’s data.</w:t>
       </w:r>
     </w:p>
-    <w:bookmarkStart w:id="104" w:name="water-quality-data"/>
+    <w:bookmarkStart w:id="102" w:name="water-quality-data"/>
     <w:p>
       <w:pPr>
         <w:pStyle w:val="Heading3"/>
@@ -1939,7 +1939,7 @@
         <w:pStyle w:val="FirstParagraph"/>
       </w:pPr>
       <w:r>
-        <w:t xml:space="preserve">In this appendix we will collate 2021 laboratory data from several sources into a single spreadsheet document with a consistent format. The desired end format is a spreadsheet template provided by the EPA Water Quality Exchange. These template files are available to download at</w:t>
+        <w:t xml:space="preserve">In this appendix we will collate 2021 laboratory data from several sources into a single spreadsheet document with a consistent format. The desired end format is a spreadsheet template provided by the EPA Water Quality Exchange. These template files are available to download from the EPA at</w:t>
       </w:r>
       <w:r>
         <w:t xml:space="preserve"> </w:t>
@@ -1961,7 +1961,7 @@
         <w:pStyle w:val="BodyText"/>
       </w:pPr>
       <w:r>
-        <w:t xml:space="preserve">Once the data is collated, it will be evaluated according to a Quality Assurance Checklist provided by the Alaska Department of Environmental Conservation Soldotna office. Field observations that do not meet the quality assurance standards described in the evaluation checklist will not be uplifted to the EPA WQx.</w:t>
+        <w:t xml:space="preserve">Once the data is collated, it will be evaluated according to a Quality Assurance Checklist provided by the Alaska Department of Environmental Conservation Soldotna office. Field observations that do not meet the quality assurance standards described in the evaluation checklist will be flagged and will not be uplifted to the EPA WQX.</w:t>
       </w:r>
     </w:p>
     <w:p>
@@ -1992,7 +1992,7 @@
         <w:t xml:space="preserve">.</w:t>
       </w:r>
     </w:p>
-    <w:bookmarkStart w:id="103" w:name="water-quality-data-aqwms-formatting"/>
+    <w:bookmarkStart w:id="101" w:name="water-quality-data-aqwms-formatting"/>
     <w:p>
       <w:pPr>
         <w:pStyle w:val="Heading4"/>
@@ -2088,75 +2088,54 @@
         <w:pStyle w:val="BodyText"/>
       </w:pPr>
     </w:p>
-    <w:p>
-      <w:pPr>
-        <w:pStyle w:val="BodyText"/>
-      </w:pPr>
-      <w:r>
-        <w:t xml:space="preserve">modify code to retain all lab dat for later step? (incl surr, spikes, etc)</w:t>
-      </w:r>
-    </w:p>
-    <w:p>
-      <w:pPr>
-        <w:pStyle w:val="BodyText"/>
-      </w:pPr>
-    </w:p>
     <w:bookmarkEnd w:id="100"/>
-    <w:bookmarkStart w:id="101" w:name="Xe5573e5633f16ae9a1ac22e5093bc76c9f3efc3"/>
-    <w:p>
-      <w:pPr>
-        <w:pStyle w:val="Heading5"/>
-      </w:pPr>
-      <w:r>
-        <w:t xml:space="preserve">A.1.1.1.2 2021 Fecal Coliform Lab Results (Soldotna Wastewater Treatment Plant (SWWTP)/Taurianen Engineering)</w:t>
-      </w:r>
-    </w:p>
-    <w:p>
-      <w:pPr>
-        <w:pStyle w:val="FirstParagraph"/>
-      </w:pPr>
-    </w:p>
     <w:bookmarkEnd w:id="101"/>
-    <w:bookmarkStart w:id="102" w:name="X5557f560b359c101d2328510c16c10f38ab14ee"/>
-    <w:p>
-      <w:pPr>
-        <w:pStyle w:val="Heading5"/>
-      </w:pPr>
-      <w:r>
-        <w:t xml:space="preserve">A.1.1.1.3 2021 Total Suspended Solids Lab Results (Soldotna Wastewater Treatment Plant (SWWTP))</w:t>
-      </w:r>
-    </w:p>
-    <w:p>
-      <w:pPr>
-        <w:pStyle w:val="FirstParagraph"/>
-      </w:pPr>
-    </w:p>
     <w:bookmarkEnd w:id="102"/>
     <w:bookmarkEnd w:id="103"/>
     <w:bookmarkEnd w:id="104"/>
-    <w:bookmarkEnd w:id="105"/>
-    <w:bookmarkEnd w:id="106"/>
-    <w:bookmarkStart w:id="109" w:name="Xc80b13065e1b104e866800c345a77db4240614b"/>
+    <w:bookmarkStart w:id="122" w:name="appendix-sample-event-timing"/>
     <w:p>
       <w:pPr>
         <w:pStyle w:val="Heading1"/>
       </w:pPr>
       <w:r>
-        <w:t xml:space="preserve">Appendix A — 2/14/23 go back to FC section and see if sample name is already bad up there</w:t>
+        <w:t xml:space="preserve">Appendix B — Appendix: Sample Event Timing</w:t>
+      </w:r>
+    </w:p>
+    <w:bookmarkStart w:id="110" w:name="introduction-2"/>
+    <w:p>
+      <w:pPr>
+        <w:pStyle w:val="Heading2"/>
+      </w:pPr>
+      <w:r>
+        <w:t xml:space="preserve">B.1 Introduction</w:t>
       </w:r>
     </w:p>
     <w:p>
       <w:pPr>
         <w:pStyle w:val="FirstParagraph"/>
       </w:pPr>
-    </w:p>
-    <w:bookmarkStart w:id="107" w:name="provisional-results-prior-to-data-review"/>
-    <w:p>
-      <w:pPr>
-        <w:pStyle w:val="Heading3"/>
-      </w:pPr>
-      <w:r>
-        <w:t xml:space="preserve">A.0.1 2021 Provisional Results, Prior to Data Review</w:t>
+      <w:r>
+        <w:t xml:space="preserve">Sample event timing for spring and summer events must be chosen with care each year. Sample date occurs on Tuesdays traditionally, and dates must be chosen such that the tide is incoming early in the morning.</w:t>
+      </w:r>
+    </w:p>
+    <w:p>
+      <w:pPr>
+        <w:pStyle w:val="BodyText"/>
+      </w:pPr>
+    </w:p>
+    <w:p>
+      <w:pPr>
+        <w:pStyle w:val="BodyText"/>
+      </w:pPr>
+    </w:p>
+    <w:bookmarkStart w:id="108" w:name="notes-on-data-sourcing"/>
+    <w:p>
+      <w:pPr>
+        <w:pStyle w:val="Heading5"/>
+      </w:pPr>
+      <w:r>
+        <w:t xml:space="preserve">B.1.0.0.1 Notes on data sourcing</w:t>
       </w:r>
     </w:p>
     <w:p>
@@ -2164,104 +2143,12 @@
         <w:pStyle w:val="FirstParagraph"/>
       </w:pPr>
       <w:r>
-        <w:rPr>
-          <w:iCs/>
-          <w:i/>
-        </w:rPr>
-        <w:t xml:space="preserve">Results last updated 2023-02-27</w:t>
-      </w:r>
-    </w:p>
-    <w:p>
-      <w:pPr>
-        <w:pStyle w:val="BodyText"/>
-      </w:pPr>
-      <w:r>
-        <w:t xml:space="preserve">The above data sources have been collated in to a single .csv file (available for download) per following guidance in the current Quality Assurance Project Plan.</w:t>
-      </w:r>
-    </w:p>
-    <w:p>
-      <w:r>
-        <w:pict>
-          <v:rect style="width:0;height:1.5pt" o:hralign="center" o:hrstd="t" o:hr="t"/>
-        </w:pict>
-      </w:r>
-    </w:p>
-    <w:bookmarkEnd w:id="107"/>
-    <w:bookmarkStart w:id="108" w:name="data-evaluation"/>
-    <w:p>
-      <w:pPr>
-        <w:pStyle w:val="Heading3"/>
-      </w:pPr>
-      <w:r>
-        <w:t xml:space="preserve">A.0.2 2021 Data Evaluation</w:t>
-      </w:r>
-    </w:p>
-    <w:p>
-      <w:pPr>
-        <w:pStyle w:val="FirstParagraph"/>
-      </w:pPr>
-      <w:r>
-        <w:t xml:space="preserve">Prior to submission to ADEC, all water quality data must be checked against a series of standard questions in order to evaluate how quality assurance / quality check (QA/QC) processes are instituted. The draft Data Evaluation Checklist Template (available for download below) outlines these questions:</w:t>
-      </w:r>
-    </w:p>
-    <w:bookmarkEnd w:id="108"/>
-    <w:bookmarkEnd w:id="109"/>
-    <w:bookmarkStart w:id="127" w:name="appendix-sample-event-timing"/>
-    <w:p>
-      <w:pPr>
-        <w:pStyle w:val="Heading1"/>
-      </w:pPr>
-      <w:r>
-        <w:t xml:space="preserve">Appendix B — Appendix: Sample Event Timing</w:t>
-      </w:r>
-    </w:p>
-    <w:bookmarkStart w:id="115" w:name="introduction-2"/>
-    <w:p>
-      <w:pPr>
-        <w:pStyle w:val="Heading2"/>
-      </w:pPr>
-      <w:r>
-        <w:t xml:space="preserve">B.1 Introduction</w:t>
-      </w:r>
-    </w:p>
-    <w:p>
-      <w:pPr>
-        <w:pStyle w:val="FirstParagraph"/>
-      </w:pPr>
-      <w:r>
-        <w:t xml:space="preserve">Sample event timing for spring and summer events must be chosen with care each year. Sample date occurs on Tuesdays traditionally, and dates must be chosen such that the tide is incoming early in the morning.</w:t>
-      </w:r>
-    </w:p>
-    <w:p>
-      <w:pPr>
-        <w:pStyle w:val="BodyText"/>
-      </w:pPr>
-    </w:p>
-    <w:p>
-      <w:pPr>
-        <w:pStyle w:val="BodyText"/>
-      </w:pPr>
-    </w:p>
-    <w:bookmarkStart w:id="113" w:name="notes-on-data-sourcing"/>
-    <w:p>
-      <w:pPr>
-        <w:pStyle w:val="Heading5"/>
-      </w:pPr>
-      <w:r>
-        <w:t xml:space="preserve">B.1.0.0.1 Notes on data sourcing</w:t>
-      </w:r>
-    </w:p>
-    <w:p>
-      <w:pPr>
-        <w:pStyle w:val="FirstParagraph"/>
-      </w:pPr>
-      <w:r>
         <w:t xml:space="preserve">Data is sourced from the following queries at</w:t>
       </w:r>
       <w:r>
         <w:t xml:space="preserve"> </w:t>
       </w:r>
-      <w:hyperlink r:id="rId110">
+      <w:hyperlink r:id="rId105">
         <w:r>
           <w:rPr>
             <w:rStyle w:val="Hyperlink"/>
@@ -2301,7 +2188,7 @@
       <w:r>
         <w:t xml:space="preserve"> </w:t>
       </w:r>
-      <w:hyperlink r:id="rId111">
+      <w:hyperlink r:id="rId106">
         <w:r>
           <w:rPr>
             <w:rStyle w:val="Hyperlink"/>
@@ -2335,7 +2222,7 @@
       <w:r>
         <w:t xml:space="preserve"> </w:t>
       </w:r>
-      <w:hyperlink r:id="rId112">
+      <w:hyperlink r:id="rId107">
         <w:r>
           <w:rPr>
             <w:rStyle w:val="Hyperlink"/>
@@ -2377,8 +2264,8 @@
         <w:pStyle w:val="FirstParagraph"/>
       </w:pPr>
     </w:p>
-    <w:bookmarkEnd w:id="113"/>
-    <w:bookmarkStart w:id="114" w:name="import-data"/>
+    <w:bookmarkEnd w:id="108"/>
+    <w:bookmarkStart w:id="109" w:name="import-data"/>
     <w:p>
       <w:pPr>
         <w:pStyle w:val="Heading3"/>
@@ -2733,9 +2620,9 @@
         <w:t xml:space="preserve">(activity_start_date))</w:t>
       </w:r>
     </w:p>
-    <w:bookmarkEnd w:id="114"/>
-    <w:bookmarkEnd w:id="115"/>
-    <w:bookmarkStart w:id="119" w:name="dates"/>
+    <w:bookmarkEnd w:id="109"/>
+    <w:bookmarkEnd w:id="110"/>
+    <w:bookmarkStart w:id="114" w:name="dates"/>
     <w:p>
       <w:pPr>
         <w:pStyle w:val="Heading2"/>
@@ -2878,18 +2765,18 @@
           <wp:inline>
             <wp:extent cx="4620126" cy="3696101"/>
             <wp:effectExtent b="0" l="0" r="0" t="0"/>
-            <wp:docPr descr="" title="" id="117" name="Picture"/>
+            <wp:docPr descr="" title="" id="112" name="Picture"/>
             <a:graphic>
               <a:graphicData uri="http://schemas.openxmlformats.org/drawingml/2006/picture">
                 <pic:pic>
                   <pic:nvPicPr>
-                    <pic:cNvPr descr="./appendix_b_files/figure-docx/unnamed-chunk-2-1.png" id="118" name="Picture"/>
+                    <pic:cNvPr descr="./appendix_b_files/figure-docx/unnamed-chunk-2-1.png" id="113" name="Picture"/>
                     <pic:cNvPicPr>
                       <a:picLocks noChangeArrowheads="1" noChangeAspect="1"/>
                     </pic:cNvPicPr>
                   </pic:nvPicPr>
                   <pic:blipFill>
-                    <a:blip r:embed="rId116"/>
+                    <a:blip r:embed="rId111"/>
                     <a:stretch>
                       <a:fillRect/>
                     </a:stretch>
@@ -3321,8 +3208,8 @@
         <w:pStyle w:val="FirstParagraph"/>
       </w:pPr>
     </w:p>
-    <w:bookmarkEnd w:id="119"/>
-    <w:bookmarkStart w:id="126" w:name="time-of-day"/>
+    <w:bookmarkEnd w:id="114"/>
+    <w:bookmarkStart w:id="121" w:name="time-of-day"/>
     <w:p>
       <w:pPr>
         <w:pStyle w:val="Heading2"/>
@@ -3516,18 +3403,18 @@
           <wp:inline>
             <wp:extent cx="4620126" cy="3696101"/>
             <wp:effectExtent b="0" l="0" r="0" t="0"/>
-            <wp:docPr descr="" title="" id="121" name="Picture"/>
+            <wp:docPr descr="" title="" id="116" name="Picture"/>
             <a:graphic>
               <a:graphicData uri="http://schemas.openxmlformats.org/drawingml/2006/picture">
                 <pic:pic>
                   <pic:nvPicPr>
-                    <pic:cNvPr descr="./appendix_b_files/figure-docx/unnamed-chunk-3-1.png" id="122" name="Picture"/>
+                    <pic:cNvPr descr="./appendix_b_files/figure-docx/unnamed-chunk-3-1.png" id="117" name="Picture"/>
                     <pic:cNvPicPr>
                       <a:picLocks noChangeArrowheads="1" noChangeAspect="1"/>
                     </pic:cNvPicPr>
                   </pic:nvPicPr>
                   <pic:blipFill>
-                    <a:blip r:embed="rId120"/>
+                    <a:blip r:embed="rId115"/>
                     <a:stretch>
                       <a:fillRect/>
                     </a:stretch>
@@ -3730,18 +3617,18 @@
           <wp:inline>
             <wp:extent cx="4620126" cy="3696101"/>
             <wp:effectExtent b="0" l="0" r="0" t="0"/>
-            <wp:docPr descr="" title="" id="124" name="Picture"/>
+            <wp:docPr descr="" title="" id="119" name="Picture"/>
             <a:graphic>
               <a:graphicData uri="http://schemas.openxmlformats.org/drawingml/2006/picture">
                 <pic:pic>
                   <pic:nvPicPr>
-                    <pic:cNvPr descr="./appendix_b_files/figure-docx/unnamed-chunk-3-2.png" id="125" name="Picture"/>
+                    <pic:cNvPr descr="./appendix_b_files/figure-docx/unnamed-chunk-3-2.png" id="120" name="Picture"/>
                     <pic:cNvPicPr>
                       <a:picLocks noChangeArrowheads="1" noChangeAspect="1"/>
                     </pic:cNvPicPr>
                   </pic:nvPicPr>
                   <pic:blipFill>
-                    <a:blip r:embed="rId123"/>
+                    <a:blip r:embed="rId118"/>
                     <a:stretch>
                       <a:fillRect/>
                     </a:stretch>
@@ -4168,8 +4055,8 @@
         <w:t xml:space="preserve">2 summer 07-25        4      23     2000     2022</w:t>
       </w:r>
     </w:p>
-    <w:bookmarkEnd w:id="126"/>
-    <w:bookmarkEnd w:id="127"/>
+    <w:bookmarkEnd w:id="121"/>
+    <w:bookmarkEnd w:id="122"/>
     <w:sectPr/>
   </w:body>
 </w:document>
